--- a/waste-sim-spring/docs_waste-sim-spring_SRS_SDD_TDD.docx
+++ b/waste-sim-spring/docs_waste-sim-spring_SRS_SDD_TDD.docx
@@ -85,7 +85,7 @@
           <w:sz w:val="22"/>
           <w:szCs w:val="22"/>
         </w:rPr>
-        <w:t xml:space="preserve">DEVS 이산사건 시뮬레이션 + 2단계 안전 LLM 제어 · Spring Boot 3.2 / Java 21</w:t>
+        <w:t xml:space="preserve">MCP 도구 서버 · DEVS 이산사건 시뮬레이션 · 2단계 안전 LLM 제어 · Spring Boot 3.2 / Java 21</w:t>
       </w:r>
     </w:p>
     <w:p>
@@ -99,7 +99,7 @@
           <w:sz w:val="22"/>
           <w:szCs w:val="22"/>
         </w:rPr>
-        <w:t xml:space="preserve">버전 1.1 · 2026-07-06</w:t>
+        <w:t xml:space="preserve">버전 1.2 · 2026-07-07</w:t>
       </w:r>
     </w:p>
     <w:p>
@@ -379,7 +379,7 @@
                 <w:sz w:val="20"/>
                 <w:szCs w:val="20"/>
               </w:rPr>
-              <w:t xml:space="preserve">장량동 생활쓰레기 DEVS 시뮬레이션 + 자연어 제어 (waste-sim-spring v1.0.0)</w:t>
+              <w:t xml:space="preserve">MCP 도구 서버 + 장량동 생활쓰레기 DEVS 시뮬레이션 + 자연어 제어 (waste-sim-spring v1.0.0)</w:t>
             </w:r>
           </w:p>
         </w:tc>
@@ -445,7 +445,7 @@
                 <w:sz w:val="20"/>
                 <w:szCs w:val="20"/>
               </w:rPr>
-              <w:t xml:space="preserve">Spring Boot 3.2.0, Java 21, Maven, STOMP/WebSocket, OpenAI 호환 LLM(Ollama·OpenAI·Gemini)</w:t>
+              <w:t xml:space="preserve">Spring Boot 3.2.0, Java 21, Maven, MCP(JSON-RPC), STOMP/WebSocket, Actuator/Micrometer, OpenAI 호환 LLM(Ollama·OpenAI·Gemini)</w:t>
             </w:r>
           </w:p>
         </w:tc>
@@ -513,7 +513,7 @@
                 <w:sz w:val="20"/>
                 <w:szCs w:val="20"/>
               </w:rPr>
-              <w:t xml:space="preserve">2026-07-06</w:t>
+              <w:t xml:space="preserve">2026-07-07</w:t>
             </w:r>
           </w:p>
         </w:tc>
@@ -579,7 +579,7 @@
                 <w:sz w:val="20"/>
                 <w:szCs w:val="20"/>
               </w:rPr>
-              <w:t xml:space="preserve">1.1</w:t>
+              <w:t xml:space="preserve">1.2</w:t>
             </w:r>
           </w:p>
         </w:tc>
@@ -647,7 +647,7 @@
                 <w:sz w:val="20"/>
                 <w:szCs w:val="20"/>
               </w:rPr>
-              <w:t xml:space="preserve">개정(현행 코드 반영)</w:t>
+              <w:t xml:space="preserve">개정(MCP·툴 파사드·구조화 오류·관측성 반영)</w:t>
             </w:r>
           </w:p>
         </w:tc>
@@ -1085,6 +1085,136 @@
                 <w:szCs w:val="20"/>
               </w:rPr>
               <w:t xml:space="preserve">채팅 계층 2단계 안전 파이프라인(의도 분류→JSON 추출)·확인 버블·멀티 프로바이더(Ollama/OpenAI/Gemini) 반영</w:t>
+            </w:r>
+          </w:p>
+        </w:tc>
+      </w:tr>
+      <w:tr>
+        <w:tc>
+          <w:tcPr>
+            <w:tcW w:type="dxa" w:w="1000"/>
+            <w:tcBorders>
+              <w:top w:val="single" w:color="BBBBBB" w:sz="1"/>
+              <w:left w:val="single" w:color="BBBBBB" w:sz="1"/>
+              <w:bottom w:val="single" w:color="BBBBBB" w:sz="1"/>
+              <w:right w:val="single" w:color="BBBBBB" w:sz="1"/>
+            </w:tcBorders>
+            <w:tcMar>
+              <w:top w:type="dxa" w:w="60"/>
+              <w:left w:type="dxa" w:w="110"/>
+              <w:bottom w:type="dxa" w:w="60"/>
+              <w:right w:type="dxa" w:w="110"/>
+            </w:tcMar>
+            <w:vAlign w:val="center"/>
+          </w:tcPr>
+          <w:p>
+            <w:pPr>
+              <w:spacing w:after="0"/>
+            </w:pPr>
+            <w:r>
+              <w:rPr>
+                <w:b w:val="false"/>
+                <w:bCs w:val="false"/>
+                <w:sz w:val="20"/>
+                <w:szCs w:val="20"/>
+              </w:rPr>
+              <w:t xml:space="preserve">1.2</w:t>
+            </w:r>
+          </w:p>
+        </w:tc>
+        <w:tc>
+          <w:tcPr>
+            <w:tcW w:type="dxa" w:w="1500"/>
+            <w:tcBorders>
+              <w:top w:val="single" w:color="BBBBBB" w:sz="1"/>
+              <w:left w:val="single" w:color="BBBBBB" w:sz="1"/>
+              <w:bottom w:val="single" w:color="BBBBBB" w:sz="1"/>
+              <w:right w:val="single" w:color="BBBBBB" w:sz="1"/>
+            </w:tcBorders>
+            <w:tcMar>
+              <w:top w:type="dxa" w:w="60"/>
+              <w:left w:type="dxa" w:w="110"/>
+              <w:bottom w:type="dxa" w:w="60"/>
+              <w:right w:type="dxa" w:w="110"/>
+            </w:tcMar>
+            <w:vAlign w:val="center"/>
+          </w:tcPr>
+          <w:p>
+            <w:pPr>
+              <w:spacing w:after="0"/>
+            </w:pPr>
+            <w:r>
+              <w:rPr>
+                <w:b w:val="false"/>
+                <w:bCs w:val="false"/>
+                <w:sz w:val="20"/>
+                <w:szCs w:val="20"/>
+              </w:rPr>
+              <w:t xml:space="preserve">2026-07-07</w:t>
+            </w:r>
+          </w:p>
+        </w:tc>
+        <w:tc>
+          <w:tcPr>
+            <w:tcW w:type="dxa" w:w="1400"/>
+            <w:tcBorders>
+              <w:top w:val="single" w:color="BBBBBB" w:sz="1"/>
+              <w:left w:val="single" w:color="BBBBBB" w:sz="1"/>
+              <w:bottom w:val="single" w:color="BBBBBB" w:sz="1"/>
+              <w:right w:val="single" w:color="BBBBBB" w:sz="1"/>
+            </w:tcBorders>
+            <w:tcMar>
+              <w:top w:type="dxa" w:w="60"/>
+              <w:left w:type="dxa" w:w="110"/>
+              <w:bottom w:type="dxa" w:w="60"/>
+              <w:right w:type="dxa" w:w="110"/>
+            </w:tcMar>
+            <w:vAlign w:val="center"/>
+          </w:tcPr>
+          <w:p>
+            <w:pPr>
+              <w:spacing w:after="0"/>
+            </w:pPr>
+            <w:r>
+              <w:rPr>
+                <w:b w:val="false"/>
+                <w:bCs w:val="false"/>
+                <w:sz w:val="20"/>
+                <w:szCs w:val="20"/>
+              </w:rPr>
+              <w:t xml:space="preserve">개발팀</w:t>
+            </w:r>
+          </w:p>
+        </w:tc>
+        <w:tc>
+          <w:tcPr>
+            <w:tcW w:type="dxa" w:w="5126"/>
+            <w:tcBorders>
+              <w:top w:val="single" w:color="BBBBBB" w:sz="1"/>
+              <w:left w:val="single" w:color="BBBBBB" w:sz="1"/>
+              <w:bottom w:val="single" w:color="BBBBBB" w:sz="1"/>
+              <w:right w:val="single" w:color="BBBBBB" w:sz="1"/>
+            </w:tcBorders>
+            <w:tcMar>
+              <w:top w:type="dxa" w:w="60"/>
+              <w:left w:type="dxa" w:w="110"/>
+              <w:bottom w:type="dxa" w:w="60"/>
+              <w:right w:type="dxa" w:w="110"/>
+            </w:tcMar>
+            <w:vAlign w:val="center"/>
+          </w:tcPr>
+          <w:p>
+            <w:pPr>
+              <w:spacing w:after="0"/>
+            </w:pPr>
+            <w:r>
+              <w:rPr>
+                <w:b w:val="false"/>
+                <w:bCs w:val="false"/>
+                <w:sz w:val="20"/>
+                <w:szCs w:val="20"/>
+              </w:rPr>
+              <w:t xml:space="preserve">MCP 도구 서버(JSON-RPC)·툴 파사드(검증→실행)·구조화 오류(ApiError)·관측성(Actuator·correlation-id·메트릭) 반영</w:t>
             </w:r>
           </w:p>
         </w:tc>
@@ -6078,6 +6208,842 @@
         <w:t xml:space="preserve">로컬 LLM은 JSON에 주석·후행 콤마·코드펜스를 넣기도 하므로 파서를 관대하게(ALLOW_COMMENTS 등) + 코드펜스 제거로 방어한다.</w:t>
       </w:r>
     </w:p>
+    <w:p>
+      <w:pPr>
+        <w:pStyle w:val="Heading2"/>
+      </w:pPr>
+      <w:r>
+        <w:t xml:space="preserve">1.10 MCP 도구 인터페이스 (시스템의 핵심)</w:t>
+      </w:r>
+    </w:p>
+    <w:p>
+      <w:pPr>
+        <w:spacing w:after="120" w:line="276"/>
+      </w:pPr>
+      <w:r>
+        <w:t xml:space="preserve">이 시스템의 존재 목적은 MCP(Model Context Protocol) 도구로서 시뮬레이션을 노출하여, 어떤 LLM(GPT·로컬 모델)이든 자연어를 구조화 인자로 변환해 복잡한 시뮬레이션을 생성할 수 있음을 실증하는 것이다. LLM은 도구 인자(JSON)만 채우고, 서버가 검증과 실행을 소유한다.</w:t>
+      </w:r>
+    </w:p>
+    <w:tbl>
+      <w:tblPr>
+        <w:tblW w:type="dxa" w:w="9026"/>
+        <w:tblBorders>
+          <w:top w:val="single" w:color="auto" w:sz="4"/>
+          <w:left w:val="single" w:color="auto" w:sz="4"/>
+          <w:bottom w:val="single" w:color="auto" w:sz="4"/>
+          <w:right w:val="single" w:color="auto" w:sz="4"/>
+          <w:insideH w:val="single" w:color="auto" w:sz="4"/>
+          <w:insideV w:val="single" w:color="auto" w:sz="4"/>
+        </w:tblBorders>
+      </w:tblPr>
+      <w:tblGrid>
+        <w:gridCol w:w="1000"/>
+        <w:gridCol w:w="6826"/>
+        <w:gridCol w:w="1200"/>
+      </w:tblGrid>
+      <w:tr>
+        <w:trPr>
+          <w:tblHeader/>
+        </w:trPr>
+        <w:tc>
+          <w:tcPr>
+            <w:tcW w:type="dxa" w:w="1000"/>
+            <w:tcBorders>
+              <w:top w:val="single" w:color="BBBBBB" w:sz="1"/>
+              <w:left w:val="single" w:color="BBBBBB" w:sz="1"/>
+              <w:bottom w:val="single" w:color="BBBBBB" w:sz="1"/>
+              <w:right w:val="single" w:color="BBBBBB" w:sz="1"/>
+            </w:tcBorders>
+            <w:shd w:fill="2E5A88" w:color="auto" w:val="clear"/>
+            <w:tcMar>
+              <w:top w:type="dxa" w:w="60"/>
+              <w:left w:type="dxa" w:w="110"/>
+              <w:bottom w:type="dxa" w:w="60"/>
+              <w:right w:type="dxa" w:w="110"/>
+            </w:tcMar>
+            <w:vAlign w:val="center"/>
+          </w:tcPr>
+          <w:p>
+            <w:pPr>
+              <w:spacing w:after="0"/>
+            </w:pPr>
+            <w:r>
+              <w:rPr>
+                <w:b/>
+                <w:bCs/>
+                <w:color w:val="FFFFFF"/>
+                <w:sz w:val="20"/>
+                <w:szCs w:val="20"/>
+              </w:rPr>
+              <w:t xml:space="preserve">ID</w:t>
+            </w:r>
+          </w:p>
+        </w:tc>
+        <w:tc>
+          <w:tcPr>
+            <w:tcW w:type="dxa" w:w="6826"/>
+            <w:tcBorders>
+              <w:top w:val="single" w:color="BBBBBB" w:sz="1"/>
+              <w:left w:val="single" w:color="BBBBBB" w:sz="1"/>
+              <w:bottom w:val="single" w:color="BBBBBB" w:sz="1"/>
+              <w:right w:val="single" w:color="BBBBBB" w:sz="1"/>
+            </w:tcBorders>
+            <w:shd w:fill="2E5A88" w:color="auto" w:val="clear"/>
+            <w:tcMar>
+              <w:top w:type="dxa" w:w="60"/>
+              <w:left w:type="dxa" w:w="110"/>
+              <w:bottom w:type="dxa" w:w="60"/>
+              <w:right w:type="dxa" w:w="110"/>
+            </w:tcMar>
+            <w:vAlign w:val="center"/>
+          </w:tcPr>
+          <w:p>
+            <w:pPr>
+              <w:spacing w:after="0"/>
+            </w:pPr>
+            <w:r>
+              <w:rPr>
+                <w:b/>
+                <w:bCs/>
+                <w:color w:val="FFFFFF"/>
+                <w:sz w:val="20"/>
+                <w:szCs w:val="20"/>
+              </w:rPr>
+              <w:t xml:space="preserve">요구사항</w:t>
+            </w:r>
+          </w:p>
+        </w:tc>
+        <w:tc>
+          <w:tcPr>
+            <w:tcW w:type="dxa" w:w="1200"/>
+            <w:tcBorders>
+              <w:top w:val="single" w:color="BBBBBB" w:sz="1"/>
+              <w:left w:val="single" w:color="BBBBBB" w:sz="1"/>
+              <w:bottom w:val="single" w:color="BBBBBB" w:sz="1"/>
+              <w:right w:val="single" w:color="BBBBBB" w:sz="1"/>
+            </w:tcBorders>
+            <w:shd w:fill="2E5A88" w:color="auto" w:val="clear"/>
+            <w:tcMar>
+              <w:top w:type="dxa" w:w="60"/>
+              <w:left w:type="dxa" w:w="110"/>
+              <w:bottom w:type="dxa" w:w="60"/>
+              <w:right w:type="dxa" w:w="110"/>
+            </w:tcMar>
+            <w:vAlign w:val="center"/>
+          </w:tcPr>
+          <w:p>
+            <w:pPr>
+              <w:spacing w:after="0"/>
+            </w:pPr>
+            <w:r>
+              <w:rPr>
+                <w:b/>
+                <w:bCs/>
+                <w:color w:val="FFFFFF"/>
+                <w:sz w:val="20"/>
+                <w:szCs w:val="20"/>
+              </w:rPr>
+              <w:t xml:space="preserve">우선순위</w:t>
+            </w:r>
+          </w:p>
+        </w:tc>
+      </w:tr>
+      <w:tr>
+        <w:tc>
+          <w:tcPr>
+            <w:tcW w:type="dxa" w:w="1000"/>
+            <w:tcBorders>
+              <w:top w:val="single" w:color="BBBBBB" w:sz="1"/>
+              <w:left w:val="single" w:color="BBBBBB" w:sz="1"/>
+              <w:bottom w:val="single" w:color="BBBBBB" w:sz="1"/>
+              <w:right w:val="single" w:color="BBBBBB" w:sz="1"/>
+            </w:tcBorders>
+            <w:tcMar>
+              <w:top w:type="dxa" w:w="60"/>
+              <w:left w:type="dxa" w:w="110"/>
+              <w:bottom w:type="dxa" w:w="60"/>
+              <w:right w:type="dxa" w:w="110"/>
+            </w:tcMar>
+            <w:vAlign w:val="center"/>
+          </w:tcPr>
+          <w:p>
+            <w:pPr>
+              <w:spacing w:after="0"/>
+            </w:pPr>
+            <w:r>
+              <w:rPr>
+                <w:b w:val="false"/>
+                <w:bCs w:val="false"/>
+                <w:sz w:val="20"/>
+                <w:szCs w:val="20"/>
+              </w:rPr>
+              <w:t xml:space="preserve">FR-30</w:t>
+            </w:r>
+          </w:p>
+        </w:tc>
+        <w:tc>
+          <w:tcPr>
+            <w:tcW w:type="dxa" w:w="6826"/>
+            <w:tcBorders>
+              <w:top w:val="single" w:color="BBBBBB" w:sz="1"/>
+              <w:left w:val="single" w:color="BBBBBB" w:sz="1"/>
+              <w:bottom w:val="single" w:color="BBBBBB" w:sz="1"/>
+              <w:right w:val="single" w:color="BBBBBB" w:sz="1"/>
+            </w:tcBorders>
+            <w:tcMar>
+              <w:top w:type="dxa" w:w="60"/>
+              <w:left w:type="dxa" w:w="110"/>
+              <w:bottom w:type="dxa" w:w="60"/>
+              <w:right w:type="dxa" w:w="110"/>
+            </w:tcMar>
+            <w:vAlign w:val="center"/>
+          </w:tcPr>
+          <w:p>
+            <w:pPr>
+              <w:spacing w:after="0"/>
+            </w:pPr>
+            <w:r>
+              <w:rPr>
+                <w:b w:val="false"/>
+                <w:bCs w:val="false"/>
+                <w:sz w:val="20"/>
+                <w:szCs w:val="20"/>
+              </w:rPr>
+              <w:t xml:space="preserve">POST /mcp에서 JSON-RPC 2.0으로 initialize·tools/list·tools/call·ping을 처리한다.</w:t>
+            </w:r>
+          </w:p>
+        </w:tc>
+        <w:tc>
+          <w:tcPr>
+            <w:tcW w:type="dxa" w:w="1200"/>
+            <w:tcBorders>
+              <w:top w:val="single" w:color="BBBBBB" w:sz="1"/>
+              <w:left w:val="single" w:color="BBBBBB" w:sz="1"/>
+              <w:bottom w:val="single" w:color="BBBBBB" w:sz="1"/>
+              <w:right w:val="single" w:color="BBBBBB" w:sz="1"/>
+            </w:tcBorders>
+            <w:tcMar>
+              <w:top w:type="dxa" w:w="60"/>
+              <w:left w:type="dxa" w:w="110"/>
+              <w:bottom w:type="dxa" w:w="60"/>
+              <w:right w:type="dxa" w:w="110"/>
+            </w:tcMar>
+            <w:vAlign w:val="center"/>
+          </w:tcPr>
+          <w:p>
+            <w:pPr>
+              <w:spacing w:after="0"/>
+            </w:pPr>
+            <w:r>
+              <w:rPr>
+                <w:b w:val="false"/>
+                <w:bCs w:val="false"/>
+                <w:sz w:val="20"/>
+                <w:szCs w:val="20"/>
+              </w:rPr>
+              <w:t xml:space="preserve">필수</w:t>
+            </w:r>
+          </w:p>
+        </w:tc>
+      </w:tr>
+      <w:tr>
+        <w:tc>
+          <w:tcPr>
+            <w:tcW w:type="dxa" w:w="1000"/>
+            <w:tcBorders>
+              <w:top w:val="single" w:color="BBBBBB" w:sz="1"/>
+              <w:left w:val="single" w:color="BBBBBB" w:sz="1"/>
+              <w:bottom w:val="single" w:color="BBBBBB" w:sz="1"/>
+              <w:right w:val="single" w:color="BBBBBB" w:sz="1"/>
+            </w:tcBorders>
+            <w:shd w:fill="EEF3F8" w:color="auto" w:val="clear"/>
+            <w:tcMar>
+              <w:top w:type="dxa" w:w="60"/>
+              <w:left w:type="dxa" w:w="110"/>
+              <w:bottom w:type="dxa" w:w="60"/>
+              <w:right w:type="dxa" w:w="110"/>
+            </w:tcMar>
+            <w:vAlign w:val="center"/>
+          </w:tcPr>
+          <w:p>
+            <w:pPr>
+              <w:spacing w:after="0"/>
+            </w:pPr>
+            <w:r>
+              <w:rPr>
+                <w:b w:val="false"/>
+                <w:bCs w:val="false"/>
+                <w:sz w:val="20"/>
+                <w:szCs w:val="20"/>
+              </w:rPr>
+              <w:t xml:space="preserve">FR-31</w:t>
+            </w:r>
+          </w:p>
+        </w:tc>
+        <w:tc>
+          <w:tcPr>
+            <w:tcW w:type="dxa" w:w="6826"/>
+            <w:tcBorders>
+              <w:top w:val="single" w:color="BBBBBB" w:sz="1"/>
+              <w:left w:val="single" w:color="BBBBBB" w:sz="1"/>
+              <w:bottom w:val="single" w:color="BBBBBB" w:sz="1"/>
+              <w:right w:val="single" w:color="BBBBBB" w:sz="1"/>
+            </w:tcBorders>
+            <w:shd w:fill="EEF3F8" w:color="auto" w:val="clear"/>
+            <w:tcMar>
+              <w:top w:type="dxa" w:w="60"/>
+              <w:left w:type="dxa" w:w="110"/>
+              <w:bottom w:type="dxa" w:w="60"/>
+              <w:right w:type="dxa" w:w="110"/>
+            </w:tcMar>
+            <w:vAlign w:val="center"/>
+          </w:tcPr>
+          <w:p>
+            <w:pPr>
+              <w:spacing w:after="0"/>
+            </w:pPr>
+            <w:r>
+              <w:rPr>
+                <w:b w:val="false"/>
+                <w:bCs w:val="false"/>
+                <w:sz w:val="20"/>
+                <w:szCs w:val="20"/>
+              </w:rPr>
+              <w:t xml:space="preserve">run_waste_simulation·run_scenario·list_scenarios 도구를 JSON Schema와 함께 노출한다.</w:t>
+            </w:r>
+          </w:p>
+        </w:tc>
+        <w:tc>
+          <w:tcPr>
+            <w:tcW w:type="dxa" w:w="1200"/>
+            <w:tcBorders>
+              <w:top w:val="single" w:color="BBBBBB" w:sz="1"/>
+              <w:left w:val="single" w:color="BBBBBB" w:sz="1"/>
+              <w:bottom w:val="single" w:color="BBBBBB" w:sz="1"/>
+              <w:right w:val="single" w:color="BBBBBB" w:sz="1"/>
+            </w:tcBorders>
+            <w:shd w:fill="EEF3F8" w:color="auto" w:val="clear"/>
+            <w:tcMar>
+              <w:top w:type="dxa" w:w="60"/>
+              <w:left w:type="dxa" w:w="110"/>
+              <w:bottom w:type="dxa" w:w="60"/>
+              <w:right w:type="dxa" w:w="110"/>
+            </w:tcMar>
+            <w:vAlign w:val="center"/>
+          </w:tcPr>
+          <w:p>
+            <w:pPr>
+              <w:spacing w:after="0"/>
+            </w:pPr>
+            <w:r>
+              <w:rPr>
+                <w:b w:val="false"/>
+                <w:bCs w:val="false"/>
+                <w:sz w:val="20"/>
+                <w:szCs w:val="20"/>
+              </w:rPr>
+              <w:t xml:space="preserve">필수</w:t>
+            </w:r>
+          </w:p>
+        </w:tc>
+      </w:tr>
+      <w:tr>
+        <w:tc>
+          <w:tcPr>
+            <w:tcW w:type="dxa" w:w="1000"/>
+            <w:tcBorders>
+              <w:top w:val="single" w:color="BBBBBB" w:sz="1"/>
+              <w:left w:val="single" w:color="BBBBBB" w:sz="1"/>
+              <w:bottom w:val="single" w:color="BBBBBB" w:sz="1"/>
+              <w:right w:val="single" w:color="BBBBBB" w:sz="1"/>
+            </w:tcBorders>
+            <w:tcMar>
+              <w:top w:type="dxa" w:w="60"/>
+              <w:left w:type="dxa" w:w="110"/>
+              <w:bottom w:type="dxa" w:w="60"/>
+              <w:right w:type="dxa" w:w="110"/>
+            </w:tcMar>
+            <w:vAlign w:val="center"/>
+          </w:tcPr>
+          <w:p>
+            <w:pPr>
+              <w:spacing w:after="0"/>
+            </w:pPr>
+            <w:r>
+              <w:rPr>
+                <w:b w:val="false"/>
+                <w:bCs w:val="false"/>
+                <w:sz w:val="20"/>
+                <w:szCs w:val="20"/>
+              </w:rPr>
+              <w:t xml:space="preserve">FR-32</w:t>
+            </w:r>
+          </w:p>
+        </w:tc>
+        <w:tc>
+          <w:tcPr>
+            <w:tcW w:type="dxa" w:w="6826"/>
+            <w:tcBorders>
+              <w:top w:val="single" w:color="BBBBBB" w:sz="1"/>
+              <w:left w:val="single" w:color="BBBBBB" w:sz="1"/>
+              <w:bottom w:val="single" w:color="BBBBBB" w:sz="1"/>
+              <w:right w:val="single" w:color="BBBBBB" w:sz="1"/>
+            </w:tcBorders>
+            <w:tcMar>
+              <w:top w:type="dxa" w:w="60"/>
+              <w:left w:type="dxa" w:w="110"/>
+              <w:bottom w:type="dxa" w:w="60"/>
+              <w:right w:type="dxa" w:w="110"/>
+            </w:tcMar>
+            <w:vAlign w:val="center"/>
+          </w:tcPr>
+          <w:p>
+            <w:pPr>
+              <w:spacing w:after="0"/>
+            </w:pPr>
+            <w:r>
+              <w:rPr>
+                <w:b w:val="false"/>
+                <w:bCs w:val="false"/>
+                <w:sz w:val="20"/>
+                <w:szCs w:val="20"/>
+              </w:rPr>
+              <w:t xml:space="preserve">tools/call의 인자(JSON)를 SimulationConfig로 매핑하고 서버측 검증을 통과할 때만 실행한다.</w:t>
+            </w:r>
+          </w:p>
+        </w:tc>
+        <w:tc>
+          <w:tcPr>
+            <w:tcW w:type="dxa" w:w="1200"/>
+            <w:tcBorders>
+              <w:top w:val="single" w:color="BBBBBB" w:sz="1"/>
+              <w:left w:val="single" w:color="BBBBBB" w:sz="1"/>
+              <w:bottom w:val="single" w:color="BBBBBB" w:sz="1"/>
+              <w:right w:val="single" w:color="BBBBBB" w:sz="1"/>
+            </w:tcBorders>
+            <w:tcMar>
+              <w:top w:type="dxa" w:w="60"/>
+              <w:left w:type="dxa" w:w="110"/>
+              <w:bottom w:type="dxa" w:w="60"/>
+              <w:right w:type="dxa" w:w="110"/>
+            </w:tcMar>
+            <w:vAlign w:val="center"/>
+          </w:tcPr>
+          <w:p>
+            <w:pPr>
+              <w:spacing w:after="0"/>
+            </w:pPr>
+            <w:r>
+              <w:rPr>
+                <w:b w:val="false"/>
+                <w:bCs w:val="false"/>
+                <w:sz w:val="20"/>
+                <w:szCs w:val="20"/>
+              </w:rPr>
+              <w:t xml:space="preserve">필수</w:t>
+            </w:r>
+          </w:p>
+        </w:tc>
+      </w:tr>
+      <w:tr>
+        <w:tc>
+          <w:tcPr>
+            <w:tcW w:type="dxa" w:w="1000"/>
+            <w:tcBorders>
+              <w:top w:val="single" w:color="BBBBBB" w:sz="1"/>
+              <w:left w:val="single" w:color="BBBBBB" w:sz="1"/>
+              <w:bottom w:val="single" w:color="BBBBBB" w:sz="1"/>
+              <w:right w:val="single" w:color="BBBBBB" w:sz="1"/>
+            </w:tcBorders>
+            <w:shd w:fill="EEF3F8" w:color="auto" w:val="clear"/>
+            <w:tcMar>
+              <w:top w:type="dxa" w:w="60"/>
+              <w:left w:type="dxa" w:w="110"/>
+              <w:bottom w:type="dxa" w:w="60"/>
+              <w:right w:type="dxa" w:w="110"/>
+            </w:tcMar>
+            <w:vAlign w:val="center"/>
+          </w:tcPr>
+          <w:p>
+            <w:pPr>
+              <w:spacing w:after="0"/>
+            </w:pPr>
+            <w:r>
+              <w:rPr>
+                <w:b w:val="false"/>
+                <w:bCs w:val="false"/>
+                <w:sz w:val="20"/>
+                <w:szCs w:val="20"/>
+              </w:rPr>
+              <w:t xml:space="preserve">FR-33</w:t>
+            </w:r>
+          </w:p>
+        </w:tc>
+        <w:tc>
+          <w:tcPr>
+            <w:tcW w:type="dxa" w:w="6826"/>
+            <w:tcBorders>
+              <w:top w:val="single" w:color="BBBBBB" w:sz="1"/>
+              <w:left w:val="single" w:color="BBBBBB" w:sz="1"/>
+              <w:bottom w:val="single" w:color="BBBBBB" w:sz="1"/>
+              <w:right w:val="single" w:color="BBBBBB" w:sz="1"/>
+            </w:tcBorders>
+            <w:shd w:fill="EEF3F8" w:color="auto" w:val="clear"/>
+            <w:tcMar>
+              <w:top w:type="dxa" w:w="60"/>
+              <w:left w:type="dxa" w:w="110"/>
+              <w:bottom w:type="dxa" w:w="60"/>
+              <w:right w:type="dxa" w:w="110"/>
+            </w:tcMar>
+            <w:vAlign w:val="center"/>
+          </w:tcPr>
+          <w:p>
+            <w:pPr>
+              <w:spacing w:after="0"/>
+            </w:pPr>
+            <w:r>
+              <w:rPr>
+                <w:b w:val="false"/>
+                <w:bCs w:val="false"/>
+                <w:sz w:val="20"/>
+                <w:szCs w:val="20"/>
+              </w:rPr>
+              <w:t xml:space="preserve">검증 실패 시 CallToolResult에 isError=true와 구조화된 사유를 담아 반환한다(실행 금지, fail-closed).</w:t>
+            </w:r>
+          </w:p>
+        </w:tc>
+        <w:tc>
+          <w:tcPr>
+            <w:tcW w:type="dxa" w:w="1200"/>
+            <w:tcBorders>
+              <w:top w:val="single" w:color="BBBBBB" w:sz="1"/>
+              <w:left w:val="single" w:color="BBBBBB" w:sz="1"/>
+              <w:bottom w:val="single" w:color="BBBBBB" w:sz="1"/>
+              <w:right w:val="single" w:color="BBBBBB" w:sz="1"/>
+            </w:tcBorders>
+            <w:shd w:fill="EEF3F8" w:color="auto" w:val="clear"/>
+            <w:tcMar>
+              <w:top w:type="dxa" w:w="60"/>
+              <w:left w:type="dxa" w:w="110"/>
+              <w:bottom w:type="dxa" w:w="60"/>
+              <w:right w:type="dxa" w:w="110"/>
+            </w:tcMar>
+            <w:vAlign w:val="center"/>
+          </w:tcPr>
+          <w:p>
+            <w:pPr>
+              <w:spacing w:after="0"/>
+            </w:pPr>
+            <w:r>
+              <w:rPr>
+                <w:b w:val="false"/>
+                <w:bCs w:val="false"/>
+                <w:sz w:val="20"/>
+                <w:szCs w:val="20"/>
+              </w:rPr>
+              <w:t xml:space="preserve">필수</w:t>
+            </w:r>
+          </w:p>
+        </w:tc>
+      </w:tr>
+      <w:tr>
+        <w:tc>
+          <w:tcPr>
+            <w:tcW w:type="dxa" w:w="1000"/>
+            <w:tcBorders>
+              <w:top w:val="single" w:color="BBBBBB" w:sz="1"/>
+              <w:left w:val="single" w:color="BBBBBB" w:sz="1"/>
+              <w:bottom w:val="single" w:color="BBBBBB" w:sz="1"/>
+              <w:right w:val="single" w:color="BBBBBB" w:sz="1"/>
+            </w:tcBorders>
+            <w:tcMar>
+              <w:top w:type="dxa" w:w="60"/>
+              <w:left w:type="dxa" w:w="110"/>
+              <w:bottom w:type="dxa" w:w="60"/>
+              <w:right w:type="dxa" w:w="110"/>
+            </w:tcMar>
+            <w:vAlign w:val="center"/>
+          </w:tcPr>
+          <w:p>
+            <w:pPr>
+              <w:spacing w:after="0"/>
+            </w:pPr>
+            <w:r>
+              <w:rPr>
+                <w:b w:val="false"/>
+                <w:bCs w:val="false"/>
+                <w:sz w:val="20"/>
+                <w:szCs w:val="20"/>
+              </w:rPr>
+              <w:t xml:space="preserve">FR-34</w:t>
+            </w:r>
+          </w:p>
+        </w:tc>
+        <w:tc>
+          <w:tcPr>
+            <w:tcW w:type="dxa" w:w="6826"/>
+            <w:tcBorders>
+              <w:top w:val="single" w:color="BBBBBB" w:sz="1"/>
+              <w:left w:val="single" w:color="BBBBBB" w:sz="1"/>
+              <w:bottom w:val="single" w:color="BBBBBB" w:sz="1"/>
+              <w:right w:val="single" w:color="BBBBBB" w:sz="1"/>
+            </w:tcBorders>
+            <w:tcMar>
+              <w:top w:type="dxa" w:w="60"/>
+              <w:left w:type="dxa" w:w="110"/>
+              <w:bottom w:type="dxa" w:w="60"/>
+              <w:right w:type="dxa" w:w="110"/>
+            </w:tcMar>
+            <w:vAlign w:val="center"/>
+          </w:tcPr>
+          <w:p>
+            <w:pPr>
+              <w:spacing w:after="0"/>
+            </w:pPr>
+            <w:r>
+              <w:rPr>
+                <w:b w:val="false"/>
+                <w:bCs w:val="false"/>
+                <w:sz w:val="20"/>
+                <w:szCs w:val="20"/>
+              </w:rPr>
+              <w:t xml:space="preserve">MCP·REST·채팅 세 진입점이 동일한 툴 파사드(SimulationTool)를 통해 같은 검증·실행 코어를 공유한다.</w:t>
+            </w:r>
+          </w:p>
+        </w:tc>
+        <w:tc>
+          <w:tcPr>
+            <w:tcW w:type="dxa" w:w="1200"/>
+            <w:tcBorders>
+              <w:top w:val="single" w:color="BBBBBB" w:sz="1"/>
+              <w:left w:val="single" w:color="BBBBBB" w:sz="1"/>
+              <w:bottom w:val="single" w:color="BBBBBB" w:sz="1"/>
+              <w:right w:val="single" w:color="BBBBBB" w:sz="1"/>
+            </w:tcBorders>
+            <w:tcMar>
+              <w:top w:type="dxa" w:w="60"/>
+              <w:left w:type="dxa" w:w="110"/>
+              <w:bottom w:type="dxa" w:w="60"/>
+              <w:right w:type="dxa" w:w="110"/>
+            </w:tcMar>
+            <w:vAlign w:val="center"/>
+          </w:tcPr>
+          <w:p>
+            <w:pPr>
+              <w:spacing w:after="0"/>
+            </w:pPr>
+            <w:r>
+              <w:rPr>
+                <w:b w:val="false"/>
+                <w:bCs w:val="false"/>
+                <w:sz w:val="20"/>
+                <w:szCs w:val="20"/>
+              </w:rPr>
+              <w:t xml:space="preserve">필수</w:t>
+            </w:r>
+          </w:p>
+        </w:tc>
+      </w:tr>
+      <w:tr>
+        <w:tc>
+          <w:tcPr>
+            <w:tcW w:type="dxa" w:w="1000"/>
+            <w:tcBorders>
+              <w:top w:val="single" w:color="BBBBBB" w:sz="1"/>
+              <w:left w:val="single" w:color="BBBBBB" w:sz="1"/>
+              <w:bottom w:val="single" w:color="BBBBBB" w:sz="1"/>
+              <w:right w:val="single" w:color="BBBBBB" w:sz="1"/>
+            </w:tcBorders>
+            <w:shd w:fill="EEF3F8" w:color="auto" w:val="clear"/>
+            <w:tcMar>
+              <w:top w:type="dxa" w:w="60"/>
+              <w:left w:type="dxa" w:w="110"/>
+              <w:bottom w:type="dxa" w:w="60"/>
+              <w:right w:type="dxa" w:w="110"/>
+            </w:tcMar>
+            <w:vAlign w:val="center"/>
+          </w:tcPr>
+          <w:p>
+            <w:pPr>
+              <w:spacing w:after="0"/>
+            </w:pPr>
+            <w:r>
+              <w:rPr>
+                <w:b w:val="false"/>
+                <w:bCs w:val="false"/>
+                <w:sz w:val="20"/>
+                <w:szCs w:val="20"/>
+              </w:rPr>
+              <w:t xml:space="preserve">FR-35</w:t>
+            </w:r>
+          </w:p>
+        </w:tc>
+        <w:tc>
+          <w:tcPr>
+            <w:tcW w:type="dxa" w:w="6826"/>
+            <w:tcBorders>
+              <w:top w:val="single" w:color="BBBBBB" w:sz="1"/>
+              <w:left w:val="single" w:color="BBBBBB" w:sz="1"/>
+              <w:bottom w:val="single" w:color="BBBBBB" w:sz="1"/>
+              <w:right w:val="single" w:color="BBBBBB" w:sz="1"/>
+            </w:tcBorders>
+            <w:shd w:fill="EEF3F8" w:color="auto" w:val="clear"/>
+            <w:tcMar>
+              <w:top w:type="dxa" w:w="60"/>
+              <w:left w:type="dxa" w:w="110"/>
+              <w:bottom w:type="dxa" w:w="60"/>
+              <w:right w:type="dxa" w:w="110"/>
+            </w:tcMar>
+            <w:vAlign w:val="center"/>
+          </w:tcPr>
+          <w:p>
+            <w:pPr>
+              <w:spacing w:after="0"/>
+            </w:pPr>
+            <w:r>
+              <w:rPr>
+                <w:b w:val="false"/>
+                <w:bCs w:val="false"/>
+                <w:sz w:val="20"/>
+                <w:szCs w:val="20"/>
+              </w:rPr>
+              <w:t xml:space="preserve">모든 REST 오류를 일관된 ApiError(code·message·errors) JSON으로 반환하고, 잘못된 입력을 5xx가 아닌 4xx로 분류한다.</w:t>
+            </w:r>
+          </w:p>
+        </w:tc>
+        <w:tc>
+          <w:tcPr>
+            <w:tcW w:type="dxa" w:w="1200"/>
+            <w:tcBorders>
+              <w:top w:val="single" w:color="BBBBBB" w:sz="1"/>
+              <w:left w:val="single" w:color="BBBBBB" w:sz="1"/>
+              <w:bottom w:val="single" w:color="BBBBBB" w:sz="1"/>
+              <w:right w:val="single" w:color="BBBBBB" w:sz="1"/>
+            </w:tcBorders>
+            <w:shd w:fill="EEF3F8" w:color="auto" w:val="clear"/>
+            <w:tcMar>
+              <w:top w:type="dxa" w:w="60"/>
+              <w:left w:type="dxa" w:w="110"/>
+              <w:bottom w:type="dxa" w:w="60"/>
+              <w:right w:type="dxa" w:w="110"/>
+            </w:tcMar>
+            <w:vAlign w:val="center"/>
+          </w:tcPr>
+          <w:p>
+            <w:pPr>
+              <w:spacing w:after="0"/>
+            </w:pPr>
+            <w:r>
+              <w:rPr>
+                <w:b w:val="false"/>
+                <w:bCs w:val="false"/>
+                <w:sz w:val="20"/>
+                <w:szCs w:val="20"/>
+              </w:rPr>
+              <w:t xml:space="preserve">필수</w:t>
+            </w:r>
+          </w:p>
+        </w:tc>
+      </w:tr>
+      <w:tr>
+        <w:tc>
+          <w:tcPr>
+            <w:tcW w:type="dxa" w:w="1000"/>
+            <w:tcBorders>
+              <w:top w:val="single" w:color="BBBBBB" w:sz="1"/>
+              <w:left w:val="single" w:color="BBBBBB" w:sz="1"/>
+              <w:bottom w:val="single" w:color="BBBBBB" w:sz="1"/>
+              <w:right w:val="single" w:color="BBBBBB" w:sz="1"/>
+            </w:tcBorders>
+            <w:tcMar>
+              <w:top w:type="dxa" w:w="60"/>
+              <w:left w:type="dxa" w:w="110"/>
+              <w:bottom w:type="dxa" w:w="60"/>
+              <w:right w:type="dxa" w:w="110"/>
+            </w:tcMar>
+            <w:vAlign w:val="center"/>
+          </w:tcPr>
+          <w:p>
+            <w:pPr>
+              <w:spacing w:after="0"/>
+            </w:pPr>
+            <w:r>
+              <w:rPr>
+                <w:b w:val="false"/>
+                <w:bCs w:val="false"/>
+                <w:sz w:val="20"/>
+                <w:szCs w:val="20"/>
+              </w:rPr>
+              <w:t xml:space="preserve">FR-36</w:t>
+            </w:r>
+          </w:p>
+        </w:tc>
+        <w:tc>
+          <w:tcPr>
+            <w:tcW w:type="dxa" w:w="6826"/>
+            <w:tcBorders>
+              <w:top w:val="single" w:color="BBBBBB" w:sz="1"/>
+              <w:left w:val="single" w:color="BBBBBB" w:sz="1"/>
+              <w:bottom w:val="single" w:color="BBBBBB" w:sz="1"/>
+              <w:right w:val="single" w:color="BBBBBB" w:sz="1"/>
+            </w:tcBorders>
+            <w:tcMar>
+              <w:top w:type="dxa" w:w="60"/>
+              <w:left w:type="dxa" w:w="110"/>
+              <w:bottom w:type="dxa" w:w="60"/>
+              <w:right w:type="dxa" w:w="110"/>
+            </w:tcMar>
+            <w:vAlign w:val="center"/>
+          </w:tcPr>
+          <w:p>
+            <w:pPr>
+              <w:spacing w:after="0"/>
+            </w:pPr>
+            <w:r>
+              <w:rPr>
+                <w:b w:val="false"/>
+                <w:bCs w:val="false"/>
+                <w:sz w:val="20"/>
+                <w:szCs w:val="20"/>
+              </w:rPr>
+              <w:t xml:space="preserve">요청마다 correlation id를 부여해 로그로 추적하고, Actuator/Micrometer로 실행·분류·오류 메트릭을 노출한다.</w:t>
+            </w:r>
+          </w:p>
+        </w:tc>
+        <w:tc>
+          <w:tcPr>
+            <w:tcW w:type="dxa" w:w="1200"/>
+            <w:tcBorders>
+              <w:top w:val="single" w:color="BBBBBB" w:sz="1"/>
+              <w:left w:val="single" w:color="BBBBBB" w:sz="1"/>
+              <w:bottom w:val="single" w:color="BBBBBB" w:sz="1"/>
+              <w:right w:val="single" w:color="BBBBBB" w:sz="1"/>
+            </w:tcBorders>
+            <w:tcMar>
+              <w:top w:type="dxa" w:w="60"/>
+              <w:left w:type="dxa" w:w="110"/>
+              <w:bottom w:type="dxa" w:w="60"/>
+              <w:right w:type="dxa" w:w="110"/>
+            </w:tcMar>
+            <w:vAlign w:val="center"/>
+          </w:tcPr>
+          <w:p>
+            <w:pPr>
+              <w:spacing w:after="0"/>
+            </w:pPr>
+            <w:r>
+              <w:rPr>
+                <w:b w:val="false"/>
+                <w:bCs w:val="false"/>
+                <w:sz w:val="20"/>
+                <w:szCs w:val="20"/>
+              </w:rPr>
+              <w:t xml:space="preserve">권장</w:t>
+            </w:r>
+          </w:p>
+        </w:tc>
+      </w:tr>
+    </w:tbl>
     <w:p>
       <w:r>
         <w:br w:type="page"/>
@@ -9329,6 +10295,762 @@
       </w:tr>
     </w:tbl>
     <w:p>
+      <w:pPr>
+        <w:pStyle w:val="Heading2"/>
+      </w:pPr>
+      <w:r>
+        <w:t xml:space="preserve">2.6 MCP 서버 &amp; 툴 파사드 (척추)</w:t>
+      </w:r>
+    </w:p>
+    <w:p>
+      <w:pPr>
+        <w:spacing w:after="120" w:line="276"/>
+      </w:pPr>
+      <w:r>
+        <w:t xml:space="preserve">MCP 서버는 외부 SDK 의존 없이 JSON-RPC 2.0을 직접 구현한다(McpController, POST /mcp). 실제 검증·실행은 SimulationTool 파사드에 위임하며, MCP·REST·채팅 세 진입점이 모두 이 파사드를 통과해 단일 검증·실행 코어를 공유한다(베이스라인 ToolController 추상화 복원).</w:t>
+      </w:r>
+    </w:p>
+    <w:tbl>
+      <w:tblPr>
+        <w:tblW w:type="dxa" w:w="9026"/>
+        <w:tblBorders>
+          <w:top w:val="single" w:color="auto" w:sz="4"/>
+          <w:left w:val="single" w:color="auto" w:sz="4"/>
+          <w:bottom w:val="single" w:color="auto" w:sz="4"/>
+          <w:right w:val="single" w:color="auto" w:sz="4"/>
+          <w:insideH w:val="single" w:color="auto" w:sz="4"/>
+          <w:insideV w:val="single" w:color="auto" w:sz="4"/>
+        </w:tblBorders>
+      </w:tblPr>
+      <w:tblGrid>
+        <w:gridCol w:w="3000"/>
+        <w:gridCol w:w="6026"/>
+      </w:tblGrid>
+      <w:tr>
+        <w:trPr>
+          <w:tblHeader/>
+        </w:trPr>
+        <w:tc>
+          <w:tcPr>
+            <w:tcW w:type="dxa" w:w="3000"/>
+            <w:tcBorders>
+              <w:top w:val="single" w:color="BBBBBB" w:sz="1"/>
+              <w:left w:val="single" w:color="BBBBBB" w:sz="1"/>
+              <w:bottom w:val="single" w:color="BBBBBB" w:sz="1"/>
+              <w:right w:val="single" w:color="BBBBBB" w:sz="1"/>
+            </w:tcBorders>
+            <w:shd w:fill="2E5A88" w:color="auto" w:val="clear"/>
+            <w:tcMar>
+              <w:top w:type="dxa" w:w="60"/>
+              <w:left w:type="dxa" w:w="110"/>
+              <w:bottom w:type="dxa" w:w="60"/>
+              <w:right w:type="dxa" w:w="110"/>
+            </w:tcMar>
+            <w:vAlign w:val="center"/>
+          </w:tcPr>
+          <w:p>
+            <w:pPr>
+              <w:spacing w:after="0"/>
+            </w:pPr>
+            <w:r>
+              <w:rPr>
+                <w:b/>
+                <w:bCs/>
+                <w:color w:val="FFFFFF"/>
+                <w:sz w:val="20"/>
+                <w:szCs w:val="20"/>
+              </w:rPr>
+              <w:t xml:space="preserve">구성 요소</w:t>
+            </w:r>
+          </w:p>
+        </w:tc>
+        <w:tc>
+          <w:tcPr>
+            <w:tcW w:type="dxa" w:w="6026"/>
+            <w:tcBorders>
+              <w:top w:val="single" w:color="BBBBBB" w:sz="1"/>
+              <w:left w:val="single" w:color="BBBBBB" w:sz="1"/>
+              <w:bottom w:val="single" w:color="BBBBBB" w:sz="1"/>
+              <w:right w:val="single" w:color="BBBBBB" w:sz="1"/>
+            </w:tcBorders>
+            <w:shd w:fill="2E5A88" w:color="auto" w:val="clear"/>
+            <w:tcMar>
+              <w:top w:type="dxa" w:w="60"/>
+              <w:left w:type="dxa" w:w="110"/>
+              <w:bottom w:type="dxa" w:w="60"/>
+              <w:right w:type="dxa" w:w="110"/>
+            </w:tcMar>
+            <w:vAlign w:val="center"/>
+          </w:tcPr>
+          <w:p>
+            <w:pPr>
+              <w:spacing w:after="0"/>
+            </w:pPr>
+            <w:r>
+              <w:rPr>
+                <w:b/>
+                <w:bCs/>
+                <w:color w:val="FFFFFF"/>
+                <w:sz w:val="20"/>
+                <w:szCs w:val="20"/>
+              </w:rPr>
+              <w:t xml:space="preserve">책임</w:t>
+            </w:r>
+          </w:p>
+        </w:tc>
+      </w:tr>
+      <w:tr>
+        <w:tc>
+          <w:tcPr>
+            <w:tcW w:type="dxa" w:w="3000"/>
+            <w:tcBorders>
+              <w:top w:val="single" w:color="BBBBBB" w:sz="1"/>
+              <w:left w:val="single" w:color="BBBBBB" w:sz="1"/>
+              <w:bottom w:val="single" w:color="BBBBBB" w:sz="1"/>
+              <w:right w:val="single" w:color="BBBBBB" w:sz="1"/>
+            </w:tcBorders>
+            <w:tcMar>
+              <w:top w:type="dxa" w:w="60"/>
+              <w:left w:type="dxa" w:w="110"/>
+              <w:bottom w:type="dxa" w:w="60"/>
+              <w:right w:type="dxa" w:w="110"/>
+            </w:tcMar>
+            <w:vAlign w:val="center"/>
+          </w:tcPr>
+          <w:p>
+            <w:pPr>
+              <w:spacing w:after="0"/>
+            </w:pPr>
+            <w:r>
+              <w:rPr>
+                <w:b w:val="false"/>
+                <w:bCs w:val="false"/>
+                <w:sz w:val="20"/>
+                <w:szCs w:val="20"/>
+              </w:rPr>
+              <w:t xml:space="preserve">McpController (/mcp)</w:t>
+            </w:r>
+          </w:p>
+        </w:tc>
+        <w:tc>
+          <w:tcPr>
+            <w:tcW w:type="dxa" w:w="6026"/>
+            <w:tcBorders>
+              <w:top w:val="single" w:color="BBBBBB" w:sz="1"/>
+              <w:left w:val="single" w:color="BBBBBB" w:sz="1"/>
+              <w:bottom w:val="single" w:color="BBBBBB" w:sz="1"/>
+              <w:right w:val="single" w:color="BBBBBB" w:sz="1"/>
+            </w:tcBorders>
+            <w:tcMar>
+              <w:top w:type="dxa" w:w="60"/>
+              <w:left w:type="dxa" w:w="110"/>
+              <w:bottom w:type="dxa" w:w="60"/>
+              <w:right w:type="dxa" w:w="110"/>
+            </w:tcMar>
+            <w:vAlign w:val="center"/>
+          </w:tcPr>
+          <w:p>
+            <w:pPr>
+              <w:spacing w:after="0"/>
+            </w:pPr>
+            <w:r>
+              <w:rPr>
+                <w:b w:val="false"/>
+                <w:bCs w:val="false"/>
+                <w:sz w:val="20"/>
+                <w:szCs w:val="20"/>
+              </w:rPr>
+              <w:t xml:space="preserve">initialize·tools/list·tools/call·ping JSON-RPC 처리, CallToolResult 변환</w:t>
+            </w:r>
+          </w:p>
+        </w:tc>
+      </w:tr>
+      <w:tr>
+        <w:tc>
+          <w:tcPr>
+            <w:tcW w:type="dxa" w:w="3000"/>
+            <w:tcBorders>
+              <w:top w:val="single" w:color="BBBBBB" w:sz="1"/>
+              <w:left w:val="single" w:color="BBBBBB" w:sz="1"/>
+              <w:bottom w:val="single" w:color="BBBBBB" w:sz="1"/>
+              <w:right w:val="single" w:color="BBBBBB" w:sz="1"/>
+            </w:tcBorders>
+            <w:shd w:fill="EEF3F8" w:color="auto" w:val="clear"/>
+            <w:tcMar>
+              <w:top w:type="dxa" w:w="60"/>
+              <w:left w:type="dxa" w:w="110"/>
+              <w:bottom w:type="dxa" w:w="60"/>
+              <w:right w:type="dxa" w:w="110"/>
+            </w:tcMar>
+            <w:vAlign w:val="center"/>
+          </w:tcPr>
+          <w:p>
+            <w:pPr>
+              <w:spacing w:after="0"/>
+            </w:pPr>
+            <w:r>
+              <w:rPr>
+                <w:b w:val="false"/>
+                <w:bCs w:val="false"/>
+                <w:sz w:val="20"/>
+                <w:szCs w:val="20"/>
+              </w:rPr>
+              <w:t xml:space="preserve">McpToolCatalog</w:t>
+            </w:r>
+          </w:p>
+        </w:tc>
+        <w:tc>
+          <w:tcPr>
+            <w:tcW w:type="dxa" w:w="6026"/>
+            <w:tcBorders>
+              <w:top w:val="single" w:color="BBBBBB" w:sz="1"/>
+              <w:left w:val="single" w:color="BBBBBB" w:sz="1"/>
+              <w:bottom w:val="single" w:color="BBBBBB" w:sz="1"/>
+              <w:right w:val="single" w:color="BBBBBB" w:sz="1"/>
+            </w:tcBorders>
+            <w:shd w:fill="EEF3F8" w:color="auto" w:val="clear"/>
+            <w:tcMar>
+              <w:top w:type="dxa" w:w="60"/>
+              <w:left w:type="dxa" w:w="110"/>
+              <w:bottom w:type="dxa" w:w="60"/>
+              <w:right w:type="dxa" w:w="110"/>
+            </w:tcMar>
+            <w:vAlign w:val="center"/>
+          </w:tcPr>
+          <w:p>
+            <w:pPr>
+              <w:spacing w:after="0"/>
+            </w:pPr>
+            <w:r>
+              <w:rPr>
+                <w:b w:val="false"/>
+                <w:bCs w:val="false"/>
+                <w:sz w:val="20"/>
+                <w:szCs w:val="20"/>
+              </w:rPr>
+              <w:t xml:space="preserve">도구 정의·JSON Schema (run_waste_simulation·run_scenario·list_scenarios)</w:t>
+            </w:r>
+          </w:p>
+        </w:tc>
+      </w:tr>
+      <w:tr>
+        <w:tc>
+          <w:tcPr>
+            <w:tcW w:type="dxa" w:w="3000"/>
+            <w:tcBorders>
+              <w:top w:val="single" w:color="BBBBBB" w:sz="1"/>
+              <w:left w:val="single" w:color="BBBBBB" w:sz="1"/>
+              <w:bottom w:val="single" w:color="BBBBBB" w:sz="1"/>
+              <w:right w:val="single" w:color="BBBBBB" w:sz="1"/>
+            </w:tcBorders>
+            <w:tcMar>
+              <w:top w:type="dxa" w:w="60"/>
+              <w:left w:type="dxa" w:w="110"/>
+              <w:bottom w:type="dxa" w:w="60"/>
+              <w:right w:type="dxa" w:w="110"/>
+            </w:tcMar>
+            <w:vAlign w:val="center"/>
+          </w:tcPr>
+          <w:p>
+            <w:pPr>
+              <w:spacing w:after="0"/>
+            </w:pPr>
+            <w:r>
+              <w:rPr>
+                <w:b w:val="false"/>
+                <w:bCs w:val="false"/>
+                <w:sz w:val="20"/>
+                <w:szCs w:val="20"/>
+              </w:rPr>
+              <w:t xml:space="preserve">ConfigArgs</w:t>
+            </w:r>
+          </w:p>
+        </w:tc>
+        <w:tc>
+          <w:tcPr>
+            <w:tcW w:type="dxa" w:w="6026"/>
+            <w:tcBorders>
+              <w:top w:val="single" w:color="BBBBBB" w:sz="1"/>
+              <w:left w:val="single" w:color="BBBBBB" w:sz="1"/>
+              <w:bottom w:val="single" w:color="BBBBBB" w:sz="1"/>
+              <w:right w:val="single" w:color="BBBBBB" w:sz="1"/>
+            </w:tcBorders>
+            <w:tcMar>
+              <w:top w:type="dxa" w:w="60"/>
+              <w:left w:type="dxa" w:w="110"/>
+              <w:bottom w:type="dxa" w:w="60"/>
+              <w:right w:type="dxa" w:w="110"/>
+            </w:tcMar>
+            <w:vAlign w:val="center"/>
+          </w:tcPr>
+          <w:p>
+            <w:pPr>
+              <w:spacing w:after="0"/>
+            </w:pPr>
+            <w:r>
+              <w:rPr>
+                <w:b w:val="false"/>
+                <w:bCs w:val="false"/>
+                <w:sz w:val="20"/>
+                <w:szCs w:val="20"/>
+              </w:rPr>
+              <w:t xml:space="preserve">도구 인자(JSON) → SimulationConfig 매핑(collectionTime→분 등)</w:t>
+            </w:r>
+          </w:p>
+        </w:tc>
+      </w:tr>
+      <w:tr>
+        <w:tc>
+          <w:tcPr>
+            <w:tcW w:type="dxa" w:w="3000"/>
+            <w:tcBorders>
+              <w:top w:val="single" w:color="BBBBBB" w:sz="1"/>
+              <w:left w:val="single" w:color="BBBBBB" w:sz="1"/>
+              <w:bottom w:val="single" w:color="BBBBBB" w:sz="1"/>
+              <w:right w:val="single" w:color="BBBBBB" w:sz="1"/>
+            </w:tcBorders>
+            <w:shd w:fill="EEF3F8" w:color="auto" w:val="clear"/>
+            <w:tcMar>
+              <w:top w:type="dxa" w:w="60"/>
+              <w:left w:type="dxa" w:w="110"/>
+              <w:bottom w:type="dxa" w:w="60"/>
+              <w:right w:type="dxa" w:w="110"/>
+            </w:tcMar>
+            <w:vAlign w:val="center"/>
+          </w:tcPr>
+          <w:p>
+            <w:pPr>
+              <w:spacing w:after="0"/>
+            </w:pPr>
+            <w:r>
+              <w:rPr>
+                <w:b w:val="false"/>
+                <w:bCs w:val="false"/>
+                <w:sz w:val="20"/>
+                <w:szCs w:val="20"/>
+              </w:rPr>
+              <w:t xml:space="preserve">SimulationTool</w:t>
+            </w:r>
+          </w:p>
+        </w:tc>
+        <w:tc>
+          <w:tcPr>
+            <w:tcW w:type="dxa" w:w="6026"/>
+            <w:tcBorders>
+              <w:top w:val="single" w:color="BBBBBB" w:sz="1"/>
+              <w:left w:val="single" w:color="BBBBBB" w:sz="1"/>
+              <w:bottom w:val="single" w:color="BBBBBB" w:sz="1"/>
+              <w:right w:val="single" w:color="BBBBBB" w:sz="1"/>
+            </w:tcBorders>
+            <w:shd w:fill="EEF3F8" w:color="auto" w:val="clear"/>
+            <w:tcMar>
+              <w:top w:type="dxa" w:w="60"/>
+              <w:left w:type="dxa" w:w="110"/>
+              <w:bottom w:type="dxa" w:w="60"/>
+              <w:right w:type="dxa" w:w="110"/>
+            </w:tcMar>
+            <w:vAlign w:val="center"/>
+          </w:tcPr>
+          <w:p>
+            <w:pPr>
+              <w:spacing w:after="0"/>
+            </w:pPr>
+            <w:r>
+              <w:rPr>
+                <w:b w:val="false"/>
+                <w:bCs w:val="false"/>
+                <w:sz w:val="20"/>
+                <w:szCs w:val="20"/>
+              </w:rPr>
+              <w:t xml:space="preserve">validate→execute 캡슐화. runSimulation·runScenario·runScenarioCustom·validate</w:t>
+            </w:r>
+          </w:p>
+        </w:tc>
+      </w:tr>
+      <w:tr>
+        <w:tc>
+          <w:tcPr>
+            <w:tcW w:type="dxa" w:w="3000"/>
+            <w:tcBorders>
+              <w:top w:val="single" w:color="BBBBBB" w:sz="1"/>
+              <w:left w:val="single" w:color="BBBBBB" w:sz="1"/>
+              <w:bottom w:val="single" w:color="BBBBBB" w:sz="1"/>
+              <w:right w:val="single" w:color="BBBBBB" w:sz="1"/>
+            </w:tcBorders>
+            <w:tcMar>
+              <w:top w:type="dxa" w:w="60"/>
+              <w:left w:type="dxa" w:w="110"/>
+              <w:bottom w:type="dxa" w:w="60"/>
+              <w:right w:type="dxa" w:w="110"/>
+            </w:tcMar>
+            <w:vAlign w:val="center"/>
+          </w:tcPr>
+          <w:p>
+            <w:pPr>
+              <w:spacing w:after="0"/>
+            </w:pPr>
+            <w:r>
+              <w:rPr>
+                <w:b w:val="false"/>
+                <w:bCs w:val="false"/>
+                <w:sz w:val="20"/>
+                <w:szCs w:val="20"/>
+              </w:rPr>
+              <w:t xml:space="preserve">SimulationConfigValidator</w:t>
+            </w:r>
+          </w:p>
+        </w:tc>
+        <w:tc>
+          <w:tcPr>
+            <w:tcW w:type="dxa" w:w="6026"/>
+            <w:tcBorders>
+              <w:top w:val="single" w:color="BBBBBB" w:sz="1"/>
+              <w:left w:val="single" w:color="BBBBBB" w:sz="1"/>
+              <w:bottom w:val="single" w:color="BBBBBB" w:sz="1"/>
+              <w:right w:val="single" w:color="BBBBBB" w:sz="1"/>
+            </w:tcBorders>
+            <w:tcMar>
+              <w:top w:type="dxa" w:w="60"/>
+              <w:left w:type="dxa" w:w="110"/>
+              <w:bottom w:type="dxa" w:w="60"/>
+              <w:right w:type="dxa" w:w="110"/>
+            </w:tcMar>
+            <w:vAlign w:val="center"/>
+          </w:tcPr>
+          <w:p>
+            <w:pPr>
+              <w:spacing w:after="0"/>
+            </w:pPr>
+            <w:r>
+              <w:rPr>
+                <w:b w:val="false"/>
+                <w:bCs w:val="false"/>
+                <w:sz w:val="20"/>
+                <w:szCs w:val="20"/>
+              </w:rPr>
+              <w:t xml:space="preserve">days·seeds·threshold·capacity·occupationMix 등 전 파라미터 범위 검증(단일 진실 원천)</w:t>
+            </w:r>
+          </w:p>
+        </w:tc>
+      </w:tr>
+    </w:tbl>
+    <w:p>
+      <w:pPr>
+        <w:spacing w:after="60"/>
+      </w:pPr>
+    </w:p>
+    <w:tbl>
+      <w:tblPr>
+        <w:tblW w:type="dxa" w:w="9026"/>
+        <w:tblBorders>
+          <w:top w:val="single" w:color="auto" w:sz="4"/>
+          <w:left w:val="single" w:color="auto" w:sz="4"/>
+          <w:bottom w:val="single" w:color="auto" w:sz="4"/>
+          <w:right w:val="single" w:color="auto" w:sz="4"/>
+          <w:insideH w:val="single" w:color="auto" w:sz="4"/>
+          <w:insideV w:val="single" w:color="auto" w:sz="4"/>
+        </w:tblBorders>
+      </w:tblPr>
+      <w:tblGrid>
+        <w:gridCol w:w="3000"/>
+        <w:gridCol w:w="6026"/>
+      </w:tblGrid>
+      <w:tr>
+        <w:trPr>
+          <w:tblHeader/>
+        </w:trPr>
+        <w:tc>
+          <w:tcPr>
+            <w:tcW w:type="dxa" w:w="3000"/>
+            <w:tcBorders>
+              <w:top w:val="single" w:color="BBBBBB" w:sz="1"/>
+              <w:left w:val="single" w:color="BBBBBB" w:sz="1"/>
+              <w:bottom w:val="single" w:color="BBBBBB" w:sz="1"/>
+              <w:right w:val="single" w:color="BBBBBB" w:sz="1"/>
+            </w:tcBorders>
+            <w:shd w:fill="2E5A88" w:color="auto" w:val="clear"/>
+            <w:tcMar>
+              <w:top w:type="dxa" w:w="60"/>
+              <w:left w:type="dxa" w:w="110"/>
+              <w:bottom w:type="dxa" w:w="60"/>
+              <w:right w:type="dxa" w:w="110"/>
+            </w:tcMar>
+            <w:vAlign w:val="center"/>
+          </w:tcPr>
+          <w:p>
+            <w:pPr>
+              <w:spacing w:after="0"/>
+            </w:pPr>
+            <w:r>
+              <w:rPr>
+                <w:b/>
+                <w:bCs/>
+                <w:color w:val="FFFFFF"/>
+                <w:sz w:val="20"/>
+                <w:szCs w:val="20"/>
+              </w:rPr>
+              <w:t xml:space="preserve">MCP 도구</w:t>
+            </w:r>
+          </w:p>
+        </w:tc>
+        <w:tc>
+          <w:tcPr>
+            <w:tcW w:type="dxa" w:w="6026"/>
+            <w:tcBorders>
+              <w:top w:val="single" w:color="BBBBBB" w:sz="1"/>
+              <w:left w:val="single" w:color="BBBBBB" w:sz="1"/>
+              <w:bottom w:val="single" w:color="BBBBBB" w:sz="1"/>
+              <w:right w:val="single" w:color="BBBBBB" w:sz="1"/>
+            </w:tcBorders>
+            <w:shd w:fill="2E5A88" w:color="auto" w:val="clear"/>
+            <w:tcMar>
+              <w:top w:type="dxa" w:w="60"/>
+              <w:left w:type="dxa" w:w="110"/>
+              <w:bottom w:type="dxa" w:w="60"/>
+              <w:right w:type="dxa" w:w="110"/>
+            </w:tcMar>
+            <w:vAlign w:val="center"/>
+          </w:tcPr>
+          <w:p>
+            <w:pPr>
+              <w:spacing w:after="0"/>
+            </w:pPr>
+            <w:r>
+              <w:rPr>
+                <w:b/>
+                <w:bCs/>
+                <w:color w:val="FFFFFF"/>
+                <w:sz w:val="20"/>
+                <w:szCs w:val="20"/>
+              </w:rPr>
+              <w:t xml:space="preserve">설명</w:t>
+            </w:r>
+          </w:p>
+        </w:tc>
+      </w:tr>
+      <w:tr>
+        <w:tc>
+          <w:tcPr>
+            <w:tcW w:type="dxa" w:w="3000"/>
+            <w:tcBorders>
+              <w:top w:val="single" w:color="BBBBBB" w:sz="1"/>
+              <w:left w:val="single" w:color="BBBBBB" w:sz="1"/>
+              <w:bottom w:val="single" w:color="BBBBBB" w:sz="1"/>
+              <w:right w:val="single" w:color="BBBBBB" w:sz="1"/>
+            </w:tcBorders>
+            <w:tcMar>
+              <w:top w:type="dxa" w:w="60"/>
+              <w:left w:type="dxa" w:w="110"/>
+              <w:bottom w:type="dxa" w:w="60"/>
+              <w:right w:type="dxa" w:w="110"/>
+            </w:tcMar>
+            <w:vAlign w:val="center"/>
+          </w:tcPr>
+          <w:p>
+            <w:pPr>
+              <w:spacing w:after="0"/>
+            </w:pPr>
+            <w:r>
+              <w:rPr>
+                <w:b w:val="false"/>
+                <w:bCs w:val="false"/>
+                <w:sz w:val="20"/>
+                <w:szCs w:val="20"/>
+              </w:rPr>
+              <w:t xml:space="preserve">run_waste_simulation</w:t>
+            </w:r>
+          </w:p>
+        </w:tc>
+        <w:tc>
+          <w:tcPr>
+            <w:tcW w:type="dxa" w:w="6026"/>
+            <w:tcBorders>
+              <w:top w:val="single" w:color="BBBBBB" w:sz="1"/>
+              <w:left w:val="single" w:color="BBBBBB" w:sz="1"/>
+              <w:bottom w:val="single" w:color="BBBBBB" w:sz="1"/>
+              <w:right w:val="single" w:color="BBBBBB" w:sz="1"/>
+            </w:tcBorders>
+            <w:tcMar>
+              <w:top w:type="dxa" w:w="60"/>
+              <w:left w:type="dxa" w:w="110"/>
+              <w:bottom w:type="dxa" w:w="60"/>
+              <w:right w:type="dxa" w:w="110"/>
+            </w:tcMar>
+            <w:vAlign w:val="center"/>
+          </w:tcPr>
+          <w:p>
+            <w:pPr>
+              <w:spacing w:after="0"/>
+            </w:pPr>
+            <w:r>
+              <w:rPr>
+                <w:b w:val="false"/>
+                <w:bCs w:val="false"/>
+                <w:sz w:val="20"/>
+                <w:szCs w:val="20"/>
+              </w:rPr>
+              <w:t xml:space="preserve">지정 수거 시각으로 다중 시드 실험 실행 → 월간 민원 통계</w:t>
+            </w:r>
+          </w:p>
+        </w:tc>
+      </w:tr>
+      <w:tr>
+        <w:tc>
+          <w:tcPr>
+            <w:tcW w:type="dxa" w:w="3000"/>
+            <w:tcBorders>
+              <w:top w:val="single" w:color="BBBBBB" w:sz="1"/>
+              <w:left w:val="single" w:color="BBBBBB" w:sz="1"/>
+              <w:bottom w:val="single" w:color="BBBBBB" w:sz="1"/>
+              <w:right w:val="single" w:color="BBBBBB" w:sz="1"/>
+            </w:tcBorders>
+            <w:shd w:fill="EEF3F8" w:color="auto" w:val="clear"/>
+            <w:tcMar>
+              <w:top w:type="dxa" w:w="60"/>
+              <w:left w:type="dxa" w:w="110"/>
+              <w:bottom w:type="dxa" w:w="60"/>
+              <w:right w:type="dxa" w:w="110"/>
+            </w:tcMar>
+            <w:vAlign w:val="center"/>
+          </w:tcPr>
+          <w:p>
+            <w:pPr>
+              <w:spacing w:after="0"/>
+            </w:pPr>
+            <w:r>
+              <w:rPr>
+                <w:b w:val="false"/>
+                <w:bCs w:val="false"/>
+                <w:sz w:val="20"/>
+                <w:szCs w:val="20"/>
+              </w:rPr>
+              <w:t xml:space="preserve">run_scenario</w:t>
+            </w:r>
+          </w:p>
+        </w:tc>
+        <w:tc>
+          <w:tcPr>
+            <w:tcW w:type="dxa" w:w="6026"/>
+            <w:tcBorders>
+              <w:top w:val="single" w:color="BBBBBB" w:sz="1"/>
+              <w:left w:val="single" w:color="BBBBBB" w:sz="1"/>
+              <w:bottom w:val="single" w:color="BBBBBB" w:sz="1"/>
+              <w:right w:val="single" w:color="BBBBBB" w:sz="1"/>
+            </w:tcBorders>
+            <w:shd w:fill="EEF3F8" w:color="auto" w:val="clear"/>
+            <w:tcMar>
+              <w:top w:type="dxa" w:w="60"/>
+              <w:left w:type="dxa" w:w="110"/>
+              <w:bottom w:type="dxa" w:w="60"/>
+              <w:right w:type="dxa" w:w="110"/>
+            </w:tcMar>
+            <w:vAlign w:val="center"/>
+          </w:tcPr>
+          <w:p>
+            <w:pPr>
+              <w:spacing w:after="0"/>
+            </w:pPr>
+            <w:r>
+              <w:rPr>
+                <w:b w:val="false"/>
+                <w:bCs w:val="false"/>
+                <w:sz w:val="20"/>
+                <w:szCs w:val="20"/>
+              </w:rPr>
+              <w:t xml:space="preserve">복잡한 시나리오 11종(구성·sweep·그리드·다중트럭·분리배출·월별 등)</w:t>
+            </w:r>
+          </w:p>
+        </w:tc>
+      </w:tr>
+      <w:tr>
+        <w:tc>
+          <w:tcPr>
+            <w:tcW w:type="dxa" w:w="3000"/>
+            <w:tcBorders>
+              <w:top w:val="single" w:color="BBBBBB" w:sz="1"/>
+              <w:left w:val="single" w:color="BBBBBB" w:sz="1"/>
+              <w:bottom w:val="single" w:color="BBBBBB" w:sz="1"/>
+              <w:right w:val="single" w:color="BBBBBB" w:sz="1"/>
+            </w:tcBorders>
+            <w:tcMar>
+              <w:top w:type="dxa" w:w="60"/>
+              <w:left w:type="dxa" w:w="110"/>
+              <w:bottom w:type="dxa" w:w="60"/>
+              <w:right w:type="dxa" w:w="110"/>
+            </w:tcMar>
+            <w:vAlign w:val="center"/>
+          </w:tcPr>
+          <w:p>
+            <w:pPr>
+              <w:spacing w:after="0"/>
+            </w:pPr>
+            <w:r>
+              <w:rPr>
+                <w:b w:val="false"/>
+                <w:bCs w:val="false"/>
+                <w:sz w:val="20"/>
+                <w:szCs w:val="20"/>
+              </w:rPr>
+              <w:t xml:space="preserve">list_scenarios</w:t>
+            </w:r>
+          </w:p>
+        </w:tc>
+        <w:tc>
+          <w:tcPr>
+            <w:tcW w:type="dxa" w:w="6026"/>
+            <w:tcBorders>
+              <w:top w:val="single" w:color="BBBBBB" w:sz="1"/>
+              <w:left w:val="single" w:color="BBBBBB" w:sz="1"/>
+              <w:bottom w:val="single" w:color="BBBBBB" w:sz="1"/>
+              <w:right w:val="single" w:color="BBBBBB" w:sz="1"/>
+            </w:tcBorders>
+            <w:tcMar>
+              <w:top w:type="dxa" w:w="60"/>
+              <w:left w:type="dxa" w:w="110"/>
+              <w:bottom w:type="dxa" w:w="60"/>
+              <w:right w:type="dxa" w:w="110"/>
+            </w:tcMar>
+            <w:vAlign w:val="center"/>
+          </w:tcPr>
+          <w:p>
+            <w:pPr>
+              <w:spacing w:after="0"/>
+            </w:pPr>
+            <w:r>
+              <w:rPr>
+                <w:b w:val="false"/>
+                <w:bCs w:val="false"/>
+                <w:sz w:val="20"/>
+                <w:szCs w:val="20"/>
+              </w:rPr>
+              <w:t xml:space="preserve">지원 시나리오 유형·구성 프리셋 조회</w:t>
+            </w:r>
+          </w:p>
+        </w:tc>
+      </w:tr>
+    </w:tbl>
+    <w:p>
+      <w:pPr>
+        <w:spacing w:after="60"/>
+      </w:pPr>
+    </w:p>
+    <w:p>
+      <w:pPr>
+        <w:pStyle w:val="Heading2"/>
+      </w:pPr>
+      <w:r>
+        <w:t xml:space="preserve">2.7 구조화 오류 &amp; 관측성</w:t>
+      </w:r>
+    </w:p>
+    <w:p>
+      <w:pPr>
+        <w:spacing w:after="120" w:line="276"/>
+      </w:pPr>
+      <w:r>
+        <w:t xml:space="preserve">모든 REST 오류는 @RestControllerAdvice(GlobalExceptionHandler)에서 ApiError{code,message,errors} JSON으로 통일된다. 깨진 JSON·타입 불일치는 400(BAD_REQUEST/INVALID_ARGUMENTS), 검증 실패는 400(VALIDATION+필드별 사유), 그 외는 500(INTERNAL_ERROR)로 스택트레이스 노출 없이 반환한다. CorrelationIdFilter가 요청마다 requestId를 MDC에 주입해 로그로 파이프라인을 추적하고, Actuator(/actuator/health·metrics)와 Micrometer 카운터(waste.sim.run/rejected, waste.chat.classify yes/no, waste.chat.confirm)·타이머(waste.sim.duration)로 운영 지표를 노출한다.</w:t>
+      </w:r>
+    </w:p>
+    <w:p>
       <w:r>
         <w:br w:type="page"/>
       </w:r>
@@ -16606,6 +18328,2350 @@
                 <w:szCs w:val="20"/>
               </w:rPr>
               <w:t xml:space="preserve">llm_benchmark.py — 프로바이더별 오탐률·언어·지연 실측</w:t>
+            </w:r>
+          </w:p>
+        </w:tc>
+      </w:tr>
+    </w:tbl>
+    <w:p>
+      <w:pPr>
+        <w:spacing w:after="60"/>
+      </w:pPr>
+    </w:p>
+    <w:p>
+      <w:pPr>
+        <w:pStyle w:val="Heading2"/>
+      </w:pPr>
+      <w:r>
+        <w:t xml:space="preserve">3.9 MCP·파사드·검증 테스트 (v1.2)</w:t>
+      </w:r>
+    </w:p>
+    <w:tbl>
+      <w:tblPr>
+        <w:tblW w:type="dxa" w:w="9026"/>
+        <w:tblBorders>
+          <w:top w:val="single" w:color="auto" w:sz="4"/>
+          <w:left w:val="single" w:color="auto" w:sz="4"/>
+          <w:bottom w:val="single" w:color="auto" w:sz="4"/>
+          <w:right w:val="single" w:color="auto" w:sz="4"/>
+          <w:insideH w:val="single" w:color="auto" w:sz="4"/>
+          <w:insideV w:val="single" w:color="auto" w:sz="4"/>
+        </w:tblBorders>
+      </w:tblPr>
+      <w:tblGrid>
+        <w:gridCol w:w="800"/>
+        <w:gridCol w:w="2100"/>
+        <w:gridCol w:w="2400"/>
+        <w:gridCol w:w="2400"/>
+        <w:gridCol w:w="1326"/>
+      </w:tblGrid>
+      <w:tr>
+        <w:trPr>
+          <w:tblHeader/>
+        </w:trPr>
+        <w:tc>
+          <w:tcPr>
+            <w:tcW w:type="dxa" w:w="800"/>
+            <w:tcBorders>
+              <w:top w:val="single" w:color="BBBBBB" w:sz="1"/>
+              <w:left w:val="single" w:color="BBBBBB" w:sz="1"/>
+              <w:bottom w:val="single" w:color="BBBBBB" w:sz="1"/>
+              <w:right w:val="single" w:color="BBBBBB" w:sz="1"/>
+            </w:tcBorders>
+            <w:shd w:fill="2E5A88" w:color="auto" w:val="clear"/>
+            <w:tcMar>
+              <w:top w:type="dxa" w:w="60"/>
+              <w:left w:type="dxa" w:w="110"/>
+              <w:bottom w:type="dxa" w:w="60"/>
+              <w:right w:type="dxa" w:w="110"/>
+            </w:tcMar>
+            <w:vAlign w:val="center"/>
+          </w:tcPr>
+          <w:p>
+            <w:pPr>
+              <w:spacing w:after="0"/>
+            </w:pPr>
+            <w:r>
+              <w:rPr>
+                <w:b/>
+                <w:bCs/>
+                <w:color w:val="FFFFFF"/>
+                <w:sz w:val="20"/>
+                <w:szCs w:val="20"/>
+              </w:rPr>
+              <w:t xml:space="preserve">ID</w:t>
+            </w:r>
+          </w:p>
+        </w:tc>
+        <w:tc>
+          <w:tcPr>
+            <w:tcW w:type="dxa" w:w="2100"/>
+            <w:tcBorders>
+              <w:top w:val="single" w:color="BBBBBB" w:sz="1"/>
+              <w:left w:val="single" w:color="BBBBBB" w:sz="1"/>
+              <w:bottom w:val="single" w:color="BBBBBB" w:sz="1"/>
+              <w:right w:val="single" w:color="BBBBBB" w:sz="1"/>
+            </w:tcBorders>
+            <w:shd w:fill="2E5A88" w:color="auto" w:val="clear"/>
+            <w:tcMar>
+              <w:top w:type="dxa" w:w="60"/>
+              <w:left w:type="dxa" w:w="110"/>
+              <w:bottom w:type="dxa" w:w="60"/>
+              <w:right w:type="dxa" w:w="110"/>
+            </w:tcMar>
+            <w:vAlign w:val="center"/>
+          </w:tcPr>
+          <w:p>
+            <w:pPr>
+              <w:spacing w:after="0"/>
+            </w:pPr>
+            <w:r>
+              <w:rPr>
+                <w:b/>
+                <w:bCs/>
+                <w:color w:val="FFFFFF"/>
+                <w:sz w:val="20"/>
+                <w:szCs w:val="20"/>
+              </w:rPr>
+              <w:t xml:space="preserve">대상</w:t>
+            </w:r>
+          </w:p>
+        </w:tc>
+        <w:tc>
+          <w:tcPr>
+            <w:tcW w:type="dxa" w:w="2400"/>
+            <w:tcBorders>
+              <w:top w:val="single" w:color="BBBBBB" w:sz="1"/>
+              <w:left w:val="single" w:color="BBBBBB" w:sz="1"/>
+              <w:bottom w:val="single" w:color="BBBBBB" w:sz="1"/>
+              <w:right w:val="single" w:color="BBBBBB" w:sz="1"/>
+            </w:tcBorders>
+            <w:shd w:fill="2E5A88" w:color="auto" w:val="clear"/>
+            <w:tcMar>
+              <w:top w:type="dxa" w:w="60"/>
+              <w:left w:type="dxa" w:w="110"/>
+              <w:bottom w:type="dxa" w:w="60"/>
+              <w:right w:type="dxa" w:w="110"/>
+            </w:tcMar>
+            <w:vAlign w:val="center"/>
+          </w:tcPr>
+          <w:p>
+            <w:pPr>
+              <w:spacing w:after="0"/>
+            </w:pPr>
+            <w:r>
+              <w:rPr>
+                <w:b/>
+                <w:bCs/>
+                <w:color w:val="FFFFFF"/>
+                <w:sz w:val="20"/>
+                <w:szCs w:val="20"/>
+              </w:rPr>
+              <w:t xml:space="preserve">시나리오</w:t>
+            </w:r>
+          </w:p>
+        </w:tc>
+        <w:tc>
+          <w:tcPr>
+            <w:tcW w:type="dxa" w:w="2400"/>
+            <w:tcBorders>
+              <w:top w:val="single" w:color="BBBBBB" w:sz="1"/>
+              <w:left w:val="single" w:color="BBBBBB" w:sz="1"/>
+              <w:bottom w:val="single" w:color="BBBBBB" w:sz="1"/>
+              <w:right w:val="single" w:color="BBBBBB" w:sz="1"/>
+            </w:tcBorders>
+            <w:shd w:fill="2E5A88" w:color="auto" w:val="clear"/>
+            <w:tcMar>
+              <w:top w:type="dxa" w:w="60"/>
+              <w:left w:type="dxa" w:w="110"/>
+              <w:bottom w:type="dxa" w:w="60"/>
+              <w:right w:type="dxa" w:w="110"/>
+            </w:tcMar>
+            <w:vAlign w:val="center"/>
+          </w:tcPr>
+          <w:p>
+            <w:pPr>
+              <w:spacing w:after="0"/>
+            </w:pPr>
+            <w:r>
+              <w:rPr>
+                <w:b/>
+                <w:bCs/>
+                <w:color w:val="FFFFFF"/>
+                <w:sz w:val="20"/>
+                <w:szCs w:val="20"/>
+              </w:rPr>
+              <w:t xml:space="preserve">기대</w:t>
+            </w:r>
+          </w:p>
+        </w:tc>
+        <w:tc>
+          <w:tcPr>
+            <w:tcW w:type="dxa" w:w="1326"/>
+            <w:tcBorders>
+              <w:top w:val="single" w:color="BBBBBB" w:sz="1"/>
+              <w:left w:val="single" w:color="BBBBBB" w:sz="1"/>
+              <w:bottom w:val="single" w:color="BBBBBB" w:sz="1"/>
+              <w:right w:val="single" w:color="BBBBBB" w:sz="1"/>
+            </w:tcBorders>
+            <w:shd w:fill="2E5A88" w:color="auto" w:val="clear"/>
+            <w:tcMar>
+              <w:top w:type="dxa" w:w="60"/>
+              <w:left w:type="dxa" w:w="110"/>
+              <w:bottom w:type="dxa" w:w="60"/>
+              <w:right w:type="dxa" w:w="110"/>
+            </w:tcMar>
+            <w:vAlign w:val="center"/>
+          </w:tcPr>
+          <w:p>
+            <w:pPr>
+              <w:spacing w:after="0"/>
+            </w:pPr>
+            <w:r>
+              <w:rPr>
+                <w:b/>
+                <w:bCs/>
+                <w:color w:val="FFFFFF"/>
+                <w:sz w:val="20"/>
+                <w:szCs w:val="20"/>
+              </w:rPr>
+              <w:t xml:space="preserve">추적</w:t>
+            </w:r>
+          </w:p>
+        </w:tc>
+      </w:tr>
+      <w:tr>
+        <w:tc>
+          <w:tcPr>
+            <w:tcW w:type="dxa" w:w="800"/>
+            <w:tcBorders>
+              <w:top w:val="single" w:color="BBBBBB" w:sz="1"/>
+              <w:left w:val="single" w:color="BBBBBB" w:sz="1"/>
+              <w:bottom w:val="single" w:color="BBBBBB" w:sz="1"/>
+              <w:right w:val="single" w:color="BBBBBB" w:sz="1"/>
+            </w:tcBorders>
+            <w:tcMar>
+              <w:top w:type="dxa" w:w="60"/>
+              <w:left w:type="dxa" w:w="110"/>
+              <w:bottom w:type="dxa" w:w="60"/>
+              <w:right w:type="dxa" w:w="110"/>
+            </w:tcMar>
+            <w:vAlign w:val="center"/>
+          </w:tcPr>
+          <w:p>
+            <w:pPr>
+              <w:spacing w:after="0"/>
+            </w:pPr>
+            <w:r>
+              <w:rPr>
+                <w:b w:val="false"/>
+                <w:bCs w:val="false"/>
+                <w:sz w:val="20"/>
+                <w:szCs w:val="20"/>
+              </w:rPr>
+              <w:t xml:space="preserve">UT-20</w:t>
+            </w:r>
+          </w:p>
+        </w:tc>
+        <w:tc>
+          <w:tcPr>
+            <w:tcW w:type="dxa" w:w="2100"/>
+            <w:tcBorders>
+              <w:top w:val="single" w:color="BBBBBB" w:sz="1"/>
+              <w:left w:val="single" w:color="BBBBBB" w:sz="1"/>
+              <w:bottom w:val="single" w:color="BBBBBB" w:sz="1"/>
+              <w:right w:val="single" w:color="BBBBBB" w:sz="1"/>
+            </w:tcBorders>
+            <w:tcMar>
+              <w:top w:type="dxa" w:w="60"/>
+              <w:left w:type="dxa" w:w="110"/>
+              <w:bottom w:type="dxa" w:w="60"/>
+              <w:right w:type="dxa" w:w="110"/>
+            </w:tcMar>
+            <w:vAlign w:val="center"/>
+          </w:tcPr>
+          <w:p>
+            <w:pPr>
+              <w:spacing w:after="0"/>
+            </w:pPr>
+            <w:r>
+              <w:rPr>
+                <w:b w:val="false"/>
+                <w:bCs w:val="false"/>
+                <w:sz w:val="20"/>
+                <w:szCs w:val="20"/>
+              </w:rPr>
+              <w:t xml:space="preserve">Validator 정상</w:t>
+            </w:r>
+          </w:p>
+        </w:tc>
+        <w:tc>
+          <w:tcPr>
+            <w:tcW w:type="dxa" w:w="2400"/>
+            <w:tcBorders>
+              <w:top w:val="single" w:color="BBBBBB" w:sz="1"/>
+              <w:left w:val="single" w:color="BBBBBB" w:sz="1"/>
+              <w:bottom w:val="single" w:color="BBBBBB" w:sz="1"/>
+              <w:right w:val="single" w:color="BBBBBB" w:sz="1"/>
+            </w:tcBorders>
+            <w:tcMar>
+              <w:top w:type="dxa" w:w="60"/>
+              <w:left w:type="dxa" w:w="110"/>
+              <w:bottom w:type="dxa" w:w="60"/>
+              <w:right w:type="dxa" w:w="110"/>
+            </w:tcMar>
+            <w:vAlign w:val="center"/>
+          </w:tcPr>
+          <w:p>
+            <w:pPr>
+              <w:spacing w:after="0"/>
+            </w:pPr>
+            <w:r>
+              <w:rPr>
+                <w:b w:val="false"/>
+                <w:bCs w:val="false"/>
+                <w:sz w:val="20"/>
+                <w:szCs w:val="20"/>
+              </w:rPr>
+              <w:t xml:space="preserve">기본 config</w:t>
+            </w:r>
+          </w:p>
+        </w:tc>
+        <w:tc>
+          <w:tcPr>
+            <w:tcW w:type="dxa" w:w="2400"/>
+            <w:tcBorders>
+              <w:top w:val="single" w:color="BBBBBB" w:sz="1"/>
+              <w:left w:val="single" w:color="BBBBBB" w:sz="1"/>
+              <w:bottom w:val="single" w:color="BBBBBB" w:sz="1"/>
+              <w:right w:val="single" w:color="BBBBBB" w:sz="1"/>
+            </w:tcBorders>
+            <w:tcMar>
+              <w:top w:type="dxa" w:w="60"/>
+              <w:left w:type="dxa" w:w="110"/>
+              <w:bottom w:type="dxa" w:w="60"/>
+              <w:right w:type="dxa" w:w="110"/>
+            </w:tcMar>
+            <w:vAlign w:val="center"/>
+          </w:tcPr>
+          <w:p>
+            <w:pPr>
+              <w:spacing w:after="0"/>
+            </w:pPr>
+            <w:r>
+              <w:rPr>
+                <w:b w:val="false"/>
+                <w:bCs w:val="false"/>
+                <w:sz w:val="20"/>
+                <w:szCs w:val="20"/>
+              </w:rPr>
+              <w:t xml:space="preserve">ready=true</w:t>
+            </w:r>
+          </w:p>
+        </w:tc>
+        <w:tc>
+          <w:tcPr>
+            <w:tcW w:type="dxa" w:w="1326"/>
+            <w:tcBorders>
+              <w:top w:val="single" w:color="BBBBBB" w:sz="1"/>
+              <w:left w:val="single" w:color="BBBBBB" w:sz="1"/>
+              <w:bottom w:val="single" w:color="BBBBBB" w:sz="1"/>
+              <w:right w:val="single" w:color="BBBBBB" w:sz="1"/>
+            </w:tcBorders>
+            <w:tcMar>
+              <w:top w:type="dxa" w:w="60"/>
+              <w:left w:type="dxa" w:w="110"/>
+              <w:bottom w:type="dxa" w:w="60"/>
+              <w:right w:type="dxa" w:w="110"/>
+            </w:tcMar>
+            <w:vAlign w:val="center"/>
+          </w:tcPr>
+          <w:p>
+            <w:pPr>
+              <w:spacing w:after="0"/>
+            </w:pPr>
+            <w:r>
+              <w:rPr>
+                <w:b w:val="false"/>
+                <w:bCs w:val="false"/>
+                <w:sz w:val="20"/>
+                <w:szCs w:val="20"/>
+              </w:rPr>
+              <w:t xml:space="preserve">FR-32</w:t>
+            </w:r>
+          </w:p>
+        </w:tc>
+      </w:tr>
+      <w:tr>
+        <w:tc>
+          <w:tcPr>
+            <w:tcW w:type="dxa" w:w="800"/>
+            <w:tcBorders>
+              <w:top w:val="single" w:color="BBBBBB" w:sz="1"/>
+              <w:left w:val="single" w:color="BBBBBB" w:sz="1"/>
+              <w:bottom w:val="single" w:color="BBBBBB" w:sz="1"/>
+              <w:right w:val="single" w:color="BBBBBB" w:sz="1"/>
+            </w:tcBorders>
+            <w:shd w:fill="EEF3F8" w:color="auto" w:val="clear"/>
+            <w:tcMar>
+              <w:top w:type="dxa" w:w="60"/>
+              <w:left w:type="dxa" w:w="110"/>
+              <w:bottom w:type="dxa" w:w="60"/>
+              <w:right w:type="dxa" w:w="110"/>
+            </w:tcMar>
+            <w:vAlign w:val="center"/>
+          </w:tcPr>
+          <w:p>
+            <w:pPr>
+              <w:spacing w:after="0"/>
+            </w:pPr>
+            <w:r>
+              <w:rPr>
+                <w:b w:val="false"/>
+                <w:bCs w:val="false"/>
+                <w:sz w:val="20"/>
+                <w:szCs w:val="20"/>
+              </w:rPr>
+              <w:t xml:space="preserve">UT-21</w:t>
+            </w:r>
+          </w:p>
+        </w:tc>
+        <w:tc>
+          <w:tcPr>
+            <w:tcW w:type="dxa" w:w="2100"/>
+            <w:tcBorders>
+              <w:top w:val="single" w:color="BBBBBB" w:sz="1"/>
+              <w:left w:val="single" w:color="BBBBBB" w:sz="1"/>
+              <w:bottom w:val="single" w:color="BBBBBB" w:sz="1"/>
+              <w:right w:val="single" w:color="BBBBBB" w:sz="1"/>
+            </w:tcBorders>
+            <w:shd w:fill="EEF3F8" w:color="auto" w:val="clear"/>
+            <w:tcMar>
+              <w:top w:type="dxa" w:w="60"/>
+              <w:left w:type="dxa" w:w="110"/>
+              <w:bottom w:type="dxa" w:w="60"/>
+              <w:right w:type="dxa" w:w="110"/>
+            </w:tcMar>
+            <w:vAlign w:val="center"/>
+          </w:tcPr>
+          <w:p>
+            <w:pPr>
+              <w:spacing w:after="0"/>
+            </w:pPr>
+            <w:r>
+              <w:rPr>
+                <w:b w:val="false"/>
+                <w:bCs w:val="false"/>
+                <w:sz w:val="20"/>
+                <w:szCs w:val="20"/>
+              </w:rPr>
+              <w:t xml:space="preserve">Validator 범위</w:t>
+            </w:r>
+          </w:p>
+        </w:tc>
+        <w:tc>
+          <w:tcPr>
+            <w:tcW w:type="dxa" w:w="2400"/>
+            <w:tcBorders>
+              <w:top w:val="single" w:color="BBBBBB" w:sz="1"/>
+              <w:left w:val="single" w:color="BBBBBB" w:sz="1"/>
+              <w:bottom w:val="single" w:color="BBBBBB" w:sz="1"/>
+              <w:right w:val="single" w:color="BBBBBB" w:sz="1"/>
+            </w:tcBorders>
+            <w:shd w:fill="EEF3F8" w:color="auto" w:val="clear"/>
+            <w:tcMar>
+              <w:top w:type="dxa" w:w="60"/>
+              <w:left w:type="dxa" w:w="110"/>
+              <w:bottom w:type="dxa" w:w="60"/>
+              <w:right w:type="dxa" w:w="110"/>
+            </w:tcMar>
+            <w:vAlign w:val="center"/>
+          </w:tcPr>
+          <w:p>
+            <w:pPr>
+              <w:spacing w:after="0"/>
+            </w:pPr>
+            <w:r>
+              <w:rPr>
+                <w:b w:val="false"/>
+                <w:bCs w:val="false"/>
+                <w:sz w:val="20"/>
+                <w:szCs w:val="20"/>
+              </w:rPr>
+              <w:t xml:space="preserve">days=0 / seeds=999 / threshold=2</w:t>
+            </w:r>
+          </w:p>
+        </w:tc>
+        <w:tc>
+          <w:tcPr>
+            <w:tcW w:type="dxa" w:w="2400"/>
+            <w:tcBorders>
+              <w:top w:val="single" w:color="BBBBBB" w:sz="1"/>
+              <w:left w:val="single" w:color="BBBBBB" w:sz="1"/>
+              <w:bottom w:val="single" w:color="BBBBBB" w:sz="1"/>
+              <w:right w:val="single" w:color="BBBBBB" w:sz="1"/>
+            </w:tcBorders>
+            <w:shd w:fill="EEF3F8" w:color="auto" w:val="clear"/>
+            <w:tcMar>
+              <w:top w:type="dxa" w:w="60"/>
+              <w:left w:type="dxa" w:w="110"/>
+              <w:bottom w:type="dxa" w:w="60"/>
+              <w:right w:type="dxa" w:w="110"/>
+            </w:tcMar>
+            <w:vAlign w:val="center"/>
+          </w:tcPr>
+          <w:p>
+            <w:pPr>
+              <w:spacing w:after="0"/>
+            </w:pPr>
+            <w:r>
+              <w:rPr>
+                <w:b w:val="false"/>
+                <w:bCs w:val="false"/>
+                <w:sz w:val="20"/>
+                <w:szCs w:val="20"/>
+              </w:rPr>
+              <w:t xml:space="preserve">ready=false, OUT_OF_RANGE</w:t>
+            </w:r>
+          </w:p>
+        </w:tc>
+        <w:tc>
+          <w:tcPr>
+            <w:tcW w:type="dxa" w:w="1326"/>
+            <w:tcBorders>
+              <w:top w:val="single" w:color="BBBBBB" w:sz="1"/>
+              <w:left w:val="single" w:color="BBBBBB" w:sz="1"/>
+              <w:bottom w:val="single" w:color="BBBBBB" w:sz="1"/>
+              <w:right w:val="single" w:color="BBBBBB" w:sz="1"/>
+            </w:tcBorders>
+            <w:shd w:fill="EEF3F8" w:color="auto" w:val="clear"/>
+            <w:tcMar>
+              <w:top w:type="dxa" w:w="60"/>
+              <w:left w:type="dxa" w:w="110"/>
+              <w:bottom w:type="dxa" w:w="60"/>
+              <w:right w:type="dxa" w:w="110"/>
+            </w:tcMar>
+            <w:vAlign w:val="center"/>
+          </w:tcPr>
+          <w:p>
+            <w:pPr>
+              <w:spacing w:after="0"/>
+            </w:pPr>
+            <w:r>
+              <w:rPr>
+                <w:b w:val="false"/>
+                <w:bCs w:val="false"/>
+                <w:sz w:val="20"/>
+                <w:szCs w:val="20"/>
+              </w:rPr>
+              <w:t xml:space="preserve">FR-32</w:t>
+            </w:r>
+          </w:p>
+        </w:tc>
+      </w:tr>
+      <w:tr>
+        <w:tc>
+          <w:tcPr>
+            <w:tcW w:type="dxa" w:w="800"/>
+            <w:tcBorders>
+              <w:top w:val="single" w:color="BBBBBB" w:sz="1"/>
+              <w:left w:val="single" w:color="BBBBBB" w:sz="1"/>
+              <w:bottom w:val="single" w:color="BBBBBB" w:sz="1"/>
+              <w:right w:val="single" w:color="BBBBBB" w:sz="1"/>
+            </w:tcBorders>
+            <w:tcMar>
+              <w:top w:type="dxa" w:w="60"/>
+              <w:left w:type="dxa" w:w="110"/>
+              <w:bottom w:type="dxa" w:w="60"/>
+              <w:right w:type="dxa" w:w="110"/>
+            </w:tcMar>
+            <w:vAlign w:val="center"/>
+          </w:tcPr>
+          <w:p>
+            <w:pPr>
+              <w:spacing w:after="0"/>
+            </w:pPr>
+            <w:r>
+              <w:rPr>
+                <w:b w:val="false"/>
+                <w:bCs w:val="false"/>
+                <w:sz w:val="20"/>
+                <w:szCs w:val="20"/>
+              </w:rPr>
+              <w:t xml:space="preserve">UT-22</w:t>
+            </w:r>
+          </w:p>
+        </w:tc>
+        <w:tc>
+          <w:tcPr>
+            <w:tcW w:type="dxa" w:w="2100"/>
+            <w:tcBorders>
+              <w:top w:val="single" w:color="BBBBBB" w:sz="1"/>
+              <w:left w:val="single" w:color="BBBBBB" w:sz="1"/>
+              <w:bottom w:val="single" w:color="BBBBBB" w:sz="1"/>
+              <w:right w:val="single" w:color="BBBBBB" w:sz="1"/>
+            </w:tcBorders>
+            <w:tcMar>
+              <w:top w:type="dxa" w:w="60"/>
+              <w:left w:type="dxa" w:w="110"/>
+              <w:bottom w:type="dxa" w:w="60"/>
+              <w:right w:type="dxa" w:w="110"/>
+            </w:tcMar>
+            <w:vAlign w:val="center"/>
+          </w:tcPr>
+          <w:p>
+            <w:pPr>
+              <w:spacing w:after="0"/>
+            </w:pPr>
+            <w:r>
+              <w:rPr>
+                <w:b w:val="false"/>
+                <w:bCs w:val="false"/>
+                <w:sz w:val="20"/>
+                <w:szCs w:val="20"/>
+              </w:rPr>
+              <w:t xml:space="preserve">Validator 직업</w:t>
+            </w:r>
+          </w:p>
+        </w:tc>
+        <w:tc>
+          <w:tcPr>
+            <w:tcW w:type="dxa" w:w="2400"/>
+            <w:tcBorders>
+              <w:top w:val="single" w:color="BBBBBB" w:sz="1"/>
+              <w:left w:val="single" w:color="BBBBBB" w:sz="1"/>
+              <w:bottom w:val="single" w:color="BBBBBB" w:sz="1"/>
+              <w:right w:val="single" w:color="BBBBBB" w:sz="1"/>
+            </w:tcBorders>
+            <w:tcMar>
+              <w:top w:type="dxa" w:w="60"/>
+              <w:left w:type="dxa" w:w="110"/>
+              <w:bottom w:type="dxa" w:w="60"/>
+              <w:right w:type="dxa" w:w="110"/>
+            </w:tcMar>
+            <w:vAlign w:val="center"/>
+          </w:tcPr>
+          <w:p>
+            <w:pPr>
+              <w:spacing w:after="0"/>
+            </w:pPr>
+            <w:r>
+              <w:rPr>
+                <w:b w:val="false"/>
+                <w:bCs w:val="false"/>
+                <w:sz w:val="20"/>
+                <w:szCs w:val="20"/>
+              </w:rPr>
+              <w:t xml:space="preserve">occupationMix=['Ghost']</w:t>
+            </w:r>
+          </w:p>
+        </w:tc>
+        <w:tc>
+          <w:tcPr>
+            <w:tcW w:type="dxa" w:w="2400"/>
+            <w:tcBorders>
+              <w:top w:val="single" w:color="BBBBBB" w:sz="1"/>
+              <w:left w:val="single" w:color="BBBBBB" w:sz="1"/>
+              <w:bottom w:val="single" w:color="BBBBBB" w:sz="1"/>
+              <w:right w:val="single" w:color="BBBBBB" w:sz="1"/>
+            </w:tcBorders>
+            <w:tcMar>
+              <w:top w:type="dxa" w:w="60"/>
+              <w:left w:type="dxa" w:w="110"/>
+              <w:bottom w:type="dxa" w:w="60"/>
+              <w:right w:type="dxa" w:w="110"/>
+            </w:tcMar>
+            <w:vAlign w:val="center"/>
+          </w:tcPr>
+          <w:p>
+            <w:pPr>
+              <w:spacing w:after="0"/>
+            </w:pPr>
+            <w:r>
+              <w:rPr>
+                <w:b w:val="false"/>
+                <w:bCs w:val="false"/>
+                <w:sz w:val="20"/>
+                <w:szCs w:val="20"/>
+              </w:rPr>
+              <w:t xml:space="preserve">ready=false, INVALID_ENUM</w:t>
+            </w:r>
+          </w:p>
+        </w:tc>
+        <w:tc>
+          <w:tcPr>
+            <w:tcW w:type="dxa" w:w="1326"/>
+            <w:tcBorders>
+              <w:top w:val="single" w:color="BBBBBB" w:sz="1"/>
+              <w:left w:val="single" w:color="BBBBBB" w:sz="1"/>
+              <w:bottom w:val="single" w:color="BBBBBB" w:sz="1"/>
+              <w:right w:val="single" w:color="BBBBBB" w:sz="1"/>
+            </w:tcBorders>
+            <w:tcMar>
+              <w:top w:type="dxa" w:w="60"/>
+              <w:left w:type="dxa" w:w="110"/>
+              <w:bottom w:type="dxa" w:w="60"/>
+              <w:right w:type="dxa" w:w="110"/>
+            </w:tcMar>
+            <w:vAlign w:val="center"/>
+          </w:tcPr>
+          <w:p>
+            <w:pPr>
+              <w:spacing w:after="0"/>
+            </w:pPr>
+            <w:r>
+              <w:rPr>
+                <w:b w:val="false"/>
+                <w:bCs w:val="false"/>
+                <w:sz w:val="20"/>
+                <w:szCs w:val="20"/>
+              </w:rPr>
+              <w:t xml:space="preserve">FR-32</w:t>
+            </w:r>
+          </w:p>
+        </w:tc>
+      </w:tr>
+      <w:tr>
+        <w:tc>
+          <w:tcPr>
+            <w:tcW w:type="dxa" w:w="800"/>
+            <w:tcBorders>
+              <w:top w:val="single" w:color="BBBBBB" w:sz="1"/>
+              <w:left w:val="single" w:color="BBBBBB" w:sz="1"/>
+              <w:bottom w:val="single" w:color="BBBBBB" w:sz="1"/>
+              <w:right w:val="single" w:color="BBBBBB" w:sz="1"/>
+            </w:tcBorders>
+            <w:shd w:fill="EEF3F8" w:color="auto" w:val="clear"/>
+            <w:tcMar>
+              <w:top w:type="dxa" w:w="60"/>
+              <w:left w:type="dxa" w:w="110"/>
+              <w:bottom w:type="dxa" w:w="60"/>
+              <w:right w:type="dxa" w:w="110"/>
+            </w:tcMar>
+            <w:vAlign w:val="center"/>
+          </w:tcPr>
+          <w:p>
+            <w:pPr>
+              <w:spacing w:after="0"/>
+            </w:pPr>
+            <w:r>
+              <w:rPr>
+                <w:b w:val="false"/>
+                <w:bCs w:val="false"/>
+                <w:sz w:val="20"/>
+                <w:szCs w:val="20"/>
+              </w:rPr>
+              <w:t xml:space="preserve">UT-23</w:t>
+            </w:r>
+          </w:p>
+        </w:tc>
+        <w:tc>
+          <w:tcPr>
+            <w:tcW w:type="dxa" w:w="2100"/>
+            <w:tcBorders>
+              <w:top w:val="single" w:color="BBBBBB" w:sz="1"/>
+              <w:left w:val="single" w:color="BBBBBB" w:sz="1"/>
+              <w:bottom w:val="single" w:color="BBBBBB" w:sz="1"/>
+              <w:right w:val="single" w:color="BBBBBB" w:sz="1"/>
+            </w:tcBorders>
+            <w:shd w:fill="EEF3F8" w:color="auto" w:val="clear"/>
+            <w:tcMar>
+              <w:top w:type="dxa" w:w="60"/>
+              <w:left w:type="dxa" w:w="110"/>
+              <w:bottom w:type="dxa" w:w="60"/>
+              <w:right w:type="dxa" w:w="110"/>
+            </w:tcMar>
+            <w:vAlign w:val="center"/>
+          </w:tcPr>
+          <w:p>
+            <w:pPr>
+              <w:spacing w:after="0"/>
+            </w:pPr>
+            <w:r>
+              <w:rPr>
+                <w:b w:val="false"/>
+                <w:bCs w:val="false"/>
+                <w:sz w:val="20"/>
+                <w:szCs w:val="20"/>
+              </w:rPr>
+              <w:t xml:space="preserve">ConfigArgs 매핑</w:t>
+            </w:r>
+          </w:p>
+        </w:tc>
+        <w:tc>
+          <w:tcPr>
+            <w:tcW w:type="dxa" w:w="2400"/>
+            <w:tcBorders>
+              <w:top w:val="single" w:color="BBBBBB" w:sz="1"/>
+              <w:left w:val="single" w:color="BBBBBB" w:sz="1"/>
+              <w:bottom w:val="single" w:color="BBBBBB" w:sz="1"/>
+              <w:right w:val="single" w:color="BBBBBB" w:sz="1"/>
+            </w:tcBorders>
+            <w:shd w:fill="EEF3F8" w:color="auto" w:val="clear"/>
+            <w:tcMar>
+              <w:top w:type="dxa" w:w="60"/>
+              <w:left w:type="dxa" w:w="110"/>
+              <w:bottom w:type="dxa" w:w="60"/>
+              <w:right w:type="dxa" w:w="110"/>
+            </w:tcMar>
+            <w:vAlign w:val="center"/>
+          </w:tcPr>
+          <w:p>
+            <w:pPr>
+              <w:spacing w:after="0"/>
+            </w:pPr>
+            <w:r>
+              <w:rPr>
+                <w:b w:val="false"/>
+                <w:bCs w:val="false"/>
+                <w:sz w:val="20"/>
+                <w:szCs w:val="20"/>
+              </w:rPr>
+              <w:t xml:space="preserve">{collectionTime:'08:30'}</w:t>
+            </w:r>
+          </w:p>
+        </w:tc>
+        <w:tc>
+          <w:tcPr>
+            <w:tcW w:type="dxa" w:w="2400"/>
+            <w:tcBorders>
+              <w:top w:val="single" w:color="BBBBBB" w:sz="1"/>
+              <w:left w:val="single" w:color="BBBBBB" w:sz="1"/>
+              <w:bottom w:val="single" w:color="BBBBBB" w:sz="1"/>
+              <w:right w:val="single" w:color="BBBBBB" w:sz="1"/>
+            </w:tcBorders>
+            <w:shd w:fill="EEF3F8" w:color="auto" w:val="clear"/>
+            <w:tcMar>
+              <w:top w:type="dxa" w:w="60"/>
+              <w:left w:type="dxa" w:w="110"/>
+              <w:bottom w:type="dxa" w:w="60"/>
+              <w:right w:type="dxa" w:w="110"/>
+            </w:tcMar>
+            <w:vAlign w:val="center"/>
+          </w:tcPr>
+          <w:p>
+            <w:pPr>
+              <w:spacing w:after="0"/>
+            </w:pPr>
+            <w:r>
+              <w:rPr>
+                <w:b w:val="false"/>
+                <w:bCs w:val="false"/>
+                <w:sz w:val="20"/>
+                <w:szCs w:val="20"/>
+              </w:rPr>
+              <w:t xml:space="preserve">collectionTimeMinutes=510</w:t>
+            </w:r>
+          </w:p>
+        </w:tc>
+        <w:tc>
+          <w:tcPr>
+            <w:tcW w:type="dxa" w:w="1326"/>
+            <w:tcBorders>
+              <w:top w:val="single" w:color="BBBBBB" w:sz="1"/>
+              <w:left w:val="single" w:color="BBBBBB" w:sz="1"/>
+              <w:bottom w:val="single" w:color="BBBBBB" w:sz="1"/>
+              <w:right w:val="single" w:color="BBBBBB" w:sz="1"/>
+            </w:tcBorders>
+            <w:shd w:fill="EEF3F8" w:color="auto" w:val="clear"/>
+            <w:tcMar>
+              <w:top w:type="dxa" w:w="60"/>
+              <w:left w:type="dxa" w:w="110"/>
+              <w:bottom w:type="dxa" w:w="60"/>
+              <w:right w:type="dxa" w:w="110"/>
+            </w:tcMar>
+            <w:vAlign w:val="center"/>
+          </w:tcPr>
+          <w:p>
+            <w:pPr>
+              <w:spacing w:after="0"/>
+            </w:pPr>
+            <w:r>
+              <w:rPr>
+                <w:b w:val="false"/>
+                <w:bCs w:val="false"/>
+                <w:sz w:val="20"/>
+                <w:szCs w:val="20"/>
+              </w:rPr>
+              <w:t xml:space="preserve">FR-32</w:t>
+            </w:r>
+          </w:p>
+        </w:tc>
+      </w:tr>
+      <w:tr>
+        <w:tc>
+          <w:tcPr>
+            <w:tcW w:type="dxa" w:w="800"/>
+            <w:tcBorders>
+              <w:top w:val="single" w:color="BBBBBB" w:sz="1"/>
+              <w:left w:val="single" w:color="BBBBBB" w:sz="1"/>
+              <w:bottom w:val="single" w:color="BBBBBB" w:sz="1"/>
+              <w:right w:val="single" w:color="BBBBBB" w:sz="1"/>
+            </w:tcBorders>
+            <w:tcMar>
+              <w:top w:type="dxa" w:w="60"/>
+              <w:left w:type="dxa" w:w="110"/>
+              <w:bottom w:type="dxa" w:w="60"/>
+              <w:right w:type="dxa" w:w="110"/>
+            </w:tcMar>
+            <w:vAlign w:val="center"/>
+          </w:tcPr>
+          <w:p>
+            <w:pPr>
+              <w:spacing w:after="0"/>
+            </w:pPr>
+            <w:r>
+              <w:rPr>
+                <w:b w:val="false"/>
+                <w:bCs w:val="false"/>
+                <w:sz w:val="20"/>
+                <w:szCs w:val="20"/>
+              </w:rPr>
+              <w:t xml:space="preserve">UT-24</w:t>
+            </w:r>
+          </w:p>
+        </w:tc>
+        <w:tc>
+          <w:tcPr>
+            <w:tcW w:type="dxa" w:w="2100"/>
+            <w:tcBorders>
+              <w:top w:val="single" w:color="BBBBBB" w:sz="1"/>
+              <w:left w:val="single" w:color="BBBBBB" w:sz="1"/>
+              <w:bottom w:val="single" w:color="BBBBBB" w:sz="1"/>
+              <w:right w:val="single" w:color="BBBBBB" w:sz="1"/>
+            </w:tcBorders>
+            <w:tcMar>
+              <w:top w:type="dxa" w:w="60"/>
+              <w:left w:type="dxa" w:w="110"/>
+              <w:bottom w:type="dxa" w:w="60"/>
+              <w:right w:type="dxa" w:w="110"/>
+            </w:tcMar>
+            <w:vAlign w:val="center"/>
+          </w:tcPr>
+          <w:p>
+            <w:pPr>
+              <w:spacing w:after="0"/>
+            </w:pPr>
+            <w:r>
+              <w:rPr>
+                <w:b w:val="false"/>
+                <w:bCs w:val="false"/>
+                <w:sz w:val="20"/>
+                <w:szCs w:val="20"/>
+              </w:rPr>
+              <w:t xml:space="preserve">SimulationTool.runSimulation</w:t>
+            </w:r>
+          </w:p>
+        </w:tc>
+        <w:tc>
+          <w:tcPr>
+            <w:tcW w:type="dxa" w:w="2400"/>
+            <w:tcBorders>
+              <w:top w:val="single" w:color="BBBBBB" w:sz="1"/>
+              <w:left w:val="single" w:color="BBBBBB" w:sz="1"/>
+              <w:bottom w:val="single" w:color="BBBBBB" w:sz="1"/>
+              <w:right w:val="single" w:color="BBBBBB" w:sz="1"/>
+            </w:tcBorders>
+            <w:tcMar>
+              <w:top w:type="dxa" w:w="60"/>
+              <w:left w:type="dxa" w:w="110"/>
+              <w:bottom w:type="dxa" w:w="60"/>
+              <w:right w:type="dxa" w:w="110"/>
+            </w:tcMar>
+            <w:vAlign w:val="center"/>
+          </w:tcPr>
+          <w:p>
+            <w:pPr>
+              <w:spacing w:after="0"/>
+            </w:pPr>
+            <w:r>
+              <w:rPr>
+                <w:b w:val="false"/>
+                <w:bCs w:val="false"/>
+                <w:sz w:val="20"/>
+                <w:szCs w:val="20"/>
+              </w:rPr>
+              <w:t xml:space="preserve">days=2,seeds=2 유효</w:t>
+            </w:r>
+          </w:p>
+        </w:tc>
+        <w:tc>
+          <w:tcPr>
+            <w:tcW w:type="dxa" w:w="2400"/>
+            <w:tcBorders>
+              <w:top w:val="single" w:color="BBBBBB" w:sz="1"/>
+              <w:left w:val="single" w:color="BBBBBB" w:sz="1"/>
+              <w:bottom w:val="single" w:color="BBBBBB" w:sz="1"/>
+              <w:right w:val="single" w:color="BBBBBB" w:sz="1"/>
+            </w:tcBorders>
+            <w:tcMar>
+              <w:top w:type="dxa" w:w="60"/>
+              <w:left w:type="dxa" w:w="110"/>
+              <w:bottom w:type="dxa" w:w="60"/>
+              <w:right w:type="dxa" w:w="110"/>
+            </w:tcMar>
+            <w:vAlign w:val="center"/>
+          </w:tcPr>
+          <w:p>
+            <w:pPr>
+              <w:spacing w:after="0"/>
+            </w:pPr>
+            <w:r>
+              <w:rPr>
+                <w:b w:val="false"/>
+                <w:bCs w:val="false"/>
+                <w:sz w:val="20"/>
+                <w:szCs w:val="20"/>
+              </w:rPr>
+              <w:t xml:space="preserve">ready=true, SimulationResult</w:t>
+            </w:r>
+          </w:p>
+        </w:tc>
+        <w:tc>
+          <w:tcPr>
+            <w:tcW w:type="dxa" w:w="1326"/>
+            <w:tcBorders>
+              <w:top w:val="single" w:color="BBBBBB" w:sz="1"/>
+              <w:left w:val="single" w:color="BBBBBB" w:sz="1"/>
+              <w:bottom w:val="single" w:color="BBBBBB" w:sz="1"/>
+              <w:right w:val="single" w:color="BBBBBB" w:sz="1"/>
+            </w:tcBorders>
+            <w:tcMar>
+              <w:top w:type="dxa" w:w="60"/>
+              <w:left w:type="dxa" w:w="110"/>
+              <w:bottom w:type="dxa" w:w="60"/>
+              <w:right w:type="dxa" w:w="110"/>
+            </w:tcMar>
+            <w:vAlign w:val="center"/>
+          </w:tcPr>
+          <w:p>
+            <w:pPr>
+              <w:spacing w:after="0"/>
+            </w:pPr>
+            <w:r>
+              <w:rPr>
+                <w:b w:val="false"/>
+                <w:bCs w:val="false"/>
+                <w:sz w:val="20"/>
+                <w:szCs w:val="20"/>
+              </w:rPr>
+              <w:t xml:space="preserve">FR-34</w:t>
+            </w:r>
+          </w:p>
+        </w:tc>
+      </w:tr>
+      <w:tr>
+        <w:tc>
+          <w:tcPr>
+            <w:tcW w:type="dxa" w:w="800"/>
+            <w:tcBorders>
+              <w:top w:val="single" w:color="BBBBBB" w:sz="1"/>
+              <w:left w:val="single" w:color="BBBBBB" w:sz="1"/>
+              <w:bottom w:val="single" w:color="BBBBBB" w:sz="1"/>
+              <w:right w:val="single" w:color="BBBBBB" w:sz="1"/>
+            </w:tcBorders>
+            <w:shd w:fill="EEF3F8" w:color="auto" w:val="clear"/>
+            <w:tcMar>
+              <w:top w:type="dxa" w:w="60"/>
+              <w:left w:type="dxa" w:w="110"/>
+              <w:bottom w:type="dxa" w:w="60"/>
+              <w:right w:type="dxa" w:w="110"/>
+            </w:tcMar>
+            <w:vAlign w:val="center"/>
+          </w:tcPr>
+          <w:p>
+            <w:pPr>
+              <w:spacing w:after="0"/>
+            </w:pPr>
+            <w:r>
+              <w:rPr>
+                <w:b w:val="false"/>
+                <w:bCs w:val="false"/>
+                <w:sz w:val="20"/>
+                <w:szCs w:val="20"/>
+              </w:rPr>
+              <w:t xml:space="preserve">UT-25</w:t>
+            </w:r>
+          </w:p>
+        </w:tc>
+        <w:tc>
+          <w:tcPr>
+            <w:tcW w:type="dxa" w:w="2100"/>
+            <w:tcBorders>
+              <w:top w:val="single" w:color="BBBBBB" w:sz="1"/>
+              <w:left w:val="single" w:color="BBBBBB" w:sz="1"/>
+              <w:bottom w:val="single" w:color="BBBBBB" w:sz="1"/>
+              <w:right w:val="single" w:color="BBBBBB" w:sz="1"/>
+            </w:tcBorders>
+            <w:shd w:fill="EEF3F8" w:color="auto" w:val="clear"/>
+            <w:tcMar>
+              <w:top w:type="dxa" w:w="60"/>
+              <w:left w:type="dxa" w:w="110"/>
+              <w:bottom w:type="dxa" w:w="60"/>
+              <w:right w:type="dxa" w:w="110"/>
+            </w:tcMar>
+            <w:vAlign w:val="center"/>
+          </w:tcPr>
+          <w:p>
+            <w:pPr>
+              <w:spacing w:after="0"/>
+            </w:pPr>
+            <w:r>
+              <w:rPr>
+                <w:b w:val="false"/>
+                <w:bCs w:val="false"/>
+                <w:sz w:val="20"/>
+                <w:szCs w:val="20"/>
+              </w:rPr>
+              <w:t xml:space="preserve">SimulationTool 거부</w:t>
+            </w:r>
+          </w:p>
+        </w:tc>
+        <w:tc>
+          <w:tcPr>
+            <w:tcW w:type="dxa" w:w="2400"/>
+            <w:tcBorders>
+              <w:top w:val="single" w:color="BBBBBB" w:sz="1"/>
+              <w:left w:val="single" w:color="BBBBBB" w:sz="1"/>
+              <w:bottom w:val="single" w:color="BBBBBB" w:sz="1"/>
+              <w:right w:val="single" w:color="BBBBBB" w:sz="1"/>
+            </w:tcBorders>
+            <w:shd w:fill="EEF3F8" w:color="auto" w:val="clear"/>
+            <w:tcMar>
+              <w:top w:type="dxa" w:w="60"/>
+              <w:left w:type="dxa" w:w="110"/>
+              <w:bottom w:type="dxa" w:w="60"/>
+              <w:right w:type="dxa" w:w="110"/>
+            </w:tcMar>
+            <w:vAlign w:val="center"/>
+          </w:tcPr>
+          <w:p>
+            <w:pPr>
+              <w:spacing w:after="0"/>
+            </w:pPr>
+            <w:r>
+              <w:rPr>
+                <w:b w:val="false"/>
+                <w:bCs w:val="false"/>
+                <w:sz w:val="20"/>
+                <w:szCs w:val="20"/>
+              </w:rPr>
+              <w:t xml:space="preserve">days=0</w:t>
+            </w:r>
+          </w:p>
+        </w:tc>
+        <w:tc>
+          <w:tcPr>
+            <w:tcW w:type="dxa" w:w="2400"/>
+            <w:tcBorders>
+              <w:top w:val="single" w:color="BBBBBB" w:sz="1"/>
+              <w:left w:val="single" w:color="BBBBBB" w:sz="1"/>
+              <w:bottom w:val="single" w:color="BBBBBB" w:sz="1"/>
+              <w:right w:val="single" w:color="BBBBBB" w:sz="1"/>
+            </w:tcBorders>
+            <w:shd w:fill="EEF3F8" w:color="auto" w:val="clear"/>
+            <w:tcMar>
+              <w:top w:type="dxa" w:w="60"/>
+              <w:left w:type="dxa" w:w="110"/>
+              <w:bottom w:type="dxa" w:w="60"/>
+              <w:right w:type="dxa" w:w="110"/>
+            </w:tcMar>
+            <w:vAlign w:val="center"/>
+          </w:tcPr>
+          <w:p>
+            <w:pPr>
+              <w:spacing w:after="0"/>
+            </w:pPr>
+            <w:r>
+              <w:rPr>
+                <w:b w:val="false"/>
+                <w:bCs w:val="false"/>
+                <w:sz w:val="20"/>
+                <w:szCs w:val="20"/>
+              </w:rPr>
+              <w:t xml:space="preserve">ready=false, 실행 안 함</w:t>
+            </w:r>
+          </w:p>
+        </w:tc>
+        <w:tc>
+          <w:tcPr>
+            <w:tcW w:type="dxa" w:w="1326"/>
+            <w:tcBorders>
+              <w:top w:val="single" w:color="BBBBBB" w:sz="1"/>
+              <w:left w:val="single" w:color="BBBBBB" w:sz="1"/>
+              <w:bottom w:val="single" w:color="BBBBBB" w:sz="1"/>
+              <w:right w:val="single" w:color="BBBBBB" w:sz="1"/>
+            </w:tcBorders>
+            <w:shd w:fill="EEF3F8" w:color="auto" w:val="clear"/>
+            <w:tcMar>
+              <w:top w:type="dxa" w:w="60"/>
+              <w:left w:type="dxa" w:w="110"/>
+              <w:bottom w:type="dxa" w:w="60"/>
+              <w:right w:type="dxa" w:w="110"/>
+            </w:tcMar>
+            <w:vAlign w:val="center"/>
+          </w:tcPr>
+          <w:p>
+            <w:pPr>
+              <w:spacing w:after="0"/>
+            </w:pPr>
+            <w:r>
+              <w:rPr>
+                <w:b w:val="false"/>
+                <w:bCs w:val="false"/>
+                <w:sz w:val="20"/>
+                <w:szCs w:val="20"/>
+              </w:rPr>
+              <w:t xml:space="preserve">FR-33</w:t>
+            </w:r>
+          </w:p>
+        </w:tc>
+      </w:tr>
+      <w:tr>
+        <w:tc>
+          <w:tcPr>
+            <w:tcW w:type="dxa" w:w="800"/>
+            <w:tcBorders>
+              <w:top w:val="single" w:color="BBBBBB" w:sz="1"/>
+              <w:left w:val="single" w:color="BBBBBB" w:sz="1"/>
+              <w:bottom w:val="single" w:color="BBBBBB" w:sz="1"/>
+              <w:right w:val="single" w:color="BBBBBB" w:sz="1"/>
+            </w:tcBorders>
+            <w:tcMar>
+              <w:top w:type="dxa" w:w="60"/>
+              <w:left w:type="dxa" w:w="110"/>
+              <w:bottom w:type="dxa" w:w="60"/>
+              <w:right w:type="dxa" w:w="110"/>
+            </w:tcMar>
+            <w:vAlign w:val="center"/>
+          </w:tcPr>
+          <w:p>
+            <w:pPr>
+              <w:spacing w:after="0"/>
+            </w:pPr>
+            <w:r>
+              <w:rPr>
+                <w:b w:val="false"/>
+                <w:bCs w:val="false"/>
+                <w:sz w:val="20"/>
+                <w:szCs w:val="20"/>
+              </w:rPr>
+              <w:t xml:space="preserve">UT-26</w:t>
+            </w:r>
+          </w:p>
+        </w:tc>
+        <w:tc>
+          <w:tcPr>
+            <w:tcW w:type="dxa" w:w="2100"/>
+            <w:tcBorders>
+              <w:top w:val="single" w:color="BBBBBB" w:sz="1"/>
+              <w:left w:val="single" w:color="BBBBBB" w:sz="1"/>
+              <w:bottom w:val="single" w:color="BBBBBB" w:sz="1"/>
+              <w:right w:val="single" w:color="BBBBBB" w:sz="1"/>
+            </w:tcBorders>
+            <w:tcMar>
+              <w:top w:type="dxa" w:w="60"/>
+              <w:left w:type="dxa" w:w="110"/>
+              <w:bottom w:type="dxa" w:w="60"/>
+              <w:right w:type="dxa" w:w="110"/>
+            </w:tcMar>
+            <w:vAlign w:val="center"/>
+          </w:tcPr>
+          <w:p>
+            <w:pPr>
+              <w:spacing w:after="0"/>
+            </w:pPr>
+            <w:r>
+              <w:rPr>
+                <w:b w:val="false"/>
+                <w:bCs w:val="false"/>
+                <w:sz w:val="20"/>
+                <w:szCs w:val="20"/>
+              </w:rPr>
+              <w:t xml:space="preserve">runScenario 미지원</w:t>
+            </w:r>
+          </w:p>
+        </w:tc>
+        <w:tc>
+          <w:tcPr>
+            <w:tcW w:type="dxa" w:w="2400"/>
+            <w:tcBorders>
+              <w:top w:val="single" w:color="BBBBBB" w:sz="1"/>
+              <w:left w:val="single" w:color="BBBBBB" w:sz="1"/>
+              <w:bottom w:val="single" w:color="BBBBBB" w:sz="1"/>
+              <w:right w:val="single" w:color="BBBBBB" w:sz="1"/>
+            </w:tcBorders>
+            <w:tcMar>
+              <w:top w:type="dxa" w:w="60"/>
+              <w:left w:type="dxa" w:w="110"/>
+              <w:bottom w:type="dxa" w:w="60"/>
+              <w:right w:type="dxa" w:w="110"/>
+            </w:tcMar>
+            <w:vAlign w:val="center"/>
+          </w:tcPr>
+          <w:p>
+            <w:pPr>
+              <w:spacing w:after="0"/>
+            </w:pPr>
+            <w:r>
+              <w:rPr>
+                <w:b w:val="false"/>
+                <w:bCs w:val="false"/>
+                <w:sz w:val="20"/>
+                <w:szCs w:val="20"/>
+              </w:rPr>
+              <w:t xml:space="preserve">type='nope'</w:t>
+            </w:r>
+          </w:p>
+        </w:tc>
+        <w:tc>
+          <w:tcPr>
+            <w:tcW w:type="dxa" w:w="2400"/>
+            <w:tcBorders>
+              <w:top w:val="single" w:color="BBBBBB" w:sz="1"/>
+              <w:left w:val="single" w:color="BBBBBB" w:sz="1"/>
+              <w:bottom w:val="single" w:color="BBBBBB" w:sz="1"/>
+              <w:right w:val="single" w:color="BBBBBB" w:sz="1"/>
+            </w:tcBorders>
+            <w:tcMar>
+              <w:top w:type="dxa" w:w="60"/>
+              <w:left w:type="dxa" w:w="110"/>
+              <w:bottom w:type="dxa" w:w="60"/>
+              <w:right w:type="dxa" w:w="110"/>
+            </w:tcMar>
+            <w:vAlign w:val="center"/>
+          </w:tcPr>
+          <w:p>
+            <w:pPr>
+              <w:spacing w:after="0"/>
+            </w:pPr>
+            <w:r>
+              <w:rPr>
+                <w:b w:val="false"/>
+                <w:bCs w:val="false"/>
+                <w:sz w:val="20"/>
+                <w:szCs w:val="20"/>
+              </w:rPr>
+              <w:t xml:space="preserve">ready=false, INVALID_ENUM</w:t>
+            </w:r>
+          </w:p>
+        </w:tc>
+        <w:tc>
+          <w:tcPr>
+            <w:tcW w:type="dxa" w:w="1326"/>
+            <w:tcBorders>
+              <w:top w:val="single" w:color="BBBBBB" w:sz="1"/>
+              <w:left w:val="single" w:color="BBBBBB" w:sz="1"/>
+              <w:bottom w:val="single" w:color="BBBBBB" w:sz="1"/>
+              <w:right w:val="single" w:color="BBBBBB" w:sz="1"/>
+            </w:tcBorders>
+            <w:tcMar>
+              <w:top w:type="dxa" w:w="60"/>
+              <w:left w:type="dxa" w:w="110"/>
+              <w:bottom w:type="dxa" w:w="60"/>
+              <w:right w:type="dxa" w:w="110"/>
+            </w:tcMar>
+            <w:vAlign w:val="center"/>
+          </w:tcPr>
+          <w:p>
+            <w:pPr>
+              <w:spacing w:after="0"/>
+            </w:pPr>
+            <w:r>
+              <w:rPr>
+                <w:b w:val="false"/>
+                <w:bCs w:val="false"/>
+                <w:sz w:val="20"/>
+                <w:szCs w:val="20"/>
+              </w:rPr>
+              <w:t xml:space="preserve">FR-31</w:t>
+            </w:r>
+          </w:p>
+        </w:tc>
+      </w:tr>
+      <w:tr>
+        <w:tc>
+          <w:tcPr>
+            <w:tcW w:type="dxa" w:w="800"/>
+            <w:tcBorders>
+              <w:top w:val="single" w:color="BBBBBB" w:sz="1"/>
+              <w:left w:val="single" w:color="BBBBBB" w:sz="1"/>
+              <w:bottom w:val="single" w:color="BBBBBB" w:sz="1"/>
+              <w:right w:val="single" w:color="BBBBBB" w:sz="1"/>
+            </w:tcBorders>
+            <w:shd w:fill="EEF3F8" w:color="auto" w:val="clear"/>
+            <w:tcMar>
+              <w:top w:type="dxa" w:w="60"/>
+              <w:left w:type="dxa" w:w="110"/>
+              <w:bottom w:type="dxa" w:w="60"/>
+              <w:right w:type="dxa" w:w="110"/>
+            </w:tcMar>
+            <w:vAlign w:val="center"/>
+          </w:tcPr>
+          <w:p>
+            <w:pPr>
+              <w:spacing w:after="0"/>
+            </w:pPr>
+            <w:r>
+              <w:rPr>
+                <w:b w:val="false"/>
+                <w:bCs w:val="false"/>
+                <w:sz w:val="20"/>
+                <w:szCs w:val="20"/>
+              </w:rPr>
+              <w:t xml:space="preserve">IT-20</w:t>
+            </w:r>
+          </w:p>
+        </w:tc>
+        <w:tc>
+          <w:tcPr>
+            <w:tcW w:type="dxa" w:w="2100"/>
+            <w:tcBorders>
+              <w:top w:val="single" w:color="BBBBBB" w:sz="1"/>
+              <w:left w:val="single" w:color="BBBBBB" w:sz="1"/>
+              <w:bottom w:val="single" w:color="BBBBBB" w:sz="1"/>
+              <w:right w:val="single" w:color="BBBBBB" w:sz="1"/>
+            </w:tcBorders>
+            <w:shd w:fill="EEF3F8" w:color="auto" w:val="clear"/>
+            <w:tcMar>
+              <w:top w:type="dxa" w:w="60"/>
+              <w:left w:type="dxa" w:w="110"/>
+              <w:bottom w:type="dxa" w:w="60"/>
+              <w:right w:type="dxa" w:w="110"/>
+            </w:tcMar>
+            <w:vAlign w:val="center"/>
+          </w:tcPr>
+          <w:p>
+            <w:pPr>
+              <w:spacing w:after="0"/>
+            </w:pPr>
+            <w:r>
+              <w:rPr>
+                <w:b w:val="false"/>
+                <w:bCs w:val="false"/>
+                <w:sz w:val="20"/>
+                <w:szCs w:val="20"/>
+              </w:rPr>
+              <w:t xml:space="preserve">MCP tools/list</w:t>
+            </w:r>
+          </w:p>
+        </w:tc>
+        <w:tc>
+          <w:tcPr>
+            <w:tcW w:type="dxa" w:w="2400"/>
+            <w:tcBorders>
+              <w:top w:val="single" w:color="BBBBBB" w:sz="1"/>
+              <w:left w:val="single" w:color="BBBBBB" w:sz="1"/>
+              <w:bottom w:val="single" w:color="BBBBBB" w:sz="1"/>
+              <w:right w:val="single" w:color="BBBBBB" w:sz="1"/>
+            </w:tcBorders>
+            <w:shd w:fill="EEF3F8" w:color="auto" w:val="clear"/>
+            <w:tcMar>
+              <w:top w:type="dxa" w:w="60"/>
+              <w:left w:type="dxa" w:w="110"/>
+              <w:bottom w:type="dxa" w:w="60"/>
+              <w:right w:type="dxa" w:w="110"/>
+            </w:tcMar>
+            <w:vAlign w:val="center"/>
+          </w:tcPr>
+          <w:p>
+            <w:pPr>
+              <w:spacing w:after="0"/>
+            </w:pPr>
+            <w:r>
+              <w:rPr>
+                <w:b w:val="false"/>
+                <w:bCs w:val="false"/>
+                <w:sz w:val="20"/>
+                <w:szCs w:val="20"/>
+              </w:rPr>
+              <w:t xml:space="preserve">POST /mcp</w:t>
+            </w:r>
+          </w:p>
+        </w:tc>
+        <w:tc>
+          <w:tcPr>
+            <w:tcW w:type="dxa" w:w="2400"/>
+            <w:tcBorders>
+              <w:top w:val="single" w:color="BBBBBB" w:sz="1"/>
+              <w:left w:val="single" w:color="BBBBBB" w:sz="1"/>
+              <w:bottom w:val="single" w:color="BBBBBB" w:sz="1"/>
+              <w:right w:val="single" w:color="BBBBBB" w:sz="1"/>
+            </w:tcBorders>
+            <w:shd w:fill="EEF3F8" w:color="auto" w:val="clear"/>
+            <w:tcMar>
+              <w:top w:type="dxa" w:w="60"/>
+              <w:left w:type="dxa" w:w="110"/>
+              <w:bottom w:type="dxa" w:w="60"/>
+              <w:right w:type="dxa" w:w="110"/>
+            </w:tcMar>
+            <w:vAlign w:val="center"/>
+          </w:tcPr>
+          <w:p>
+            <w:pPr>
+              <w:spacing w:after="0"/>
+            </w:pPr>
+            <w:r>
+              <w:rPr>
+                <w:b w:val="false"/>
+                <w:bCs w:val="false"/>
+                <w:sz w:val="20"/>
+                <w:szCs w:val="20"/>
+              </w:rPr>
+              <w:t xml:space="preserve">3개 도구·inputSchema 포함</w:t>
+            </w:r>
+          </w:p>
+        </w:tc>
+        <w:tc>
+          <w:tcPr>
+            <w:tcW w:type="dxa" w:w="1326"/>
+            <w:tcBorders>
+              <w:top w:val="single" w:color="BBBBBB" w:sz="1"/>
+              <w:left w:val="single" w:color="BBBBBB" w:sz="1"/>
+              <w:bottom w:val="single" w:color="BBBBBB" w:sz="1"/>
+              <w:right w:val="single" w:color="BBBBBB" w:sz="1"/>
+            </w:tcBorders>
+            <w:shd w:fill="EEF3F8" w:color="auto" w:val="clear"/>
+            <w:tcMar>
+              <w:top w:type="dxa" w:w="60"/>
+              <w:left w:type="dxa" w:w="110"/>
+              <w:bottom w:type="dxa" w:w="60"/>
+              <w:right w:type="dxa" w:w="110"/>
+            </w:tcMar>
+            <w:vAlign w:val="center"/>
+          </w:tcPr>
+          <w:p>
+            <w:pPr>
+              <w:spacing w:after="0"/>
+            </w:pPr>
+            <w:r>
+              <w:rPr>
+                <w:b w:val="false"/>
+                <w:bCs w:val="false"/>
+                <w:sz w:val="20"/>
+                <w:szCs w:val="20"/>
+              </w:rPr>
+              <w:t xml:space="preserve">FR-30,31</w:t>
+            </w:r>
+          </w:p>
+        </w:tc>
+      </w:tr>
+      <w:tr>
+        <w:tc>
+          <w:tcPr>
+            <w:tcW w:type="dxa" w:w="800"/>
+            <w:tcBorders>
+              <w:top w:val="single" w:color="BBBBBB" w:sz="1"/>
+              <w:left w:val="single" w:color="BBBBBB" w:sz="1"/>
+              <w:bottom w:val="single" w:color="BBBBBB" w:sz="1"/>
+              <w:right w:val="single" w:color="BBBBBB" w:sz="1"/>
+            </w:tcBorders>
+            <w:tcMar>
+              <w:top w:type="dxa" w:w="60"/>
+              <w:left w:type="dxa" w:w="110"/>
+              <w:bottom w:type="dxa" w:w="60"/>
+              <w:right w:type="dxa" w:w="110"/>
+            </w:tcMar>
+            <w:vAlign w:val="center"/>
+          </w:tcPr>
+          <w:p>
+            <w:pPr>
+              <w:spacing w:after="0"/>
+            </w:pPr>
+            <w:r>
+              <w:rPr>
+                <w:b w:val="false"/>
+                <w:bCs w:val="false"/>
+                <w:sz w:val="20"/>
+                <w:szCs w:val="20"/>
+              </w:rPr>
+              <w:t xml:space="preserve">IT-21</w:t>
+            </w:r>
+          </w:p>
+        </w:tc>
+        <w:tc>
+          <w:tcPr>
+            <w:tcW w:type="dxa" w:w="2100"/>
+            <w:tcBorders>
+              <w:top w:val="single" w:color="BBBBBB" w:sz="1"/>
+              <w:left w:val="single" w:color="BBBBBB" w:sz="1"/>
+              <w:bottom w:val="single" w:color="BBBBBB" w:sz="1"/>
+              <w:right w:val="single" w:color="BBBBBB" w:sz="1"/>
+            </w:tcBorders>
+            <w:tcMar>
+              <w:top w:type="dxa" w:w="60"/>
+              <w:left w:type="dxa" w:w="110"/>
+              <w:bottom w:type="dxa" w:w="60"/>
+              <w:right w:type="dxa" w:w="110"/>
+            </w:tcMar>
+            <w:vAlign w:val="center"/>
+          </w:tcPr>
+          <w:p>
+            <w:pPr>
+              <w:spacing w:after="0"/>
+            </w:pPr>
+            <w:r>
+              <w:rPr>
+                <w:b w:val="false"/>
+                <w:bCs w:val="false"/>
+                <w:sz w:val="20"/>
+                <w:szCs w:val="20"/>
+              </w:rPr>
+              <w:t xml:space="preserve">MCP tools/call 실행</w:t>
+            </w:r>
+          </w:p>
+        </w:tc>
+        <w:tc>
+          <w:tcPr>
+            <w:tcW w:type="dxa" w:w="2400"/>
+            <w:tcBorders>
+              <w:top w:val="single" w:color="BBBBBB" w:sz="1"/>
+              <w:left w:val="single" w:color="BBBBBB" w:sz="1"/>
+              <w:bottom w:val="single" w:color="BBBBBB" w:sz="1"/>
+              <w:right w:val="single" w:color="BBBBBB" w:sz="1"/>
+            </w:tcBorders>
+            <w:tcMar>
+              <w:top w:type="dxa" w:w="60"/>
+              <w:left w:type="dxa" w:w="110"/>
+              <w:bottom w:type="dxa" w:w="60"/>
+              <w:right w:type="dxa" w:w="110"/>
+            </w:tcMar>
+            <w:vAlign w:val="center"/>
+          </w:tcPr>
+          <w:p>
+            <w:pPr>
+              <w:spacing w:after="0"/>
+            </w:pPr>
+            <w:r>
+              <w:rPr>
+                <w:b w:val="false"/>
+                <w:bCs w:val="false"/>
+                <w:sz w:val="20"/>
+                <w:szCs w:val="20"/>
+              </w:rPr>
+              <w:t xml:space="preserve">run_waste_simulation 유효 인자</w:t>
+            </w:r>
+          </w:p>
+        </w:tc>
+        <w:tc>
+          <w:tcPr>
+            <w:tcW w:type="dxa" w:w="2400"/>
+            <w:tcBorders>
+              <w:top w:val="single" w:color="BBBBBB" w:sz="1"/>
+              <w:left w:val="single" w:color="BBBBBB" w:sz="1"/>
+              <w:bottom w:val="single" w:color="BBBBBB" w:sz="1"/>
+              <w:right w:val="single" w:color="BBBBBB" w:sz="1"/>
+            </w:tcBorders>
+            <w:tcMar>
+              <w:top w:type="dxa" w:w="60"/>
+              <w:left w:type="dxa" w:w="110"/>
+              <w:bottom w:type="dxa" w:w="60"/>
+              <w:right w:type="dxa" w:w="110"/>
+            </w:tcMar>
+            <w:vAlign w:val="center"/>
+          </w:tcPr>
+          <w:p>
+            <w:pPr>
+              <w:spacing w:after="0"/>
+            </w:pPr>
+            <w:r>
+              <w:rPr>
+                <w:b w:val="false"/>
+                <w:bCs w:val="false"/>
+                <w:sz w:val="20"/>
+                <w:szCs w:val="20"/>
+              </w:rPr>
+              <w:t xml:space="preserve">content, isError=false</w:t>
+            </w:r>
+          </w:p>
+        </w:tc>
+        <w:tc>
+          <w:tcPr>
+            <w:tcW w:type="dxa" w:w="1326"/>
+            <w:tcBorders>
+              <w:top w:val="single" w:color="BBBBBB" w:sz="1"/>
+              <w:left w:val="single" w:color="BBBBBB" w:sz="1"/>
+              <w:bottom w:val="single" w:color="BBBBBB" w:sz="1"/>
+              <w:right w:val="single" w:color="BBBBBB" w:sz="1"/>
+            </w:tcBorders>
+            <w:tcMar>
+              <w:top w:type="dxa" w:w="60"/>
+              <w:left w:type="dxa" w:w="110"/>
+              <w:bottom w:type="dxa" w:w="60"/>
+              <w:right w:type="dxa" w:w="110"/>
+            </w:tcMar>
+            <w:vAlign w:val="center"/>
+          </w:tcPr>
+          <w:p>
+            <w:pPr>
+              <w:spacing w:after="0"/>
+            </w:pPr>
+            <w:r>
+              <w:rPr>
+                <w:b w:val="false"/>
+                <w:bCs w:val="false"/>
+                <w:sz w:val="20"/>
+                <w:szCs w:val="20"/>
+              </w:rPr>
+              <w:t xml:space="preserve">FR-32,34</w:t>
+            </w:r>
+          </w:p>
+        </w:tc>
+      </w:tr>
+      <w:tr>
+        <w:tc>
+          <w:tcPr>
+            <w:tcW w:type="dxa" w:w="800"/>
+            <w:tcBorders>
+              <w:top w:val="single" w:color="BBBBBB" w:sz="1"/>
+              <w:left w:val="single" w:color="BBBBBB" w:sz="1"/>
+              <w:bottom w:val="single" w:color="BBBBBB" w:sz="1"/>
+              <w:right w:val="single" w:color="BBBBBB" w:sz="1"/>
+            </w:tcBorders>
+            <w:shd w:fill="EEF3F8" w:color="auto" w:val="clear"/>
+            <w:tcMar>
+              <w:top w:type="dxa" w:w="60"/>
+              <w:left w:type="dxa" w:w="110"/>
+              <w:bottom w:type="dxa" w:w="60"/>
+              <w:right w:type="dxa" w:w="110"/>
+            </w:tcMar>
+            <w:vAlign w:val="center"/>
+          </w:tcPr>
+          <w:p>
+            <w:pPr>
+              <w:spacing w:after="0"/>
+            </w:pPr>
+            <w:r>
+              <w:rPr>
+                <w:b w:val="false"/>
+                <w:bCs w:val="false"/>
+                <w:sz w:val="20"/>
+                <w:szCs w:val="20"/>
+              </w:rPr>
+              <w:t xml:space="preserve">IT-22</w:t>
+            </w:r>
+          </w:p>
+        </w:tc>
+        <w:tc>
+          <w:tcPr>
+            <w:tcW w:type="dxa" w:w="2100"/>
+            <w:tcBorders>
+              <w:top w:val="single" w:color="BBBBBB" w:sz="1"/>
+              <w:left w:val="single" w:color="BBBBBB" w:sz="1"/>
+              <w:bottom w:val="single" w:color="BBBBBB" w:sz="1"/>
+              <w:right w:val="single" w:color="BBBBBB" w:sz="1"/>
+            </w:tcBorders>
+            <w:shd w:fill="EEF3F8" w:color="auto" w:val="clear"/>
+            <w:tcMar>
+              <w:top w:type="dxa" w:w="60"/>
+              <w:left w:type="dxa" w:w="110"/>
+              <w:bottom w:type="dxa" w:w="60"/>
+              <w:right w:type="dxa" w:w="110"/>
+            </w:tcMar>
+            <w:vAlign w:val="center"/>
+          </w:tcPr>
+          <w:p>
+            <w:pPr>
+              <w:spacing w:after="0"/>
+            </w:pPr>
+            <w:r>
+              <w:rPr>
+                <w:b w:val="false"/>
+                <w:bCs w:val="false"/>
+                <w:sz w:val="20"/>
+                <w:szCs w:val="20"/>
+              </w:rPr>
+              <w:t xml:space="preserve">MCP tools/call 검증실패</w:t>
+            </w:r>
+          </w:p>
+        </w:tc>
+        <w:tc>
+          <w:tcPr>
+            <w:tcW w:type="dxa" w:w="2400"/>
+            <w:tcBorders>
+              <w:top w:val="single" w:color="BBBBBB" w:sz="1"/>
+              <w:left w:val="single" w:color="BBBBBB" w:sz="1"/>
+              <w:bottom w:val="single" w:color="BBBBBB" w:sz="1"/>
+              <w:right w:val="single" w:color="BBBBBB" w:sz="1"/>
+            </w:tcBorders>
+            <w:shd w:fill="EEF3F8" w:color="auto" w:val="clear"/>
+            <w:tcMar>
+              <w:top w:type="dxa" w:w="60"/>
+              <w:left w:type="dxa" w:w="110"/>
+              <w:bottom w:type="dxa" w:w="60"/>
+              <w:right w:type="dxa" w:w="110"/>
+            </w:tcMar>
+            <w:vAlign w:val="center"/>
+          </w:tcPr>
+          <w:p>
+            <w:pPr>
+              <w:spacing w:after="0"/>
+            </w:pPr>
+            <w:r>
+              <w:rPr>
+                <w:b w:val="false"/>
+                <w:bCs w:val="false"/>
+                <w:sz w:val="20"/>
+                <w:szCs w:val="20"/>
+              </w:rPr>
+              <w:t xml:space="preserve">collectionTime 없음/이상</w:t>
+            </w:r>
+          </w:p>
+        </w:tc>
+        <w:tc>
+          <w:tcPr>
+            <w:tcW w:type="dxa" w:w="2400"/>
+            <w:tcBorders>
+              <w:top w:val="single" w:color="BBBBBB" w:sz="1"/>
+              <w:left w:val="single" w:color="BBBBBB" w:sz="1"/>
+              <w:bottom w:val="single" w:color="BBBBBB" w:sz="1"/>
+              <w:right w:val="single" w:color="BBBBBB" w:sz="1"/>
+            </w:tcBorders>
+            <w:shd w:fill="EEF3F8" w:color="auto" w:val="clear"/>
+            <w:tcMar>
+              <w:top w:type="dxa" w:w="60"/>
+              <w:left w:type="dxa" w:w="110"/>
+              <w:bottom w:type="dxa" w:w="60"/>
+              <w:right w:type="dxa" w:w="110"/>
+            </w:tcMar>
+            <w:vAlign w:val="center"/>
+          </w:tcPr>
+          <w:p>
+            <w:pPr>
+              <w:spacing w:after="0"/>
+            </w:pPr>
+            <w:r>
+              <w:rPr>
+                <w:b w:val="false"/>
+                <w:bCs w:val="false"/>
+                <w:sz w:val="20"/>
+                <w:szCs w:val="20"/>
+              </w:rPr>
+              <w:t xml:space="preserve">isError=true, 실행 안 함</w:t>
+            </w:r>
+          </w:p>
+        </w:tc>
+        <w:tc>
+          <w:tcPr>
+            <w:tcW w:type="dxa" w:w="1326"/>
+            <w:tcBorders>
+              <w:top w:val="single" w:color="BBBBBB" w:sz="1"/>
+              <w:left w:val="single" w:color="BBBBBB" w:sz="1"/>
+              <w:bottom w:val="single" w:color="BBBBBB" w:sz="1"/>
+              <w:right w:val="single" w:color="BBBBBB" w:sz="1"/>
+            </w:tcBorders>
+            <w:shd w:fill="EEF3F8" w:color="auto" w:val="clear"/>
+            <w:tcMar>
+              <w:top w:type="dxa" w:w="60"/>
+              <w:left w:type="dxa" w:w="110"/>
+              <w:bottom w:type="dxa" w:w="60"/>
+              <w:right w:type="dxa" w:w="110"/>
+            </w:tcMar>
+            <w:vAlign w:val="center"/>
+          </w:tcPr>
+          <w:p>
+            <w:pPr>
+              <w:spacing w:after="0"/>
+            </w:pPr>
+            <w:r>
+              <w:rPr>
+                <w:b w:val="false"/>
+                <w:bCs w:val="false"/>
+                <w:sz w:val="20"/>
+                <w:szCs w:val="20"/>
+              </w:rPr>
+              <w:t xml:space="preserve">FR-33</w:t>
+            </w:r>
+          </w:p>
+        </w:tc>
+      </w:tr>
+      <w:tr>
+        <w:tc>
+          <w:tcPr>
+            <w:tcW w:type="dxa" w:w="800"/>
+            <w:tcBorders>
+              <w:top w:val="single" w:color="BBBBBB" w:sz="1"/>
+              <w:left w:val="single" w:color="BBBBBB" w:sz="1"/>
+              <w:bottom w:val="single" w:color="BBBBBB" w:sz="1"/>
+              <w:right w:val="single" w:color="BBBBBB" w:sz="1"/>
+            </w:tcBorders>
+            <w:tcMar>
+              <w:top w:type="dxa" w:w="60"/>
+              <w:left w:type="dxa" w:w="110"/>
+              <w:bottom w:type="dxa" w:w="60"/>
+              <w:right w:type="dxa" w:w="110"/>
+            </w:tcMar>
+            <w:vAlign w:val="center"/>
+          </w:tcPr>
+          <w:p>
+            <w:pPr>
+              <w:spacing w:after="0"/>
+            </w:pPr>
+            <w:r>
+              <w:rPr>
+                <w:b w:val="false"/>
+                <w:bCs w:val="false"/>
+                <w:sz w:val="20"/>
+                <w:szCs w:val="20"/>
+              </w:rPr>
+              <w:t xml:space="preserve">IT-23</w:t>
+            </w:r>
+          </w:p>
+        </w:tc>
+        <w:tc>
+          <w:tcPr>
+            <w:tcW w:type="dxa" w:w="2100"/>
+            <w:tcBorders>
+              <w:top w:val="single" w:color="BBBBBB" w:sz="1"/>
+              <w:left w:val="single" w:color="BBBBBB" w:sz="1"/>
+              <w:bottom w:val="single" w:color="BBBBBB" w:sz="1"/>
+              <w:right w:val="single" w:color="BBBBBB" w:sz="1"/>
+            </w:tcBorders>
+            <w:tcMar>
+              <w:top w:type="dxa" w:w="60"/>
+              <w:left w:type="dxa" w:w="110"/>
+              <w:bottom w:type="dxa" w:w="60"/>
+              <w:right w:type="dxa" w:w="110"/>
+            </w:tcMar>
+            <w:vAlign w:val="center"/>
+          </w:tcPr>
+          <w:p>
+            <w:pPr>
+              <w:spacing w:after="0"/>
+            </w:pPr>
+            <w:r>
+              <w:rPr>
+                <w:b w:val="false"/>
+                <w:bCs w:val="false"/>
+                <w:sz w:val="20"/>
+                <w:szCs w:val="20"/>
+              </w:rPr>
+              <w:t xml:space="preserve">MCP 알 수 없는 method</w:t>
+            </w:r>
+          </w:p>
+        </w:tc>
+        <w:tc>
+          <w:tcPr>
+            <w:tcW w:type="dxa" w:w="2400"/>
+            <w:tcBorders>
+              <w:top w:val="single" w:color="BBBBBB" w:sz="1"/>
+              <w:left w:val="single" w:color="BBBBBB" w:sz="1"/>
+              <w:bottom w:val="single" w:color="BBBBBB" w:sz="1"/>
+              <w:right w:val="single" w:color="BBBBBB" w:sz="1"/>
+            </w:tcBorders>
+            <w:tcMar>
+              <w:top w:type="dxa" w:w="60"/>
+              <w:left w:type="dxa" w:w="110"/>
+              <w:bottom w:type="dxa" w:w="60"/>
+              <w:right w:type="dxa" w:w="110"/>
+            </w:tcMar>
+            <w:vAlign w:val="center"/>
+          </w:tcPr>
+          <w:p>
+            <w:pPr>
+              <w:spacing w:after="0"/>
+            </w:pPr>
+            <w:r>
+              <w:rPr>
+                <w:b w:val="false"/>
+                <w:bCs w:val="false"/>
+                <w:sz w:val="20"/>
+                <w:szCs w:val="20"/>
+              </w:rPr>
+              <w:t xml:space="preserve">method='foo'</w:t>
+            </w:r>
+          </w:p>
+        </w:tc>
+        <w:tc>
+          <w:tcPr>
+            <w:tcW w:type="dxa" w:w="2400"/>
+            <w:tcBorders>
+              <w:top w:val="single" w:color="BBBBBB" w:sz="1"/>
+              <w:left w:val="single" w:color="BBBBBB" w:sz="1"/>
+              <w:bottom w:val="single" w:color="BBBBBB" w:sz="1"/>
+              <w:right w:val="single" w:color="BBBBBB" w:sz="1"/>
+            </w:tcBorders>
+            <w:tcMar>
+              <w:top w:type="dxa" w:w="60"/>
+              <w:left w:type="dxa" w:w="110"/>
+              <w:bottom w:type="dxa" w:w="60"/>
+              <w:right w:type="dxa" w:w="110"/>
+            </w:tcMar>
+            <w:vAlign w:val="center"/>
+          </w:tcPr>
+          <w:p>
+            <w:pPr>
+              <w:spacing w:after="0"/>
+            </w:pPr>
+            <w:r>
+              <w:rPr>
+                <w:b w:val="false"/>
+                <w:bCs w:val="false"/>
+                <w:sz w:val="20"/>
+                <w:szCs w:val="20"/>
+              </w:rPr>
+              <w:t xml:space="preserve">JSON-RPC error -32601</w:t>
+            </w:r>
+          </w:p>
+        </w:tc>
+        <w:tc>
+          <w:tcPr>
+            <w:tcW w:type="dxa" w:w="1326"/>
+            <w:tcBorders>
+              <w:top w:val="single" w:color="BBBBBB" w:sz="1"/>
+              <w:left w:val="single" w:color="BBBBBB" w:sz="1"/>
+              <w:bottom w:val="single" w:color="BBBBBB" w:sz="1"/>
+              <w:right w:val="single" w:color="BBBBBB" w:sz="1"/>
+            </w:tcBorders>
+            <w:tcMar>
+              <w:top w:type="dxa" w:w="60"/>
+              <w:left w:type="dxa" w:w="110"/>
+              <w:bottom w:type="dxa" w:w="60"/>
+              <w:right w:type="dxa" w:w="110"/>
+            </w:tcMar>
+            <w:vAlign w:val="center"/>
+          </w:tcPr>
+          <w:p>
+            <w:pPr>
+              <w:spacing w:after="0"/>
+            </w:pPr>
+            <w:r>
+              <w:rPr>
+                <w:b w:val="false"/>
+                <w:bCs w:val="false"/>
+                <w:sz w:val="20"/>
+                <w:szCs w:val="20"/>
+              </w:rPr>
+              <w:t xml:space="preserve">FR-30</w:t>
+            </w:r>
+          </w:p>
+        </w:tc>
+      </w:tr>
+      <w:tr>
+        <w:tc>
+          <w:tcPr>
+            <w:tcW w:type="dxa" w:w="800"/>
+            <w:tcBorders>
+              <w:top w:val="single" w:color="BBBBBB" w:sz="1"/>
+              <w:left w:val="single" w:color="BBBBBB" w:sz="1"/>
+              <w:bottom w:val="single" w:color="BBBBBB" w:sz="1"/>
+              <w:right w:val="single" w:color="BBBBBB" w:sz="1"/>
+            </w:tcBorders>
+            <w:shd w:fill="EEF3F8" w:color="auto" w:val="clear"/>
+            <w:tcMar>
+              <w:top w:type="dxa" w:w="60"/>
+              <w:left w:type="dxa" w:w="110"/>
+              <w:bottom w:type="dxa" w:w="60"/>
+              <w:right w:type="dxa" w:w="110"/>
+            </w:tcMar>
+            <w:vAlign w:val="center"/>
+          </w:tcPr>
+          <w:p>
+            <w:pPr>
+              <w:spacing w:after="0"/>
+            </w:pPr>
+            <w:r>
+              <w:rPr>
+                <w:b w:val="false"/>
+                <w:bCs w:val="false"/>
+                <w:sz w:val="20"/>
+                <w:szCs w:val="20"/>
+              </w:rPr>
+              <w:t xml:space="preserve">IT-24</w:t>
+            </w:r>
+          </w:p>
+        </w:tc>
+        <w:tc>
+          <w:tcPr>
+            <w:tcW w:type="dxa" w:w="2100"/>
+            <w:tcBorders>
+              <w:top w:val="single" w:color="BBBBBB" w:sz="1"/>
+              <w:left w:val="single" w:color="BBBBBB" w:sz="1"/>
+              <w:bottom w:val="single" w:color="BBBBBB" w:sz="1"/>
+              <w:right w:val="single" w:color="BBBBBB" w:sz="1"/>
+            </w:tcBorders>
+            <w:shd w:fill="EEF3F8" w:color="auto" w:val="clear"/>
+            <w:tcMar>
+              <w:top w:type="dxa" w:w="60"/>
+              <w:left w:type="dxa" w:w="110"/>
+              <w:bottom w:type="dxa" w:w="60"/>
+              <w:right w:type="dxa" w:w="110"/>
+            </w:tcMar>
+            <w:vAlign w:val="center"/>
+          </w:tcPr>
+          <w:p>
+            <w:pPr>
+              <w:spacing w:after="0"/>
+            </w:pPr>
+            <w:r>
+              <w:rPr>
+                <w:b w:val="false"/>
+                <w:bCs w:val="false"/>
+                <w:sz w:val="20"/>
+                <w:szCs w:val="20"/>
+              </w:rPr>
+              <w:t xml:space="preserve">REST 잘못된 본문</w:t>
+            </w:r>
+          </w:p>
+        </w:tc>
+        <w:tc>
+          <w:tcPr>
+            <w:tcW w:type="dxa" w:w="2400"/>
+            <w:tcBorders>
+              <w:top w:val="single" w:color="BBBBBB" w:sz="1"/>
+              <w:left w:val="single" w:color="BBBBBB" w:sz="1"/>
+              <w:bottom w:val="single" w:color="BBBBBB" w:sz="1"/>
+              <w:right w:val="single" w:color="BBBBBB" w:sz="1"/>
+            </w:tcBorders>
+            <w:shd w:fill="EEF3F8" w:color="auto" w:val="clear"/>
+            <w:tcMar>
+              <w:top w:type="dxa" w:w="60"/>
+              <w:left w:type="dxa" w:w="110"/>
+              <w:bottom w:type="dxa" w:w="60"/>
+              <w:right w:type="dxa" w:w="110"/>
+            </w:tcMar>
+            <w:vAlign w:val="center"/>
+          </w:tcPr>
+          <w:p>
+            <w:pPr>
+              <w:spacing w:after="0"/>
+            </w:pPr>
+            <w:r>
+              <w:rPr>
+                <w:b w:val="false"/>
+                <w:bCs w:val="false"/>
+                <w:sz w:val="20"/>
+                <w:szCs w:val="20"/>
+              </w:rPr>
+              <w:t xml:space="preserve">깨진 JSON → /experiment</w:t>
+            </w:r>
+          </w:p>
+        </w:tc>
+        <w:tc>
+          <w:tcPr>
+            <w:tcW w:type="dxa" w:w="2400"/>
+            <w:tcBorders>
+              <w:top w:val="single" w:color="BBBBBB" w:sz="1"/>
+              <w:left w:val="single" w:color="BBBBBB" w:sz="1"/>
+              <w:bottom w:val="single" w:color="BBBBBB" w:sz="1"/>
+              <w:right w:val="single" w:color="BBBBBB" w:sz="1"/>
+            </w:tcBorders>
+            <w:shd w:fill="EEF3F8" w:color="auto" w:val="clear"/>
+            <w:tcMar>
+              <w:top w:type="dxa" w:w="60"/>
+              <w:left w:type="dxa" w:w="110"/>
+              <w:bottom w:type="dxa" w:w="60"/>
+              <w:right w:type="dxa" w:w="110"/>
+            </w:tcMar>
+            <w:vAlign w:val="center"/>
+          </w:tcPr>
+          <w:p>
+            <w:pPr>
+              <w:spacing w:after="0"/>
+            </w:pPr>
+            <w:r>
+              <w:rPr>
+                <w:b w:val="false"/>
+                <w:bCs w:val="false"/>
+                <w:sz w:val="20"/>
+                <w:szCs w:val="20"/>
+              </w:rPr>
+              <w:t xml:space="preserve">400 ApiError(BAD_REQUEST)</w:t>
+            </w:r>
+          </w:p>
+        </w:tc>
+        <w:tc>
+          <w:tcPr>
+            <w:tcW w:type="dxa" w:w="1326"/>
+            <w:tcBorders>
+              <w:top w:val="single" w:color="BBBBBB" w:sz="1"/>
+              <w:left w:val="single" w:color="BBBBBB" w:sz="1"/>
+              <w:bottom w:val="single" w:color="BBBBBB" w:sz="1"/>
+              <w:right w:val="single" w:color="BBBBBB" w:sz="1"/>
+            </w:tcBorders>
+            <w:shd w:fill="EEF3F8" w:color="auto" w:val="clear"/>
+            <w:tcMar>
+              <w:top w:type="dxa" w:w="60"/>
+              <w:left w:type="dxa" w:w="110"/>
+              <w:bottom w:type="dxa" w:w="60"/>
+              <w:right w:type="dxa" w:w="110"/>
+            </w:tcMar>
+            <w:vAlign w:val="center"/>
+          </w:tcPr>
+          <w:p>
+            <w:pPr>
+              <w:spacing w:after="0"/>
+            </w:pPr>
+            <w:r>
+              <w:rPr>
+                <w:b w:val="false"/>
+                <w:bCs w:val="false"/>
+                <w:sz w:val="20"/>
+                <w:szCs w:val="20"/>
+              </w:rPr>
+              <w:t xml:space="preserve">FR-35</w:t>
+            </w:r>
+          </w:p>
+        </w:tc>
+      </w:tr>
+      <w:tr>
+        <w:tc>
+          <w:tcPr>
+            <w:tcW w:type="dxa" w:w="800"/>
+            <w:tcBorders>
+              <w:top w:val="single" w:color="BBBBBB" w:sz="1"/>
+              <w:left w:val="single" w:color="BBBBBB" w:sz="1"/>
+              <w:bottom w:val="single" w:color="BBBBBB" w:sz="1"/>
+              <w:right w:val="single" w:color="BBBBBB" w:sz="1"/>
+            </w:tcBorders>
+            <w:tcMar>
+              <w:top w:type="dxa" w:w="60"/>
+              <w:left w:type="dxa" w:w="110"/>
+              <w:bottom w:type="dxa" w:w="60"/>
+              <w:right w:type="dxa" w:w="110"/>
+            </w:tcMar>
+            <w:vAlign w:val="center"/>
+          </w:tcPr>
+          <w:p>
+            <w:pPr>
+              <w:spacing w:after="0"/>
+            </w:pPr>
+            <w:r>
+              <w:rPr>
+                <w:b w:val="false"/>
+                <w:bCs w:val="false"/>
+                <w:sz w:val="20"/>
+                <w:szCs w:val="20"/>
+              </w:rPr>
+              <w:t xml:space="preserve">IT-25</w:t>
+            </w:r>
+          </w:p>
+        </w:tc>
+        <w:tc>
+          <w:tcPr>
+            <w:tcW w:type="dxa" w:w="2100"/>
+            <w:tcBorders>
+              <w:top w:val="single" w:color="BBBBBB" w:sz="1"/>
+              <w:left w:val="single" w:color="BBBBBB" w:sz="1"/>
+              <w:bottom w:val="single" w:color="BBBBBB" w:sz="1"/>
+              <w:right w:val="single" w:color="BBBBBB" w:sz="1"/>
+            </w:tcBorders>
+            <w:tcMar>
+              <w:top w:type="dxa" w:w="60"/>
+              <w:left w:type="dxa" w:w="110"/>
+              <w:bottom w:type="dxa" w:w="60"/>
+              <w:right w:type="dxa" w:w="110"/>
+            </w:tcMar>
+            <w:vAlign w:val="center"/>
+          </w:tcPr>
+          <w:p>
+            <w:pPr>
+              <w:spacing w:after="0"/>
+            </w:pPr>
+            <w:r>
+              <w:rPr>
+                <w:b w:val="false"/>
+                <w:bCs w:val="false"/>
+                <w:sz w:val="20"/>
+                <w:szCs w:val="20"/>
+              </w:rPr>
+              <w:t xml:space="preserve">REST /compare 타입오류</w:t>
+            </w:r>
+          </w:p>
+        </w:tc>
+        <w:tc>
+          <w:tcPr>
+            <w:tcW w:type="dxa" w:w="2400"/>
+            <w:tcBorders>
+              <w:top w:val="single" w:color="BBBBBB" w:sz="1"/>
+              <w:left w:val="single" w:color="BBBBBB" w:sz="1"/>
+              <w:bottom w:val="single" w:color="BBBBBB" w:sz="1"/>
+              <w:right w:val="single" w:color="BBBBBB" w:sz="1"/>
+            </w:tcBorders>
+            <w:tcMar>
+              <w:top w:type="dxa" w:w="60"/>
+              <w:left w:type="dxa" w:w="110"/>
+              <w:bottom w:type="dxa" w:w="60"/>
+              <w:right w:type="dxa" w:w="110"/>
+            </w:tcMar>
+            <w:vAlign w:val="center"/>
+          </w:tcPr>
+          <w:p>
+            <w:pPr>
+              <w:spacing w:after="0"/>
+            </w:pPr>
+            <w:r>
+              <w:rPr>
+                <w:b w:val="false"/>
+                <w:bCs w:val="false"/>
+                <w:sz w:val="20"/>
+                <w:szCs w:val="20"/>
+              </w:rPr>
+              <w:t xml:space="preserve">days를 문자열로</w:t>
+            </w:r>
+          </w:p>
+        </w:tc>
+        <w:tc>
+          <w:tcPr>
+            <w:tcW w:type="dxa" w:w="2400"/>
+            <w:tcBorders>
+              <w:top w:val="single" w:color="BBBBBB" w:sz="1"/>
+              <w:left w:val="single" w:color="BBBBBB" w:sz="1"/>
+              <w:bottom w:val="single" w:color="BBBBBB" w:sz="1"/>
+              <w:right w:val="single" w:color="BBBBBB" w:sz="1"/>
+            </w:tcBorders>
+            <w:tcMar>
+              <w:top w:type="dxa" w:w="60"/>
+              <w:left w:type="dxa" w:w="110"/>
+              <w:bottom w:type="dxa" w:w="60"/>
+              <w:right w:type="dxa" w:w="110"/>
+            </w:tcMar>
+            <w:vAlign w:val="center"/>
+          </w:tcPr>
+          <w:p>
+            <w:pPr>
+              <w:spacing w:after="0"/>
+            </w:pPr>
+            <w:r>
+              <w:rPr>
+                <w:b w:val="false"/>
+                <w:bCs w:val="false"/>
+                <w:sz w:val="20"/>
+                <w:szCs w:val="20"/>
+              </w:rPr>
+              <w:t xml:space="preserve">400(500 아님)</w:t>
+            </w:r>
+          </w:p>
+        </w:tc>
+        <w:tc>
+          <w:tcPr>
+            <w:tcW w:type="dxa" w:w="1326"/>
+            <w:tcBorders>
+              <w:top w:val="single" w:color="BBBBBB" w:sz="1"/>
+              <w:left w:val="single" w:color="BBBBBB" w:sz="1"/>
+              <w:bottom w:val="single" w:color="BBBBBB" w:sz="1"/>
+              <w:right w:val="single" w:color="BBBBBB" w:sz="1"/>
+            </w:tcBorders>
+            <w:tcMar>
+              <w:top w:type="dxa" w:w="60"/>
+              <w:left w:type="dxa" w:w="110"/>
+              <w:bottom w:type="dxa" w:w="60"/>
+              <w:right w:type="dxa" w:w="110"/>
+            </w:tcMar>
+            <w:vAlign w:val="center"/>
+          </w:tcPr>
+          <w:p>
+            <w:pPr>
+              <w:spacing w:after="0"/>
+            </w:pPr>
+            <w:r>
+              <w:rPr>
+                <w:b w:val="false"/>
+                <w:bCs w:val="false"/>
+                <w:sz w:val="20"/>
+                <w:szCs w:val="20"/>
+              </w:rPr>
+              <w:t xml:space="preserve">FR-35</w:t>
             </w:r>
           </w:p>
         </w:tc>
@@ -16753,7 +20819,7 @@
         <w:sz w:val="16"/>
         <w:szCs w:val="16"/>
       </w:rPr>
-      <w:t xml:space="preserve">waste-sim-spring · SRS / SDD / TDD · v1.1</w:t>
+      <w:t xml:space="preserve">waste-sim-spring · SRS / SDD / TDD · v1.2</w:t>
     </w:r>
   </w:p>
 </w:hdr>

--- a/waste-sim-spring/docs_waste-sim-spring_SRS_SDD_TDD.docx
+++ b/waste-sim-spring/docs_waste-sim-spring_SRS_SDD_TDD.docx
@@ -99,7 +99,7 @@
           <w:sz w:val="22"/>
           <w:szCs w:val="22"/>
         </w:rPr>
-        <w:t xml:space="preserve">버전 1.2 · 2026-07-07</w:t>
+        <w:t xml:space="preserve">버전 1.3 · 2026-07-10</w:t>
       </w:r>
     </w:p>
     <w:p>
@@ -513,7 +513,7 @@
                 <w:sz w:val="20"/>
                 <w:szCs w:val="20"/>
               </w:rPr>
-              <w:t xml:space="preserve">2026-07-07</w:t>
+              <w:t xml:space="preserve">2026-07-10</w:t>
             </w:r>
           </w:p>
         </w:tc>
@@ -579,7 +579,7 @@
                 <w:sz w:val="20"/>
                 <w:szCs w:val="20"/>
               </w:rPr>
-              <w:t xml:space="preserve">1.2</w:t>
+              <w:t xml:space="preserve">1.3</w:t>
             </w:r>
           </w:p>
         </w:tc>
@@ -647,7 +647,7 @@
                 <w:sz w:val="20"/>
                 <w:szCs w:val="20"/>
               </w:rPr>
-              <w:t xml:space="preserve">개정(MCP·툴 파사드·구조화 오류·관측성 반영)</w:t>
+              <w:t xml:space="preserve">개정(결정론적 라우팅 게이트·베이스라인 적합성 반영)</w:t>
             </w:r>
           </w:p>
         </w:tc>
@@ -1215,6 +1215,140 @@
                 <w:szCs w:val="20"/>
               </w:rPr>
               <w:t xml:space="preserve">MCP 도구 서버(JSON-RPC)·툴 파사드(검증→실행)·구조화 오류(ApiError)·관측성(Actuator·correlation-id·메트릭) 반영</w:t>
+            </w:r>
+          </w:p>
+        </w:tc>
+      </w:tr>
+      <w:tr>
+        <w:tc>
+          <w:tcPr>
+            <w:tcW w:type="dxa" w:w="1000"/>
+            <w:tcBorders>
+              <w:top w:val="single" w:color="BBBBBB" w:sz="1"/>
+              <w:left w:val="single" w:color="BBBBBB" w:sz="1"/>
+              <w:bottom w:val="single" w:color="BBBBBB" w:sz="1"/>
+              <w:right w:val="single" w:color="BBBBBB" w:sz="1"/>
+            </w:tcBorders>
+            <w:shd w:fill="EEF3F8" w:color="auto" w:val="clear"/>
+            <w:tcMar>
+              <w:top w:type="dxa" w:w="60"/>
+              <w:left w:type="dxa" w:w="110"/>
+              <w:bottom w:type="dxa" w:w="60"/>
+              <w:right w:type="dxa" w:w="110"/>
+            </w:tcMar>
+            <w:vAlign w:val="center"/>
+          </w:tcPr>
+          <w:p>
+            <w:pPr>
+              <w:spacing w:after="0"/>
+            </w:pPr>
+            <w:r>
+              <w:rPr>
+                <w:b w:val="false"/>
+                <w:bCs w:val="false"/>
+                <w:sz w:val="20"/>
+                <w:szCs w:val="20"/>
+              </w:rPr>
+              <w:t xml:space="preserve">1.3</w:t>
+            </w:r>
+          </w:p>
+        </w:tc>
+        <w:tc>
+          <w:tcPr>
+            <w:tcW w:type="dxa" w:w="1500"/>
+            <w:tcBorders>
+              <w:top w:val="single" w:color="BBBBBB" w:sz="1"/>
+              <w:left w:val="single" w:color="BBBBBB" w:sz="1"/>
+              <w:bottom w:val="single" w:color="BBBBBB" w:sz="1"/>
+              <w:right w:val="single" w:color="BBBBBB" w:sz="1"/>
+            </w:tcBorders>
+            <w:shd w:fill="EEF3F8" w:color="auto" w:val="clear"/>
+            <w:tcMar>
+              <w:top w:type="dxa" w:w="60"/>
+              <w:left w:type="dxa" w:w="110"/>
+              <w:bottom w:type="dxa" w:w="60"/>
+              <w:right w:type="dxa" w:w="110"/>
+            </w:tcMar>
+            <w:vAlign w:val="center"/>
+          </w:tcPr>
+          <w:p>
+            <w:pPr>
+              <w:spacing w:after="0"/>
+            </w:pPr>
+            <w:r>
+              <w:rPr>
+                <w:b w:val="false"/>
+                <w:bCs w:val="false"/>
+                <w:sz w:val="20"/>
+                <w:szCs w:val="20"/>
+              </w:rPr>
+              <w:t xml:space="preserve">2026-07-10</w:t>
+            </w:r>
+          </w:p>
+        </w:tc>
+        <w:tc>
+          <w:tcPr>
+            <w:tcW w:type="dxa" w:w="1400"/>
+            <w:tcBorders>
+              <w:top w:val="single" w:color="BBBBBB" w:sz="1"/>
+              <w:left w:val="single" w:color="BBBBBB" w:sz="1"/>
+              <w:bottom w:val="single" w:color="BBBBBB" w:sz="1"/>
+              <w:right w:val="single" w:color="BBBBBB" w:sz="1"/>
+            </w:tcBorders>
+            <w:shd w:fill="EEF3F8" w:color="auto" w:val="clear"/>
+            <w:tcMar>
+              <w:top w:type="dxa" w:w="60"/>
+              <w:left w:type="dxa" w:w="110"/>
+              <w:bottom w:type="dxa" w:w="60"/>
+              <w:right w:type="dxa" w:w="110"/>
+            </w:tcMar>
+            <w:vAlign w:val="center"/>
+          </w:tcPr>
+          <w:p>
+            <w:pPr>
+              <w:spacing w:after="0"/>
+            </w:pPr>
+            <w:r>
+              <w:rPr>
+                <w:b w:val="false"/>
+                <w:bCs w:val="false"/>
+                <w:sz w:val="20"/>
+                <w:szCs w:val="20"/>
+              </w:rPr>
+              <w:t xml:space="preserve">개발팀</w:t>
+            </w:r>
+          </w:p>
+        </w:tc>
+        <w:tc>
+          <w:tcPr>
+            <w:tcW w:type="dxa" w:w="5126"/>
+            <w:tcBorders>
+              <w:top w:val="single" w:color="BBBBBB" w:sz="1"/>
+              <w:left w:val="single" w:color="BBBBBB" w:sz="1"/>
+              <w:bottom w:val="single" w:color="BBBBBB" w:sz="1"/>
+              <w:right w:val="single" w:color="BBBBBB" w:sz="1"/>
+            </w:tcBorders>
+            <w:shd w:fill="EEF3F8" w:color="auto" w:val="clear"/>
+            <w:tcMar>
+              <w:top w:type="dxa" w:w="60"/>
+              <w:left w:type="dxa" w:w="110"/>
+              <w:bottom w:type="dxa" w:w="60"/>
+              <w:right w:type="dxa" w:w="110"/>
+            </w:tcMar>
+            <w:vAlign w:val="center"/>
+          </w:tcPr>
+          <w:p>
+            <w:pPr>
+              <w:spacing w:after="0"/>
+            </w:pPr>
+            <w:r>
+              <w:rPr>
+                <w:b w:val="false"/>
+                <w:bCs w:val="false"/>
+                <w:sz w:val="20"/>
+                <w:szCs w:val="20"/>
+              </w:rPr>
+              <w:t xml:space="preserve">결정론적 라우팅 게이트(TimeExpressionDetector, C2 재정렬)·ApiError.respond 통합·베이스라인(원형 SRS) 적합성 절 추가</w:t>
             </w:r>
           </w:p>
         </w:tc>
@@ -3012,7 +3146,7 @@
                 <w:sz w:val="20"/>
                 <w:szCs w:val="20"/>
               </w:rPr>
-              <w:t xml:space="preserve">사용자 자연어 입력의 실행 의도를 1단계에서 yes/no로 분류한다(temperature=0, 판단 전용 프롬프트).</w:t>
+              <w:t xml:space="preserve">실행 의도 판단은 결정론적 사전 게이트를 우선한다: 텍스트의 파싱 가능한 수거 시각을 정규식으로 세어 0개·2개 이상이면 LLM 없이 '실행 아님'으로 확정하고, 정확히 1개일 때만 LLM 분류(temperature=0)로 순간값 조회 여부만 판정한다(베이스라인 C2 준수).</w:t>
             </w:r>
           </w:p>
         </w:tc>
@@ -8657,7 +8791,20 @@
         <w:spacing w:after="60"/>
       </w:pPr>
       <w:r>
-        <w:t xml:space="preserve">1단계 분류: temperature=0, 판단 전용 프롬프트로 yes/no 한 단어만 받는다. 응답을 소문자·영문자만 남겨 정규화 후 'yes'로 시작하면 실행 요청. 호출 실패 시 안전하게 false(실행 안 함).</w:t>
+        <w:t xml:space="preserve">0단계 — 결정론적 게이트(TimeExpressionDetector): 정규식으로 텍스트의 수거 시각 개수를 센다. 0개(시각 없음)·2개 이상(순간값 조회)이면 LLM을 호출하지 않고 '실행 아님'으로 확정(source=deterministic). 히스토리에서 시각을 끌어와 실행해버리는 실패가 구조적으로 불가능해진다(베이스라인 C2).</w:t>
+      </w:r>
+    </w:p>
+    <w:p>
+      <w:pPr>
+        <w:pStyle w:val="ListParagraph"/>
+        <w:numPr>
+          <w:ilvl w:val="0"/>
+          <w:numId w:val="3"/>
+        </w:numPr>
+        <w:spacing w:after="60"/>
+      </w:pPr>
+      <w:r>
+        <w:t xml:space="preserve">1단계 분류: 시각이 정확히 1개일 때만 호출. temperature=0으로 '그 시각이 순간값 조회인가'라는 좁은 의미 판단만 yes/no로 받는다. 호출 실패 시 안전하게 false(실행 안 함).</w:t>
       </w:r>
     </w:p>
     <w:p>
@@ -8826,7 +8973,7 @@
         <w:spacing w:after="60"/>
       </w:pPr>
       <w:r>
-        <w:t xml:space="preserve">SYSTEM '의도를 분석하는 중' → classifyIsRunRequest 호출(1단계).</w:t>
+        <w:t xml:space="preserve">SYSTEM '의도를 분석하는 중' → 결정론 게이트 후 (시각 1개면) classifyIsRunRequest 호출.</w:t>
       </w:r>
     </w:p>
     <w:p>
@@ -8891,7 +9038,7 @@
         <w:spacing w:after="60"/>
       </w:pPr>
       <w:r>
-        <w:t xml:space="preserve">runSimulation: SYSTEM '실행 중' → SimulationService.runExperiment(seeds회 engine.run) → RESULT 메시지(결과+config) → 프론트 Chart.js 렌더.</w:t>
+        <w:t xml:space="preserve">runSimulation: SimulationTool 검증 통과 시 SimulationService.runExperiment → RESULT 메시지(결과+config) → 프론트 Chart.js 렌더.</w:t>
       </w:r>
     </w:p>
     <w:p>
@@ -11047,7 +11194,460 @@
         <w:spacing w:after="120" w:line="276"/>
       </w:pPr>
       <w:r>
-        <w:t xml:space="preserve">모든 REST 오류는 @RestControllerAdvice(GlobalExceptionHandler)에서 ApiError{code,message,errors} JSON으로 통일된다. 깨진 JSON·타입 불일치는 400(BAD_REQUEST/INVALID_ARGUMENTS), 검증 실패는 400(VALIDATION+필드별 사유), 그 외는 500(INTERNAL_ERROR)로 스택트레이스 노출 없이 반환한다. CorrelationIdFilter가 요청마다 requestId를 MDC에 주입해 로그로 파이프라인을 추적하고, Actuator(/actuator/health·metrics)와 Micrometer 카운터(waste.sim.run/rejected, waste.chat.classify yes/no, waste.chat.confirm)·타이머(waste.sim.duration)로 운영 지표를 노출한다.</w:t>
+        <w:t xml:space="preserve">모든 REST 오류는 @RestControllerAdvice(GlobalExceptionHandler)에서 ApiError{code,message,errors} JSON으로 통일된다. 깨진 JSON·타입 불일치는 400(BAD_REQUEST/INVALID_ARGUMENTS), 검증 실패는 400(VALIDATION+필드별 사유), 없는 정적 리소스(favicon 등)는 404, 그 외는 500(INTERNAL_ERROR)로 스택트레이스 노출 없이 반환한다. ToolResult→응답 변환은 ApiError.respond() 정적 헬퍼로 통합해 SimulationController·ScenarioController의 중복 패턴을 제거했다. CorrelationIdFilter가 요청마다 requestId를 MDC에 주입해 로그로 파이프라인을 추적하고, Actuator(/actuator/health·metrics)와 Micrometer 카운터(waste.sim.run/rejected, waste.chat.classify source=deterministic|llm, waste.chat.confirm)·타이머(waste.sim.duration)로 운영 지표를 노출한다.</w:t>
+      </w:r>
+    </w:p>
+    <w:p>
+      <w:pPr>
+        <w:pStyle w:val="Heading2"/>
+      </w:pPr>
+      <w:r>
+        <w:t xml:space="preserve">2.8 베이스라인(원형 SRS) 적합성</w:t>
+      </w:r>
+    </w:p>
+    <w:p>
+      <w:pPr>
+        <w:spacing w:after="120" w:line="276"/>
+      </w:pPr>
+      <w:r>
+        <w:t xml:space="preserve">본 시스템은 C:\Dev\mcp의 원형 명세(MCP 서버 + LLM 인자 추출, 계산기 예제)를 원룸촌 쓰레기 도메인으로 구체화한 것이다. 원형 명세의 핵심 제약(C1~C5) 대비 현행 적합성은 다음과 같다.</w:t>
+      </w:r>
+    </w:p>
+    <w:tbl>
+      <w:tblPr>
+        <w:tblW w:type="dxa" w:w="9026"/>
+        <w:tblBorders>
+          <w:top w:val="single" w:color="auto" w:sz="4"/>
+          <w:left w:val="single" w:color="auto" w:sz="4"/>
+          <w:bottom w:val="single" w:color="auto" w:sz="4"/>
+          <w:right w:val="single" w:color="auto" w:sz="4"/>
+          <w:insideH w:val="single" w:color="auto" w:sz="4"/>
+          <w:insideV w:val="single" w:color="auto" w:sz="4"/>
+        </w:tblBorders>
+      </w:tblPr>
+      <w:tblGrid>
+        <w:gridCol w:w="2600"/>
+        <w:gridCol w:w="6426"/>
+      </w:tblGrid>
+      <w:tr>
+        <w:trPr>
+          <w:tblHeader/>
+        </w:trPr>
+        <w:tc>
+          <w:tcPr>
+            <w:tcW w:type="dxa" w:w="2600"/>
+            <w:tcBorders>
+              <w:top w:val="single" w:color="BBBBBB" w:sz="1"/>
+              <w:left w:val="single" w:color="BBBBBB" w:sz="1"/>
+              <w:bottom w:val="single" w:color="BBBBBB" w:sz="1"/>
+              <w:right w:val="single" w:color="BBBBBB" w:sz="1"/>
+            </w:tcBorders>
+            <w:shd w:fill="2E5A88" w:color="auto" w:val="clear"/>
+            <w:tcMar>
+              <w:top w:type="dxa" w:w="60"/>
+              <w:left w:type="dxa" w:w="110"/>
+              <w:bottom w:type="dxa" w:w="60"/>
+              <w:right w:type="dxa" w:w="110"/>
+            </w:tcMar>
+            <w:vAlign w:val="center"/>
+          </w:tcPr>
+          <w:p>
+            <w:pPr>
+              <w:spacing w:after="0"/>
+            </w:pPr>
+            <w:r>
+              <w:rPr>
+                <w:b/>
+                <w:bCs/>
+                <w:color w:val="FFFFFF"/>
+                <w:sz w:val="20"/>
+                <w:szCs w:val="20"/>
+              </w:rPr>
+              <w:t xml:space="preserve">원형 제약</w:t>
+            </w:r>
+          </w:p>
+        </w:tc>
+        <w:tc>
+          <w:tcPr>
+            <w:tcW w:type="dxa" w:w="6426"/>
+            <w:tcBorders>
+              <w:top w:val="single" w:color="BBBBBB" w:sz="1"/>
+              <w:left w:val="single" w:color="BBBBBB" w:sz="1"/>
+              <w:bottom w:val="single" w:color="BBBBBB" w:sz="1"/>
+              <w:right w:val="single" w:color="BBBBBB" w:sz="1"/>
+            </w:tcBorders>
+            <w:shd w:fill="2E5A88" w:color="auto" w:val="clear"/>
+            <w:tcMar>
+              <w:top w:type="dxa" w:w="60"/>
+              <w:left w:type="dxa" w:w="110"/>
+              <w:bottom w:type="dxa" w:w="60"/>
+              <w:right w:type="dxa" w:w="110"/>
+            </w:tcMar>
+            <w:vAlign w:val="center"/>
+          </w:tcPr>
+          <w:p>
+            <w:pPr>
+              <w:spacing w:after="0"/>
+            </w:pPr>
+            <w:r>
+              <w:rPr>
+                <w:b/>
+                <w:bCs/>
+                <w:color w:val="FFFFFF"/>
+                <w:sz w:val="20"/>
+                <w:szCs w:val="20"/>
+              </w:rPr>
+              <w:t xml:space="preserve">현행 상태</w:t>
+            </w:r>
+          </w:p>
+        </w:tc>
+      </w:tr>
+      <w:tr>
+        <w:tc>
+          <w:tcPr>
+            <w:tcW w:type="dxa" w:w="2600"/>
+            <w:tcBorders>
+              <w:top w:val="single" w:color="BBBBBB" w:sz="1"/>
+              <w:left w:val="single" w:color="BBBBBB" w:sz="1"/>
+              <w:bottom w:val="single" w:color="BBBBBB" w:sz="1"/>
+              <w:right w:val="single" w:color="BBBBBB" w:sz="1"/>
+            </w:tcBorders>
+            <w:tcMar>
+              <w:top w:type="dxa" w:w="60"/>
+              <w:left w:type="dxa" w:w="110"/>
+              <w:bottom w:type="dxa" w:w="60"/>
+              <w:right w:type="dxa" w:w="110"/>
+            </w:tcMar>
+            <w:vAlign w:val="center"/>
+          </w:tcPr>
+          <w:p>
+            <w:pPr>
+              <w:spacing w:after="0"/>
+            </w:pPr>
+            <w:r>
+              <w:rPr>
+                <w:b w:val="false"/>
+                <w:bCs w:val="false"/>
+                <w:sz w:val="20"/>
+                <w:szCs w:val="20"/>
+              </w:rPr>
+              <w:t xml:space="preserve">C1 — LLM은 계산·최종결정 금지, 인자만 추출</w:t>
+            </w:r>
+          </w:p>
+        </w:tc>
+        <w:tc>
+          <w:tcPr>
+            <w:tcW w:type="dxa" w:w="6426"/>
+            <w:tcBorders>
+              <w:top w:val="single" w:color="BBBBBB" w:sz="1"/>
+              <w:left w:val="single" w:color="BBBBBB" w:sz="1"/>
+              <w:bottom w:val="single" w:color="BBBBBB" w:sz="1"/>
+              <w:right w:val="single" w:color="BBBBBB" w:sz="1"/>
+            </w:tcBorders>
+            <w:tcMar>
+              <w:top w:type="dxa" w:w="60"/>
+              <w:left w:type="dxa" w:w="110"/>
+              <w:bottom w:type="dxa" w:w="60"/>
+              <w:right w:type="dxa" w:w="110"/>
+            </w:tcMar>
+            <w:vAlign w:val="center"/>
+          </w:tcPr>
+          <w:p>
+            <w:pPr>
+              <w:spacing w:after="0"/>
+            </w:pPr>
+            <w:r>
+              <w:rPr>
+                <w:b w:val="false"/>
+                <w:bCs w:val="false"/>
+                <w:sz w:val="20"/>
+                <w:szCs w:val="20"/>
+              </w:rPr>
+              <w:t xml:space="preserve">충족 — 엔진이 계산, 실행 확정 문구는 코드가 조립</w:t>
+            </w:r>
+          </w:p>
+        </w:tc>
+      </w:tr>
+      <w:tr>
+        <w:tc>
+          <w:tcPr>
+            <w:tcW w:type="dxa" w:w="2600"/>
+            <w:tcBorders>
+              <w:top w:val="single" w:color="BBBBBB" w:sz="1"/>
+              <w:left w:val="single" w:color="BBBBBB" w:sz="1"/>
+              <w:bottom w:val="single" w:color="BBBBBB" w:sz="1"/>
+              <w:right w:val="single" w:color="BBBBBB" w:sz="1"/>
+            </w:tcBorders>
+            <w:shd w:fill="EEF3F8" w:color="auto" w:val="clear"/>
+            <w:tcMar>
+              <w:top w:type="dxa" w:w="60"/>
+              <w:left w:type="dxa" w:w="110"/>
+              <w:bottom w:type="dxa" w:w="60"/>
+              <w:right w:type="dxa" w:w="110"/>
+            </w:tcMar>
+            <w:vAlign w:val="center"/>
+          </w:tcPr>
+          <w:p>
+            <w:pPr>
+              <w:spacing w:after="0"/>
+            </w:pPr>
+            <w:r>
+              <w:rPr>
+                <w:b w:val="false"/>
+                <w:bCs w:val="false"/>
+                <w:sz w:val="20"/>
+                <w:szCs w:val="20"/>
+              </w:rPr>
+              <w:t xml:space="preserve">C2 — 실행 여부 결정은 결정론적·LLM-free</w:t>
+            </w:r>
+          </w:p>
+        </w:tc>
+        <w:tc>
+          <w:tcPr>
+            <w:tcW w:type="dxa" w:w="6426"/>
+            <w:tcBorders>
+              <w:top w:val="single" w:color="BBBBBB" w:sz="1"/>
+              <w:left w:val="single" w:color="BBBBBB" w:sz="1"/>
+              <w:bottom w:val="single" w:color="BBBBBB" w:sz="1"/>
+              <w:right w:val="single" w:color="BBBBBB" w:sz="1"/>
+            </w:tcBorders>
+            <w:shd w:fill="EEF3F8" w:color="auto" w:val="clear"/>
+            <w:tcMar>
+              <w:top w:type="dxa" w:w="60"/>
+              <w:left w:type="dxa" w:w="110"/>
+              <w:bottom w:type="dxa" w:w="60"/>
+              <w:right w:type="dxa" w:w="110"/>
+            </w:tcMar>
+            <w:vAlign w:val="center"/>
+          </w:tcPr>
+          <w:p>
+            <w:pPr>
+              <w:spacing w:after="0"/>
+            </w:pPr>
+            <w:r>
+              <w:rPr>
+                <w:b w:val="false"/>
+                <w:bCs w:val="false"/>
+                <w:sz w:val="20"/>
+                <w:szCs w:val="20"/>
+              </w:rPr>
+              <w:t xml:space="preserve">충족 — TimeExpressionDetector 결정론 게이트가 우선, LLM은 시각 1개일 때 좁은 판단만</w:t>
+            </w:r>
+          </w:p>
+        </w:tc>
+      </w:tr>
+      <w:tr>
+        <w:tc>
+          <w:tcPr>
+            <w:tcW w:type="dxa" w:w="2600"/>
+            <w:tcBorders>
+              <w:top w:val="single" w:color="BBBBBB" w:sz="1"/>
+              <w:left w:val="single" w:color="BBBBBB" w:sz="1"/>
+              <w:bottom w:val="single" w:color="BBBBBB" w:sz="1"/>
+              <w:right w:val="single" w:color="BBBBBB" w:sz="1"/>
+            </w:tcBorders>
+            <w:tcMar>
+              <w:top w:type="dxa" w:w="60"/>
+              <w:left w:type="dxa" w:w="110"/>
+              <w:bottom w:type="dxa" w:w="60"/>
+              <w:right w:type="dxa" w:w="110"/>
+            </w:tcMar>
+            <w:vAlign w:val="center"/>
+          </w:tcPr>
+          <w:p>
+            <w:pPr>
+              <w:spacing w:after="0"/>
+            </w:pPr>
+            <w:r>
+              <w:rPr>
+                <w:b w:val="false"/>
+                <w:bCs w:val="false"/>
+                <w:sz w:val="20"/>
+                <w:szCs w:val="20"/>
+              </w:rPr>
+              <w:t xml:space="preserve">C3 — 검증 통과 전 실행 금지(fail-closed)</w:t>
+            </w:r>
+          </w:p>
+        </w:tc>
+        <w:tc>
+          <w:tcPr>
+            <w:tcW w:type="dxa" w:w="6426"/>
+            <w:tcBorders>
+              <w:top w:val="single" w:color="BBBBBB" w:sz="1"/>
+              <w:left w:val="single" w:color="BBBBBB" w:sz="1"/>
+              <w:bottom w:val="single" w:color="BBBBBB" w:sz="1"/>
+              <w:right w:val="single" w:color="BBBBBB" w:sz="1"/>
+            </w:tcBorders>
+            <w:tcMar>
+              <w:top w:type="dxa" w:w="60"/>
+              <w:left w:type="dxa" w:w="110"/>
+              <w:bottom w:type="dxa" w:w="60"/>
+              <w:right w:type="dxa" w:w="110"/>
+            </w:tcMar>
+            <w:vAlign w:val="center"/>
+          </w:tcPr>
+          <w:p>
+            <w:pPr>
+              <w:spacing w:after="0"/>
+            </w:pPr>
+            <w:r>
+              <w:rPr>
+                <w:b w:val="false"/>
+                <w:bCs w:val="false"/>
+                <w:sz w:val="20"/>
+                <w:szCs w:val="20"/>
+              </w:rPr>
+              <w:t xml:space="preserve">충족 — SimulationConfigValidator 게이트, ToolResult.rejected/isError</w:t>
+            </w:r>
+          </w:p>
+        </w:tc>
+      </w:tr>
+      <w:tr>
+        <w:tc>
+          <w:tcPr>
+            <w:tcW w:type="dxa" w:w="2600"/>
+            <w:tcBorders>
+              <w:top w:val="single" w:color="BBBBBB" w:sz="1"/>
+              <w:left w:val="single" w:color="BBBBBB" w:sz="1"/>
+              <w:bottom w:val="single" w:color="BBBBBB" w:sz="1"/>
+              <w:right w:val="single" w:color="BBBBBB" w:sz="1"/>
+            </w:tcBorders>
+            <w:shd w:fill="EEF3F8" w:color="auto" w:val="clear"/>
+            <w:tcMar>
+              <w:top w:type="dxa" w:w="60"/>
+              <w:left w:type="dxa" w:w="110"/>
+              <w:bottom w:type="dxa" w:w="60"/>
+              <w:right w:type="dxa" w:w="110"/>
+            </w:tcMar>
+            <w:vAlign w:val="center"/>
+          </w:tcPr>
+          <w:p>
+            <w:pPr>
+              <w:spacing w:after="0"/>
+            </w:pPr>
+            <w:r>
+              <w:rPr>
+                <w:b w:val="false"/>
+                <w:bCs w:val="false"/>
+                <w:sz w:val="20"/>
+                <w:szCs w:val="20"/>
+              </w:rPr>
+              <w:t xml:space="preserve">C4 — 모든 LLM 접근은 단일 추상화 경유</w:t>
+            </w:r>
+          </w:p>
+        </w:tc>
+        <w:tc>
+          <w:tcPr>
+            <w:tcW w:type="dxa" w:w="6426"/>
+            <w:tcBorders>
+              <w:top w:val="single" w:color="BBBBBB" w:sz="1"/>
+              <w:left w:val="single" w:color="BBBBBB" w:sz="1"/>
+              <w:bottom w:val="single" w:color="BBBBBB" w:sz="1"/>
+              <w:right w:val="single" w:color="BBBBBB" w:sz="1"/>
+            </w:tcBorders>
+            <w:shd w:fill="EEF3F8" w:color="auto" w:val="clear"/>
+            <w:tcMar>
+              <w:top w:type="dxa" w:w="60"/>
+              <w:left w:type="dxa" w:w="110"/>
+              <w:bottom w:type="dxa" w:w="60"/>
+              <w:right w:type="dxa" w:w="110"/>
+            </w:tcMar>
+            <w:vAlign w:val="center"/>
+          </w:tcPr>
+          <w:p>
+            <w:pPr>
+              <w:spacing w:after="0"/>
+            </w:pPr>
+            <w:r>
+              <w:rPr>
+                <w:b w:val="false"/>
+                <w:bCs w:val="false"/>
+                <w:sz w:val="20"/>
+                <w:szCs w:val="20"/>
+              </w:rPr>
+              <w:t xml:space="preserve">적응 — 인터페이스 대신 OpenAI 호환 엔드포인트+환경변수 교체(MCP 설계상 프로바이더는 외부 호스트)</w:t>
+            </w:r>
+          </w:p>
+        </w:tc>
+      </w:tr>
+      <w:tr>
+        <w:tc>
+          <w:tcPr>
+            <w:tcW w:type="dxa" w:w="2600"/>
+            <w:tcBorders>
+              <w:top w:val="single" w:color="BBBBBB" w:sz="1"/>
+              <w:left w:val="single" w:color="BBBBBB" w:sz="1"/>
+              <w:bottom w:val="single" w:color="BBBBBB" w:sz="1"/>
+              <w:right w:val="single" w:color="BBBBBB" w:sz="1"/>
+            </w:tcBorders>
+            <w:tcMar>
+              <w:top w:type="dxa" w:w="60"/>
+              <w:left w:type="dxa" w:w="110"/>
+              <w:bottom w:type="dxa" w:w="60"/>
+              <w:right w:type="dxa" w:w="110"/>
+            </w:tcMar>
+            <w:vAlign w:val="center"/>
+          </w:tcPr>
+          <w:p>
+            <w:pPr>
+              <w:spacing w:after="0"/>
+            </w:pPr>
+            <w:r>
+              <w:rPr>
+                <w:b w:val="false"/>
+                <w:bCs w:val="false"/>
+                <w:sz w:val="20"/>
+                <w:szCs w:val="20"/>
+              </w:rPr>
+              <w:t xml:space="preserve">C5 — 검증 로직은 프롬프트가 아닌 서버에</w:t>
+            </w:r>
+          </w:p>
+        </w:tc>
+        <w:tc>
+          <w:tcPr>
+            <w:tcW w:type="dxa" w:w="6426"/>
+            <w:tcBorders>
+              <w:top w:val="single" w:color="BBBBBB" w:sz="1"/>
+              <w:left w:val="single" w:color="BBBBBB" w:sz="1"/>
+              <w:bottom w:val="single" w:color="BBBBBB" w:sz="1"/>
+              <w:right w:val="single" w:color="BBBBBB" w:sz="1"/>
+            </w:tcBorders>
+            <w:tcMar>
+              <w:top w:type="dxa" w:w="60"/>
+              <w:left w:type="dxa" w:w="110"/>
+              <w:bottom w:type="dxa" w:w="60"/>
+              <w:right w:type="dxa" w:w="110"/>
+            </w:tcMar>
+            <w:vAlign w:val="center"/>
+          </w:tcPr>
+          <w:p>
+            <w:pPr>
+              <w:spacing w:after="0"/>
+            </w:pPr>
+            <w:r>
+              <w:rPr>
+                <w:b w:val="false"/>
+                <w:bCs w:val="false"/>
+                <w:sz w:val="20"/>
+                <w:szCs w:val="20"/>
+              </w:rPr>
+              <w:t xml:space="preserve">충족 — 검증은 SimulationConfigValidator(서버 코드)</w:t>
+            </w:r>
+          </w:p>
+        </w:tc>
+      </w:tr>
+    </w:tbl>
+    <w:p>
+      <w:pPr>
+        <w:spacing w:after="60"/>
+      </w:pPr>
+    </w:p>
+    <w:p>
+      <w:pPr>
+        <w:spacing w:after="120" w:line="276"/>
+      </w:pPr>
+      <w:r>
+        <w:t xml:space="preserve">결론: 원형 명제(MCP 도구·LLM은 구조만·서버가 검증/실행 소유·fail-closed·결정론적 라우팅)에 정렬돼 있다. C4는 위반이 아니라 MCP 중심 설계에 맞춘 의도된 적응이며, 채팅 추출의 JSON 모드(json_object) 사용도 로컬 모델 호환성을 위한 선택이다.</w:t>
       </w:r>
     </w:p>
     <w:p>
@@ -11076,7 +11676,7 @@
         <w:spacing w:after="120" w:line="276"/>
       </w:pPr>
       <w:r>
-        <w:t xml:space="preserve">본 장은 waste-sim-spring의 단위·통합 테스트 설계를 정의한다. v1.1의 핵심 검증 대상은 시뮬레이션 엔진의 정확성·재현성에 더해 LLM 2단계 안전 파이프라인(의도 분류 오탐 억제, JSON 모드 추출, 형식 검증, 확인 흐름)이다. 현재 테스트 코드는 미작성이며 본 설계는 신규 작성 청사진이다. 별도로 llm_benchmark.py가 프로바이더별 분류 오탐률·언어·지연을 측정하는 평가 하니스로 존재한다.</w:t>
+        <w:t xml:space="preserve">본 장은 waste-sim-spring의 단위·통합 테스트 설계를 정의한다. 핵심 검증 대상은 시뮬레이션 엔진의 정확성·재현성에 더해 LLM 2단계 안전 파이프라인(결정론 게이트·의도 분류·JSON 모드 추출·형식 검증·확인 흐름)과 MCP 도구 서버다. 별도로 llm_benchmark.py가 프로바이더별 분류 오탐률·언어·지연을 측정하는 평가 하니스로 존재한다.</w:t>
       </w:r>
     </w:p>
     <w:p>
@@ -11304,7 +11904,7 @@
                 <w:sz w:val="20"/>
                 <w:szCs w:val="20"/>
               </w:rPr>
-              <w:t xml:space="preserve">SimulationEngine, SimulationService, OpenAiService(정규화·검증·파싱)</w:t>
+              <w:t xml:space="preserve">SimulationEngine, SimulationConfigValidator, SimulationTool, ConfigArgs, TimeExpressionDetector</w:t>
             </w:r>
           </w:p>
         </w:tc>
@@ -11405,7 +12005,7 @@
                 <w:sz w:val="20"/>
                 <w:szCs w:val="20"/>
               </w:rPr>
-              <w:t xml:space="preserve">SimulationController, ScenarioController</w:t>
+              <w:t xml:space="preserve">SimulationController, ScenarioController, McpController</w:t>
             </w:r>
           </w:p>
         </w:tc>
@@ -11503,7 +12103,7 @@
                 <w:sz w:val="20"/>
                 <w:szCs w:val="20"/>
               </w:rPr>
-              <w:t xml:space="preserve">ChatController(분류→추출→실행/확인 흐름)</w:t>
+              <w:t xml:space="preserve">ChatController(게이트→분류→추출→실행/확인 흐름)</w:t>
             </w:r>
           </w:p>
         </w:tc>
@@ -12985,7 +13585,7 @@
         <w:pStyle w:val="Heading2"/>
       </w:pPr>
       <w:r>
-        <w:t xml:space="preserve">3.4 단위 테스트 — LLM 파이프라인 (v1.1 핵심)</w:t>
+        <w:t xml:space="preserve">3.4 단위 테스트 — LLM 파이프라인</w:t>
       </w:r>
     </w:p>
     <w:tbl>
@@ -13407,7 +14007,7 @@
                 <w:sz w:val="20"/>
                 <w:szCs w:val="20"/>
               </w:rPr>
-              <w:t xml:space="preserve">분류 no — 개념만</w:t>
+              <w:t xml:space="preserve">결정론 게이트 — 시각 0개</w:t>
             </w:r>
           </w:p>
         </w:tc>
@@ -13440,7 +14040,7 @@
                 <w:sz w:val="20"/>
                 <w:szCs w:val="20"/>
               </w:rPr>
-              <w:t xml:space="preserve">'시간대별 배출 패턴 알려줘' → 'no'</w:t>
+              <w:t xml:space="preserve">'시간대별 배출 패턴 알려줘'</w:t>
             </w:r>
           </w:p>
         </w:tc>
@@ -13473,7 +14073,7 @@
                 <w:sz w:val="20"/>
                 <w:szCs w:val="20"/>
               </w:rPr>
-              <w:t xml:space="preserve">false (오탐 아님)</w:t>
+              <w:t xml:space="preserve">false, LLM 미호출(source=deterministic)</w:t>
             </w:r>
           </w:p>
         </w:tc>
@@ -13572,7 +14172,7 @@
                 <w:sz w:val="20"/>
                 <w:szCs w:val="20"/>
               </w:rPr>
-              <w:t xml:space="preserve">분류 no — 순간값 조회</w:t>
+              <w:t xml:space="preserve">결정론 게이트 — 시각 2개</w:t>
             </w:r>
           </w:p>
         </w:tc>
@@ -13604,7 +14204,7 @@
                 <w:sz w:val="20"/>
                 <w:szCs w:val="20"/>
               </w:rPr>
-              <w:t xml:space="preserve">'12시·17시 배출량 알려줘' → 'no'</w:t>
+              <w:t xml:space="preserve">'12시·17시 배출량 알려줘'</w:t>
             </w:r>
           </w:p>
         </w:tc>
@@ -13636,7 +14236,7 @@
                 <w:sz w:val="20"/>
                 <w:szCs w:val="20"/>
               </w:rPr>
-              <w:t xml:space="preserve">false (벤치 오탐 케이스)</w:t>
+              <w:t xml:space="preserve">false, LLM 미호출(순간값 조회)</w:t>
             </w:r>
           </w:p>
         </w:tc>
@@ -15622,7 +16222,7 @@
                 <w:sz w:val="20"/>
                 <w:szCs w:val="20"/>
               </w:rPr>
-              <w:t xml:space="preserve">'12시 30일 실행'(1단계 yes,2단계 JSON)</w:t>
+              <w:t xml:space="preserve">'12시 30일 실행'(게이트 1개→yes→JSON)</w:t>
             </w:r>
           </w:p>
         </w:tc>
@@ -15786,7 +16386,7 @@
                 <w:sz w:val="20"/>
                 <w:szCs w:val="20"/>
               </w:rPr>
-              <w:t xml:space="preserve">'이 시뮬레이션 뭐야'(1단계 no)</w:t>
+              <w:t xml:space="preserve">'이 시뮬레이션 뭐야'(시각 0개)</w:t>
             </w:r>
           </w:p>
         </w:tc>
@@ -17108,7 +17708,7 @@
                 <w:sz w:val="20"/>
                 <w:szCs w:val="20"/>
               </w:rPr>
-              <w:t xml:space="preserve">FR-10 의도 분류</w:t>
+              <w:t xml:space="preserve">FR-10 의도 판단(게이트+분류)</w:t>
             </w:r>
           </w:p>
         </w:tc>
@@ -17140,7 +17740,7 @@
                 <w:sz w:val="20"/>
                 <w:szCs w:val="20"/>
               </w:rPr>
-              <w:t xml:space="preserve">UT-10~14, IT-04, IT-05</w:t>
+              <w:t xml:space="preserve">UT-10~14, UT-27, IT-04, IT-05</w:t>
             </w:r>
           </w:p>
         </w:tc>
@@ -17309,7 +17909,7 @@
                 <w:sz w:val="20"/>
                 <w:szCs w:val="20"/>
               </w:rPr>
-              <w:t xml:space="preserve">FR-13 코드 조립 문구</w:t>
+              <w:t xml:space="preserve">FR-14 확인 흐름</w:t>
             </w:r>
           </w:p>
         </w:tc>
@@ -17342,7 +17942,7 @@
                 <w:sz w:val="20"/>
                 <w:szCs w:val="20"/>
               </w:rPr>
-              <w:t xml:space="preserve">IT-04(문구 형태 검증)</w:t>
+              <w:t xml:space="preserve">IT-06, IT-07</w:t>
             </w:r>
           </w:p>
         </w:tc>
@@ -17376,7 +17976,7 @@
                 <w:sz w:val="20"/>
                 <w:szCs w:val="20"/>
               </w:rPr>
-              <w:t xml:space="preserve">FR-14 확인 흐름</w:t>
+              <w:t xml:space="preserve">FR-15 모순 재질문</w:t>
             </w:r>
           </w:p>
         </w:tc>
@@ -17408,7 +18008,7 @@
                 <w:sz w:val="20"/>
                 <w:szCs w:val="20"/>
               </w:rPr>
-              <w:t xml:space="preserve">IT-06, IT-07</w:t>
+              <w:t xml:space="preserve">UT-17, IT-08</w:t>
             </w:r>
           </w:p>
         </w:tc>
@@ -17443,7 +18043,7 @@
                 <w:sz w:val="20"/>
                 <w:szCs w:val="20"/>
               </w:rPr>
-              <w:t xml:space="preserve">FR-15 모순 재질문</w:t>
+              <w:t xml:space="preserve">FR-16 순수 대화</w:t>
             </w:r>
           </w:p>
         </w:tc>
@@ -17476,7 +18076,7 @@
                 <w:sz w:val="20"/>
                 <w:szCs w:val="20"/>
               </w:rPr>
-              <w:t xml:space="preserve">UT-17, IT-08</w:t>
+              <w:t xml:space="preserve">UT-19, IT-05</w:t>
             </w:r>
           </w:p>
         </w:tc>
@@ -17510,7 +18110,7 @@
                 <w:sz w:val="20"/>
                 <w:szCs w:val="20"/>
               </w:rPr>
-              <w:t xml:space="preserve">FR-16 순수 대화</w:t>
+              <w:t xml:space="preserve">FR-30~34 MCP·파사드</w:t>
             </w:r>
           </w:p>
         </w:tc>
@@ -17542,7 +18142,7 @@
                 <w:sz w:val="20"/>
                 <w:szCs w:val="20"/>
               </w:rPr>
-              <w:t xml:space="preserve">UT-19, IT-05</w:t>
+              <w:t xml:space="preserve">UT-20~26, IT-20~23</w:t>
             </w:r>
           </w:p>
         </w:tc>
@@ -17577,7 +18177,7 @@
                 <w:sz w:val="20"/>
                 <w:szCs w:val="20"/>
               </w:rPr>
-              <w:t xml:space="preserve">FR-18 이력 초기화</w:t>
+              <w:t xml:space="preserve">FR-35 구조화 오류</w:t>
             </w:r>
           </w:p>
         </w:tc>
@@ -17610,7 +18210,7 @@
                 <w:sz w:val="20"/>
                 <w:szCs w:val="20"/>
               </w:rPr>
-              <w:t xml:space="preserve">IT-09</w:t>
+              <w:t xml:space="preserve">IT-24, IT-25</w:t>
             </w:r>
           </w:p>
         </w:tc>
@@ -17644,7 +18244,7 @@
                 <w:sz w:val="20"/>
                 <w:szCs w:val="20"/>
               </w:rPr>
-              <w:t xml:space="preserve">FR-19 프로바이더 교체</w:t>
+              <w:t xml:space="preserve">NFR-02 재현성</w:t>
             </w:r>
           </w:p>
         </w:tc>
@@ -17676,7 +18276,7 @@
                 <w:sz w:val="20"/>
                 <w:szCs w:val="20"/>
               </w:rPr>
-              <w:t xml:space="preserve">IT-10</w:t>
+              <w:t xml:space="preserve">UT-01</w:t>
             </w:r>
           </w:p>
         </w:tc>
@@ -17711,7 +18311,7 @@
                 <w:sz w:val="20"/>
                 <w:szCs w:val="20"/>
               </w:rPr>
-              <w:t xml:space="preserve">NFR-02 재현성</w:t>
+              <w:t xml:space="preserve">NFR-03 안전성(오탐 억제)</w:t>
             </w:r>
           </w:p>
         </w:tc>
@@ -17744,7 +18344,7 @@
                 <w:sz w:val="20"/>
                 <w:szCs w:val="20"/>
               </w:rPr>
-              <w:t xml:space="preserve">UT-01</w:t>
+              <w:t xml:space="preserve">UT-11, UT-12, IT-05</w:t>
             </w:r>
           </w:p>
         </w:tc>
@@ -17778,7 +18378,7 @@
                 <w:sz w:val="20"/>
                 <w:szCs w:val="20"/>
               </w:rPr>
-              <w:t xml:space="preserve">NFR-03 안전성(오탐 억제)</w:t>
+              <w:t xml:space="preserve">NFR-05 가용성</w:t>
             </w:r>
           </w:p>
         </w:tc>
@@ -17791,74 +18391,6 @@
               <w:bottom w:val="single" w:color="BBBBBB" w:sz="1"/>
               <w:right w:val="single" w:color="BBBBBB" w:sz="1"/>
             </w:tcBorders>
-            <w:tcMar>
-              <w:top w:type="dxa" w:w="60"/>
-              <w:left w:type="dxa" w:w="110"/>
-              <w:bottom w:type="dxa" w:w="60"/>
-              <w:right w:type="dxa" w:w="110"/>
-            </w:tcMar>
-            <w:vAlign w:val="center"/>
-          </w:tcPr>
-          <w:p>
-            <w:pPr>
-              <w:spacing w:after="0"/>
-            </w:pPr>
-            <w:r>
-              <w:rPr>
-                <w:b w:val="false"/>
-                <w:bCs w:val="false"/>
-                <w:sz w:val="20"/>
-                <w:szCs w:val="20"/>
-              </w:rPr>
-              <w:t xml:space="preserve">UT-11, UT-12, IT-05</w:t>
-            </w:r>
-          </w:p>
-        </w:tc>
-      </w:tr>
-      <w:tr>
-        <w:tc>
-          <w:tcPr>
-            <w:tcW w:type="dxa" w:w="3500"/>
-            <w:tcBorders>
-              <w:top w:val="single" w:color="BBBBBB" w:sz="1"/>
-              <w:left w:val="single" w:color="BBBBBB" w:sz="1"/>
-              <w:bottom w:val="single" w:color="BBBBBB" w:sz="1"/>
-              <w:right w:val="single" w:color="BBBBBB" w:sz="1"/>
-            </w:tcBorders>
-            <w:shd w:fill="EEF3F8" w:color="auto" w:val="clear"/>
-            <w:tcMar>
-              <w:top w:type="dxa" w:w="60"/>
-              <w:left w:type="dxa" w:w="110"/>
-              <w:bottom w:type="dxa" w:w="60"/>
-              <w:right w:type="dxa" w:w="110"/>
-            </w:tcMar>
-            <w:vAlign w:val="center"/>
-          </w:tcPr>
-          <w:p>
-            <w:pPr>
-              <w:spacing w:after="0"/>
-            </w:pPr>
-            <w:r>
-              <w:rPr>
-                <w:b w:val="false"/>
-                <w:bCs w:val="false"/>
-                <w:sz w:val="20"/>
-                <w:szCs w:val="20"/>
-              </w:rPr>
-              <w:t xml:space="preserve">NFR-05 가용성</w:t>
-            </w:r>
-          </w:p>
-        </w:tc>
-        <w:tc>
-          <w:tcPr>
-            <w:tcW w:type="dxa" w:w="5526"/>
-            <w:tcBorders>
-              <w:top w:val="single" w:color="BBBBBB" w:sz="1"/>
-              <w:left w:val="single" w:color="BBBBBB" w:sz="1"/>
-              <w:bottom w:val="single" w:color="BBBBBB" w:sz="1"/>
-              <w:right w:val="single" w:color="BBBBBB" w:sz="1"/>
-            </w:tcBorders>
-            <w:shd w:fill="EEF3F8" w:color="auto" w:val="clear"/>
             <w:tcMar>
               <w:top w:type="dxa" w:w="60"/>
               <w:left w:type="dxa" w:w="110"/>
@@ -17920,7 +18452,7 @@
         <w:spacing w:after="60"/>
       </w:pPr>
       <w:r>
-        <w:t xml:space="preserve">의도 분류 오탐(UT-11·12, IT-05)이 0건 — 비실행 입력이 실행으로 이어지지 않는다.</w:t>
+        <w:t xml:space="preserve">의도 판단 오탐(UT-11·12·27, IT-05)이 0건 — 비실행 입력이 실행으로 이어지지 않는다.</w:t>
       </w:r>
     </w:p>
     <w:p>
@@ -18343,7 +18875,7 @@
         <w:pStyle w:val="Heading2"/>
       </w:pPr>
       <w:r>
-        <w:t xml:space="preserve">3.9 MCP·파사드·검증 테스트 (v1.2)</w:t>
+        <w:t xml:space="preserve">3.9 MCP·파사드·결정론 게이트 테스트 (v1.2~1.3)</w:t>
       </w:r>
     </w:p>
     <w:tbl>
@@ -19719,7 +20251,7 @@
                 <w:sz w:val="20"/>
                 <w:szCs w:val="20"/>
               </w:rPr>
-              <w:t xml:space="preserve">IT-20</w:t>
+              <w:t xml:space="preserve">UT-27</w:t>
             </w:r>
           </w:p>
         </w:tc>
@@ -19752,7 +20284,7 @@
                 <w:sz w:val="20"/>
                 <w:szCs w:val="20"/>
               </w:rPr>
-              <w:t xml:space="preserve">MCP tools/list</w:t>
+              <w:t xml:space="preserve">TimeExpressionDetector</w:t>
             </w:r>
           </w:p>
         </w:tc>
@@ -19785,7 +20317,7 @@
                 <w:sz w:val="20"/>
                 <w:szCs w:val="20"/>
               </w:rPr>
-              <w:t xml:space="preserve">POST /mcp</w:t>
+              <w:t xml:space="preserve">'수거 얘기'(0) / '8시 반'(1) / '12시·17시'(2)</w:t>
             </w:r>
           </w:p>
         </w:tc>
@@ -19818,7 +20350,7 @@
                 <w:sz w:val="20"/>
                 <w:szCs w:val="20"/>
               </w:rPr>
-              <w:t xml:space="preserve">3개 도구·inputSchema 포함</w:t>
+              <w:t xml:space="preserve">count=0 / 1 / 2 정확</w:t>
             </w:r>
           </w:p>
         </w:tc>
@@ -19851,7 +20383,7 @@
                 <w:sz w:val="20"/>
                 <w:szCs w:val="20"/>
               </w:rPr>
-              <w:t xml:space="preserve">FR-30,31</w:t>
+              <w:t xml:space="preserve">FR-10(C2)</w:t>
             </w:r>
           </w:p>
         </w:tc>
@@ -19885,7 +20417,7 @@
                 <w:sz w:val="20"/>
                 <w:szCs w:val="20"/>
               </w:rPr>
-              <w:t xml:space="preserve">IT-21</w:t>
+              <w:t xml:space="preserve">IT-20</w:t>
             </w:r>
           </w:p>
         </w:tc>
@@ -19917,7 +20449,7 @@
                 <w:sz w:val="20"/>
                 <w:szCs w:val="20"/>
               </w:rPr>
-              <w:t xml:space="preserve">MCP tools/call 실행</w:t>
+              <w:t xml:space="preserve">MCP tools/list</w:t>
             </w:r>
           </w:p>
         </w:tc>
@@ -19949,7 +20481,7 @@
                 <w:sz w:val="20"/>
                 <w:szCs w:val="20"/>
               </w:rPr>
-              <w:t xml:space="preserve">run_waste_simulation 유효 인자</w:t>
+              <w:t xml:space="preserve">POST /mcp</w:t>
             </w:r>
           </w:p>
         </w:tc>
@@ -19981,7 +20513,7 @@
                 <w:sz w:val="20"/>
                 <w:szCs w:val="20"/>
               </w:rPr>
-              <w:t xml:space="preserve">content, isError=false</w:t>
+              <w:t xml:space="preserve">3개 도구·inputSchema 포함</w:t>
             </w:r>
           </w:p>
         </w:tc>
@@ -20013,7 +20545,7 @@
                 <w:sz w:val="20"/>
                 <w:szCs w:val="20"/>
               </w:rPr>
-              <w:t xml:space="preserve">FR-32,34</w:t>
+              <w:t xml:space="preserve">FR-30,31</w:t>
             </w:r>
           </w:p>
         </w:tc>
@@ -20048,7 +20580,7 @@
                 <w:sz w:val="20"/>
                 <w:szCs w:val="20"/>
               </w:rPr>
-              <w:t xml:space="preserve">IT-22</w:t>
+              <w:t xml:space="preserve">IT-21</w:t>
             </w:r>
           </w:p>
         </w:tc>
@@ -20081,7 +20613,7 @@
                 <w:sz w:val="20"/>
                 <w:szCs w:val="20"/>
               </w:rPr>
-              <w:t xml:space="preserve">MCP tools/call 검증실패</w:t>
+              <w:t xml:space="preserve">MCP tools/call 실행</w:t>
             </w:r>
           </w:p>
         </w:tc>
@@ -20114,7 +20646,7 @@
                 <w:sz w:val="20"/>
                 <w:szCs w:val="20"/>
               </w:rPr>
-              <w:t xml:space="preserve">collectionTime 없음/이상</w:t>
+              <w:t xml:space="preserve">run_waste_simulation 유효 인자</w:t>
             </w:r>
           </w:p>
         </w:tc>
@@ -20147,7 +20679,7 @@
                 <w:sz w:val="20"/>
                 <w:szCs w:val="20"/>
               </w:rPr>
-              <w:t xml:space="preserve">isError=true, 실행 안 함</w:t>
+              <w:t xml:space="preserve">content, isError=false</w:t>
             </w:r>
           </w:p>
         </w:tc>
@@ -20180,7 +20712,7 @@
                 <w:sz w:val="20"/>
                 <w:szCs w:val="20"/>
               </w:rPr>
-              <w:t xml:space="preserve">FR-33</w:t>
+              <w:t xml:space="preserve">FR-32,34</w:t>
             </w:r>
           </w:p>
         </w:tc>
@@ -20214,7 +20746,7 @@
                 <w:sz w:val="20"/>
                 <w:szCs w:val="20"/>
               </w:rPr>
-              <w:t xml:space="preserve">IT-23</w:t>
+              <w:t xml:space="preserve">IT-22</w:t>
             </w:r>
           </w:p>
         </w:tc>
@@ -20246,7 +20778,7 @@
                 <w:sz w:val="20"/>
                 <w:szCs w:val="20"/>
               </w:rPr>
-              <w:t xml:space="preserve">MCP 알 수 없는 method</w:t>
+              <w:t xml:space="preserve">MCP tools/call 검증실패</w:t>
             </w:r>
           </w:p>
         </w:tc>
@@ -20278,7 +20810,7 @@
                 <w:sz w:val="20"/>
                 <w:szCs w:val="20"/>
               </w:rPr>
-              <w:t xml:space="preserve">method='foo'</w:t>
+              <w:t xml:space="preserve">days=0 등 범위 위반</w:t>
             </w:r>
           </w:p>
         </w:tc>
@@ -20310,7 +20842,7 @@
                 <w:sz w:val="20"/>
                 <w:szCs w:val="20"/>
               </w:rPr>
-              <w:t xml:space="preserve">JSON-RPC error -32601</w:t>
+              <w:t xml:space="preserve">isError=true, 실행 안 함</w:t>
             </w:r>
           </w:p>
         </w:tc>
@@ -20342,7 +20874,7 @@
                 <w:sz w:val="20"/>
                 <w:szCs w:val="20"/>
               </w:rPr>
-              <w:t xml:space="preserve">FR-30</w:t>
+              <w:t xml:space="preserve">FR-33</w:t>
             </w:r>
           </w:p>
         </w:tc>
@@ -20377,7 +20909,7 @@
                 <w:sz w:val="20"/>
                 <w:szCs w:val="20"/>
               </w:rPr>
-              <w:t xml:space="preserve">IT-24</w:t>
+              <w:t xml:space="preserve">IT-23</w:t>
             </w:r>
           </w:p>
         </w:tc>
@@ -20410,7 +20942,7 @@
                 <w:sz w:val="20"/>
                 <w:szCs w:val="20"/>
               </w:rPr>
-              <w:t xml:space="preserve">REST 잘못된 본문</w:t>
+              <w:t xml:space="preserve">MCP 알 수 없는 method</w:t>
             </w:r>
           </w:p>
         </w:tc>
@@ -20443,7 +20975,7 @@
                 <w:sz w:val="20"/>
                 <w:szCs w:val="20"/>
               </w:rPr>
-              <w:t xml:space="preserve">깨진 JSON → /experiment</w:t>
+              <w:t xml:space="preserve">method='foo'</w:t>
             </w:r>
           </w:p>
         </w:tc>
@@ -20476,7 +21008,7 @@
                 <w:sz w:val="20"/>
                 <w:szCs w:val="20"/>
               </w:rPr>
-              <w:t xml:space="preserve">400 ApiError(BAD_REQUEST)</w:t>
+              <w:t xml:space="preserve">JSON-RPC error -32601</w:t>
             </w:r>
           </w:p>
         </w:tc>
@@ -20509,7 +21041,7 @@
                 <w:sz w:val="20"/>
                 <w:szCs w:val="20"/>
               </w:rPr>
-              <w:t xml:space="preserve">FR-35</w:t>
+              <w:t xml:space="preserve">FR-30</w:t>
             </w:r>
           </w:p>
         </w:tc>
@@ -20543,6 +21075,169 @@
                 <w:sz w:val="20"/>
                 <w:szCs w:val="20"/>
               </w:rPr>
+              <w:t xml:space="preserve">IT-24</w:t>
+            </w:r>
+          </w:p>
+        </w:tc>
+        <w:tc>
+          <w:tcPr>
+            <w:tcW w:type="dxa" w:w="2100"/>
+            <w:tcBorders>
+              <w:top w:val="single" w:color="BBBBBB" w:sz="1"/>
+              <w:left w:val="single" w:color="BBBBBB" w:sz="1"/>
+              <w:bottom w:val="single" w:color="BBBBBB" w:sz="1"/>
+              <w:right w:val="single" w:color="BBBBBB" w:sz="1"/>
+            </w:tcBorders>
+            <w:tcMar>
+              <w:top w:type="dxa" w:w="60"/>
+              <w:left w:type="dxa" w:w="110"/>
+              <w:bottom w:type="dxa" w:w="60"/>
+              <w:right w:type="dxa" w:w="110"/>
+            </w:tcMar>
+            <w:vAlign w:val="center"/>
+          </w:tcPr>
+          <w:p>
+            <w:pPr>
+              <w:spacing w:after="0"/>
+            </w:pPr>
+            <w:r>
+              <w:rPr>
+                <w:b w:val="false"/>
+                <w:bCs w:val="false"/>
+                <w:sz w:val="20"/>
+                <w:szCs w:val="20"/>
+              </w:rPr>
+              <w:t xml:space="preserve">REST 잘못된 본문</w:t>
+            </w:r>
+          </w:p>
+        </w:tc>
+        <w:tc>
+          <w:tcPr>
+            <w:tcW w:type="dxa" w:w="2400"/>
+            <w:tcBorders>
+              <w:top w:val="single" w:color="BBBBBB" w:sz="1"/>
+              <w:left w:val="single" w:color="BBBBBB" w:sz="1"/>
+              <w:bottom w:val="single" w:color="BBBBBB" w:sz="1"/>
+              <w:right w:val="single" w:color="BBBBBB" w:sz="1"/>
+            </w:tcBorders>
+            <w:tcMar>
+              <w:top w:type="dxa" w:w="60"/>
+              <w:left w:type="dxa" w:w="110"/>
+              <w:bottom w:type="dxa" w:w="60"/>
+              <w:right w:type="dxa" w:w="110"/>
+            </w:tcMar>
+            <w:vAlign w:val="center"/>
+          </w:tcPr>
+          <w:p>
+            <w:pPr>
+              <w:spacing w:after="0"/>
+            </w:pPr>
+            <w:r>
+              <w:rPr>
+                <w:b w:val="false"/>
+                <w:bCs w:val="false"/>
+                <w:sz w:val="20"/>
+                <w:szCs w:val="20"/>
+              </w:rPr>
+              <w:t xml:space="preserve">깨진 JSON → /experiment</w:t>
+            </w:r>
+          </w:p>
+        </w:tc>
+        <w:tc>
+          <w:tcPr>
+            <w:tcW w:type="dxa" w:w="2400"/>
+            <w:tcBorders>
+              <w:top w:val="single" w:color="BBBBBB" w:sz="1"/>
+              <w:left w:val="single" w:color="BBBBBB" w:sz="1"/>
+              <w:bottom w:val="single" w:color="BBBBBB" w:sz="1"/>
+              <w:right w:val="single" w:color="BBBBBB" w:sz="1"/>
+            </w:tcBorders>
+            <w:tcMar>
+              <w:top w:type="dxa" w:w="60"/>
+              <w:left w:type="dxa" w:w="110"/>
+              <w:bottom w:type="dxa" w:w="60"/>
+              <w:right w:type="dxa" w:w="110"/>
+            </w:tcMar>
+            <w:vAlign w:val="center"/>
+          </w:tcPr>
+          <w:p>
+            <w:pPr>
+              <w:spacing w:after="0"/>
+            </w:pPr>
+            <w:r>
+              <w:rPr>
+                <w:b w:val="false"/>
+                <w:bCs w:val="false"/>
+                <w:sz w:val="20"/>
+                <w:szCs w:val="20"/>
+              </w:rPr>
+              <w:t xml:space="preserve">400 ApiError(BAD_REQUEST)</w:t>
+            </w:r>
+          </w:p>
+        </w:tc>
+        <w:tc>
+          <w:tcPr>
+            <w:tcW w:type="dxa" w:w="1326"/>
+            <w:tcBorders>
+              <w:top w:val="single" w:color="BBBBBB" w:sz="1"/>
+              <w:left w:val="single" w:color="BBBBBB" w:sz="1"/>
+              <w:bottom w:val="single" w:color="BBBBBB" w:sz="1"/>
+              <w:right w:val="single" w:color="BBBBBB" w:sz="1"/>
+            </w:tcBorders>
+            <w:tcMar>
+              <w:top w:type="dxa" w:w="60"/>
+              <w:left w:type="dxa" w:w="110"/>
+              <w:bottom w:type="dxa" w:w="60"/>
+              <w:right w:type="dxa" w:w="110"/>
+            </w:tcMar>
+            <w:vAlign w:val="center"/>
+          </w:tcPr>
+          <w:p>
+            <w:pPr>
+              <w:spacing w:after="0"/>
+            </w:pPr>
+            <w:r>
+              <w:rPr>
+                <w:b w:val="false"/>
+                <w:bCs w:val="false"/>
+                <w:sz w:val="20"/>
+                <w:szCs w:val="20"/>
+              </w:rPr>
+              <w:t xml:space="preserve">FR-35</w:t>
+            </w:r>
+          </w:p>
+        </w:tc>
+      </w:tr>
+      <w:tr>
+        <w:tc>
+          <w:tcPr>
+            <w:tcW w:type="dxa" w:w="800"/>
+            <w:tcBorders>
+              <w:top w:val="single" w:color="BBBBBB" w:sz="1"/>
+              <w:left w:val="single" w:color="BBBBBB" w:sz="1"/>
+              <w:bottom w:val="single" w:color="BBBBBB" w:sz="1"/>
+              <w:right w:val="single" w:color="BBBBBB" w:sz="1"/>
+            </w:tcBorders>
+            <w:shd w:fill="EEF3F8" w:color="auto" w:val="clear"/>
+            <w:tcMar>
+              <w:top w:type="dxa" w:w="60"/>
+              <w:left w:type="dxa" w:w="110"/>
+              <w:bottom w:type="dxa" w:w="60"/>
+              <w:right w:type="dxa" w:w="110"/>
+            </w:tcMar>
+            <w:vAlign w:val="center"/>
+          </w:tcPr>
+          <w:p>
+            <w:pPr>
+              <w:spacing w:after="0"/>
+            </w:pPr>
+            <w:r>
+              <w:rPr>
+                <w:b w:val="false"/>
+                <w:bCs w:val="false"/>
+                <w:sz w:val="20"/>
+                <w:szCs w:val="20"/>
+              </w:rPr>
               <w:t xml:space="preserve">IT-25</w:t>
             </w:r>
           </w:p>
@@ -20556,6 +21251,7 @@
               <w:bottom w:val="single" w:color="BBBBBB" w:sz="1"/>
               <w:right w:val="single" w:color="BBBBBB" w:sz="1"/>
             </w:tcBorders>
+            <w:shd w:fill="EEF3F8" w:color="auto" w:val="clear"/>
             <w:tcMar>
               <w:top w:type="dxa" w:w="60"/>
               <w:left w:type="dxa" w:w="110"/>
@@ -20588,6 +21284,7 @@
               <w:bottom w:val="single" w:color="BBBBBB" w:sz="1"/>
               <w:right w:val="single" w:color="BBBBBB" w:sz="1"/>
             </w:tcBorders>
+            <w:shd w:fill="EEF3F8" w:color="auto" w:val="clear"/>
             <w:tcMar>
               <w:top w:type="dxa" w:w="60"/>
               <w:left w:type="dxa" w:w="110"/>
@@ -20620,6 +21317,7 @@
               <w:bottom w:val="single" w:color="BBBBBB" w:sz="1"/>
               <w:right w:val="single" w:color="BBBBBB" w:sz="1"/>
             </w:tcBorders>
+            <w:shd w:fill="EEF3F8" w:color="auto" w:val="clear"/>
             <w:tcMar>
               <w:top w:type="dxa" w:w="60"/>
               <w:left w:type="dxa" w:w="110"/>
@@ -20652,6 +21350,7 @@
               <w:bottom w:val="single" w:color="BBBBBB" w:sz="1"/>
               <w:right w:val="single" w:color="BBBBBB" w:sz="1"/>
             </w:tcBorders>
+            <w:shd w:fill="EEF3F8" w:color="auto" w:val="clear"/>
             <w:tcMar>
               <w:top w:type="dxa" w:w="60"/>
               <w:left w:type="dxa" w:w="110"/>
@@ -20819,7 +21518,7 @@
         <w:sz w:val="16"/>
         <w:szCs w:val="16"/>
       </w:rPr>
-      <w:t xml:space="preserve">waste-sim-spring · SRS / SDD / TDD · v1.2</w:t>
+      <w:t xml:space="preserve">waste-sim-spring · SRS / SDD / TDD · v1.3</w:t>
     </w:r>
   </w:p>
 </w:hdr>

--- a/waste-sim-spring/docs_waste-sim-spring_SRS_SDD_TDD.docx
+++ b/waste-sim-spring/docs_waste-sim-spring_SRS_SDD_TDD.docx
@@ -85,7 +85,7 @@
           <w:sz w:val="22"/>
           <w:szCs w:val="22"/>
         </w:rPr>
-        <w:t xml:space="preserve">MCP 도구 서버 · DEVS 이산사건 시뮬레이션 · 2단계 안전 LLM 제어 · Spring Boot 3.2 / Java 21</w:t>
+        <w:t xml:space="preserve">MCP 도구 서버 · 폐기물×교통 교차도메인 DEVS 시뮬레이션 · 실측 포항 교통량 · Spring Boot 3.2 / Java 21</w:t>
       </w:r>
     </w:p>
     <w:p>
@@ -99,7 +99,7 @@
           <w:sz w:val="22"/>
           <w:szCs w:val="22"/>
         </w:rPr>
-        <w:t xml:space="preserve">버전 1.3 · 2026-07-10</w:t>
+        <w:t xml:space="preserve">버전 1.4 · 2026-07-15</w:t>
       </w:r>
     </w:p>
     <w:p>
@@ -513,7 +513,7 @@
                 <w:sz w:val="20"/>
                 <w:szCs w:val="20"/>
               </w:rPr>
-              <w:t xml:space="preserve">2026-07-10</w:t>
+              <w:t xml:space="preserve">2026-07-15</w:t>
             </w:r>
           </w:p>
         </w:tc>
@@ -579,7 +579,7 @@
                 <w:sz w:val="20"/>
                 <w:szCs w:val="20"/>
               </w:rPr>
-              <w:t xml:space="preserve">1.3</w:t>
+              <w:t xml:space="preserve">1.4</w:t>
             </w:r>
           </w:p>
         </w:tc>
@@ -647,7 +647,7 @@
                 <w:sz w:val="20"/>
                 <w:szCs w:val="20"/>
               </w:rPr>
-              <w:t xml:space="preserve">개정(결정론적 라우팅 게이트·베이스라인 적합성 반영)</w:t>
+              <w:t xml:space="preserve">개정(교통 레이어 교차분석·차량유형·적대적 방어·실측 데이터 반영)</w:t>
             </w:r>
           </w:p>
         </w:tc>
@@ -1349,6 +1349,136 @@
                 <w:szCs w:val="20"/>
               </w:rPr>
               <w:t xml:space="preserve">결정론적 라우팅 게이트(TimeExpressionDetector, C2 재정렬)·ApiError.respond 통합·베이스라인(원형 SRS) 적합성 절 추가</w:t>
+            </w:r>
+          </w:p>
+        </w:tc>
+      </w:tr>
+      <w:tr>
+        <w:tc>
+          <w:tcPr>
+            <w:tcW w:type="dxa" w:w="1000"/>
+            <w:tcBorders>
+              <w:top w:val="single" w:color="BBBBBB" w:sz="1"/>
+              <w:left w:val="single" w:color="BBBBBB" w:sz="1"/>
+              <w:bottom w:val="single" w:color="BBBBBB" w:sz="1"/>
+              <w:right w:val="single" w:color="BBBBBB" w:sz="1"/>
+            </w:tcBorders>
+            <w:tcMar>
+              <w:top w:type="dxa" w:w="60"/>
+              <w:left w:type="dxa" w:w="110"/>
+              <w:bottom w:type="dxa" w:w="60"/>
+              <w:right w:type="dxa" w:w="110"/>
+            </w:tcMar>
+            <w:vAlign w:val="center"/>
+          </w:tcPr>
+          <w:p>
+            <w:pPr>
+              <w:spacing w:after="0"/>
+            </w:pPr>
+            <w:r>
+              <w:rPr>
+                <w:b w:val="false"/>
+                <w:bCs w:val="false"/>
+                <w:sz w:val="20"/>
+                <w:szCs w:val="20"/>
+              </w:rPr>
+              <w:t xml:space="preserve">1.4</w:t>
+            </w:r>
+          </w:p>
+        </w:tc>
+        <w:tc>
+          <w:tcPr>
+            <w:tcW w:type="dxa" w:w="1500"/>
+            <w:tcBorders>
+              <w:top w:val="single" w:color="BBBBBB" w:sz="1"/>
+              <w:left w:val="single" w:color="BBBBBB" w:sz="1"/>
+              <w:bottom w:val="single" w:color="BBBBBB" w:sz="1"/>
+              <w:right w:val="single" w:color="BBBBBB" w:sz="1"/>
+            </w:tcBorders>
+            <w:tcMar>
+              <w:top w:type="dxa" w:w="60"/>
+              <w:left w:type="dxa" w:w="110"/>
+              <w:bottom w:type="dxa" w:w="60"/>
+              <w:right w:type="dxa" w:w="110"/>
+            </w:tcMar>
+            <w:vAlign w:val="center"/>
+          </w:tcPr>
+          <w:p>
+            <w:pPr>
+              <w:spacing w:after="0"/>
+            </w:pPr>
+            <w:r>
+              <w:rPr>
+                <w:b w:val="false"/>
+                <w:bCs w:val="false"/>
+                <w:sz w:val="20"/>
+                <w:szCs w:val="20"/>
+              </w:rPr>
+              <w:t xml:space="preserve">2026-07-15</w:t>
+            </w:r>
+          </w:p>
+        </w:tc>
+        <w:tc>
+          <w:tcPr>
+            <w:tcW w:type="dxa" w:w="1400"/>
+            <w:tcBorders>
+              <w:top w:val="single" w:color="BBBBBB" w:sz="1"/>
+              <w:left w:val="single" w:color="BBBBBB" w:sz="1"/>
+              <w:bottom w:val="single" w:color="BBBBBB" w:sz="1"/>
+              <w:right w:val="single" w:color="BBBBBB" w:sz="1"/>
+            </w:tcBorders>
+            <w:tcMar>
+              <w:top w:type="dxa" w:w="60"/>
+              <w:left w:type="dxa" w:w="110"/>
+              <w:bottom w:type="dxa" w:w="60"/>
+              <w:right w:type="dxa" w:w="110"/>
+            </w:tcMar>
+            <w:vAlign w:val="center"/>
+          </w:tcPr>
+          <w:p>
+            <w:pPr>
+              <w:spacing w:after="0"/>
+            </w:pPr>
+            <w:r>
+              <w:rPr>
+                <w:b w:val="false"/>
+                <w:bCs w:val="false"/>
+                <w:sz w:val="20"/>
+                <w:szCs w:val="20"/>
+              </w:rPr>
+              <w:t xml:space="preserve">개발팀</w:t>
+            </w:r>
+          </w:p>
+        </w:tc>
+        <w:tc>
+          <w:tcPr>
+            <w:tcW w:type="dxa" w:w="5126"/>
+            <w:tcBorders>
+              <w:top w:val="single" w:color="BBBBBB" w:sz="1"/>
+              <w:left w:val="single" w:color="BBBBBB" w:sz="1"/>
+              <w:bottom w:val="single" w:color="BBBBBB" w:sz="1"/>
+              <w:right w:val="single" w:color="BBBBBB" w:sz="1"/>
+            </w:tcBorders>
+            <w:tcMar>
+              <w:top w:type="dxa" w:w="60"/>
+              <w:left w:type="dxa" w:w="110"/>
+              <w:bottom w:type="dxa" w:w="60"/>
+              <w:right w:type="dxa" w:w="110"/>
+            </w:tcMar>
+            <w:vAlign w:val="center"/>
+          </w:tcPr>
+          <w:p>
+            <w:pPr>
+              <w:spacing w:after="0"/>
+            </w:pPr>
+            <w:r>
+              <w:rPr>
+                <w:b w:val="false"/>
+                <w:bCs w:val="false"/>
+                <w:sz w:val="20"/>
+                <w:szCs w:val="20"/>
+              </w:rPr>
+              <w:t xml:space="preserve">교통 레이어(실측 포항 교통량)×폐기물 교차분석·차량유형(TruckType)·동적 라우팅·교차검증 가드레일·적대적 출력 방어(JailbreakFilter) 반영</w:t>
             </w:r>
           </w:p>
         </w:tc>
@@ -7173,6 +7303,842 @@
                 <w:szCs w:val="20"/>
               </w:rPr>
               <w:t xml:space="preserve">권장</w:t>
+            </w:r>
+          </w:p>
+        </w:tc>
+      </w:tr>
+    </w:tbl>
+    <w:p>
+      <w:pPr>
+        <w:pStyle w:val="Heading2"/>
+      </w:pPr>
+      <w:r>
+        <w:t xml:space="preserve">1.11 교통 레이어 교차분석 (v1.4)</w:t>
+      </w:r>
+    </w:p>
+    <w:p>
+      <w:pPr>
+        <w:spacing w:after="120" w:line="276"/>
+      </w:pPr>
+      <w:r>
+        <w:t xml:space="preserve">포항시 실측 교통량(response_filtered.csv, 장량동 인근 15개 도로 링크)을 교통 레이어로 통합해 폐기물 레이어와 교차 분석한다. LLM은 정책 파라미터를 제안하고, 교통 인지 검증기가 실행 가능성을 판정·차단한다(제안은 LLM, 처분은 서버 — fail-closed 유지).</w:t>
+      </w:r>
+    </w:p>
+    <w:tbl>
+      <w:tblPr>
+        <w:tblW w:type="dxa" w:w="9026"/>
+        <w:tblBorders>
+          <w:top w:val="single" w:color="auto" w:sz="4"/>
+          <w:left w:val="single" w:color="auto" w:sz="4"/>
+          <w:bottom w:val="single" w:color="auto" w:sz="4"/>
+          <w:right w:val="single" w:color="auto" w:sz="4"/>
+          <w:insideH w:val="single" w:color="auto" w:sz="4"/>
+          <w:insideV w:val="single" w:color="auto" w:sz="4"/>
+        </w:tblBorders>
+      </w:tblPr>
+      <w:tblGrid>
+        <w:gridCol w:w="1000"/>
+        <w:gridCol w:w="6826"/>
+        <w:gridCol w:w="1200"/>
+      </w:tblGrid>
+      <w:tr>
+        <w:trPr>
+          <w:tblHeader/>
+        </w:trPr>
+        <w:tc>
+          <w:tcPr>
+            <w:tcW w:type="dxa" w:w="1000"/>
+            <w:tcBorders>
+              <w:top w:val="single" w:color="BBBBBB" w:sz="1"/>
+              <w:left w:val="single" w:color="BBBBBB" w:sz="1"/>
+              <w:bottom w:val="single" w:color="BBBBBB" w:sz="1"/>
+              <w:right w:val="single" w:color="BBBBBB" w:sz="1"/>
+            </w:tcBorders>
+            <w:shd w:fill="2E5A88" w:color="auto" w:val="clear"/>
+            <w:tcMar>
+              <w:top w:type="dxa" w:w="60"/>
+              <w:left w:type="dxa" w:w="110"/>
+              <w:bottom w:type="dxa" w:w="60"/>
+              <w:right w:type="dxa" w:w="110"/>
+            </w:tcMar>
+            <w:vAlign w:val="center"/>
+          </w:tcPr>
+          <w:p>
+            <w:pPr>
+              <w:spacing w:after="0"/>
+            </w:pPr>
+            <w:r>
+              <w:rPr>
+                <w:b/>
+                <w:bCs/>
+                <w:color w:val="FFFFFF"/>
+                <w:sz w:val="20"/>
+                <w:szCs w:val="20"/>
+              </w:rPr>
+              <w:t xml:space="preserve">ID</w:t>
+            </w:r>
+          </w:p>
+        </w:tc>
+        <w:tc>
+          <w:tcPr>
+            <w:tcW w:type="dxa" w:w="6826"/>
+            <w:tcBorders>
+              <w:top w:val="single" w:color="BBBBBB" w:sz="1"/>
+              <w:left w:val="single" w:color="BBBBBB" w:sz="1"/>
+              <w:bottom w:val="single" w:color="BBBBBB" w:sz="1"/>
+              <w:right w:val="single" w:color="BBBBBB" w:sz="1"/>
+            </w:tcBorders>
+            <w:shd w:fill="2E5A88" w:color="auto" w:val="clear"/>
+            <w:tcMar>
+              <w:top w:type="dxa" w:w="60"/>
+              <w:left w:type="dxa" w:w="110"/>
+              <w:bottom w:type="dxa" w:w="60"/>
+              <w:right w:type="dxa" w:w="110"/>
+            </w:tcMar>
+            <w:vAlign w:val="center"/>
+          </w:tcPr>
+          <w:p>
+            <w:pPr>
+              <w:spacing w:after="0"/>
+            </w:pPr>
+            <w:r>
+              <w:rPr>
+                <w:b/>
+                <w:bCs/>
+                <w:color w:val="FFFFFF"/>
+                <w:sz w:val="20"/>
+                <w:szCs w:val="20"/>
+              </w:rPr>
+              <w:t xml:space="preserve">요구사항</w:t>
+            </w:r>
+          </w:p>
+        </w:tc>
+        <w:tc>
+          <w:tcPr>
+            <w:tcW w:type="dxa" w:w="1200"/>
+            <w:tcBorders>
+              <w:top w:val="single" w:color="BBBBBB" w:sz="1"/>
+              <w:left w:val="single" w:color="BBBBBB" w:sz="1"/>
+              <w:bottom w:val="single" w:color="BBBBBB" w:sz="1"/>
+              <w:right w:val="single" w:color="BBBBBB" w:sz="1"/>
+            </w:tcBorders>
+            <w:shd w:fill="2E5A88" w:color="auto" w:val="clear"/>
+            <w:tcMar>
+              <w:top w:type="dxa" w:w="60"/>
+              <w:left w:type="dxa" w:w="110"/>
+              <w:bottom w:type="dxa" w:w="60"/>
+              <w:right w:type="dxa" w:w="110"/>
+            </w:tcMar>
+            <w:vAlign w:val="center"/>
+          </w:tcPr>
+          <w:p>
+            <w:pPr>
+              <w:spacing w:after="0"/>
+            </w:pPr>
+            <w:r>
+              <w:rPr>
+                <w:b/>
+                <w:bCs/>
+                <w:color w:val="FFFFFF"/>
+                <w:sz w:val="20"/>
+                <w:szCs w:val="20"/>
+              </w:rPr>
+              <w:t xml:space="preserve">우선순위</w:t>
+            </w:r>
+          </w:p>
+        </w:tc>
+      </w:tr>
+      <w:tr>
+        <w:tc>
+          <w:tcPr>
+            <w:tcW w:type="dxa" w:w="1000"/>
+            <w:tcBorders>
+              <w:top w:val="single" w:color="BBBBBB" w:sz="1"/>
+              <w:left w:val="single" w:color="BBBBBB" w:sz="1"/>
+              <w:bottom w:val="single" w:color="BBBBBB" w:sz="1"/>
+              <w:right w:val="single" w:color="BBBBBB" w:sz="1"/>
+            </w:tcBorders>
+            <w:tcMar>
+              <w:top w:type="dxa" w:w="60"/>
+              <w:left w:type="dxa" w:w="110"/>
+              <w:bottom w:type="dxa" w:w="60"/>
+              <w:right w:type="dxa" w:w="110"/>
+            </w:tcMar>
+            <w:vAlign w:val="center"/>
+          </w:tcPr>
+          <w:p>
+            <w:pPr>
+              <w:spacing w:after="0"/>
+            </w:pPr>
+            <w:r>
+              <w:rPr>
+                <w:b w:val="false"/>
+                <w:bCs w:val="false"/>
+                <w:sz w:val="20"/>
+                <w:szCs w:val="20"/>
+              </w:rPr>
+              <w:t xml:space="preserve">FR-40</w:t>
+            </w:r>
+          </w:p>
+        </w:tc>
+        <w:tc>
+          <w:tcPr>
+            <w:tcW w:type="dxa" w:w="6826"/>
+            <w:tcBorders>
+              <w:top w:val="single" w:color="BBBBBB" w:sz="1"/>
+              <w:left w:val="single" w:color="BBBBBB" w:sz="1"/>
+              <w:bottom w:val="single" w:color="BBBBBB" w:sz="1"/>
+              <w:right w:val="single" w:color="BBBBBB" w:sz="1"/>
+            </w:tcBorders>
+            <w:tcMar>
+              <w:top w:type="dxa" w:w="60"/>
+              <w:left w:type="dxa" w:w="110"/>
+              <w:bottom w:type="dxa" w:w="60"/>
+              <w:right w:type="dxa" w:w="110"/>
+            </w:tcMar>
+            <w:vAlign w:val="center"/>
+          </w:tcPr>
+          <w:p>
+            <w:pPr>
+              <w:spacing w:after="0"/>
+            </w:pPr>
+            <w:r>
+              <w:rPr>
+                <w:b w:val="false"/>
+                <w:bCs w:val="false"/>
+                <w:sz w:val="20"/>
+                <w:szCs w:val="20"/>
+              </w:rPr>
+              <w:t xml:space="preserve">시간대·노드별 교통 가중치(TrafficProfile)를 로드해 수거 트럭 이동시간에 반영한다.</w:t>
+            </w:r>
+          </w:p>
+        </w:tc>
+        <w:tc>
+          <w:tcPr>
+            <w:tcW w:type="dxa" w:w="1200"/>
+            <w:tcBorders>
+              <w:top w:val="single" w:color="BBBBBB" w:sz="1"/>
+              <w:left w:val="single" w:color="BBBBBB" w:sz="1"/>
+              <w:bottom w:val="single" w:color="BBBBBB" w:sz="1"/>
+              <w:right w:val="single" w:color="BBBBBB" w:sz="1"/>
+            </w:tcBorders>
+            <w:tcMar>
+              <w:top w:type="dxa" w:w="60"/>
+              <w:left w:type="dxa" w:w="110"/>
+              <w:bottom w:type="dxa" w:w="60"/>
+              <w:right w:type="dxa" w:w="110"/>
+            </w:tcMar>
+            <w:vAlign w:val="center"/>
+          </w:tcPr>
+          <w:p>
+            <w:pPr>
+              <w:spacing w:after="0"/>
+            </w:pPr>
+            <w:r>
+              <w:rPr>
+                <w:b w:val="false"/>
+                <w:bCs w:val="false"/>
+                <w:sz w:val="20"/>
+                <w:szCs w:val="20"/>
+              </w:rPr>
+              <w:t xml:space="preserve">필수</w:t>
+            </w:r>
+          </w:p>
+        </w:tc>
+      </w:tr>
+      <w:tr>
+        <w:tc>
+          <w:tcPr>
+            <w:tcW w:type="dxa" w:w="1000"/>
+            <w:tcBorders>
+              <w:top w:val="single" w:color="BBBBBB" w:sz="1"/>
+              <w:left w:val="single" w:color="BBBBBB" w:sz="1"/>
+              <w:bottom w:val="single" w:color="BBBBBB" w:sz="1"/>
+              <w:right w:val="single" w:color="BBBBBB" w:sz="1"/>
+            </w:tcBorders>
+            <w:shd w:fill="EEF3F8" w:color="auto" w:val="clear"/>
+            <w:tcMar>
+              <w:top w:type="dxa" w:w="60"/>
+              <w:left w:type="dxa" w:w="110"/>
+              <w:bottom w:type="dxa" w:w="60"/>
+              <w:right w:type="dxa" w:w="110"/>
+            </w:tcMar>
+            <w:vAlign w:val="center"/>
+          </w:tcPr>
+          <w:p>
+            <w:pPr>
+              <w:spacing w:after="0"/>
+            </w:pPr>
+            <w:r>
+              <w:rPr>
+                <w:b w:val="false"/>
+                <w:bCs w:val="false"/>
+                <w:sz w:val="20"/>
+                <w:szCs w:val="20"/>
+              </w:rPr>
+              <w:t xml:space="preserve">FR-41</w:t>
+            </w:r>
+          </w:p>
+        </w:tc>
+        <w:tc>
+          <w:tcPr>
+            <w:tcW w:type="dxa" w:w="6826"/>
+            <w:tcBorders>
+              <w:top w:val="single" w:color="BBBBBB" w:sz="1"/>
+              <w:left w:val="single" w:color="BBBBBB" w:sz="1"/>
+              <w:bottom w:val="single" w:color="BBBBBB" w:sz="1"/>
+              <w:right w:val="single" w:color="BBBBBB" w:sz="1"/>
+            </w:tcBorders>
+            <w:shd w:fill="EEF3F8" w:color="auto" w:val="clear"/>
+            <w:tcMar>
+              <w:top w:type="dxa" w:w="60"/>
+              <w:left w:type="dxa" w:w="110"/>
+              <w:bottom w:type="dxa" w:w="60"/>
+              <w:right w:type="dxa" w:w="110"/>
+            </w:tcMar>
+            <w:vAlign w:val="center"/>
+          </w:tcPr>
+          <w:p>
+            <w:pPr>
+              <w:spacing w:after="0"/>
+            </w:pPr>
+            <w:r>
+              <w:rPr>
+                <w:b w:val="false"/>
+                <w:bCs w:val="false"/>
+                <w:sz w:val="20"/>
+                <w:szCs w:val="20"/>
+              </w:rPr>
+              <w:t xml:space="preserve">차량 유형(TruckType: 5톤/2.5톤/1톤)의 용량·기동성·골목 진입 가능 여부를 정책에 반영한다.</w:t>
+            </w:r>
+          </w:p>
+        </w:tc>
+        <w:tc>
+          <w:tcPr>
+            <w:tcW w:type="dxa" w:w="1200"/>
+            <w:tcBorders>
+              <w:top w:val="single" w:color="BBBBBB" w:sz="1"/>
+              <w:left w:val="single" w:color="BBBBBB" w:sz="1"/>
+              <w:bottom w:val="single" w:color="BBBBBB" w:sz="1"/>
+              <w:right w:val="single" w:color="BBBBBB" w:sz="1"/>
+            </w:tcBorders>
+            <w:shd w:fill="EEF3F8" w:color="auto" w:val="clear"/>
+            <w:tcMar>
+              <w:top w:type="dxa" w:w="60"/>
+              <w:left w:type="dxa" w:w="110"/>
+              <w:bottom w:type="dxa" w:w="60"/>
+              <w:right w:type="dxa" w:w="110"/>
+            </w:tcMar>
+            <w:vAlign w:val="center"/>
+          </w:tcPr>
+          <w:p>
+            <w:pPr>
+              <w:spacing w:after="0"/>
+            </w:pPr>
+            <w:r>
+              <w:rPr>
+                <w:b w:val="false"/>
+                <w:bCs w:val="false"/>
+                <w:sz w:val="20"/>
+                <w:szCs w:val="20"/>
+              </w:rPr>
+              <w:t xml:space="preserve">필수</w:t>
+            </w:r>
+          </w:p>
+        </w:tc>
+      </w:tr>
+      <w:tr>
+        <w:tc>
+          <w:tcPr>
+            <w:tcW w:type="dxa" w:w="1000"/>
+            <w:tcBorders>
+              <w:top w:val="single" w:color="BBBBBB" w:sz="1"/>
+              <w:left w:val="single" w:color="BBBBBB" w:sz="1"/>
+              <w:bottom w:val="single" w:color="BBBBBB" w:sz="1"/>
+              <w:right w:val="single" w:color="BBBBBB" w:sz="1"/>
+            </w:tcBorders>
+            <w:tcMar>
+              <w:top w:type="dxa" w:w="60"/>
+              <w:left w:type="dxa" w:w="110"/>
+              <w:bottom w:type="dxa" w:w="60"/>
+              <w:right w:type="dxa" w:w="110"/>
+            </w:tcMar>
+            <w:vAlign w:val="center"/>
+          </w:tcPr>
+          <w:p>
+            <w:pPr>
+              <w:spacing w:after="0"/>
+            </w:pPr>
+            <w:r>
+              <w:rPr>
+                <w:b w:val="false"/>
+                <w:bCs w:val="false"/>
+                <w:sz w:val="20"/>
+                <w:szCs w:val="20"/>
+              </w:rPr>
+              <w:t xml:space="preserve">FR-42</w:t>
+            </w:r>
+          </w:p>
+        </w:tc>
+        <w:tc>
+          <w:tcPr>
+            <w:tcW w:type="dxa" w:w="6826"/>
+            <w:tcBorders>
+              <w:top w:val="single" w:color="BBBBBB" w:sz="1"/>
+              <w:left w:val="single" w:color="BBBBBB" w:sz="1"/>
+              <w:bottom w:val="single" w:color="BBBBBB" w:sz="1"/>
+              <w:right w:val="single" w:color="BBBBBB" w:sz="1"/>
+            </w:tcBorders>
+            <w:tcMar>
+              <w:top w:type="dxa" w:w="60"/>
+              <w:left w:type="dxa" w:w="110"/>
+              <w:bottom w:type="dxa" w:w="60"/>
+              <w:right w:type="dxa" w:w="110"/>
+            </w:tcMar>
+            <w:vAlign w:val="center"/>
+          </w:tcPr>
+          <w:p>
+            <w:pPr>
+              <w:spacing w:after="0"/>
+            </w:pPr>
+            <w:r>
+              <w:rPr>
+                <w:b w:val="false"/>
+                <w:bCs w:val="false"/>
+                <w:sz w:val="20"/>
+                <w:szCs w:val="20"/>
+              </w:rPr>
+              <w:t xml:space="preserve">수거장 방문 순서(routeSequence)를 동적으로 재편성한다(정체 구역 후순위, update_route_sequence).</w:t>
+            </w:r>
+          </w:p>
+        </w:tc>
+        <w:tc>
+          <w:tcPr>
+            <w:tcW w:type="dxa" w:w="1200"/>
+            <w:tcBorders>
+              <w:top w:val="single" w:color="BBBBBB" w:sz="1"/>
+              <w:left w:val="single" w:color="BBBBBB" w:sz="1"/>
+              <w:bottom w:val="single" w:color="BBBBBB" w:sz="1"/>
+              <w:right w:val="single" w:color="BBBBBB" w:sz="1"/>
+            </w:tcBorders>
+            <w:tcMar>
+              <w:top w:type="dxa" w:w="60"/>
+              <w:left w:type="dxa" w:w="110"/>
+              <w:bottom w:type="dxa" w:w="60"/>
+              <w:right w:type="dxa" w:w="110"/>
+            </w:tcMar>
+            <w:vAlign w:val="center"/>
+          </w:tcPr>
+          <w:p>
+            <w:pPr>
+              <w:spacing w:after="0"/>
+            </w:pPr>
+            <w:r>
+              <w:rPr>
+                <w:b w:val="false"/>
+                <w:bCs w:val="false"/>
+                <w:sz w:val="20"/>
+                <w:szCs w:val="20"/>
+              </w:rPr>
+              <w:t xml:space="preserve">권장</w:t>
+            </w:r>
+          </w:p>
+        </w:tc>
+      </w:tr>
+      <w:tr>
+        <w:tc>
+          <w:tcPr>
+            <w:tcW w:type="dxa" w:w="1000"/>
+            <w:tcBorders>
+              <w:top w:val="single" w:color="BBBBBB" w:sz="1"/>
+              <w:left w:val="single" w:color="BBBBBB" w:sz="1"/>
+              <w:bottom w:val="single" w:color="BBBBBB" w:sz="1"/>
+              <w:right w:val="single" w:color="BBBBBB" w:sz="1"/>
+            </w:tcBorders>
+            <w:shd w:fill="EEF3F8" w:color="auto" w:val="clear"/>
+            <w:tcMar>
+              <w:top w:type="dxa" w:w="60"/>
+              <w:left w:type="dxa" w:w="110"/>
+              <w:bottom w:type="dxa" w:w="60"/>
+              <w:right w:type="dxa" w:w="110"/>
+            </w:tcMar>
+            <w:vAlign w:val="center"/>
+          </w:tcPr>
+          <w:p>
+            <w:pPr>
+              <w:spacing w:after="0"/>
+            </w:pPr>
+            <w:r>
+              <w:rPr>
+                <w:b w:val="false"/>
+                <w:bCs w:val="false"/>
+                <w:sz w:val="20"/>
+                <w:szCs w:val="20"/>
+              </w:rPr>
+              <w:t xml:space="preserve">FR-43</w:t>
+            </w:r>
+          </w:p>
+        </w:tc>
+        <w:tc>
+          <w:tcPr>
+            <w:tcW w:type="dxa" w:w="6826"/>
+            <w:tcBorders>
+              <w:top w:val="single" w:color="BBBBBB" w:sz="1"/>
+              <w:left w:val="single" w:color="BBBBBB" w:sz="1"/>
+              <w:bottom w:val="single" w:color="BBBBBB" w:sz="1"/>
+              <w:right w:val="single" w:color="BBBBBB" w:sz="1"/>
+            </w:tcBorders>
+            <w:shd w:fill="EEF3F8" w:color="auto" w:val="clear"/>
+            <w:tcMar>
+              <w:top w:type="dxa" w:w="60"/>
+              <w:left w:type="dxa" w:w="110"/>
+              <w:bottom w:type="dxa" w:w="60"/>
+              <w:right w:type="dxa" w:w="110"/>
+            </w:tcMar>
+            <w:vAlign w:val="center"/>
+          </w:tcPr>
+          <w:p>
+            <w:pPr>
+              <w:spacing w:after="0"/>
+            </w:pPr>
+            <w:r>
+              <w:rPr>
+                <w:b w:val="false"/>
+                <w:bCs w:val="false"/>
+                <w:sz w:val="20"/>
+                <w:szCs w:val="20"/>
+              </w:rPr>
+              <w:t xml:space="preserve">트럭 시차 배차(dispatchIntervalMinutes)로 골목 동시 진입을 분산한다.</w:t>
+            </w:r>
+          </w:p>
+        </w:tc>
+        <w:tc>
+          <w:tcPr>
+            <w:tcW w:type="dxa" w:w="1200"/>
+            <w:tcBorders>
+              <w:top w:val="single" w:color="BBBBBB" w:sz="1"/>
+              <w:left w:val="single" w:color="BBBBBB" w:sz="1"/>
+              <w:bottom w:val="single" w:color="BBBBBB" w:sz="1"/>
+              <w:right w:val="single" w:color="BBBBBB" w:sz="1"/>
+            </w:tcBorders>
+            <w:shd w:fill="EEF3F8" w:color="auto" w:val="clear"/>
+            <w:tcMar>
+              <w:top w:type="dxa" w:w="60"/>
+              <w:left w:type="dxa" w:w="110"/>
+              <w:bottom w:type="dxa" w:w="60"/>
+              <w:right w:type="dxa" w:w="110"/>
+            </w:tcMar>
+            <w:vAlign w:val="center"/>
+          </w:tcPr>
+          <w:p>
+            <w:pPr>
+              <w:spacing w:after="0"/>
+            </w:pPr>
+            <w:r>
+              <w:rPr>
+                <w:b w:val="false"/>
+                <w:bCs w:val="false"/>
+                <w:sz w:val="20"/>
+                <w:szCs w:val="20"/>
+              </w:rPr>
+              <w:t xml:space="preserve">선택</w:t>
+            </w:r>
+          </w:p>
+        </w:tc>
+      </w:tr>
+      <w:tr>
+        <w:tc>
+          <w:tcPr>
+            <w:tcW w:type="dxa" w:w="1000"/>
+            <w:tcBorders>
+              <w:top w:val="single" w:color="BBBBBB" w:sz="1"/>
+              <w:left w:val="single" w:color="BBBBBB" w:sz="1"/>
+              <w:bottom w:val="single" w:color="BBBBBB" w:sz="1"/>
+              <w:right w:val="single" w:color="BBBBBB" w:sz="1"/>
+            </w:tcBorders>
+            <w:tcMar>
+              <w:top w:type="dxa" w:w="60"/>
+              <w:left w:type="dxa" w:w="110"/>
+              <w:bottom w:type="dxa" w:w="60"/>
+              <w:right w:type="dxa" w:w="110"/>
+            </w:tcMar>
+            <w:vAlign w:val="center"/>
+          </w:tcPr>
+          <w:p>
+            <w:pPr>
+              <w:spacing w:after="0"/>
+            </w:pPr>
+            <w:r>
+              <w:rPr>
+                <w:b w:val="false"/>
+                <w:bCs w:val="false"/>
+                <w:sz w:val="20"/>
+                <w:szCs w:val="20"/>
+              </w:rPr>
+              <w:t xml:space="preserve">FR-44</w:t>
+            </w:r>
+          </w:p>
+        </w:tc>
+        <w:tc>
+          <w:tcPr>
+            <w:tcW w:type="dxa" w:w="6826"/>
+            <w:tcBorders>
+              <w:top w:val="single" w:color="BBBBBB" w:sz="1"/>
+              <w:left w:val="single" w:color="BBBBBB" w:sz="1"/>
+              <w:bottom w:val="single" w:color="BBBBBB" w:sz="1"/>
+              <w:right w:val="single" w:color="BBBBBB" w:sz="1"/>
+            </w:tcBorders>
+            <w:tcMar>
+              <w:top w:type="dxa" w:w="60"/>
+              <w:left w:type="dxa" w:w="110"/>
+              <w:bottom w:type="dxa" w:w="60"/>
+              <w:right w:type="dxa" w:w="110"/>
+            </w:tcMar>
+            <w:vAlign w:val="center"/>
+          </w:tcPr>
+          <w:p>
+            <w:pPr>
+              <w:spacing w:after="0"/>
+            </w:pPr>
+            <w:r>
+              <w:rPr>
+                <w:b w:val="false"/>
+                <w:bCs w:val="false"/>
+                <w:sz w:val="20"/>
+                <w:szCs w:val="20"/>
+              </w:rPr>
+              <w:t xml:space="preserve">교통·폐기물 교차 검증으로 실행 불가/파국 정책을 차단한다(트럭 0대·예측 적재율 초과·골목 대형트럭 → TRUCK_COUNT_ZERO·CRITICAL_WASTE_ACCUMULATION·TRAFFIC_INFEASIBLE).</w:t>
+            </w:r>
+          </w:p>
+        </w:tc>
+        <w:tc>
+          <w:tcPr>
+            <w:tcW w:type="dxa" w:w="1200"/>
+            <w:tcBorders>
+              <w:top w:val="single" w:color="BBBBBB" w:sz="1"/>
+              <w:left w:val="single" w:color="BBBBBB" w:sz="1"/>
+              <w:bottom w:val="single" w:color="BBBBBB" w:sz="1"/>
+              <w:right w:val="single" w:color="BBBBBB" w:sz="1"/>
+            </w:tcBorders>
+            <w:tcMar>
+              <w:top w:type="dxa" w:w="60"/>
+              <w:left w:type="dxa" w:w="110"/>
+              <w:bottom w:type="dxa" w:w="60"/>
+              <w:right w:type="dxa" w:w="110"/>
+            </w:tcMar>
+            <w:vAlign w:val="center"/>
+          </w:tcPr>
+          <w:p>
+            <w:pPr>
+              <w:spacing w:after="0"/>
+            </w:pPr>
+            <w:r>
+              <w:rPr>
+                <w:b w:val="false"/>
+                <w:bCs w:val="false"/>
+                <w:sz w:val="20"/>
+                <w:szCs w:val="20"/>
+              </w:rPr>
+              <w:t xml:space="preserve">필수</w:t>
+            </w:r>
+          </w:p>
+        </w:tc>
+      </w:tr>
+      <w:tr>
+        <w:tc>
+          <w:tcPr>
+            <w:tcW w:type="dxa" w:w="1000"/>
+            <w:tcBorders>
+              <w:top w:val="single" w:color="BBBBBB" w:sz="1"/>
+              <w:left w:val="single" w:color="BBBBBB" w:sz="1"/>
+              <w:bottom w:val="single" w:color="BBBBBB" w:sz="1"/>
+              <w:right w:val="single" w:color="BBBBBB" w:sz="1"/>
+            </w:tcBorders>
+            <w:shd w:fill="EEF3F8" w:color="auto" w:val="clear"/>
+            <w:tcMar>
+              <w:top w:type="dxa" w:w="60"/>
+              <w:left w:type="dxa" w:w="110"/>
+              <w:bottom w:type="dxa" w:w="60"/>
+              <w:right w:type="dxa" w:w="110"/>
+            </w:tcMar>
+            <w:vAlign w:val="center"/>
+          </w:tcPr>
+          <w:p>
+            <w:pPr>
+              <w:spacing w:after="0"/>
+            </w:pPr>
+            <w:r>
+              <w:rPr>
+                <w:b w:val="false"/>
+                <w:bCs w:val="false"/>
+                <w:sz w:val="20"/>
+                <w:szCs w:val="20"/>
+              </w:rPr>
+              <w:t xml:space="preserve">FR-45</w:t>
+            </w:r>
+          </w:p>
+        </w:tc>
+        <w:tc>
+          <w:tcPr>
+            <w:tcW w:type="dxa" w:w="6826"/>
+            <w:tcBorders>
+              <w:top w:val="single" w:color="BBBBBB" w:sz="1"/>
+              <w:left w:val="single" w:color="BBBBBB" w:sz="1"/>
+              <w:bottom w:val="single" w:color="BBBBBB" w:sz="1"/>
+              <w:right w:val="single" w:color="BBBBBB" w:sz="1"/>
+            </w:tcBorders>
+            <w:shd w:fill="EEF3F8" w:color="auto" w:val="clear"/>
+            <w:tcMar>
+              <w:top w:type="dxa" w:w="60"/>
+              <w:left w:type="dxa" w:w="110"/>
+              <w:bottom w:type="dxa" w:w="60"/>
+              <w:right w:type="dxa" w:w="110"/>
+            </w:tcMar>
+            <w:vAlign w:val="center"/>
+          </w:tcPr>
+          <w:p>
+            <w:pPr>
+              <w:spacing w:after="0"/>
+            </w:pPr>
+            <w:r>
+              <w:rPr>
+                <w:b w:val="false"/>
+                <w:bCs w:val="false"/>
+                <w:sz w:val="20"/>
+                <w:szCs w:val="20"/>
+              </w:rPr>
+              <w:t xml:space="preserve">피크(RED) 시각 수거는 자동 실행 대신 트레이드오프 경고(warning)로 안내한다.</w:t>
+            </w:r>
+          </w:p>
+        </w:tc>
+        <w:tc>
+          <w:tcPr>
+            <w:tcW w:type="dxa" w:w="1200"/>
+            <w:tcBorders>
+              <w:top w:val="single" w:color="BBBBBB" w:sz="1"/>
+              <w:left w:val="single" w:color="BBBBBB" w:sz="1"/>
+              <w:bottom w:val="single" w:color="BBBBBB" w:sz="1"/>
+              <w:right w:val="single" w:color="BBBBBB" w:sz="1"/>
+            </w:tcBorders>
+            <w:shd w:fill="EEF3F8" w:color="auto" w:val="clear"/>
+            <w:tcMar>
+              <w:top w:type="dxa" w:w="60"/>
+              <w:left w:type="dxa" w:w="110"/>
+              <w:bottom w:type="dxa" w:w="60"/>
+              <w:right w:type="dxa" w:w="110"/>
+            </w:tcMar>
+            <w:vAlign w:val="center"/>
+          </w:tcPr>
+          <w:p>
+            <w:pPr>
+              <w:spacing w:after="0"/>
+            </w:pPr>
+            <w:r>
+              <w:rPr>
+                <w:b w:val="false"/>
+                <w:bCs w:val="false"/>
+                <w:sz w:val="20"/>
+                <w:szCs w:val="20"/>
+              </w:rPr>
+              <w:t xml:space="preserve">권장</w:t>
+            </w:r>
+          </w:p>
+        </w:tc>
+      </w:tr>
+      <w:tr>
+        <w:tc>
+          <w:tcPr>
+            <w:tcW w:type="dxa" w:w="1000"/>
+            <w:tcBorders>
+              <w:top w:val="single" w:color="BBBBBB" w:sz="1"/>
+              <w:left w:val="single" w:color="BBBBBB" w:sz="1"/>
+              <w:bottom w:val="single" w:color="BBBBBB" w:sz="1"/>
+              <w:right w:val="single" w:color="BBBBBB" w:sz="1"/>
+            </w:tcBorders>
+            <w:tcMar>
+              <w:top w:type="dxa" w:w="60"/>
+              <w:left w:type="dxa" w:w="110"/>
+              <w:bottom w:type="dxa" w:w="60"/>
+              <w:right w:type="dxa" w:w="110"/>
+            </w:tcMar>
+            <w:vAlign w:val="center"/>
+          </w:tcPr>
+          <w:p>
+            <w:pPr>
+              <w:spacing w:after="0"/>
+            </w:pPr>
+            <w:r>
+              <w:rPr>
+                <w:b w:val="false"/>
+                <w:bCs w:val="false"/>
+                <w:sz w:val="20"/>
+                <w:szCs w:val="20"/>
+              </w:rPr>
+              <w:t xml:space="preserve">FR-46</w:t>
+            </w:r>
+          </w:p>
+        </w:tc>
+        <w:tc>
+          <w:tcPr>
+            <w:tcW w:type="dxa" w:w="6826"/>
+            <w:tcBorders>
+              <w:top w:val="single" w:color="BBBBBB" w:sz="1"/>
+              <w:left w:val="single" w:color="BBBBBB" w:sz="1"/>
+              <w:bottom w:val="single" w:color="BBBBBB" w:sz="1"/>
+              <w:right w:val="single" w:color="BBBBBB" w:sz="1"/>
+            </w:tcBorders>
+            <w:tcMar>
+              <w:top w:type="dxa" w:w="60"/>
+              <w:left w:type="dxa" w:w="110"/>
+              <w:bottom w:type="dxa" w:w="60"/>
+              <w:right w:type="dxa" w:w="110"/>
+            </w:tcMar>
+            <w:vAlign w:val="center"/>
+          </w:tcPr>
+          <w:p>
+            <w:pPr>
+              <w:spacing w:after="0"/>
+            </w:pPr>
+            <w:r>
+              <w:rPr>
+                <w:b w:val="false"/>
+                <w:bCs w:val="false"/>
+                <w:sz w:val="20"/>
+                <w:szCs w:val="20"/>
+              </w:rPr>
+              <w:t xml:space="preserve">적대적/탈옥 프롬프트로 조작된 LLM 출력(역할 탈취·수치 조작)을 출력 단에서 탐지·거부한다(JailbreakFilter).</w:t>
+            </w:r>
+          </w:p>
+        </w:tc>
+        <w:tc>
+          <w:tcPr>
+            <w:tcW w:type="dxa" w:w="1200"/>
+            <w:tcBorders>
+              <w:top w:val="single" w:color="BBBBBB" w:sz="1"/>
+              <w:left w:val="single" w:color="BBBBBB" w:sz="1"/>
+              <w:bottom w:val="single" w:color="BBBBBB" w:sz="1"/>
+              <w:right w:val="single" w:color="BBBBBB" w:sz="1"/>
+            </w:tcBorders>
+            <w:tcMar>
+              <w:top w:type="dxa" w:w="60"/>
+              <w:left w:type="dxa" w:w="110"/>
+              <w:bottom w:type="dxa" w:w="60"/>
+              <w:right w:type="dxa" w:w="110"/>
+            </w:tcMar>
+            <w:vAlign w:val="center"/>
+          </w:tcPr>
+          <w:p>
+            <w:pPr>
+              <w:spacing w:after="0"/>
+            </w:pPr>
+            <w:r>
+              <w:rPr>
+                <w:b w:val="false"/>
+                <w:bCs w:val="false"/>
+                <w:sz w:val="20"/>
+                <w:szCs w:val="20"/>
+              </w:rPr>
+              <w:t xml:space="preserve">필수</w:t>
             </w:r>
           </w:p>
         </w:tc>
@@ -11651,6 +12617,980 @@
       </w:r>
     </w:p>
     <w:p>
+      <w:pPr>
+        <w:pStyle w:val="Heading2"/>
+      </w:pPr>
+      <w:r>
+        <w:t xml:space="preserve">2.9 교통 레이어 설계 (v1.4)</w:t>
+      </w:r>
+    </w:p>
+    <w:p>
+      <w:pPr>
+        <w:spacing w:after="120" w:line="276"/>
+      </w:pPr>
+      <w:r>
+        <w:t xml:space="preserve">실측 포항 교통량을 시간대·노드별 혼잡 가중치로 모델링해 DEVS 이동시간에 곱한다. 폐기물 단일 도메인에서 폐기물×교통 교차 도메인으로 확장된 핵심 구성이다.</w:t>
+      </w:r>
+    </w:p>
+    <w:tbl>
+      <w:tblPr>
+        <w:tblW w:type="dxa" w:w="9026"/>
+        <w:tblBorders>
+          <w:top w:val="single" w:color="auto" w:sz="4"/>
+          <w:left w:val="single" w:color="auto" w:sz="4"/>
+          <w:bottom w:val="single" w:color="auto" w:sz="4"/>
+          <w:right w:val="single" w:color="auto" w:sz="4"/>
+          <w:insideH w:val="single" w:color="auto" w:sz="4"/>
+          <w:insideV w:val="single" w:color="auto" w:sz="4"/>
+        </w:tblBorders>
+      </w:tblPr>
+      <w:tblGrid>
+        <w:gridCol w:w="2600"/>
+        <w:gridCol w:w="6426"/>
+      </w:tblGrid>
+      <w:tr>
+        <w:trPr>
+          <w:tblHeader/>
+        </w:trPr>
+        <w:tc>
+          <w:tcPr>
+            <w:tcW w:type="dxa" w:w="2600"/>
+            <w:tcBorders>
+              <w:top w:val="single" w:color="BBBBBB" w:sz="1"/>
+              <w:left w:val="single" w:color="BBBBBB" w:sz="1"/>
+              <w:bottom w:val="single" w:color="BBBBBB" w:sz="1"/>
+              <w:right w:val="single" w:color="BBBBBB" w:sz="1"/>
+            </w:tcBorders>
+            <w:shd w:fill="2E5A88" w:color="auto" w:val="clear"/>
+            <w:tcMar>
+              <w:top w:type="dxa" w:w="60"/>
+              <w:left w:type="dxa" w:w="110"/>
+              <w:bottom w:type="dxa" w:w="60"/>
+              <w:right w:type="dxa" w:w="110"/>
+            </w:tcMar>
+            <w:vAlign w:val="center"/>
+          </w:tcPr>
+          <w:p>
+            <w:pPr>
+              <w:spacing w:after="0"/>
+            </w:pPr>
+            <w:r>
+              <w:rPr>
+                <w:b/>
+                <w:bCs/>
+                <w:color w:val="FFFFFF"/>
+                <w:sz w:val="20"/>
+                <w:szCs w:val="20"/>
+              </w:rPr>
+              <w:t xml:space="preserve">구성 요소</w:t>
+            </w:r>
+          </w:p>
+        </w:tc>
+        <w:tc>
+          <w:tcPr>
+            <w:tcW w:type="dxa" w:w="6426"/>
+            <w:tcBorders>
+              <w:top w:val="single" w:color="BBBBBB" w:sz="1"/>
+              <w:left w:val="single" w:color="BBBBBB" w:sz="1"/>
+              <w:bottom w:val="single" w:color="BBBBBB" w:sz="1"/>
+              <w:right w:val="single" w:color="BBBBBB" w:sz="1"/>
+            </w:tcBorders>
+            <w:shd w:fill="2E5A88" w:color="auto" w:val="clear"/>
+            <w:tcMar>
+              <w:top w:type="dxa" w:w="60"/>
+              <w:left w:type="dxa" w:w="110"/>
+              <w:bottom w:type="dxa" w:w="60"/>
+              <w:right w:type="dxa" w:w="110"/>
+            </w:tcMar>
+            <w:vAlign w:val="center"/>
+          </w:tcPr>
+          <w:p>
+            <w:pPr>
+              <w:spacing w:after="0"/>
+            </w:pPr>
+            <w:r>
+              <w:rPr>
+                <w:b/>
+                <w:bCs/>
+                <w:color w:val="FFFFFF"/>
+                <w:sz w:val="20"/>
+                <w:szCs w:val="20"/>
+              </w:rPr>
+              <w:t xml:space="preserve">책임</w:t>
+            </w:r>
+          </w:p>
+        </w:tc>
+      </w:tr>
+      <w:tr>
+        <w:tc>
+          <w:tcPr>
+            <w:tcW w:type="dxa" w:w="2600"/>
+            <w:tcBorders>
+              <w:top w:val="single" w:color="BBBBBB" w:sz="1"/>
+              <w:left w:val="single" w:color="BBBBBB" w:sz="1"/>
+              <w:bottom w:val="single" w:color="BBBBBB" w:sz="1"/>
+              <w:right w:val="single" w:color="BBBBBB" w:sz="1"/>
+            </w:tcBorders>
+            <w:tcMar>
+              <w:top w:type="dxa" w:w="60"/>
+              <w:left w:type="dxa" w:w="110"/>
+              <w:bottom w:type="dxa" w:w="60"/>
+              <w:right w:type="dxa" w:w="110"/>
+            </w:tcMar>
+            <w:vAlign w:val="center"/>
+          </w:tcPr>
+          <w:p>
+            <w:pPr>
+              <w:spacing w:after="0"/>
+            </w:pPr>
+            <w:r>
+              <w:rPr>
+                <w:b w:val="false"/>
+                <w:bCs w:val="false"/>
+                <w:sz w:val="20"/>
+                <w:szCs w:val="20"/>
+              </w:rPr>
+              <w:t xml:space="preserve">TrafficProfile</w:t>
+            </w:r>
+          </w:p>
+        </w:tc>
+        <w:tc>
+          <w:tcPr>
+            <w:tcW w:type="dxa" w:w="6426"/>
+            <w:tcBorders>
+              <w:top w:val="single" w:color="BBBBBB" w:sz="1"/>
+              <w:left w:val="single" w:color="BBBBBB" w:sz="1"/>
+              <w:bottom w:val="single" w:color="BBBBBB" w:sz="1"/>
+              <w:right w:val="single" w:color="BBBBBB" w:sz="1"/>
+            </w:tcBorders>
+            <w:tcMar>
+              <w:top w:type="dxa" w:w="60"/>
+              <w:left w:type="dxa" w:w="110"/>
+              <w:bottom w:type="dxa" w:w="60"/>
+              <w:right w:type="dxa" w:w="110"/>
+            </w:tcMar>
+            <w:vAlign w:val="center"/>
+          </w:tcPr>
+          <w:p>
+            <w:pPr>
+              <w:spacing w:after="0"/>
+            </w:pPr>
+            <w:r>
+              <w:rPr>
+                <w:b w:val="false"/>
+                <w:bCs w:val="false"/>
+                <w:sz w:val="20"/>
+                <w:szCs w:val="20"/>
+              </w:rPr>
+              <w:t xml:space="preserve">hourlyWeight[24]·nodeHourlyWeight·congestionThresholdRed·alleyNodeIds. weightAt(분,노드)·isRed()</w:t>
+            </w:r>
+          </w:p>
+        </w:tc>
+      </w:tr>
+      <w:tr>
+        <w:tc>
+          <w:tcPr>
+            <w:tcW w:type="dxa" w:w="2600"/>
+            <w:tcBorders>
+              <w:top w:val="single" w:color="BBBBBB" w:sz="1"/>
+              <w:left w:val="single" w:color="BBBBBB" w:sz="1"/>
+              <w:bottom w:val="single" w:color="BBBBBB" w:sz="1"/>
+              <w:right w:val="single" w:color="BBBBBB" w:sz="1"/>
+            </w:tcBorders>
+            <w:shd w:fill="EEF3F8" w:color="auto" w:val="clear"/>
+            <w:tcMar>
+              <w:top w:type="dxa" w:w="60"/>
+              <w:left w:type="dxa" w:w="110"/>
+              <w:bottom w:type="dxa" w:w="60"/>
+              <w:right w:type="dxa" w:w="110"/>
+            </w:tcMar>
+            <w:vAlign w:val="center"/>
+          </w:tcPr>
+          <w:p>
+            <w:pPr>
+              <w:spacing w:after="0"/>
+            </w:pPr>
+            <w:r>
+              <w:rPr>
+                <w:b w:val="false"/>
+                <w:bCs w:val="false"/>
+                <w:sz w:val="20"/>
+                <w:szCs w:val="20"/>
+              </w:rPr>
+              <w:t xml:space="preserve">TrafficDataService</w:t>
+            </w:r>
+          </w:p>
+        </w:tc>
+        <w:tc>
+          <w:tcPr>
+            <w:tcW w:type="dxa" w:w="6426"/>
+            <w:tcBorders>
+              <w:top w:val="single" w:color="BBBBBB" w:sz="1"/>
+              <w:left w:val="single" w:color="BBBBBB" w:sz="1"/>
+              <w:bottom w:val="single" w:color="BBBBBB" w:sz="1"/>
+              <w:right w:val="single" w:color="BBBBBB" w:sz="1"/>
+            </w:tcBorders>
+            <w:shd w:fill="EEF3F8" w:color="auto" w:val="clear"/>
+            <w:tcMar>
+              <w:top w:type="dxa" w:w="60"/>
+              <w:left w:type="dxa" w:w="110"/>
+              <w:bottom w:type="dxa" w:w="60"/>
+              <w:right w:type="dxa" w:w="110"/>
+            </w:tcMar>
+            <w:vAlign w:val="center"/>
+          </w:tcPr>
+          <w:p>
+            <w:pPr>
+              <w:spacing w:after="0"/>
+            </w:pPr>
+            <w:r>
+              <w:rPr>
+                <w:b w:val="false"/>
+                <w:bCs w:val="false"/>
+                <w:sz w:val="20"/>
+                <w:szCs w:val="20"/>
+              </w:rPr>
+              <w:t xml:space="preserve">/traffic/*.json 로드·id 조회. 없으면 교통 미적용으로 안전 폴백(register로 동적 갱신 가능)</w:t>
+            </w:r>
+          </w:p>
+        </w:tc>
+      </w:tr>
+      <w:tr>
+        <w:tc>
+          <w:tcPr>
+            <w:tcW w:type="dxa" w:w="2600"/>
+            <w:tcBorders>
+              <w:top w:val="single" w:color="BBBBBB" w:sz="1"/>
+              <w:left w:val="single" w:color="BBBBBB" w:sz="1"/>
+              <w:bottom w:val="single" w:color="BBBBBB" w:sz="1"/>
+              <w:right w:val="single" w:color="BBBBBB" w:sz="1"/>
+            </w:tcBorders>
+            <w:tcMar>
+              <w:top w:type="dxa" w:w="60"/>
+              <w:left w:type="dxa" w:w="110"/>
+              <w:bottom w:type="dxa" w:w="60"/>
+              <w:right w:type="dxa" w:w="110"/>
+            </w:tcMar>
+            <w:vAlign w:val="center"/>
+          </w:tcPr>
+          <w:p>
+            <w:pPr>
+              <w:spacing w:after="0"/>
+            </w:pPr>
+            <w:r>
+              <w:rPr>
+                <w:b w:val="false"/>
+                <w:bCs w:val="false"/>
+                <w:sz w:val="20"/>
+                <w:szCs w:val="20"/>
+              </w:rPr>
+              <w:t xml:space="preserve">TruckType(enum)</w:t>
+            </w:r>
+          </w:p>
+        </w:tc>
+        <w:tc>
+          <w:tcPr>
+            <w:tcW w:type="dxa" w:w="6426"/>
+            <w:tcBorders>
+              <w:top w:val="single" w:color="BBBBBB" w:sz="1"/>
+              <w:left w:val="single" w:color="BBBBBB" w:sz="1"/>
+              <w:bottom w:val="single" w:color="BBBBBB" w:sz="1"/>
+              <w:right w:val="single" w:color="BBBBBB" w:sz="1"/>
+            </w:tcBorders>
+            <w:tcMar>
+              <w:top w:type="dxa" w:w="60"/>
+              <w:left w:type="dxa" w:w="110"/>
+              <w:bottom w:type="dxa" w:w="60"/>
+              <w:right w:type="dxa" w:w="110"/>
+            </w:tcMar>
+            <w:vAlign w:val="center"/>
+          </w:tcPr>
+          <w:p>
+            <w:pPr>
+              <w:spacing w:after="0"/>
+            </w:pPr>
+            <w:r>
+              <w:rPr>
+                <w:b w:val="false"/>
+                <w:bCs w:val="false"/>
+                <w:sz w:val="20"/>
+                <w:szCs w:val="20"/>
+              </w:rPr>
+              <w:t xml:space="preserve">LARGE_5TON(60kg·기동1.0·골목불가) / MEDIUM_2P5T(30·1.2·가능) / SMALL_1TON(12·1.6·가능)</w:t>
+            </w:r>
+          </w:p>
+        </w:tc>
+      </w:tr>
+      <w:tr>
+        <w:tc>
+          <w:tcPr>
+            <w:tcW w:type="dxa" w:w="2600"/>
+            <w:tcBorders>
+              <w:top w:val="single" w:color="BBBBBB" w:sz="1"/>
+              <w:left w:val="single" w:color="BBBBBB" w:sz="1"/>
+              <w:bottom w:val="single" w:color="BBBBBB" w:sz="1"/>
+              <w:right w:val="single" w:color="BBBBBB" w:sz="1"/>
+            </w:tcBorders>
+            <w:shd w:fill="EEF3F8" w:color="auto" w:val="clear"/>
+            <w:tcMar>
+              <w:top w:type="dxa" w:w="60"/>
+              <w:left w:type="dxa" w:w="110"/>
+              <w:bottom w:type="dxa" w:w="60"/>
+              <w:right w:type="dxa" w:w="110"/>
+            </w:tcMar>
+            <w:vAlign w:val="center"/>
+          </w:tcPr>
+          <w:p>
+            <w:pPr>
+              <w:spacing w:after="0"/>
+            </w:pPr>
+            <w:r>
+              <w:rPr>
+                <w:b w:val="false"/>
+                <w:bCs w:val="false"/>
+                <w:sz w:val="20"/>
+                <w:szCs w:val="20"/>
+              </w:rPr>
+              <w:t xml:space="preserve">SimulationEngine</w:t>
+            </w:r>
+          </w:p>
+        </w:tc>
+        <w:tc>
+          <w:tcPr>
+            <w:tcW w:type="dxa" w:w="6426"/>
+            <w:tcBorders>
+              <w:top w:val="single" w:color="BBBBBB" w:sz="1"/>
+              <w:left w:val="single" w:color="BBBBBB" w:sz="1"/>
+              <w:bottom w:val="single" w:color="BBBBBB" w:sz="1"/>
+              <w:right w:val="single" w:color="BBBBBB" w:sz="1"/>
+            </w:tcBorders>
+            <w:shd w:fill="EEF3F8" w:color="auto" w:val="clear"/>
+            <w:tcMar>
+              <w:top w:type="dxa" w:w="60"/>
+              <w:left w:type="dxa" w:w="110"/>
+              <w:bottom w:type="dxa" w:w="60"/>
+              <w:right w:type="dxa" w:w="110"/>
+            </w:tcMar>
+            <w:vAlign w:val="center"/>
+          </w:tcPr>
+          <w:p>
+            <w:pPr>
+              <w:spacing w:after="0"/>
+            </w:pPr>
+            <w:r>
+              <w:rPr>
+                <w:b w:val="false"/>
+                <w:bCs w:val="false"/>
+                <w:sz w:val="20"/>
+                <w:szCs w:val="20"/>
+              </w:rPr>
+              <w:t xml:space="preserve">effectiveTravel = base/기동성 × weightAt(분,노드). routeSequence 순서·dispatchInterval 시차·RED 통과 교통민원 반영</w:t>
+            </w:r>
+          </w:p>
+        </w:tc>
+      </w:tr>
+      <w:tr>
+        <w:tc>
+          <w:tcPr>
+            <w:tcW w:type="dxa" w:w="2600"/>
+            <w:tcBorders>
+              <w:top w:val="single" w:color="BBBBBB" w:sz="1"/>
+              <w:left w:val="single" w:color="BBBBBB" w:sz="1"/>
+              <w:bottom w:val="single" w:color="BBBBBB" w:sz="1"/>
+              <w:right w:val="single" w:color="BBBBBB" w:sz="1"/>
+            </w:tcBorders>
+            <w:tcMar>
+              <w:top w:type="dxa" w:w="60"/>
+              <w:left w:type="dxa" w:w="110"/>
+              <w:bottom w:type="dxa" w:w="60"/>
+              <w:right w:type="dxa" w:w="110"/>
+            </w:tcMar>
+            <w:vAlign w:val="center"/>
+          </w:tcPr>
+          <w:p>
+            <w:pPr>
+              <w:spacing w:after="0"/>
+            </w:pPr>
+            <w:r>
+              <w:rPr>
+                <w:b w:val="false"/>
+                <w:bCs w:val="false"/>
+                <w:sz w:val="20"/>
+                <w:szCs w:val="20"/>
+              </w:rPr>
+              <w:t xml:space="preserve">update_route_sequence(MCP)·TrafficController</w:t>
+            </w:r>
+          </w:p>
+        </w:tc>
+        <w:tc>
+          <w:tcPr>
+            <w:tcW w:type="dxa" w:w="6426"/>
+            <w:tcBorders>
+              <w:top w:val="single" w:color="BBBBBB" w:sz="1"/>
+              <w:left w:val="single" w:color="BBBBBB" w:sz="1"/>
+              <w:bottom w:val="single" w:color="BBBBBB" w:sz="1"/>
+              <w:right w:val="single" w:color="BBBBBB" w:sz="1"/>
+            </w:tcBorders>
+            <w:tcMar>
+              <w:top w:type="dxa" w:w="60"/>
+              <w:left w:type="dxa" w:w="110"/>
+              <w:bottom w:type="dxa" w:w="60"/>
+              <w:right w:type="dxa" w:w="110"/>
+            </w:tcMar>
+            <w:vAlign w:val="center"/>
+          </w:tcPr>
+          <w:p>
+            <w:pPr>
+              <w:spacing w:after="0"/>
+            </w:pPr>
+            <w:r>
+              <w:rPr>
+                <w:b w:val="false"/>
+                <w:bCs w:val="false"/>
+                <w:sz w:val="20"/>
+                <w:szCs w:val="20"/>
+              </w:rPr>
+              <w:t xml:space="preserve">동적 경로 재편성(정체 노드 후순위) 실행</w:t>
+            </w:r>
+          </w:p>
+        </w:tc>
+      </w:tr>
+    </w:tbl>
+    <w:p>
+      <w:pPr>
+        <w:spacing w:after="60"/>
+      </w:pPr>
+    </w:p>
+    <w:p>
+      <w:pPr>
+        <w:spacing w:after="120" w:line="276"/>
+      </w:pPr>
+      <w:r>
+        <w:t xml:space="preserve">실측 데이터(대응 A 채택): 15개 링크를 지점명 키워드로 4개 노드에 매핑(전처리 scripts/preprocess_response_filtered.py). 점심 12–13시 피크·Node_A(장성초등학교) 최혼잡, 양덕(Node_B) 한산. 절대 스케일이 낮아 congestionThresholdRed=1.7로 정합. TrafficDataService·엔진·검증은 데이터 교체만으로 동작(인터페이스 안정).</w:t>
+      </w:r>
+    </w:p>
+    <w:p>
+      <w:pPr>
+        <w:pStyle w:val="Heading2"/>
+      </w:pPr>
+      <w:r>
+        <w:t xml:space="preserve">2.10 교차 검증 &amp; 적대적 방어 (v1.4)</w:t>
+      </w:r>
+    </w:p>
+    <w:p>
+      <w:pPr>
+        <w:spacing w:after="120" w:line="276"/>
+      </w:pPr>
+      <w:r>
+        <w:t xml:space="preserve">입력단 결정론 게이트에 더해, 교통·폐기물 교차 실행가능성 검증과 출력단 적대적 필터로 fail-closed를 심화한다.</w:t>
+      </w:r>
+    </w:p>
+    <w:tbl>
+      <w:tblPr>
+        <w:tblW w:type="dxa" w:w="9026"/>
+        <w:tblBorders>
+          <w:top w:val="single" w:color="auto" w:sz="4"/>
+          <w:left w:val="single" w:color="auto" w:sz="4"/>
+          <w:bottom w:val="single" w:color="auto" w:sz="4"/>
+          <w:right w:val="single" w:color="auto" w:sz="4"/>
+          <w:insideH w:val="single" w:color="auto" w:sz="4"/>
+          <w:insideV w:val="single" w:color="auto" w:sz="4"/>
+        </w:tblBorders>
+      </w:tblPr>
+      <w:tblGrid>
+        <w:gridCol w:w="1800"/>
+        <w:gridCol w:w="7226"/>
+      </w:tblGrid>
+      <w:tr>
+        <w:trPr>
+          <w:tblHeader/>
+        </w:trPr>
+        <w:tc>
+          <w:tcPr>
+            <w:tcW w:type="dxa" w:w="1800"/>
+            <w:tcBorders>
+              <w:top w:val="single" w:color="BBBBBB" w:sz="1"/>
+              <w:left w:val="single" w:color="BBBBBB" w:sz="1"/>
+              <w:bottom w:val="single" w:color="BBBBBB" w:sz="1"/>
+              <w:right w:val="single" w:color="BBBBBB" w:sz="1"/>
+            </w:tcBorders>
+            <w:shd w:fill="2E5A88" w:color="auto" w:val="clear"/>
+            <w:tcMar>
+              <w:top w:type="dxa" w:w="60"/>
+              <w:left w:type="dxa" w:w="110"/>
+              <w:bottom w:type="dxa" w:w="60"/>
+              <w:right w:type="dxa" w:w="110"/>
+            </w:tcMar>
+            <w:vAlign w:val="center"/>
+          </w:tcPr>
+          <w:p>
+            <w:pPr>
+              <w:spacing w:after="0"/>
+            </w:pPr>
+            <w:r>
+              <w:rPr>
+                <w:b/>
+                <w:bCs/>
+                <w:color w:val="FFFFFF"/>
+                <w:sz w:val="20"/>
+                <w:szCs w:val="20"/>
+              </w:rPr>
+              <w:t xml:space="preserve">규칙 / 필터</w:t>
+            </w:r>
+          </w:p>
+        </w:tc>
+        <w:tc>
+          <w:tcPr>
+            <w:tcW w:type="dxa" w:w="7226"/>
+            <w:tcBorders>
+              <w:top w:val="single" w:color="BBBBBB" w:sz="1"/>
+              <w:left w:val="single" w:color="BBBBBB" w:sz="1"/>
+              <w:bottom w:val="single" w:color="BBBBBB" w:sz="1"/>
+              <w:right w:val="single" w:color="BBBBBB" w:sz="1"/>
+            </w:tcBorders>
+            <w:shd w:fill="2E5A88" w:color="auto" w:val="clear"/>
+            <w:tcMar>
+              <w:top w:type="dxa" w:w="60"/>
+              <w:left w:type="dxa" w:w="110"/>
+              <w:bottom w:type="dxa" w:w="60"/>
+              <w:right w:type="dxa" w:w="110"/>
+            </w:tcMar>
+            <w:vAlign w:val="center"/>
+          </w:tcPr>
+          <w:p>
+            <w:pPr>
+              <w:spacing w:after="0"/>
+            </w:pPr>
+            <w:r>
+              <w:rPr>
+                <w:b/>
+                <w:bCs/>
+                <w:color w:val="FFFFFF"/>
+                <w:sz w:val="20"/>
+                <w:szCs w:val="20"/>
+              </w:rPr>
+              <w:t xml:space="preserve">동작</w:t>
+            </w:r>
+          </w:p>
+        </w:tc>
+      </w:tr>
+      <w:tr>
+        <w:tc>
+          <w:tcPr>
+            <w:tcW w:type="dxa" w:w="1800"/>
+            <w:tcBorders>
+              <w:top w:val="single" w:color="BBBBBB" w:sz="1"/>
+              <w:left w:val="single" w:color="BBBBBB" w:sz="1"/>
+              <w:bottom w:val="single" w:color="BBBBBB" w:sz="1"/>
+              <w:right w:val="single" w:color="BBBBBB" w:sz="1"/>
+            </w:tcBorders>
+            <w:tcMar>
+              <w:top w:type="dxa" w:w="60"/>
+              <w:left w:type="dxa" w:w="110"/>
+              <w:bottom w:type="dxa" w:w="60"/>
+              <w:right w:type="dxa" w:w="110"/>
+            </w:tcMar>
+            <w:vAlign w:val="center"/>
+          </w:tcPr>
+          <w:p>
+            <w:pPr>
+              <w:spacing w:after="0"/>
+            </w:pPr>
+            <w:r>
+              <w:rPr>
+                <w:b w:val="false"/>
+                <w:bCs w:val="false"/>
+                <w:sz w:val="20"/>
+                <w:szCs w:val="20"/>
+              </w:rPr>
+              <w:t xml:space="preserve">V-T1</w:t>
+            </w:r>
+          </w:p>
+        </w:tc>
+        <w:tc>
+          <w:tcPr>
+            <w:tcW w:type="dxa" w:w="7226"/>
+            <w:tcBorders>
+              <w:top w:val="single" w:color="BBBBBB" w:sz="1"/>
+              <w:left w:val="single" w:color="BBBBBB" w:sz="1"/>
+              <w:bottom w:val="single" w:color="BBBBBB" w:sz="1"/>
+              <w:right w:val="single" w:color="BBBBBB" w:sz="1"/>
+            </w:tcBorders>
+            <w:tcMar>
+              <w:top w:type="dxa" w:w="60"/>
+              <w:left w:type="dxa" w:w="110"/>
+              <w:bottom w:type="dxa" w:w="60"/>
+              <w:right w:type="dxa" w:w="110"/>
+            </w:tcMar>
+            <w:vAlign w:val="center"/>
+          </w:tcPr>
+          <w:p>
+            <w:pPr>
+              <w:spacing w:after="0"/>
+            </w:pPr>
+            <w:r>
+              <w:rPr>
+                <w:b w:val="false"/>
+                <w:bCs w:val="false"/>
+                <w:sz w:val="20"/>
+                <w:szCs w:val="20"/>
+              </w:rPr>
+              <w:t xml:space="preserve">truckCount &lt; 1 → TRUCK_COUNT_ZERO (수거 불가)</w:t>
+            </w:r>
+          </w:p>
+        </w:tc>
+      </w:tr>
+      <w:tr>
+        <w:tc>
+          <w:tcPr>
+            <w:tcW w:type="dxa" w:w="1800"/>
+            <w:tcBorders>
+              <w:top w:val="single" w:color="BBBBBB" w:sz="1"/>
+              <w:left w:val="single" w:color="BBBBBB" w:sz="1"/>
+              <w:bottom w:val="single" w:color="BBBBBB" w:sz="1"/>
+              <w:right w:val="single" w:color="BBBBBB" w:sz="1"/>
+            </w:tcBorders>
+            <w:shd w:fill="EEF3F8" w:color="auto" w:val="clear"/>
+            <w:tcMar>
+              <w:top w:type="dxa" w:w="60"/>
+              <w:left w:type="dxa" w:w="110"/>
+              <w:bottom w:type="dxa" w:w="60"/>
+              <w:right w:type="dxa" w:w="110"/>
+            </w:tcMar>
+            <w:vAlign w:val="center"/>
+          </w:tcPr>
+          <w:p>
+            <w:pPr>
+              <w:spacing w:after="0"/>
+            </w:pPr>
+            <w:r>
+              <w:rPr>
+                <w:b w:val="false"/>
+                <w:bCs w:val="false"/>
+                <w:sz w:val="20"/>
+                <w:szCs w:val="20"/>
+              </w:rPr>
+              <w:t xml:space="preserve">V-T2</w:t>
+            </w:r>
+          </w:p>
+        </w:tc>
+        <w:tc>
+          <w:tcPr>
+            <w:tcW w:type="dxa" w:w="7226"/>
+            <w:tcBorders>
+              <w:top w:val="single" w:color="BBBBBB" w:sz="1"/>
+              <w:left w:val="single" w:color="BBBBBB" w:sz="1"/>
+              <w:bottom w:val="single" w:color="BBBBBB" w:sz="1"/>
+              <w:right w:val="single" w:color="BBBBBB" w:sz="1"/>
+            </w:tcBorders>
+            <w:shd w:fill="EEF3F8" w:color="auto" w:val="clear"/>
+            <w:tcMar>
+              <w:top w:type="dxa" w:w="60"/>
+              <w:left w:type="dxa" w:w="110"/>
+              <w:bottom w:type="dxa" w:w="60"/>
+              <w:right w:type="dxa" w:w="110"/>
+            </w:tcMar>
+            <w:vAlign w:val="center"/>
+          </w:tcPr>
+          <w:p>
+            <w:pPr>
+              <w:spacing w:after="0"/>
+            </w:pPr>
+            <w:r>
+              <w:rPr>
+                <w:b w:val="false"/>
+                <w:bCs w:val="false"/>
+                <w:sz w:val="20"/>
+                <w:szCs w:val="20"/>
+              </w:rPr>
+              <w:t xml:space="preserve">predictOverflowRatio(cfg) &gt; 1.2 → CRITICAL_WASTE_ACCUMULATION (도메인 파국 예측 차단)</w:t>
+            </w:r>
+          </w:p>
+        </w:tc>
+      </w:tr>
+      <w:tr>
+        <w:tc>
+          <w:tcPr>
+            <w:tcW w:type="dxa" w:w="1800"/>
+            <w:tcBorders>
+              <w:top w:val="single" w:color="BBBBBB" w:sz="1"/>
+              <w:left w:val="single" w:color="BBBBBB" w:sz="1"/>
+              <w:bottom w:val="single" w:color="BBBBBB" w:sz="1"/>
+              <w:right w:val="single" w:color="BBBBBB" w:sz="1"/>
+            </w:tcBorders>
+            <w:tcMar>
+              <w:top w:type="dxa" w:w="60"/>
+              <w:left w:type="dxa" w:w="110"/>
+              <w:bottom w:type="dxa" w:w="60"/>
+              <w:right w:type="dxa" w:w="110"/>
+            </w:tcMar>
+            <w:vAlign w:val="center"/>
+          </w:tcPr>
+          <w:p>
+            <w:pPr>
+              <w:spacing w:after="0"/>
+            </w:pPr>
+            <w:r>
+              <w:rPr>
+                <w:b w:val="false"/>
+                <w:bCs w:val="false"/>
+                <w:sz w:val="20"/>
+                <w:szCs w:val="20"/>
+              </w:rPr>
+              <w:t xml:space="preserve">V-T3</w:t>
+            </w:r>
+          </w:p>
+        </w:tc>
+        <w:tc>
+          <w:tcPr>
+            <w:tcW w:type="dxa" w:w="7226"/>
+            <w:tcBorders>
+              <w:top w:val="single" w:color="BBBBBB" w:sz="1"/>
+              <w:left w:val="single" w:color="BBBBBB" w:sz="1"/>
+              <w:bottom w:val="single" w:color="BBBBBB" w:sz="1"/>
+              <w:right w:val="single" w:color="BBBBBB" w:sz="1"/>
+            </w:tcBorders>
+            <w:tcMar>
+              <w:top w:type="dxa" w:w="60"/>
+              <w:left w:type="dxa" w:w="110"/>
+              <w:bottom w:type="dxa" w:w="60"/>
+              <w:right w:type="dxa" w:w="110"/>
+            </w:tcMar>
+            <w:vAlign w:val="center"/>
+          </w:tcPr>
+          <w:p>
+            <w:pPr>
+              <w:spacing w:after="0"/>
+            </w:pPr>
+            <w:r>
+              <w:rPr>
+                <w:b w:val="false"/>
+                <w:bCs w:val="false"/>
+                <w:sz w:val="20"/>
+                <w:szCs w:val="20"/>
+              </w:rPr>
+              <w:t xml:space="preserve">대형트럭(alleyAccess=false)이 골목 노드 → TRAFFIC_INFEASIBLE</w:t>
+            </w:r>
+          </w:p>
+        </w:tc>
+      </w:tr>
+      <w:tr>
+        <w:tc>
+          <w:tcPr>
+            <w:tcW w:type="dxa" w:w="1800"/>
+            <w:tcBorders>
+              <w:top w:val="single" w:color="BBBBBB" w:sz="1"/>
+              <w:left w:val="single" w:color="BBBBBB" w:sz="1"/>
+              <w:bottom w:val="single" w:color="BBBBBB" w:sz="1"/>
+              <w:right w:val="single" w:color="BBBBBB" w:sz="1"/>
+            </w:tcBorders>
+            <w:shd w:fill="EEF3F8" w:color="auto" w:val="clear"/>
+            <w:tcMar>
+              <w:top w:type="dxa" w:w="60"/>
+              <w:left w:type="dxa" w:w="110"/>
+              <w:bottom w:type="dxa" w:w="60"/>
+              <w:right w:type="dxa" w:w="110"/>
+            </w:tcMar>
+            <w:vAlign w:val="center"/>
+          </w:tcPr>
+          <w:p>
+            <w:pPr>
+              <w:spacing w:after="0"/>
+            </w:pPr>
+            <w:r>
+              <w:rPr>
+                <w:b w:val="false"/>
+                <w:bCs w:val="false"/>
+                <w:sz w:val="20"/>
+                <w:szCs w:val="20"/>
+              </w:rPr>
+              <w:t xml:space="preserve">V-T4</w:t>
+            </w:r>
+          </w:p>
+        </w:tc>
+        <w:tc>
+          <w:tcPr>
+            <w:tcW w:type="dxa" w:w="7226"/>
+            <w:tcBorders>
+              <w:top w:val="single" w:color="BBBBBB" w:sz="1"/>
+              <w:left w:val="single" w:color="BBBBBB" w:sz="1"/>
+              <w:bottom w:val="single" w:color="BBBBBB" w:sz="1"/>
+              <w:right w:val="single" w:color="BBBBBB" w:sz="1"/>
+            </w:tcBorders>
+            <w:shd w:fill="EEF3F8" w:color="auto" w:val="clear"/>
+            <w:tcMar>
+              <w:top w:type="dxa" w:w="60"/>
+              <w:left w:type="dxa" w:w="110"/>
+              <w:bottom w:type="dxa" w:w="60"/>
+              <w:right w:type="dxa" w:w="110"/>
+            </w:tcMar>
+            <w:vAlign w:val="center"/>
+          </w:tcPr>
+          <w:p>
+            <w:pPr>
+              <w:spacing w:after="0"/>
+            </w:pPr>
+            <w:r>
+              <w:rPr>
+                <w:b w:val="false"/>
+                <w:bCs w:val="false"/>
+                <w:sz w:val="20"/>
+                <w:szCs w:val="20"/>
+              </w:rPr>
+              <w:t xml:space="preserve">routeSequence 노드가 실제 수거장 집합과 불일치 → INVALID_ARGUMENTS</w:t>
+            </w:r>
+          </w:p>
+        </w:tc>
+      </w:tr>
+      <w:tr>
+        <w:tc>
+          <w:tcPr>
+            <w:tcW w:type="dxa" w:w="1800"/>
+            <w:tcBorders>
+              <w:top w:val="single" w:color="BBBBBB" w:sz="1"/>
+              <w:left w:val="single" w:color="BBBBBB" w:sz="1"/>
+              <w:bottom w:val="single" w:color="BBBBBB" w:sz="1"/>
+              <w:right w:val="single" w:color="BBBBBB" w:sz="1"/>
+            </w:tcBorders>
+            <w:tcMar>
+              <w:top w:type="dxa" w:w="60"/>
+              <w:left w:type="dxa" w:w="110"/>
+              <w:bottom w:type="dxa" w:w="60"/>
+              <w:right w:type="dxa" w:w="110"/>
+            </w:tcMar>
+            <w:vAlign w:val="center"/>
+          </w:tcPr>
+          <w:p>
+            <w:pPr>
+              <w:spacing w:after="0"/>
+            </w:pPr>
+            <w:r>
+              <w:rPr>
+                <w:b w:val="false"/>
+                <w:bCs w:val="false"/>
+                <w:sz w:val="20"/>
+                <w:szCs w:val="20"/>
+              </w:rPr>
+              <w:t xml:space="preserve">V-T5</w:t>
+            </w:r>
+          </w:p>
+        </w:tc>
+        <w:tc>
+          <w:tcPr>
+            <w:tcW w:type="dxa" w:w="7226"/>
+            <w:tcBorders>
+              <w:top w:val="single" w:color="BBBBBB" w:sz="1"/>
+              <w:left w:val="single" w:color="BBBBBB" w:sz="1"/>
+              <w:bottom w:val="single" w:color="BBBBBB" w:sz="1"/>
+              <w:right w:val="single" w:color="BBBBBB" w:sz="1"/>
+            </w:tcBorders>
+            <w:tcMar>
+              <w:top w:type="dxa" w:w="60"/>
+              <w:left w:type="dxa" w:w="110"/>
+              <w:bottom w:type="dxa" w:w="60"/>
+              <w:right w:type="dxa" w:w="110"/>
+            </w:tcMar>
+            <w:vAlign w:val="center"/>
+          </w:tcPr>
+          <w:p>
+            <w:pPr>
+              <w:spacing w:after="0"/>
+            </w:pPr>
+            <w:r>
+              <w:rPr>
+                <w:b w:val="false"/>
+                <w:bCs w:val="false"/>
+                <w:sz w:val="20"/>
+                <w:szCs w:val="20"/>
+              </w:rPr>
+              <w:t xml:space="preserve">피크(RED) 시각 → 비차단 warning(트레이드오프 안내). ValidationResult.warnings()</w:t>
+            </w:r>
+          </w:p>
+        </w:tc>
+      </w:tr>
+      <w:tr>
+        <w:tc>
+          <w:tcPr>
+            <w:tcW w:type="dxa" w:w="1800"/>
+            <w:tcBorders>
+              <w:top w:val="single" w:color="BBBBBB" w:sz="1"/>
+              <w:left w:val="single" w:color="BBBBBB" w:sz="1"/>
+              <w:bottom w:val="single" w:color="BBBBBB" w:sz="1"/>
+              <w:right w:val="single" w:color="BBBBBB" w:sz="1"/>
+            </w:tcBorders>
+            <w:shd w:fill="EEF3F8" w:color="auto" w:val="clear"/>
+            <w:tcMar>
+              <w:top w:type="dxa" w:w="60"/>
+              <w:left w:type="dxa" w:w="110"/>
+              <w:bottom w:type="dxa" w:w="60"/>
+              <w:right w:type="dxa" w:w="110"/>
+            </w:tcMar>
+            <w:vAlign w:val="center"/>
+          </w:tcPr>
+          <w:p>
+            <w:pPr>
+              <w:spacing w:after="0"/>
+            </w:pPr>
+            <w:r>
+              <w:rPr>
+                <w:b w:val="false"/>
+                <w:bCs w:val="false"/>
+                <w:sz w:val="20"/>
+                <w:szCs w:val="20"/>
+              </w:rPr>
+              <w:t xml:space="preserve">JailbreakFilter</w:t>
+            </w:r>
+          </w:p>
+        </w:tc>
+        <w:tc>
+          <w:tcPr>
+            <w:tcW w:type="dxa" w:w="7226"/>
+            <w:tcBorders>
+              <w:top w:val="single" w:color="BBBBBB" w:sz="1"/>
+              <w:left w:val="single" w:color="BBBBBB" w:sz="1"/>
+              <w:bottom w:val="single" w:color="BBBBBB" w:sz="1"/>
+              <w:right w:val="single" w:color="BBBBBB" w:sz="1"/>
+            </w:tcBorders>
+            <w:shd w:fill="EEF3F8" w:color="auto" w:val="clear"/>
+            <w:tcMar>
+              <w:top w:type="dxa" w:w="60"/>
+              <w:left w:type="dxa" w:w="110"/>
+              <w:bottom w:type="dxa" w:w="60"/>
+              <w:right w:type="dxa" w:w="110"/>
+            </w:tcMar>
+            <w:vAlign w:val="center"/>
+          </w:tcPr>
+          <w:p>
+            <w:pPr>
+              <w:spacing w:after="0"/>
+            </w:pPr>
+            <w:r>
+              <w:rPr>
+                <w:b w:val="false"/>
+                <w:bCs w:val="false"/>
+                <w:sz w:val="20"/>
+                <w:szCs w:val="20"/>
+              </w:rPr>
+              <w:t xml:space="preserve">역할 탈취(override)·수치 조작(fabricated outcome) LLM 출력을 탐지해 안전 거부문으로 대체</w:t>
+            </w:r>
+          </w:p>
+        </w:tc>
+      </w:tr>
+    </w:tbl>
+    <w:p>
+      <w:pPr>
+        <w:spacing w:after="60"/>
+      </w:pPr>
+    </w:p>
+    <w:p>
+      <w:pPr>
+        <w:spacing w:after="120" w:line="276"/>
+      </w:pPr>
+      <w:r>
+        <w:t xml:space="preserve">시나리오 4(적대적 요청 예: '트럭 전면 운행 중단')가 이 설계의 증명이다 — 사용자가 교통만 보고 극단 명령을 넣어도, 서버가 폐기물 도메인 붕괴(적재율 초과)를 결정론으로 예측해 차단하고 인간 확인으로 유도한다.</w:t>
+      </w:r>
+    </w:p>
+    <w:p>
       <w:r>
         <w:br w:type="page"/>
       </w:r>
@@ -21371,6 +23311,1859 @@
                 <w:szCs w:val="20"/>
               </w:rPr>
               <w:t xml:space="preserve">FR-35</w:t>
+            </w:r>
+          </w:p>
+        </w:tc>
+      </w:tr>
+    </w:tbl>
+    <w:p>
+      <w:pPr>
+        <w:spacing w:after="60"/>
+      </w:pPr>
+    </w:p>
+    <w:p>
+      <w:pPr>
+        <w:pStyle w:val="Heading2"/>
+      </w:pPr>
+      <w:r>
+        <w:t xml:space="preserve">3.10 교통·교차검증·적대적 방어 테스트 (v1.4)</w:t>
+      </w:r>
+    </w:p>
+    <w:tbl>
+      <w:tblPr>
+        <w:tblW w:type="dxa" w:w="9026"/>
+        <w:tblBorders>
+          <w:top w:val="single" w:color="auto" w:sz="4"/>
+          <w:left w:val="single" w:color="auto" w:sz="4"/>
+          <w:bottom w:val="single" w:color="auto" w:sz="4"/>
+          <w:right w:val="single" w:color="auto" w:sz="4"/>
+          <w:insideH w:val="single" w:color="auto" w:sz="4"/>
+          <w:insideV w:val="single" w:color="auto" w:sz="4"/>
+        </w:tblBorders>
+      </w:tblPr>
+      <w:tblGrid>
+        <w:gridCol w:w="800"/>
+        <w:gridCol w:w="2100"/>
+        <w:gridCol w:w="2400"/>
+        <w:gridCol w:w="2400"/>
+        <w:gridCol w:w="1326"/>
+      </w:tblGrid>
+      <w:tr>
+        <w:trPr>
+          <w:tblHeader/>
+        </w:trPr>
+        <w:tc>
+          <w:tcPr>
+            <w:tcW w:type="dxa" w:w="800"/>
+            <w:tcBorders>
+              <w:top w:val="single" w:color="BBBBBB" w:sz="1"/>
+              <w:left w:val="single" w:color="BBBBBB" w:sz="1"/>
+              <w:bottom w:val="single" w:color="BBBBBB" w:sz="1"/>
+              <w:right w:val="single" w:color="BBBBBB" w:sz="1"/>
+            </w:tcBorders>
+            <w:shd w:fill="2E5A88" w:color="auto" w:val="clear"/>
+            <w:tcMar>
+              <w:top w:type="dxa" w:w="60"/>
+              <w:left w:type="dxa" w:w="110"/>
+              <w:bottom w:type="dxa" w:w="60"/>
+              <w:right w:type="dxa" w:w="110"/>
+            </w:tcMar>
+            <w:vAlign w:val="center"/>
+          </w:tcPr>
+          <w:p>
+            <w:pPr>
+              <w:spacing w:after="0"/>
+            </w:pPr>
+            <w:r>
+              <w:rPr>
+                <w:b/>
+                <w:bCs/>
+                <w:color w:val="FFFFFF"/>
+                <w:sz w:val="20"/>
+                <w:szCs w:val="20"/>
+              </w:rPr>
+              <w:t xml:space="preserve">ID</w:t>
+            </w:r>
+          </w:p>
+        </w:tc>
+        <w:tc>
+          <w:tcPr>
+            <w:tcW w:type="dxa" w:w="2100"/>
+            <w:tcBorders>
+              <w:top w:val="single" w:color="BBBBBB" w:sz="1"/>
+              <w:left w:val="single" w:color="BBBBBB" w:sz="1"/>
+              <w:bottom w:val="single" w:color="BBBBBB" w:sz="1"/>
+              <w:right w:val="single" w:color="BBBBBB" w:sz="1"/>
+            </w:tcBorders>
+            <w:shd w:fill="2E5A88" w:color="auto" w:val="clear"/>
+            <w:tcMar>
+              <w:top w:type="dxa" w:w="60"/>
+              <w:left w:type="dxa" w:w="110"/>
+              <w:bottom w:type="dxa" w:w="60"/>
+              <w:right w:type="dxa" w:w="110"/>
+            </w:tcMar>
+            <w:vAlign w:val="center"/>
+          </w:tcPr>
+          <w:p>
+            <w:pPr>
+              <w:spacing w:after="0"/>
+            </w:pPr>
+            <w:r>
+              <w:rPr>
+                <w:b/>
+                <w:bCs/>
+                <w:color w:val="FFFFFF"/>
+                <w:sz w:val="20"/>
+                <w:szCs w:val="20"/>
+              </w:rPr>
+              <w:t xml:space="preserve">대상</w:t>
+            </w:r>
+          </w:p>
+        </w:tc>
+        <w:tc>
+          <w:tcPr>
+            <w:tcW w:type="dxa" w:w="2400"/>
+            <w:tcBorders>
+              <w:top w:val="single" w:color="BBBBBB" w:sz="1"/>
+              <w:left w:val="single" w:color="BBBBBB" w:sz="1"/>
+              <w:bottom w:val="single" w:color="BBBBBB" w:sz="1"/>
+              <w:right w:val="single" w:color="BBBBBB" w:sz="1"/>
+            </w:tcBorders>
+            <w:shd w:fill="2E5A88" w:color="auto" w:val="clear"/>
+            <w:tcMar>
+              <w:top w:type="dxa" w:w="60"/>
+              <w:left w:type="dxa" w:w="110"/>
+              <w:bottom w:type="dxa" w:w="60"/>
+              <w:right w:type="dxa" w:w="110"/>
+            </w:tcMar>
+            <w:vAlign w:val="center"/>
+          </w:tcPr>
+          <w:p>
+            <w:pPr>
+              <w:spacing w:after="0"/>
+            </w:pPr>
+            <w:r>
+              <w:rPr>
+                <w:b/>
+                <w:bCs/>
+                <w:color w:val="FFFFFF"/>
+                <w:sz w:val="20"/>
+                <w:szCs w:val="20"/>
+              </w:rPr>
+              <w:t xml:space="preserve">시나리오</w:t>
+            </w:r>
+          </w:p>
+        </w:tc>
+        <w:tc>
+          <w:tcPr>
+            <w:tcW w:type="dxa" w:w="2400"/>
+            <w:tcBorders>
+              <w:top w:val="single" w:color="BBBBBB" w:sz="1"/>
+              <w:left w:val="single" w:color="BBBBBB" w:sz="1"/>
+              <w:bottom w:val="single" w:color="BBBBBB" w:sz="1"/>
+              <w:right w:val="single" w:color="BBBBBB" w:sz="1"/>
+            </w:tcBorders>
+            <w:shd w:fill="2E5A88" w:color="auto" w:val="clear"/>
+            <w:tcMar>
+              <w:top w:type="dxa" w:w="60"/>
+              <w:left w:type="dxa" w:w="110"/>
+              <w:bottom w:type="dxa" w:w="60"/>
+              <w:right w:type="dxa" w:w="110"/>
+            </w:tcMar>
+            <w:vAlign w:val="center"/>
+          </w:tcPr>
+          <w:p>
+            <w:pPr>
+              <w:spacing w:after="0"/>
+            </w:pPr>
+            <w:r>
+              <w:rPr>
+                <w:b/>
+                <w:bCs/>
+                <w:color w:val="FFFFFF"/>
+                <w:sz w:val="20"/>
+                <w:szCs w:val="20"/>
+              </w:rPr>
+              <w:t xml:space="preserve">기대</w:t>
+            </w:r>
+          </w:p>
+        </w:tc>
+        <w:tc>
+          <w:tcPr>
+            <w:tcW w:type="dxa" w:w="1326"/>
+            <w:tcBorders>
+              <w:top w:val="single" w:color="BBBBBB" w:sz="1"/>
+              <w:left w:val="single" w:color="BBBBBB" w:sz="1"/>
+              <w:bottom w:val="single" w:color="BBBBBB" w:sz="1"/>
+              <w:right w:val="single" w:color="BBBBBB" w:sz="1"/>
+            </w:tcBorders>
+            <w:shd w:fill="2E5A88" w:color="auto" w:val="clear"/>
+            <w:tcMar>
+              <w:top w:type="dxa" w:w="60"/>
+              <w:left w:type="dxa" w:w="110"/>
+              <w:bottom w:type="dxa" w:w="60"/>
+              <w:right w:type="dxa" w:w="110"/>
+            </w:tcMar>
+            <w:vAlign w:val="center"/>
+          </w:tcPr>
+          <w:p>
+            <w:pPr>
+              <w:spacing w:after="0"/>
+            </w:pPr>
+            <w:r>
+              <w:rPr>
+                <w:b/>
+                <w:bCs/>
+                <w:color w:val="FFFFFF"/>
+                <w:sz w:val="20"/>
+                <w:szCs w:val="20"/>
+              </w:rPr>
+              <w:t xml:space="preserve">추적</w:t>
+            </w:r>
+          </w:p>
+        </w:tc>
+      </w:tr>
+      <w:tr>
+        <w:tc>
+          <w:tcPr>
+            <w:tcW w:type="dxa" w:w="800"/>
+            <w:tcBorders>
+              <w:top w:val="single" w:color="BBBBBB" w:sz="1"/>
+              <w:left w:val="single" w:color="BBBBBB" w:sz="1"/>
+              <w:bottom w:val="single" w:color="BBBBBB" w:sz="1"/>
+              <w:right w:val="single" w:color="BBBBBB" w:sz="1"/>
+            </w:tcBorders>
+            <w:tcMar>
+              <w:top w:type="dxa" w:w="60"/>
+              <w:left w:type="dxa" w:w="110"/>
+              <w:bottom w:type="dxa" w:w="60"/>
+              <w:right w:type="dxa" w:w="110"/>
+            </w:tcMar>
+            <w:vAlign w:val="center"/>
+          </w:tcPr>
+          <w:p>
+            <w:pPr>
+              <w:spacing w:after="0"/>
+            </w:pPr>
+            <w:r>
+              <w:rPr>
+                <w:b w:val="false"/>
+                <w:bCs w:val="false"/>
+                <w:sz w:val="20"/>
+                <w:szCs w:val="20"/>
+              </w:rPr>
+              <w:t xml:space="preserve">UT-T2</w:t>
+            </w:r>
+          </w:p>
+        </w:tc>
+        <w:tc>
+          <w:tcPr>
+            <w:tcW w:type="dxa" w:w="2100"/>
+            <w:tcBorders>
+              <w:top w:val="single" w:color="BBBBBB" w:sz="1"/>
+              <w:left w:val="single" w:color="BBBBBB" w:sz="1"/>
+              <w:bottom w:val="single" w:color="BBBBBB" w:sz="1"/>
+              <w:right w:val="single" w:color="BBBBBB" w:sz="1"/>
+            </w:tcBorders>
+            <w:tcMar>
+              <w:top w:type="dxa" w:w="60"/>
+              <w:left w:type="dxa" w:w="110"/>
+              <w:bottom w:type="dxa" w:w="60"/>
+              <w:right w:type="dxa" w:w="110"/>
+            </w:tcMar>
+            <w:vAlign w:val="center"/>
+          </w:tcPr>
+          <w:p>
+            <w:pPr>
+              <w:spacing w:after="0"/>
+            </w:pPr>
+            <w:r>
+              <w:rPr>
+                <w:b w:val="false"/>
+                <w:bCs w:val="false"/>
+                <w:sz w:val="20"/>
+                <w:szCs w:val="20"/>
+              </w:rPr>
+              <w:t xml:space="preserve">predictOverflowRatio</w:t>
+            </w:r>
+          </w:p>
+        </w:tc>
+        <w:tc>
+          <w:tcPr>
+            <w:tcW w:type="dxa" w:w="2400"/>
+            <w:tcBorders>
+              <w:top w:val="single" w:color="BBBBBB" w:sz="1"/>
+              <w:left w:val="single" w:color="BBBBBB" w:sz="1"/>
+              <w:bottom w:val="single" w:color="BBBBBB" w:sz="1"/>
+              <w:right w:val="single" w:color="BBBBBB" w:sz="1"/>
+            </w:tcBorders>
+            <w:tcMar>
+              <w:top w:type="dxa" w:w="60"/>
+              <w:left w:type="dxa" w:w="110"/>
+              <w:bottom w:type="dxa" w:w="60"/>
+              <w:right w:type="dxa" w:w="110"/>
+            </w:tcMar>
+            <w:vAlign w:val="center"/>
+          </w:tcPr>
+          <w:p>
+            <w:pPr>
+              <w:spacing w:after="0"/>
+            </w:pPr>
+            <w:r>
+              <w:rPr>
+                <w:b w:val="false"/>
+                <w:bCs w:val="false"/>
+                <w:sz w:val="20"/>
+                <w:szCs w:val="20"/>
+              </w:rPr>
+              <w:t xml:space="preserve">truckCount=0</w:t>
+            </w:r>
+          </w:p>
+        </w:tc>
+        <w:tc>
+          <w:tcPr>
+            <w:tcW w:type="dxa" w:w="2400"/>
+            <w:tcBorders>
+              <w:top w:val="single" w:color="BBBBBB" w:sz="1"/>
+              <w:left w:val="single" w:color="BBBBBB" w:sz="1"/>
+              <w:bottom w:val="single" w:color="BBBBBB" w:sz="1"/>
+              <w:right w:val="single" w:color="BBBBBB" w:sz="1"/>
+            </w:tcBorders>
+            <w:tcMar>
+              <w:top w:type="dxa" w:w="60"/>
+              <w:left w:type="dxa" w:w="110"/>
+              <w:bottom w:type="dxa" w:w="60"/>
+              <w:right w:type="dxa" w:w="110"/>
+            </w:tcMar>
+            <w:vAlign w:val="center"/>
+          </w:tcPr>
+          <w:p>
+            <w:pPr>
+              <w:spacing w:after="0"/>
+            </w:pPr>
+            <w:r>
+              <w:rPr>
+                <w:b w:val="false"/>
+                <w:bCs w:val="false"/>
+                <w:sz w:val="20"/>
+                <w:szCs w:val="20"/>
+              </w:rPr>
+              <w:t xml:space="preserve">비율 ≥ 1.5</w:t>
+            </w:r>
+          </w:p>
+        </w:tc>
+        <w:tc>
+          <w:tcPr>
+            <w:tcW w:type="dxa" w:w="1326"/>
+            <w:tcBorders>
+              <w:top w:val="single" w:color="BBBBBB" w:sz="1"/>
+              <w:left w:val="single" w:color="BBBBBB" w:sz="1"/>
+              <w:bottom w:val="single" w:color="BBBBBB" w:sz="1"/>
+              <w:right w:val="single" w:color="BBBBBB" w:sz="1"/>
+            </w:tcBorders>
+            <w:tcMar>
+              <w:top w:type="dxa" w:w="60"/>
+              <w:left w:type="dxa" w:w="110"/>
+              <w:bottom w:type="dxa" w:w="60"/>
+              <w:right w:type="dxa" w:w="110"/>
+            </w:tcMar>
+            <w:vAlign w:val="center"/>
+          </w:tcPr>
+          <w:p>
+            <w:pPr>
+              <w:spacing w:after="0"/>
+            </w:pPr>
+            <w:r>
+              <w:rPr>
+                <w:b w:val="false"/>
+                <w:bCs w:val="false"/>
+                <w:sz w:val="20"/>
+                <w:szCs w:val="20"/>
+              </w:rPr>
+              <w:t xml:space="preserve">FR-44</w:t>
+            </w:r>
+          </w:p>
+        </w:tc>
+      </w:tr>
+      <w:tr>
+        <w:tc>
+          <w:tcPr>
+            <w:tcW w:type="dxa" w:w="800"/>
+            <w:tcBorders>
+              <w:top w:val="single" w:color="BBBBBB" w:sz="1"/>
+              <w:left w:val="single" w:color="BBBBBB" w:sz="1"/>
+              <w:bottom w:val="single" w:color="BBBBBB" w:sz="1"/>
+              <w:right w:val="single" w:color="BBBBBB" w:sz="1"/>
+            </w:tcBorders>
+            <w:shd w:fill="EEF3F8" w:color="auto" w:val="clear"/>
+            <w:tcMar>
+              <w:top w:type="dxa" w:w="60"/>
+              <w:left w:type="dxa" w:w="110"/>
+              <w:bottom w:type="dxa" w:w="60"/>
+              <w:right w:type="dxa" w:w="110"/>
+            </w:tcMar>
+            <w:vAlign w:val="center"/>
+          </w:tcPr>
+          <w:p>
+            <w:pPr>
+              <w:spacing w:after="0"/>
+            </w:pPr>
+            <w:r>
+              <w:rPr>
+                <w:b w:val="false"/>
+                <w:bCs w:val="false"/>
+                <w:sz w:val="20"/>
+                <w:szCs w:val="20"/>
+              </w:rPr>
+              <w:t xml:space="preserve">UT-T3</w:t>
+            </w:r>
+          </w:p>
+        </w:tc>
+        <w:tc>
+          <w:tcPr>
+            <w:tcW w:type="dxa" w:w="2100"/>
+            <w:tcBorders>
+              <w:top w:val="single" w:color="BBBBBB" w:sz="1"/>
+              <w:left w:val="single" w:color="BBBBBB" w:sz="1"/>
+              <w:bottom w:val="single" w:color="BBBBBB" w:sz="1"/>
+              <w:right w:val="single" w:color="BBBBBB" w:sz="1"/>
+            </w:tcBorders>
+            <w:shd w:fill="EEF3F8" w:color="auto" w:val="clear"/>
+            <w:tcMar>
+              <w:top w:type="dxa" w:w="60"/>
+              <w:left w:type="dxa" w:w="110"/>
+              <w:bottom w:type="dxa" w:w="60"/>
+              <w:right w:type="dxa" w:w="110"/>
+            </w:tcMar>
+            <w:vAlign w:val="center"/>
+          </w:tcPr>
+          <w:p>
+            <w:pPr>
+              <w:spacing w:after="0"/>
+            </w:pPr>
+            <w:r>
+              <w:rPr>
+                <w:b w:val="false"/>
+                <w:bCs w:val="false"/>
+                <w:sz w:val="20"/>
+                <w:szCs w:val="20"/>
+              </w:rPr>
+              <w:t xml:space="preserve">Validator V-T1</w:t>
+            </w:r>
+          </w:p>
+        </w:tc>
+        <w:tc>
+          <w:tcPr>
+            <w:tcW w:type="dxa" w:w="2400"/>
+            <w:tcBorders>
+              <w:top w:val="single" w:color="BBBBBB" w:sz="1"/>
+              <w:left w:val="single" w:color="BBBBBB" w:sz="1"/>
+              <w:bottom w:val="single" w:color="BBBBBB" w:sz="1"/>
+              <w:right w:val="single" w:color="BBBBBB" w:sz="1"/>
+            </w:tcBorders>
+            <w:shd w:fill="EEF3F8" w:color="auto" w:val="clear"/>
+            <w:tcMar>
+              <w:top w:type="dxa" w:w="60"/>
+              <w:left w:type="dxa" w:w="110"/>
+              <w:bottom w:type="dxa" w:w="60"/>
+              <w:right w:type="dxa" w:w="110"/>
+            </w:tcMar>
+            <w:vAlign w:val="center"/>
+          </w:tcPr>
+          <w:p>
+            <w:pPr>
+              <w:spacing w:after="0"/>
+            </w:pPr>
+            <w:r>
+              <w:rPr>
+                <w:b w:val="false"/>
+                <w:bCs w:val="false"/>
+                <w:sz w:val="20"/>
+                <w:szCs w:val="20"/>
+              </w:rPr>
+              <w:t xml:space="preserve">truckCount=0</w:t>
+            </w:r>
+          </w:p>
+        </w:tc>
+        <w:tc>
+          <w:tcPr>
+            <w:tcW w:type="dxa" w:w="2400"/>
+            <w:tcBorders>
+              <w:top w:val="single" w:color="BBBBBB" w:sz="1"/>
+              <w:left w:val="single" w:color="BBBBBB" w:sz="1"/>
+              <w:bottom w:val="single" w:color="BBBBBB" w:sz="1"/>
+              <w:right w:val="single" w:color="BBBBBB" w:sz="1"/>
+            </w:tcBorders>
+            <w:shd w:fill="EEF3F8" w:color="auto" w:val="clear"/>
+            <w:tcMar>
+              <w:top w:type="dxa" w:w="60"/>
+              <w:left w:type="dxa" w:w="110"/>
+              <w:bottom w:type="dxa" w:w="60"/>
+              <w:right w:type="dxa" w:w="110"/>
+            </w:tcMar>
+            <w:vAlign w:val="center"/>
+          </w:tcPr>
+          <w:p>
+            <w:pPr>
+              <w:spacing w:after="0"/>
+            </w:pPr>
+            <w:r>
+              <w:rPr>
+                <w:b w:val="false"/>
+                <w:bCs w:val="false"/>
+                <w:sz w:val="20"/>
+                <w:szCs w:val="20"/>
+              </w:rPr>
+              <w:t xml:space="preserve">TRUCK_COUNT_ZERO</w:t>
+            </w:r>
+          </w:p>
+        </w:tc>
+        <w:tc>
+          <w:tcPr>
+            <w:tcW w:type="dxa" w:w="1326"/>
+            <w:tcBorders>
+              <w:top w:val="single" w:color="BBBBBB" w:sz="1"/>
+              <w:left w:val="single" w:color="BBBBBB" w:sz="1"/>
+              <w:bottom w:val="single" w:color="BBBBBB" w:sz="1"/>
+              <w:right w:val="single" w:color="BBBBBB" w:sz="1"/>
+            </w:tcBorders>
+            <w:shd w:fill="EEF3F8" w:color="auto" w:val="clear"/>
+            <w:tcMar>
+              <w:top w:type="dxa" w:w="60"/>
+              <w:left w:type="dxa" w:w="110"/>
+              <w:bottom w:type="dxa" w:w="60"/>
+              <w:right w:type="dxa" w:w="110"/>
+            </w:tcMar>
+            <w:vAlign w:val="center"/>
+          </w:tcPr>
+          <w:p>
+            <w:pPr>
+              <w:spacing w:after="0"/>
+            </w:pPr>
+            <w:r>
+              <w:rPr>
+                <w:b w:val="false"/>
+                <w:bCs w:val="false"/>
+                <w:sz w:val="20"/>
+                <w:szCs w:val="20"/>
+              </w:rPr>
+              <w:t xml:space="preserve">FR-44</w:t>
+            </w:r>
+          </w:p>
+        </w:tc>
+      </w:tr>
+      <w:tr>
+        <w:tc>
+          <w:tcPr>
+            <w:tcW w:type="dxa" w:w="800"/>
+            <w:tcBorders>
+              <w:top w:val="single" w:color="BBBBBB" w:sz="1"/>
+              <w:left w:val="single" w:color="BBBBBB" w:sz="1"/>
+              <w:bottom w:val="single" w:color="BBBBBB" w:sz="1"/>
+              <w:right w:val="single" w:color="BBBBBB" w:sz="1"/>
+            </w:tcBorders>
+            <w:tcMar>
+              <w:top w:type="dxa" w:w="60"/>
+              <w:left w:type="dxa" w:w="110"/>
+              <w:bottom w:type="dxa" w:w="60"/>
+              <w:right w:type="dxa" w:w="110"/>
+            </w:tcMar>
+            <w:vAlign w:val="center"/>
+          </w:tcPr>
+          <w:p>
+            <w:pPr>
+              <w:spacing w:after="0"/>
+            </w:pPr>
+            <w:r>
+              <w:rPr>
+                <w:b w:val="false"/>
+                <w:bCs w:val="false"/>
+                <w:sz w:val="20"/>
+                <w:szCs w:val="20"/>
+              </w:rPr>
+              <w:t xml:space="preserve">UT-T4</w:t>
+            </w:r>
+          </w:p>
+        </w:tc>
+        <w:tc>
+          <w:tcPr>
+            <w:tcW w:type="dxa" w:w="2100"/>
+            <w:tcBorders>
+              <w:top w:val="single" w:color="BBBBBB" w:sz="1"/>
+              <w:left w:val="single" w:color="BBBBBB" w:sz="1"/>
+              <w:bottom w:val="single" w:color="BBBBBB" w:sz="1"/>
+              <w:right w:val="single" w:color="BBBBBB" w:sz="1"/>
+            </w:tcBorders>
+            <w:tcMar>
+              <w:top w:type="dxa" w:w="60"/>
+              <w:left w:type="dxa" w:w="110"/>
+              <w:bottom w:type="dxa" w:w="60"/>
+              <w:right w:type="dxa" w:w="110"/>
+            </w:tcMar>
+            <w:vAlign w:val="center"/>
+          </w:tcPr>
+          <w:p>
+            <w:pPr>
+              <w:spacing w:after="0"/>
+            </w:pPr>
+            <w:r>
+              <w:rPr>
+                <w:b w:val="false"/>
+                <w:bCs w:val="false"/>
+                <w:sz w:val="20"/>
+                <w:szCs w:val="20"/>
+              </w:rPr>
+              <w:t xml:space="preserve">Validator V-T2</w:t>
+            </w:r>
+          </w:p>
+        </w:tc>
+        <w:tc>
+          <w:tcPr>
+            <w:tcW w:type="dxa" w:w="2400"/>
+            <w:tcBorders>
+              <w:top w:val="single" w:color="BBBBBB" w:sz="1"/>
+              <w:left w:val="single" w:color="BBBBBB" w:sz="1"/>
+              <w:bottom w:val="single" w:color="BBBBBB" w:sz="1"/>
+              <w:right w:val="single" w:color="BBBBBB" w:sz="1"/>
+            </w:tcBorders>
+            <w:tcMar>
+              <w:top w:type="dxa" w:w="60"/>
+              <w:left w:type="dxa" w:w="110"/>
+              <w:bottom w:type="dxa" w:w="60"/>
+              <w:right w:type="dxa" w:w="110"/>
+            </w:tcMar>
+            <w:vAlign w:val="center"/>
+          </w:tcPr>
+          <w:p>
+            <w:pPr>
+              <w:spacing w:after="0"/>
+            </w:pPr>
+            <w:r>
+              <w:rPr>
+                <w:b w:val="false"/>
+                <w:bCs w:val="false"/>
+                <w:sz w:val="20"/>
+                <w:szCs w:val="20"/>
+              </w:rPr>
+              <w:t xml:space="preserve">collectionIntervalDays=999(사실상 중단)</w:t>
+            </w:r>
+          </w:p>
+        </w:tc>
+        <w:tc>
+          <w:tcPr>
+            <w:tcW w:type="dxa" w:w="2400"/>
+            <w:tcBorders>
+              <w:top w:val="single" w:color="BBBBBB" w:sz="1"/>
+              <w:left w:val="single" w:color="BBBBBB" w:sz="1"/>
+              <w:bottom w:val="single" w:color="BBBBBB" w:sz="1"/>
+              <w:right w:val="single" w:color="BBBBBB" w:sz="1"/>
+            </w:tcBorders>
+            <w:tcMar>
+              <w:top w:type="dxa" w:w="60"/>
+              <w:left w:type="dxa" w:w="110"/>
+              <w:bottom w:type="dxa" w:w="60"/>
+              <w:right w:type="dxa" w:w="110"/>
+            </w:tcMar>
+            <w:vAlign w:val="center"/>
+          </w:tcPr>
+          <w:p>
+            <w:pPr>
+              <w:spacing w:after="0"/>
+            </w:pPr>
+            <w:r>
+              <w:rPr>
+                <w:b w:val="false"/>
+                <w:bCs w:val="false"/>
+                <w:sz w:val="20"/>
+                <w:szCs w:val="20"/>
+              </w:rPr>
+              <w:t xml:space="preserve">CRITICAL_WASTE_ACCUMULATION</w:t>
+            </w:r>
+          </w:p>
+        </w:tc>
+        <w:tc>
+          <w:tcPr>
+            <w:tcW w:type="dxa" w:w="1326"/>
+            <w:tcBorders>
+              <w:top w:val="single" w:color="BBBBBB" w:sz="1"/>
+              <w:left w:val="single" w:color="BBBBBB" w:sz="1"/>
+              <w:bottom w:val="single" w:color="BBBBBB" w:sz="1"/>
+              <w:right w:val="single" w:color="BBBBBB" w:sz="1"/>
+            </w:tcBorders>
+            <w:tcMar>
+              <w:top w:type="dxa" w:w="60"/>
+              <w:left w:type="dxa" w:w="110"/>
+              <w:bottom w:type="dxa" w:w="60"/>
+              <w:right w:type="dxa" w:w="110"/>
+            </w:tcMar>
+            <w:vAlign w:val="center"/>
+          </w:tcPr>
+          <w:p>
+            <w:pPr>
+              <w:spacing w:after="0"/>
+            </w:pPr>
+            <w:r>
+              <w:rPr>
+                <w:b w:val="false"/>
+                <w:bCs w:val="false"/>
+                <w:sz w:val="20"/>
+                <w:szCs w:val="20"/>
+              </w:rPr>
+              <w:t xml:space="preserve">FR-44</w:t>
+            </w:r>
+          </w:p>
+        </w:tc>
+      </w:tr>
+      <w:tr>
+        <w:tc>
+          <w:tcPr>
+            <w:tcW w:type="dxa" w:w="800"/>
+            <w:tcBorders>
+              <w:top w:val="single" w:color="BBBBBB" w:sz="1"/>
+              <w:left w:val="single" w:color="BBBBBB" w:sz="1"/>
+              <w:bottom w:val="single" w:color="BBBBBB" w:sz="1"/>
+              <w:right w:val="single" w:color="BBBBBB" w:sz="1"/>
+            </w:tcBorders>
+            <w:shd w:fill="EEF3F8" w:color="auto" w:val="clear"/>
+            <w:tcMar>
+              <w:top w:type="dxa" w:w="60"/>
+              <w:left w:type="dxa" w:w="110"/>
+              <w:bottom w:type="dxa" w:w="60"/>
+              <w:right w:type="dxa" w:w="110"/>
+            </w:tcMar>
+            <w:vAlign w:val="center"/>
+          </w:tcPr>
+          <w:p>
+            <w:pPr>
+              <w:spacing w:after="0"/>
+            </w:pPr>
+            <w:r>
+              <w:rPr>
+                <w:b w:val="false"/>
+                <w:bCs w:val="false"/>
+                <w:sz w:val="20"/>
+                <w:szCs w:val="20"/>
+              </w:rPr>
+              <w:t xml:space="preserve">UT-T5</w:t>
+            </w:r>
+          </w:p>
+        </w:tc>
+        <w:tc>
+          <w:tcPr>
+            <w:tcW w:type="dxa" w:w="2100"/>
+            <w:tcBorders>
+              <w:top w:val="single" w:color="BBBBBB" w:sz="1"/>
+              <w:left w:val="single" w:color="BBBBBB" w:sz="1"/>
+              <w:bottom w:val="single" w:color="BBBBBB" w:sz="1"/>
+              <w:right w:val="single" w:color="BBBBBB" w:sz="1"/>
+            </w:tcBorders>
+            <w:shd w:fill="EEF3F8" w:color="auto" w:val="clear"/>
+            <w:tcMar>
+              <w:top w:type="dxa" w:w="60"/>
+              <w:left w:type="dxa" w:w="110"/>
+              <w:bottom w:type="dxa" w:w="60"/>
+              <w:right w:type="dxa" w:w="110"/>
+            </w:tcMar>
+            <w:vAlign w:val="center"/>
+          </w:tcPr>
+          <w:p>
+            <w:pPr>
+              <w:spacing w:after="0"/>
+            </w:pPr>
+            <w:r>
+              <w:rPr>
+                <w:b w:val="false"/>
+                <w:bCs w:val="false"/>
+                <w:sz w:val="20"/>
+                <w:szCs w:val="20"/>
+              </w:rPr>
+              <w:t xml:space="preserve">Validator V-T3</w:t>
+            </w:r>
+          </w:p>
+        </w:tc>
+        <w:tc>
+          <w:tcPr>
+            <w:tcW w:type="dxa" w:w="2400"/>
+            <w:tcBorders>
+              <w:top w:val="single" w:color="BBBBBB" w:sz="1"/>
+              <w:left w:val="single" w:color="BBBBBB" w:sz="1"/>
+              <w:bottom w:val="single" w:color="BBBBBB" w:sz="1"/>
+              <w:right w:val="single" w:color="BBBBBB" w:sz="1"/>
+            </w:tcBorders>
+            <w:shd w:fill="EEF3F8" w:color="auto" w:val="clear"/>
+            <w:tcMar>
+              <w:top w:type="dxa" w:w="60"/>
+              <w:left w:type="dxa" w:w="110"/>
+              <w:bottom w:type="dxa" w:w="60"/>
+              <w:right w:type="dxa" w:w="110"/>
+            </w:tcMar>
+            <w:vAlign w:val="center"/>
+          </w:tcPr>
+          <w:p>
+            <w:pPr>
+              <w:spacing w:after="0"/>
+            </w:pPr>
+            <w:r>
+              <w:rPr>
+                <w:b w:val="false"/>
+                <w:bCs w:val="false"/>
+                <w:sz w:val="20"/>
+                <w:szCs w:val="20"/>
+              </w:rPr>
+              <w:t xml:space="preserve">LARGE_5TON + 골목</w:t>
+            </w:r>
+          </w:p>
+        </w:tc>
+        <w:tc>
+          <w:tcPr>
+            <w:tcW w:type="dxa" w:w="2400"/>
+            <w:tcBorders>
+              <w:top w:val="single" w:color="BBBBBB" w:sz="1"/>
+              <w:left w:val="single" w:color="BBBBBB" w:sz="1"/>
+              <w:bottom w:val="single" w:color="BBBBBB" w:sz="1"/>
+              <w:right w:val="single" w:color="BBBBBB" w:sz="1"/>
+            </w:tcBorders>
+            <w:shd w:fill="EEF3F8" w:color="auto" w:val="clear"/>
+            <w:tcMar>
+              <w:top w:type="dxa" w:w="60"/>
+              <w:left w:type="dxa" w:w="110"/>
+              <w:bottom w:type="dxa" w:w="60"/>
+              <w:right w:type="dxa" w:w="110"/>
+            </w:tcMar>
+            <w:vAlign w:val="center"/>
+          </w:tcPr>
+          <w:p>
+            <w:pPr>
+              <w:spacing w:after="0"/>
+            </w:pPr>
+            <w:r>
+              <w:rPr>
+                <w:b w:val="false"/>
+                <w:bCs w:val="false"/>
+                <w:sz w:val="20"/>
+                <w:szCs w:val="20"/>
+              </w:rPr>
+              <w:t xml:space="preserve">TRAFFIC_INFEASIBLE</w:t>
+            </w:r>
+          </w:p>
+        </w:tc>
+        <w:tc>
+          <w:tcPr>
+            <w:tcW w:type="dxa" w:w="1326"/>
+            <w:tcBorders>
+              <w:top w:val="single" w:color="BBBBBB" w:sz="1"/>
+              <w:left w:val="single" w:color="BBBBBB" w:sz="1"/>
+              <w:bottom w:val="single" w:color="BBBBBB" w:sz="1"/>
+              <w:right w:val="single" w:color="BBBBBB" w:sz="1"/>
+            </w:tcBorders>
+            <w:shd w:fill="EEF3F8" w:color="auto" w:val="clear"/>
+            <w:tcMar>
+              <w:top w:type="dxa" w:w="60"/>
+              <w:left w:type="dxa" w:w="110"/>
+              <w:bottom w:type="dxa" w:w="60"/>
+              <w:right w:type="dxa" w:w="110"/>
+            </w:tcMar>
+            <w:vAlign w:val="center"/>
+          </w:tcPr>
+          <w:p>
+            <w:pPr>
+              <w:spacing w:after="0"/>
+            </w:pPr>
+            <w:r>
+              <w:rPr>
+                <w:b w:val="false"/>
+                <w:bCs w:val="false"/>
+                <w:sz w:val="20"/>
+                <w:szCs w:val="20"/>
+              </w:rPr>
+              <w:t xml:space="preserve">FR-41,44</w:t>
+            </w:r>
+          </w:p>
+        </w:tc>
+      </w:tr>
+      <w:tr>
+        <w:tc>
+          <w:tcPr>
+            <w:tcW w:type="dxa" w:w="800"/>
+            <w:tcBorders>
+              <w:top w:val="single" w:color="BBBBBB" w:sz="1"/>
+              <w:left w:val="single" w:color="BBBBBB" w:sz="1"/>
+              <w:bottom w:val="single" w:color="BBBBBB" w:sz="1"/>
+              <w:right w:val="single" w:color="BBBBBB" w:sz="1"/>
+            </w:tcBorders>
+            <w:tcMar>
+              <w:top w:type="dxa" w:w="60"/>
+              <w:left w:type="dxa" w:w="110"/>
+              <w:bottom w:type="dxa" w:w="60"/>
+              <w:right w:type="dxa" w:w="110"/>
+            </w:tcMar>
+            <w:vAlign w:val="center"/>
+          </w:tcPr>
+          <w:p>
+            <w:pPr>
+              <w:spacing w:after="0"/>
+            </w:pPr>
+            <w:r>
+              <w:rPr>
+                <w:b w:val="false"/>
+                <w:bCs w:val="false"/>
+                <w:sz w:val="20"/>
+                <w:szCs w:val="20"/>
+              </w:rPr>
+              <w:t xml:space="preserve">UT-T6</w:t>
+            </w:r>
+          </w:p>
+        </w:tc>
+        <w:tc>
+          <w:tcPr>
+            <w:tcW w:type="dxa" w:w="2100"/>
+            <w:tcBorders>
+              <w:top w:val="single" w:color="BBBBBB" w:sz="1"/>
+              <w:left w:val="single" w:color="BBBBBB" w:sz="1"/>
+              <w:bottom w:val="single" w:color="BBBBBB" w:sz="1"/>
+              <w:right w:val="single" w:color="BBBBBB" w:sz="1"/>
+            </w:tcBorders>
+            <w:tcMar>
+              <w:top w:type="dxa" w:w="60"/>
+              <w:left w:type="dxa" w:w="110"/>
+              <w:bottom w:type="dxa" w:w="60"/>
+              <w:right w:type="dxa" w:w="110"/>
+            </w:tcMar>
+            <w:vAlign w:val="center"/>
+          </w:tcPr>
+          <w:p>
+            <w:pPr>
+              <w:spacing w:after="0"/>
+            </w:pPr>
+            <w:r>
+              <w:rPr>
+                <w:b w:val="false"/>
+                <w:bCs w:val="false"/>
+                <w:sz w:val="20"/>
+                <w:szCs w:val="20"/>
+              </w:rPr>
+              <w:t xml:space="preserve">V-T3 대조군</w:t>
+            </w:r>
+          </w:p>
+        </w:tc>
+        <w:tc>
+          <w:tcPr>
+            <w:tcW w:type="dxa" w:w="2400"/>
+            <w:tcBorders>
+              <w:top w:val="single" w:color="BBBBBB" w:sz="1"/>
+              <w:left w:val="single" w:color="BBBBBB" w:sz="1"/>
+              <w:bottom w:val="single" w:color="BBBBBB" w:sz="1"/>
+              <w:right w:val="single" w:color="BBBBBB" w:sz="1"/>
+            </w:tcBorders>
+            <w:tcMar>
+              <w:top w:type="dxa" w:w="60"/>
+              <w:left w:type="dxa" w:w="110"/>
+              <w:bottom w:type="dxa" w:w="60"/>
+              <w:right w:type="dxa" w:w="110"/>
+            </w:tcMar>
+            <w:vAlign w:val="center"/>
+          </w:tcPr>
+          <w:p>
+            <w:pPr>
+              <w:spacing w:after="0"/>
+            </w:pPr>
+            <w:r>
+              <w:rPr>
+                <w:b w:val="false"/>
+                <w:bCs w:val="false"/>
+                <w:sz w:val="20"/>
+                <w:szCs w:val="20"/>
+              </w:rPr>
+              <w:t xml:space="preserve">SMALL_1TON + 골목</w:t>
+            </w:r>
+          </w:p>
+        </w:tc>
+        <w:tc>
+          <w:tcPr>
+            <w:tcW w:type="dxa" w:w="2400"/>
+            <w:tcBorders>
+              <w:top w:val="single" w:color="BBBBBB" w:sz="1"/>
+              <w:left w:val="single" w:color="BBBBBB" w:sz="1"/>
+              <w:bottom w:val="single" w:color="BBBBBB" w:sz="1"/>
+              <w:right w:val="single" w:color="BBBBBB" w:sz="1"/>
+            </w:tcBorders>
+            <w:tcMar>
+              <w:top w:type="dxa" w:w="60"/>
+              <w:left w:type="dxa" w:w="110"/>
+              <w:bottom w:type="dxa" w:w="60"/>
+              <w:right w:type="dxa" w:w="110"/>
+            </w:tcMar>
+            <w:vAlign w:val="center"/>
+          </w:tcPr>
+          <w:p>
+            <w:pPr>
+              <w:spacing w:after="0"/>
+            </w:pPr>
+            <w:r>
+              <w:rPr>
+                <w:b w:val="false"/>
+                <w:bCs w:val="false"/>
+                <w:sz w:val="20"/>
+                <w:szCs w:val="20"/>
+              </w:rPr>
+              <w:t xml:space="preserve">ready=true(통과)</w:t>
+            </w:r>
+          </w:p>
+        </w:tc>
+        <w:tc>
+          <w:tcPr>
+            <w:tcW w:type="dxa" w:w="1326"/>
+            <w:tcBorders>
+              <w:top w:val="single" w:color="BBBBBB" w:sz="1"/>
+              <w:left w:val="single" w:color="BBBBBB" w:sz="1"/>
+              <w:bottom w:val="single" w:color="BBBBBB" w:sz="1"/>
+              <w:right w:val="single" w:color="BBBBBB" w:sz="1"/>
+            </w:tcBorders>
+            <w:tcMar>
+              <w:top w:type="dxa" w:w="60"/>
+              <w:left w:type="dxa" w:w="110"/>
+              <w:bottom w:type="dxa" w:w="60"/>
+              <w:right w:type="dxa" w:w="110"/>
+            </w:tcMar>
+            <w:vAlign w:val="center"/>
+          </w:tcPr>
+          <w:p>
+            <w:pPr>
+              <w:spacing w:after="0"/>
+            </w:pPr>
+            <w:r>
+              <w:rPr>
+                <w:b w:val="false"/>
+                <w:bCs w:val="false"/>
+                <w:sz w:val="20"/>
+                <w:szCs w:val="20"/>
+              </w:rPr>
+              <w:t xml:space="preserve">FR-41</w:t>
+            </w:r>
+          </w:p>
+        </w:tc>
+      </w:tr>
+      <w:tr>
+        <w:tc>
+          <w:tcPr>
+            <w:tcW w:type="dxa" w:w="800"/>
+            <w:tcBorders>
+              <w:top w:val="single" w:color="BBBBBB" w:sz="1"/>
+              <w:left w:val="single" w:color="BBBBBB" w:sz="1"/>
+              <w:bottom w:val="single" w:color="BBBBBB" w:sz="1"/>
+              <w:right w:val="single" w:color="BBBBBB" w:sz="1"/>
+            </w:tcBorders>
+            <w:shd w:fill="EEF3F8" w:color="auto" w:val="clear"/>
+            <w:tcMar>
+              <w:top w:type="dxa" w:w="60"/>
+              <w:left w:type="dxa" w:w="110"/>
+              <w:bottom w:type="dxa" w:w="60"/>
+              <w:right w:type="dxa" w:w="110"/>
+            </w:tcMar>
+            <w:vAlign w:val="center"/>
+          </w:tcPr>
+          <w:p>
+            <w:pPr>
+              <w:spacing w:after="0"/>
+            </w:pPr>
+            <w:r>
+              <w:rPr>
+                <w:b w:val="false"/>
+                <w:bCs w:val="false"/>
+                <w:sz w:val="20"/>
+                <w:szCs w:val="20"/>
+              </w:rPr>
+              <w:t xml:space="preserve">UT-T7</w:t>
+            </w:r>
+          </w:p>
+        </w:tc>
+        <w:tc>
+          <w:tcPr>
+            <w:tcW w:type="dxa" w:w="2100"/>
+            <w:tcBorders>
+              <w:top w:val="single" w:color="BBBBBB" w:sz="1"/>
+              <w:left w:val="single" w:color="BBBBBB" w:sz="1"/>
+              <w:bottom w:val="single" w:color="BBBBBB" w:sz="1"/>
+              <w:right w:val="single" w:color="BBBBBB" w:sz="1"/>
+            </w:tcBorders>
+            <w:shd w:fill="EEF3F8" w:color="auto" w:val="clear"/>
+            <w:tcMar>
+              <w:top w:type="dxa" w:w="60"/>
+              <w:left w:type="dxa" w:w="110"/>
+              <w:bottom w:type="dxa" w:w="60"/>
+              <w:right w:type="dxa" w:w="110"/>
+            </w:tcMar>
+            <w:vAlign w:val="center"/>
+          </w:tcPr>
+          <w:p>
+            <w:pPr>
+              <w:spacing w:after="0"/>
+            </w:pPr>
+            <w:r>
+              <w:rPr>
+                <w:b w:val="false"/>
+                <w:bCs w:val="false"/>
+                <w:sz w:val="20"/>
+                <w:szCs w:val="20"/>
+              </w:rPr>
+              <w:t xml:space="preserve">Validator V-T4</w:t>
+            </w:r>
+          </w:p>
+        </w:tc>
+        <w:tc>
+          <w:tcPr>
+            <w:tcW w:type="dxa" w:w="2400"/>
+            <w:tcBorders>
+              <w:top w:val="single" w:color="BBBBBB" w:sz="1"/>
+              <w:left w:val="single" w:color="BBBBBB" w:sz="1"/>
+              <w:bottom w:val="single" w:color="BBBBBB" w:sz="1"/>
+              <w:right w:val="single" w:color="BBBBBB" w:sz="1"/>
+            </w:tcBorders>
+            <w:shd w:fill="EEF3F8" w:color="auto" w:val="clear"/>
+            <w:tcMar>
+              <w:top w:type="dxa" w:w="60"/>
+              <w:left w:type="dxa" w:w="110"/>
+              <w:bottom w:type="dxa" w:w="60"/>
+              <w:right w:type="dxa" w:w="110"/>
+            </w:tcMar>
+            <w:vAlign w:val="center"/>
+          </w:tcPr>
+          <w:p>
+            <w:pPr>
+              <w:spacing w:after="0"/>
+            </w:pPr>
+            <w:r>
+              <w:rPr>
+                <w:b w:val="false"/>
+                <w:bCs w:val="false"/>
+                <w:sz w:val="20"/>
+                <w:szCs w:val="20"/>
+              </w:rPr>
+              <w:t xml:space="preserve">routeSequence=[Node_A,Node_Z]</w:t>
+            </w:r>
+          </w:p>
+        </w:tc>
+        <w:tc>
+          <w:tcPr>
+            <w:tcW w:type="dxa" w:w="2400"/>
+            <w:tcBorders>
+              <w:top w:val="single" w:color="BBBBBB" w:sz="1"/>
+              <w:left w:val="single" w:color="BBBBBB" w:sz="1"/>
+              <w:bottom w:val="single" w:color="BBBBBB" w:sz="1"/>
+              <w:right w:val="single" w:color="BBBBBB" w:sz="1"/>
+            </w:tcBorders>
+            <w:shd w:fill="EEF3F8" w:color="auto" w:val="clear"/>
+            <w:tcMar>
+              <w:top w:type="dxa" w:w="60"/>
+              <w:left w:type="dxa" w:w="110"/>
+              <w:bottom w:type="dxa" w:w="60"/>
+              <w:right w:type="dxa" w:w="110"/>
+            </w:tcMar>
+            <w:vAlign w:val="center"/>
+          </w:tcPr>
+          <w:p>
+            <w:pPr>
+              <w:spacing w:after="0"/>
+            </w:pPr>
+            <w:r>
+              <w:rPr>
+                <w:b w:val="false"/>
+                <w:bCs w:val="false"/>
+                <w:sz w:val="20"/>
+                <w:szCs w:val="20"/>
+              </w:rPr>
+              <w:t xml:space="preserve">INVALID_ARGUMENTS</w:t>
+            </w:r>
+          </w:p>
+        </w:tc>
+        <w:tc>
+          <w:tcPr>
+            <w:tcW w:type="dxa" w:w="1326"/>
+            <w:tcBorders>
+              <w:top w:val="single" w:color="BBBBBB" w:sz="1"/>
+              <w:left w:val="single" w:color="BBBBBB" w:sz="1"/>
+              <w:bottom w:val="single" w:color="BBBBBB" w:sz="1"/>
+              <w:right w:val="single" w:color="BBBBBB" w:sz="1"/>
+            </w:tcBorders>
+            <w:shd w:fill="EEF3F8" w:color="auto" w:val="clear"/>
+            <w:tcMar>
+              <w:top w:type="dxa" w:w="60"/>
+              <w:left w:type="dxa" w:w="110"/>
+              <w:bottom w:type="dxa" w:w="60"/>
+              <w:right w:type="dxa" w:w="110"/>
+            </w:tcMar>
+            <w:vAlign w:val="center"/>
+          </w:tcPr>
+          <w:p>
+            <w:pPr>
+              <w:spacing w:after="0"/>
+            </w:pPr>
+            <w:r>
+              <w:rPr>
+                <w:b w:val="false"/>
+                <w:bCs w:val="false"/>
+                <w:sz w:val="20"/>
+                <w:szCs w:val="20"/>
+              </w:rPr>
+              <w:t xml:space="preserve">FR-42</w:t>
+            </w:r>
+          </w:p>
+        </w:tc>
+      </w:tr>
+      <w:tr>
+        <w:tc>
+          <w:tcPr>
+            <w:tcW w:type="dxa" w:w="800"/>
+            <w:tcBorders>
+              <w:top w:val="single" w:color="BBBBBB" w:sz="1"/>
+              <w:left w:val="single" w:color="BBBBBB" w:sz="1"/>
+              <w:bottom w:val="single" w:color="BBBBBB" w:sz="1"/>
+              <w:right w:val="single" w:color="BBBBBB" w:sz="1"/>
+            </w:tcBorders>
+            <w:tcMar>
+              <w:top w:type="dxa" w:w="60"/>
+              <w:left w:type="dxa" w:w="110"/>
+              <w:bottom w:type="dxa" w:w="60"/>
+              <w:right w:type="dxa" w:w="110"/>
+            </w:tcMar>
+            <w:vAlign w:val="center"/>
+          </w:tcPr>
+          <w:p>
+            <w:pPr>
+              <w:spacing w:after="0"/>
+            </w:pPr>
+            <w:r>
+              <w:rPr>
+                <w:b w:val="false"/>
+                <w:bCs w:val="false"/>
+                <w:sz w:val="20"/>
+                <w:szCs w:val="20"/>
+              </w:rPr>
+              <w:t xml:space="preserve">UT-T8</w:t>
+            </w:r>
+          </w:p>
+        </w:tc>
+        <w:tc>
+          <w:tcPr>
+            <w:tcW w:type="dxa" w:w="2100"/>
+            <w:tcBorders>
+              <w:top w:val="single" w:color="BBBBBB" w:sz="1"/>
+              <w:left w:val="single" w:color="BBBBBB" w:sz="1"/>
+              <w:bottom w:val="single" w:color="BBBBBB" w:sz="1"/>
+              <w:right w:val="single" w:color="BBBBBB" w:sz="1"/>
+            </w:tcBorders>
+            <w:tcMar>
+              <w:top w:type="dxa" w:w="60"/>
+              <w:left w:type="dxa" w:w="110"/>
+              <w:bottom w:type="dxa" w:w="60"/>
+              <w:right w:type="dxa" w:w="110"/>
+            </w:tcMar>
+            <w:vAlign w:val="center"/>
+          </w:tcPr>
+          <w:p>
+            <w:pPr>
+              <w:spacing w:after="0"/>
+            </w:pPr>
+            <w:r>
+              <w:rPr>
+                <w:b w:val="false"/>
+                <w:bCs w:val="false"/>
+                <w:sz w:val="20"/>
+                <w:szCs w:val="20"/>
+              </w:rPr>
+              <w:t xml:space="preserve">Validator V-T5</w:t>
+            </w:r>
+          </w:p>
+        </w:tc>
+        <w:tc>
+          <w:tcPr>
+            <w:tcW w:type="dxa" w:w="2400"/>
+            <w:tcBorders>
+              <w:top w:val="single" w:color="BBBBBB" w:sz="1"/>
+              <w:left w:val="single" w:color="BBBBBB" w:sz="1"/>
+              <w:bottom w:val="single" w:color="BBBBBB" w:sz="1"/>
+              <w:right w:val="single" w:color="BBBBBB" w:sz="1"/>
+            </w:tcBorders>
+            <w:tcMar>
+              <w:top w:type="dxa" w:w="60"/>
+              <w:left w:type="dxa" w:w="110"/>
+              <w:bottom w:type="dxa" w:w="60"/>
+              <w:right w:type="dxa" w:w="110"/>
+            </w:tcMar>
+            <w:vAlign w:val="center"/>
+          </w:tcPr>
+          <w:p>
+            <w:pPr>
+              <w:spacing w:after="0"/>
+            </w:pPr>
+            <w:r>
+              <w:rPr>
+                <w:b w:val="false"/>
+                <w:bCs w:val="false"/>
+                <w:sz w:val="20"/>
+                <w:szCs w:val="20"/>
+              </w:rPr>
+              <w:t xml:space="preserve">13:00(실측 RED)</w:t>
+            </w:r>
+          </w:p>
+        </w:tc>
+        <w:tc>
+          <w:tcPr>
+            <w:tcW w:type="dxa" w:w="2400"/>
+            <w:tcBorders>
+              <w:top w:val="single" w:color="BBBBBB" w:sz="1"/>
+              <w:left w:val="single" w:color="BBBBBB" w:sz="1"/>
+              <w:bottom w:val="single" w:color="BBBBBB" w:sz="1"/>
+              <w:right w:val="single" w:color="BBBBBB" w:sz="1"/>
+            </w:tcBorders>
+            <w:tcMar>
+              <w:top w:type="dxa" w:w="60"/>
+              <w:left w:type="dxa" w:w="110"/>
+              <w:bottom w:type="dxa" w:w="60"/>
+              <w:right w:type="dxa" w:w="110"/>
+            </w:tcMar>
+            <w:vAlign w:val="center"/>
+          </w:tcPr>
+          <w:p>
+            <w:pPr>
+              <w:spacing w:after="0"/>
+            </w:pPr>
+            <w:r>
+              <w:rPr>
+                <w:b w:val="false"/>
+                <w:bCs w:val="false"/>
+                <w:sz w:val="20"/>
+                <w:szCs w:val="20"/>
+              </w:rPr>
+              <w:t xml:space="preserve">ready=true + warnings 존재</w:t>
+            </w:r>
+          </w:p>
+        </w:tc>
+        <w:tc>
+          <w:tcPr>
+            <w:tcW w:type="dxa" w:w="1326"/>
+            <w:tcBorders>
+              <w:top w:val="single" w:color="BBBBBB" w:sz="1"/>
+              <w:left w:val="single" w:color="BBBBBB" w:sz="1"/>
+              <w:bottom w:val="single" w:color="BBBBBB" w:sz="1"/>
+              <w:right w:val="single" w:color="BBBBBB" w:sz="1"/>
+            </w:tcBorders>
+            <w:tcMar>
+              <w:top w:type="dxa" w:w="60"/>
+              <w:left w:type="dxa" w:w="110"/>
+              <w:bottom w:type="dxa" w:w="60"/>
+              <w:right w:type="dxa" w:w="110"/>
+            </w:tcMar>
+            <w:vAlign w:val="center"/>
+          </w:tcPr>
+          <w:p>
+            <w:pPr>
+              <w:spacing w:after="0"/>
+            </w:pPr>
+            <w:r>
+              <w:rPr>
+                <w:b w:val="false"/>
+                <w:bCs w:val="false"/>
+                <w:sz w:val="20"/>
+                <w:szCs w:val="20"/>
+              </w:rPr>
+              <w:t xml:space="preserve">FR-45</w:t>
+            </w:r>
+          </w:p>
+        </w:tc>
+      </w:tr>
+      <w:tr>
+        <w:tc>
+          <w:tcPr>
+            <w:tcW w:type="dxa" w:w="800"/>
+            <w:tcBorders>
+              <w:top w:val="single" w:color="BBBBBB" w:sz="1"/>
+              <w:left w:val="single" w:color="BBBBBB" w:sz="1"/>
+              <w:bottom w:val="single" w:color="BBBBBB" w:sz="1"/>
+              <w:right w:val="single" w:color="BBBBBB" w:sz="1"/>
+            </w:tcBorders>
+            <w:shd w:fill="EEF3F8" w:color="auto" w:val="clear"/>
+            <w:tcMar>
+              <w:top w:type="dxa" w:w="60"/>
+              <w:left w:type="dxa" w:w="110"/>
+              <w:bottom w:type="dxa" w:w="60"/>
+              <w:right w:type="dxa" w:w="110"/>
+            </w:tcMar>
+            <w:vAlign w:val="center"/>
+          </w:tcPr>
+          <w:p>
+            <w:pPr>
+              <w:spacing w:after="0"/>
+            </w:pPr>
+            <w:r>
+              <w:rPr>
+                <w:b w:val="false"/>
+                <w:bCs w:val="false"/>
+                <w:sz w:val="20"/>
+                <w:szCs w:val="20"/>
+              </w:rPr>
+              <w:t xml:space="preserve">IT-T1</w:t>
+            </w:r>
+          </w:p>
+        </w:tc>
+        <w:tc>
+          <w:tcPr>
+            <w:tcW w:type="dxa" w:w="2100"/>
+            <w:tcBorders>
+              <w:top w:val="single" w:color="BBBBBB" w:sz="1"/>
+              <w:left w:val="single" w:color="BBBBBB" w:sz="1"/>
+              <w:bottom w:val="single" w:color="BBBBBB" w:sz="1"/>
+              <w:right w:val="single" w:color="BBBBBB" w:sz="1"/>
+            </w:tcBorders>
+            <w:shd w:fill="EEF3F8" w:color="auto" w:val="clear"/>
+            <w:tcMar>
+              <w:top w:type="dxa" w:w="60"/>
+              <w:left w:type="dxa" w:w="110"/>
+              <w:bottom w:type="dxa" w:w="60"/>
+              <w:right w:type="dxa" w:w="110"/>
+            </w:tcMar>
+            <w:vAlign w:val="center"/>
+          </w:tcPr>
+          <w:p>
+            <w:pPr>
+              <w:spacing w:after="0"/>
+            </w:pPr>
+            <w:r>
+              <w:rPr>
+                <w:b w:val="false"/>
+                <w:bCs w:val="false"/>
+                <w:sz w:val="20"/>
+                <w:szCs w:val="20"/>
+              </w:rPr>
+              <w:t xml:space="preserve">MCP update_route_sequence</w:t>
+            </w:r>
+          </w:p>
+        </w:tc>
+        <w:tc>
+          <w:tcPr>
+            <w:tcW w:type="dxa" w:w="2400"/>
+            <w:tcBorders>
+              <w:top w:val="single" w:color="BBBBBB" w:sz="1"/>
+              <w:left w:val="single" w:color="BBBBBB" w:sz="1"/>
+              <w:bottom w:val="single" w:color="BBBBBB" w:sz="1"/>
+              <w:right w:val="single" w:color="BBBBBB" w:sz="1"/>
+            </w:tcBorders>
+            <w:shd w:fill="EEF3F8" w:color="auto" w:val="clear"/>
+            <w:tcMar>
+              <w:top w:type="dxa" w:w="60"/>
+              <w:left w:type="dxa" w:w="110"/>
+              <w:bottom w:type="dxa" w:w="60"/>
+              <w:right w:type="dxa" w:w="110"/>
+            </w:tcMar>
+            <w:vAlign w:val="center"/>
+          </w:tcPr>
+          <w:p>
+            <w:pPr>
+              <w:spacing w:after="0"/>
+            </w:pPr>
+            <w:r>
+              <w:rPr>
+                <w:b w:val="false"/>
+                <w:bCs w:val="false"/>
+                <w:sz w:val="20"/>
+                <w:szCs w:val="20"/>
+              </w:rPr>
+              <w:t xml:space="preserve">유효 routeSequence</w:t>
+            </w:r>
+          </w:p>
+        </w:tc>
+        <w:tc>
+          <w:tcPr>
+            <w:tcW w:type="dxa" w:w="2400"/>
+            <w:tcBorders>
+              <w:top w:val="single" w:color="BBBBBB" w:sz="1"/>
+              <w:left w:val="single" w:color="BBBBBB" w:sz="1"/>
+              <w:bottom w:val="single" w:color="BBBBBB" w:sz="1"/>
+              <w:right w:val="single" w:color="BBBBBB" w:sz="1"/>
+            </w:tcBorders>
+            <w:shd w:fill="EEF3F8" w:color="auto" w:val="clear"/>
+            <w:tcMar>
+              <w:top w:type="dxa" w:w="60"/>
+              <w:left w:type="dxa" w:w="110"/>
+              <w:bottom w:type="dxa" w:w="60"/>
+              <w:right w:type="dxa" w:w="110"/>
+            </w:tcMar>
+            <w:vAlign w:val="center"/>
+          </w:tcPr>
+          <w:p>
+            <w:pPr>
+              <w:spacing w:after="0"/>
+            </w:pPr>
+            <w:r>
+              <w:rPr>
+                <w:b w:val="false"/>
+                <w:bCs w:val="false"/>
+                <w:sz w:val="20"/>
+                <w:szCs w:val="20"/>
+              </w:rPr>
+              <w:t xml:space="preserve">isError=false</w:t>
+            </w:r>
+          </w:p>
+        </w:tc>
+        <w:tc>
+          <w:tcPr>
+            <w:tcW w:type="dxa" w:w="1326"/>
+            <w:tcBorders>
+              <w:top w:val="single" w:color="BBBBBB" w:sz="1"/>
+              <w:left w:val="single" w:color="BBBBBB" w:sz="1"/>
+              <w:bottom w:val="single" w:color="BBBBBB" w:sz="1"/>
+              <w:right w:val="single" w:color="BBBBBB" w:sz="1"/>
+            </w:tcBorders>
+            <w:shd w:fill="EEF3F8" w:color="auto" w:val="clear"/>
+            <w:tcMar>
+              <w:top w:type="dxa" w:w="60"/>
+              <w:left w:type="dxa" w:w="110"/>
+              <w:bottom w:type="dxa" w:w="60"/>
+              <w:right w:type="dxa" w:w="110"/>
+            </w:tcMar>
+            <w:vAlign w:val="center"/>
+          </w:tcPr>
+          <w:p>
+            <w:pPr>
+              <w:spacing w:after="0"/>
+            </w:pPr>
+            <w:r>
+              <w:rPr>
+                <w:b w:val="false"/>
+                <w:bCs w:val="false"/>
+                <w:sz w:val="20"/>
+                <w:szCs w:val="20"/>
+              </w:rPr>
+              <w:t xml:space="preserve">FR-42</w:t>
+            </w:r>
+          </w:p>
+        </w:tc>
+      </w:tr>
+      <w:tr>
+        <w:tc>
+          <w:tcPr>
+            <w:tcW w:type="dxa" w:w="800"/>
+            <w:tcBorders>
+              <w:top w:val="single" w:color="BBBBBB" w:sz="1"/>
+              <w:left w:val="single" w:color="BBBBBB" w:sz="1"/>
+              <w:bottom w:val="single" w:color="BBBBBB" w:sz="1"/>
+              <w:right w:val="single" w:color="BBBBBB" w:sz="1"/>
+            </w:tcBorders>
+            <w:tcMar>
+              <w:top w:type="dxa" w:w="60"/>
+              <w:left w:type="dxa" w:w="110"/>
+              <w:bottom w:type="dxa" w:w="60"/>
+              <w:right w:type="dxa" w:w="110"/>
+            </w:tcMar>
+            <w:vAlign w:val="center"/>
+          </w:tcPr>
+          <w:p>
+            <w:pPr>
+              <w:spacing w:after="0"/>
+            </w:pPr>
+            <w:r>
+              <w:rPr>
+                <w:b w:val="false"/>
+                <w:bCs w:val="false"/>
+                <w:sz w:val="20"/>
+                <w:szCs w:val="20"/>
+              </w:rPr>
+              <w:t xml:space="preserve">IT-T2</w:t>
+            </w:r>
+          </w:p>
+        </w:tc>
+        <w:tc>
+          <w:tcPr>
+            <w:tcW w:type="dxa" w:w="2100"/>
+            <w:tcBorders>
+              <w:top w:val="single" w:color="BBBBBB" w:sz="1"/>
+              <w:left w:val="single" w:color="BBBBBB" w:sz="1"/>
+              <w:bottom w:val="single" w:color="BBBBBB" w:sz="1"/>
+              <w:right w:val="single" w:color="BBBBBB" w:sz="1"/>
+            </w:tcBorders>
+            <w:tcMar>
+              <w:top w:type="dxa" w:w="60"/>
+              <w:left w:type="dxa" w:w="110"/>
+              <w:bottom w:type="dxa" w:w="60"/>
+              <w:right w:type="dxa" w:w="110"/>
+            </w:tcMar>
+            <w:vAlign w:val="center"/>
+          </w:tcPr>
+          <w:p>
+            <w:pPr>
+              <w:spacing w:after="0"/>
+            </w:pPr>
+            <w:r>
+              <w:rPr>
+                <w:b w:val="false"/>
+                <w:bCs w:val="false"/>
+                <w:sz w:val="20"/>
+                <w:szCs w:val="20"/>
+              </w:rPr>
+              <w:t xml:space="preserve">MCP run truckCount=0</w:t>
+            </w:r>
+          </w:p>
+        </w:tc>
+        <w:tc>
+          <w:tcPr>
+            <w:tcW w:type="dxa" w:w="2400"/>
+            <w:tcBorders>
+              <w:top w:val="single" w:color="BBBBBB" w:sz="1"/>
+              <w:left w:val="single" w:color="BBBBBB" w:sz="1"/>
+              <w:bottom w:val="single" w:color="BBBBBB" w:sz="1"/>
+              <w:right w:val="single" w:color="BBBBBB" w:sz="1"/>
+            </w:tcBorders>
+            <w:tcMar>
+              <w:top w:type="dxa" w:w="60"/>
+              <w:left w:type="dxa" w:w="110"/>
+              <w:bottom w:type="dxa" w:w="60"/>
+              <w:right w:type="dxa" w:w="110"/>
+            </w:tcMar>
+            <w:vAlign w:val="center"/>
+          </w:tcPr>
+          <w:p>
+            <w:pPr>
+              <w:spacing w:after="0"/>
+            </w:pPr>
+            <w:r>
+              <w:rPr>
+                <w:b w:val="false"/>
+                <w:bCs w:val="false"/>
+                <w:sz w:val="20"/>
+                <w:szCs w:val="20"/>
+              </w:rPr>
+              <w:t xml:space="preserve">시나리오 4 적대적</w:t>
+            </w:r>
+          </w:p>
+        </w:tc>
+        <w:tc>
+          <w:tcPr>
+            <w:tcW w:type="dxa" w:w="2400"/>
+            <w:tcBorders>
+              <w:top w:val="single" w:color="BBBBBB" w:sz="1"/>
+              <w:left w:val="single" w:color="BBBBBB" w:sz="1"/>
+              <w:bottom w:val="single" w:color="BBBBBB" w:sz="1"/>
+              <w:right w:val="single" w:color="BBBBBB" w:sz="1"/>
+            </w:tcBorders>
+            <w:tcMar>
+              <w:top w:type="dxa" w:w="60"/>
+              <w:left w:type="dxa" w:w="110"/>
+              <w:bottom w:type="dxa" w:w="60"/>
+              <w:right w:type="dxa" w:w="110"/>
+            </w:tcMar>
+            <w:vAlign w:val="center"/>
+          </w:tcPr>
+          <w:p>
+            <w:pPr>
+              <w:spacing w:after="0"/>
+            </w:pPr>
+            <w:r>
+              <w:rPr>
+                <w:b w:val="false"/>
+                <w:bCs w:val="false"/>
+                <w:sz w:val="20"/>
+                <w:szCs w:val="20"/>
+              </w:rPr>
+              <w:t xml:space="preserve">isError=true, CRITICAL/TRUCK_ZERO</w:t>
+            </w:r>
+          </w:p>
+        </w:tc>
+        <w:tc>
+          <w:tcPr>
+            <w:tcW w:type="dxa" w:w="1326"/>
+            <w:tcBorders>
+              <w:top w:val="single" w:color="BBBBBB" w:sz="1"/>
+              <w:left w:val="single" w:color="BBBBBB" w:sz="1"/>
+              <w:bottom w:val="single" w:color="BBBBBB" w:sz="1"/>
+              <w:right w:val="single" w:color="BBBBBB" w:sz="1"/>
+            </w:tcBorders>
+            <w:tcMar>
+              <w:top w:type="dxa" w:w="60"/>
+              <w:left w:type="dxa" w:w="110"/>
+              <w:bottom w:type="dxa" w:w="60"/>
+              <w:right w:type="dxa" w:w="110"/>
+            </w:tcMar>
+            <w:vAlign w:val="center"/>
+          </w:tcPr>
+          <w:p>
+            <w:pPr>
+              <w:spacing w:after="0"/>
+            </w:pPr>
+            <w:r>
+              <w:rPr>
+                <w:b w:val="false"/>
+                <w:bCs w:val="false"/>
+                <w:sz w:val="20"/>
+                <w:szCs w:val="20"/>
+              </w:rPr>
+              <w:t xml:space="preserve">FR-44</w:t>
+            </w:r>
+          </w:p>
+        </w:tc>
+      </w:tr>
+      <w:tr>
+        <w:tc>
+          <w:tcPr>
+            <w:tcW w:type="dxa" w:w="800"/>
+            <w:tcBorders>
+              <w:top w:val="single" w:color="BBBBBB" w:sz="1"/>
+              <w:left w:val="single" w:color="BBBBBB" w:sz="1"/>
+              <w:bottom w:val="single" w:color="BBBBBB" w:sz="1"/>
+              <w:right w:val="single" w:color="BBBBBB" w:sz="1"/>
+            </w:tcBorders>
+            <w:shd w:fill="EEF3F8" w:color="auto" w:val="clear"/>
+            <w:tcMar>
+              <w:top w:type="dxa" w:w="60"/>
+              <w:left w:type="dxa" w:w="110"/>
+              <w:bottom w:type="dxa" w:w="60"/>
+              <w:right w:type="dxa" w:w="110"/>
+            </w:tcMar>
+            <w:vAlign w:val="center"/>
+          </w:tcPr>
+          <w:p>
+            <w:pPr>
+              <w:spacing w:after="0"/>
+            </w:pPr>
+            <w:r>
+              <w:rPr>
+                <w:b w:val="false"/>
+                <w:bCs w:val="false"/>
+                <w:sz w:val="20"/>
+                <w:szCs w:val="20"/>
+              </w:rPr>
+              <w:t xml:space="preserve">UT-T9</w:t>
+            </w:r>
+          </w:p>
+        </w:tc>
+        <w:tc>
+          <w:tcPr>
+            <w:tcW w:type="dxa" w:w="2100"/>
+            <w:tcBorders>
+              <w:top w:val="single" w:color="BBBBBB" w:sz="1"/>
+              <w:left w:val="single" w:color="BBBBBB" w:sz="1"/>
+              <w:bottom w:val="single" w:color="BBBBBB" w:sz="1"/>
+              <w:right w:val="single" w:color="BBBBBB" w:sz="1"/>
+            </w:tcBorders>
+            <w:shd w:fill="EEF3F8" w:color="auto" w:val="clear"/>
+            <w:tcMar>
+              <w:top w:type="dxa" w:w="60"/>
+              <w:left w:type="dxa" w:w="110"/>
+              <w:bottom w:type="dxa" w:w="60"/>
+              <w:right w:type="dxa" w:w="110"/>
+            </w:tcMar>
+            <w:vAlign w:val="center"/>
+          </w:tcPr>
+          <w:p>
+            <w:pPr>
+              <w:spacing w:after="0"/>
+            </w:pPr>
+            <w:r>
+              <w:rPr>
+                <w:b w:val="false"/>
+                <w:bCs w:val="false"/>
+                <w:sz w:val="20"/>
+                <w:szCs w:val="20"/>
+              </w:rPr>
+              <w:t xml:space="preserve">JailbreakFilter</w:t>
+            </w:r>
+          </w:p>
+        </w:tc>
+        <w:tc>
+          <w:tcPr>
+            <w:tcW w:type="dxa" w:w="2400"/>
+            <w:tcBorders>
+              <w:top w:val="single" w:color="BBBBBB" w:sz="1"/>
+              <w:left w:val="single" w:color="BBBBBB" w:sz="1"/>
+              <w:bottom w:val="single" w:color="BBBBBB" w:sz="1"/>
+              <w:right w:val="single" w:color="BBBBBB" w:sz="1"/>
+            </w:tcBorders>
+            <w:shd w:fill="EEF3F8" w:color="auto" w:val="clear"/>
+            <w:tcMar>
+              <w:top w:type="dxa" w:w="60"/>
+              <w:left w:type="dxa" w:w="110"/>
+              <w:bottom w:type="dxa" w:w="60"/>
+              <w:right w:type="dxa" w:w="110"/>
+            </w:tcMar>
+            <w:vAlign w:val="center"/>
+          </w:tcPr>
+          <w:p>
+            <w:pPr>
+              <w:spacing w:after="0"/>
+            </w:pPr>
+            <w:r>
+              <w:rPr>
+                <w:b w:val="false"/>
+                <w:bCs w:val="false"/>
+                <w:sz w:val="20"/>
+                <w:szCs w:val="20"/>
+              </w:rPr>
+              <w:t xml:space="preserve">역할탈취·수치조작 LLM 출력</w:t>
+            </w:r>
+          </w:p>
+        </w:tc>
+        <w:tc>
+          <w:tcPr>
+            <w:tcW w:type="dxa" w:w="2400"/>
+            <w:tcBorders>
+              <w:top w:val="single" w:color="BBBBBB" w:sz="1"/>
+              <w:left w:val="single" w:color="BBBBBB" w:sz="1"/>
+              <w:bottom w:val="single" w:color="BBBBBB" w:sz="1"/>
+              <w:right w:val="single" w:color="BBBBBB" w:sz="1"/>
+            </w:tcBorders>
+            <w:shd w:fill="EEF3F8" w:color="auto" w:val="clear"/>
+            <w:tcMar>
+              <w:top w:type="dxa" w:w="60"/>
+              <w:left w:type="dxa" w:w="110"/>
+              <w:bottom w:type="dxa" w:w="60"/>
+              <w:right w:type="dxa" w:w="110"/>
+            </w:tcMar>
+            <w:vAlign w:val="center"/>
+          </w:tcPr>
+          <w:p>
+            <w:pPr>
+              <w:spacing w:after="0"/>
+            </w:pPr>
+            <w:r>
+              <w:rPr>
+                <w:b w:val="false"/>
+                <w:bCs w:val="false"/>
+                <w:sz w:val="20"/>
+                <w:szCs w:val="20"/>
+              </w:rPr>
+              <w:t xml:space="preserve">안전 거부문으로 대체</w:t>
+            </w:r>
+          </w:p>
+        </w:tc>
+        <w:tc>
+          <w:tcPr>
+            <w:tcW w:type="dxa" w:w="1326"/>
+            <w:tcBorders>
+              <w:top w:val="single" w:color="BBBBBB" w:sz="1"/>
+              <w:left w:val="single" w:color="BBBBBB" w:sz="1"/>
+              <w:bottom w:val="single" w:color="BBBBBB" w:sz="1"/>
+              <w:right w:val="single" w:color="BBBBBB" w:sz="1"/>
+            </w:tcBorders>
+            <w:shd w:fill="EEF3F8" w:color="auto" w:val="clear"/>
+            <w:tcMar>
+              <w:top w:type="dxa" w:w="60"/>
+              <w:left w:type="dxa" w:w="110"/>
+              <w:bottom w:type="dxa" w:w="60"/>
+              <w:right w:type="dxa" w:w="110"/>
+            </w:tcMar>
+            <w:vAlign w:val="center"/>
+          </w:tcPr>
+          <w:p>
+            <w:pPr>
+              <w:spacing w:after="0"/>
+            </w:pPr>
+            <w:r>
+              <w:rPr>
+                <w:b w:val="false"/>
+                <w:bCs w:val="false"/>
+                <w:sz w:val="20"/>
+                <w:szCs w:val="20"/>
+              </w:rPr>
+              <w:t xml:space="preserve">FR-46</w:t>
             </w:r>
           </w:p>
         </w:tc>
@@ -21518,7 +25311,7 @@
         <w:sz w:val="16"/>
         <w:szCs w:val="16"/>
       </w:rPr>
-      <w:t xml:space="preserve">waste-sim-spring · SRS / SDD / TDD · v1.3</w:t>
+      <w:t xml:space="preserve">waste-sim-spring · SRS / SDD / TDD · v1.4</w:t>
     </w:r>
   </w:p>
 </w:hdr>

--- a/waste-sim-spring/docs_waste-sim-spring_SRS_SDD_TDD.docx
+++ b/waste-sim-spring/docs_waste-sim-spring_SRS_SDD_TDD.docx
@@ -99,7 +99,7 @@
           <w:sz w:val="22"/>
           <w:szCs w:val="22"/>
         </w:rPr>
-        <w:t xml:space="preserve">버전 1.4 · 2026-07-15</w:t>
+        <w:t xml:space="preserve">버전 1.5 · 2026-07-16</w:t>
       </w:r>
     </w:p>
     <w:p>
@@ -513,7 +513,7 @@
                 <w:sz w:val="20"/>
                 <w:szCs w:val="20"/>
               </w:rPr>
-              <w:t xml:space="preserve">2026-07-15</w:t>
+              <w:t xml:space="preserve">2026-07-16</w:t>
             </w:r>
           </w:p>
         </w:tc>
@@ -579,7 +579,7 @@
                 <w:sz w:val="20"/>
                 <w:szCs w:val="20"/>
               </w:rPr>
-              <w:t xml:space="preserve">1.4</w:t>
+              <w:t xml:space="preserve">1.5</w:t>
             </w:r>
           </w:p>
         </w:tc>
@@ -647,7 +647,7 @@
                 <w:sz w:val="20"/>
                 <w:szCs w:val="20"/>
               </w:rPr>
-              <w:t xml:space="preserve">개정(교통 레이어 교차분석·차량유형·적대적 방어·실측 데이터 반영)</w:t>
+              <w:t xml:space="preserve">개정(FR 파생 시나리오 카탈로그·설계 결정 항목 반영)</w:t>
             </w:r>
           </w:p>
         </w:tc>
@@ -1479,6 +1479,140 @@
                 <w:szCs w:val="20"/>
               </w:rPr>
               <w:t xml:space="preserve">교통 레이어(실측 포항 교통량)×폐기물 교차분석·차량유형(TruckType)·동적 라우팅·교차검증 가드레일·적대적 출력 방어(JailbreakFilter) 반영</w:t>
+            </w:r>
+          </w:p>
+        </w:tc>
+      </w:tr>
+      <w:tr>
+        <w:tc>
+          <w:tcPr>
+            <w:tcW w:type="dxa" w:w="1000"/>
+            <w:tcBorders>
+              <w:top w:val="single" w:color="BBBBBB" w:sz="1"/>
+              <w:left w:val="single" w:color="BBBBBB" w:sz="1"/>
+              <w:bottom w:val="single" w:color="BBBBBB" w:sz="1"/>
+              <w:right w:val="single" w:color="BBBBBB" w:sz="1"/>
+            </w:tcBorders>
+            <w:shd w:fill="EEF3F8" w:color="auto" w:val="clear"/>
+            <w:tcMar>
+              <w:top w:type="dxa" w:w="60"/>
+              <w:left w:type="dxa" w:w="110"/>
+              <w:bottom w:type="dxa" w:w="60"/>
+              <w:right w:type="dxa" w:w="110"/>
+            </w:tcMar>
+            <w:vAlign w:val="center"/>
+          </w:tcPr>
+          <w:p>
+            <w:pPr>
+              <w:spacing w:after="0"/>
+            </w:pPr>
+            <w:r>
+              <w:rPr>
+                <w:b w:val="false"/>
+                <w:bCs w:val="false"/>
+                <w:sz w:val="20"/>
+                <w:szCs w:val="20"/>
+              </w:rPr>
+              <w:t xml:space="preserve">1.5</w:t>
+            </w:r>
+          </w:p>
+        </w:tc>
+        <w:tc>
+          <w:tcPr>
+            <w:tcW w:type="dxa" w:w="1500"/>
+            <w:tcBorders>
+              <w:top w:val="single" w:color="BBBBBB" w:sz="1"/>
+              <w:left w:val="single" w:color="BBBBBB" w:sz="1"/>
+              <w:bottom w:val="single" w:color="BBBBBB" w:sz="1"/>
+              <w:right w:val="single" w:color="BBBBBB" w:sz="1"/>
+            </w:tcBorders>
+            <w:shd w:fill="EEF3F8" w:color="auto" w:val="clear"/>
+            <w:tcMar>
+              <w:top w:type="dxa" w:w="60"/>
+              <w:left w:type="dxa" w:w="110"/>
+              <w:bottom w:type="dxa" w:w="60"/>
+              <w:right w:type="dxa" w:w="110"/>
+            </w:tcMar>
+            <w:vAlign w:val="center"/>
+          </w:tcPr>
+          <w:p>
+            <w:pPr>
+              <w:spacing w:after="0"/>
+            </w:pPr>
+            <w:r>
+              <w:rPr>
+                <w:b w:val="false"/>
+                <w:bCs w:val="false"/>
+                <w:sz w:val="20"/>
+                <w:szCs w:val="20"/>
+              </w:rPr>
+              <w:t xml:space="preserve">2026-07-16</w:t>
+            </w:r>
+          </w:p>
+        </w:tc>
+        <w:tc>
+          <w:tcPr>
+            <w:tcW w:type="dxa" w:w="1400"/>
+            <w:tcBorders>
+              <w:top w:val="single" w:color="BBBBBB" w:sz="1"/>
+              <w:left w:val="single" w:color="BBBBBB" w:sz="1"/>
+              <w:bottom w:val="single" w:color="BBBBBB" w:sz="1"/>
+              <w:right w:val="single" w:color="BBBBBB" w:sz="1"/>
+            </w:tcBorders>
+            <w:shd w:fill="EEF3F8" w:color="auto" w:val="clear"/>
+            <w:tcMar>
+              <w:top w:type="dxa" w:w="60"/>
+              <w:left w:type="dxa" w:w="110"/>
+              <w:bottom w:type="dxa" w:w="60"/>
+              <w:right w:type="dxa" w:w="110"/>
+            </w:tcMar>
+            <w:vAlign w:val="center"/>
+          </w:tcPr>
+          <w:p>
+            <w:pPr>
+              <w:spacing w:after="0"/>
+            </w:pPr>
+            <w:r>
+              <w:rPr>
+                <w:b w:val="false"/>
+                <w:bCs w:val="false"/>
+                <w:sz w:val="20"/>
+                <w:szCs w:val="20"/>
+              </w:rPr>
+              <w:t xml:space="preserve">개발팀</w:t>
+            </w:r>
+          </w:p>
+        </w:tc>
+        <w:tc>
+          <w:tcPr>
+            <w:tcW w:type="dxa" w:w="5126"/>
+            <w:tcBorders>
+              <w:top w:val="single" w:color="BBBBBB" w:sz="1"/>
+              <w:left w:val="single" w:color="BBBBBB" w:sz="1"/>
+              <w:bottom w:val="single" w:color="BBBBBB" w:sz="1"/>
+              <w:right w:val="single" w:color="BBBBBB" w:sz="1"/>
+            </w:tcBorders>
+            <w:shd w:fill="EEF3F8" w:color="auto" w:val="clear"/>
+            <w:tcMar>
+              <w:top w:type="dxa" w:w="60"/>
+              <w:left w:type="dxa" w:w="110"/>
+              <w:bottom w:type="dxa" w:w="60"/>
+              <w:right w:type="dxa" w:w="110"/>
+            </w:tcMar>
+            <w:vAlign w:val="center"/>
+          </w:tcPr>
+          <w:p>
+            <w:pPr>
+              <w:spacing w:after="0"/>
+            </w:pPr>
+            <w:r>
+              <w:rPr>
+                <w:b w:val="false"/>
+                <w:bCs w:val="false"/>
+                <w:sz w:val="20"/>
+                <w:szCs w:val="20"/>
+              </w:rPr>
+              <w:t xml:space="preserve">필수 FR 파생 시나리오 카탈로그(정상·경계·예외) 및 설계 결정 항목(D-01~D-12) 반영</w:t>
             </w:r>
           </w:p>
         </w:tc>
@@ -13591,6 +13725,1766 @@
       </w:r>
     </w:p>
     <w:p>
+      <w:pPr>
+        <w:pStyle w:val="Heading2"/>
+      </w:pPr>
+      <w:r>
+        <w:t xml:space="preserve">2.11 설계 결정 항목 (Design Decisions)</w:t>
+      </w:r>
+    </w:p>
+    <w:p>
+      <w:pPr>
+        <w:spacing w:after="120" w:line="276"/>
+      </w:pPr>
+      <w:r>
+        <w:t xml:space="preserve">테스트 이전에 '어떻게 동작해야 하는가'를 확정해야 하는 항목이다. 아래 권장 결정을 기준으로 명세하며, 확정 후 대응 테스트로 고정한다. 12개 항목 전부 확정 완료(상태 컬럼 참고) — 근거·회귀 테스트는 DESIGN_DECISIONS.md에 상세 기록.</w:t>
+      </w:r>
+    </w:p>
+    <w:tbl>
+      <w:tblPr>
+        <w:tblW w:type="dxa" w:w="9026"/>
+        <w:tblBorders>
+          <w:top w:val="single" w:color="auto" w:sz="4"/>
+          <w:left w:val="single" w:color="auto" w:sz="4"/>
+          <w:bottom w:val="single" w:color="auto" w:sz="4"/>
+          <w:right w:val="single" w:color="auto" w:sz="4"/>
+          <w:insideH w:val="single" w:color="auto" w:sz="4"/>
+          <w:insideV w:val="single" w:color="auto" w:sz="4"/>
+        </w:tblBorders>
+      </w:tblPr>
+      <w:tblGrid>
+        <w:gridCol w:w="900"/>
+        <w:gridCol w:w="3200"/>
+        <w:gridCol w:w="3526"/>
+        <w:gridCol w:w="1400"/>
+      </w:tblGrid>
+      <w:tr>
+        <w:trPr>
+          <w:tblHeader/>
+        </w:trPr>
+        <w:tc>
+          <w:tcPr>
+            <w:tcW w:type="dxa" w:w="900"/>
+            <w:tcBorders>
+              <w:top w:val="single" w:color="BBBBBB" w:sz="1"/>
+              <w:left w:val="single" w:color="BBBBBB" w:sz="1"/>
+              <w:bottom w:val="single" w:color="BBBBBB" w:sz="1"/>
+              <w:right w:val="single" w:color="BBBBBB" w:sz="1"/>
+            </w:tcBorders>
+            <w:shd w:fill="2E5A88" w:color="auto" w:val="clear"/>
+            <w:tcMar>
+              <w:top w:type="dxa" w:w="60"/>
+              <w:left w:type="dxa" w:w="110"/>
+              <w:bottom w:type="dxa" w:w="60"/>
+              <w:right w:type="dxa" w:w="110"/>
+            </w:tcMar>
+            <w:vAlign w:val="center"/>
+          </w:tcPr>
+          <w:p>
+            <w:pPr>
+              <w:spacing w:after="0"/>
+            </w:pPr>
+            <w:r>
+              <w:rPr>
+                <w:b/>
+                <w:bCs/>
+                <w:color w:val="FFFFFF"/>
+                <w:sz w:val="20"/>
+                <w:szCs w:val="20"/>
+              </w:rPr>
+              <w:t xml:space="preserve">ID</w:t>
+            </w:r>
+          </w:p>
+        </w:tc>
+        <w:tc>
+          <w:tcPr>
+            <w:tcW w:type="dxa" w:w="3200"/>
+            <w:tcBorders>
+              <w:top w:val="single" w:color="BBBBBB" w:sz="1"/>
+              <w:left w:val="single" w:color="BBBBBB" w:sz="1"/>
+              <w:bottom w:val="single" w:color="BBBBBB" w:sz="1"/>
+              <w:right w:val="single" w:color="BBBBBB" w:sz="1"/>
+            </w:tcBorders>
+            <w:shd w:fill="2E5A88" w:color="auto" w:val="clear"/>
+            <w:tcMar>
+              <w:top w:type="dxa" w:w="60"/>
+              <w:left w:type="dxa" w:w="110"/>
+              <w:bottom w:type="dxa" w:w="60"/>
+              <w:right w:type="dxa" w:w="110"/>
+            </w:tcMar>
+            <w:vAlign w:val="center"/>
+          </w:tcPr>
+          <w:p>
+            <w:pPr>
+              <w:spacing w:after="0"/>
+            </w:pPr>
+            <w:r>
+              <w:rPr>
+                <w:b/>
+                <w:bCs/>
+                <w:color w:val="FFFFFF"/>
+                <w:sz w:val="20"/>
+                <w:szCs w:val="20"/>
+              </w:rPr>
+              <w:t xml:space="preserve">항목</w:t>
+            </w:r>
+          </w:p>
+        </w:tc>
+        <w:tc>
+          <w:tcPr>
+            <w:tcW w:type="dxa" w:w="3526"/>
+            <w:tcBorders>
+              <w:top w:val="single" w:color="BBBBBB" w:sz="1"/>
+              <w:left w:val="single" w:color="BBBBBB" w:sz="1"/>
+              <w:bottom w:val="single" w:color="BBBBBB" w:sz="1"/>
+              <w:right w:val="single" w:color="BBBBBB" w:sz="1"/>
+            </w:tcBorders>
+            <w:shd w:fill="2E5A88" w:color="auto" w:val="clear"/>
+            <w:tcMar>
+              <w:top w:type="dxa" w:w="60"/>
+              <w:left w:type="dxa" w:w="110"/>
+              <w:bottom w:type="dxa" w:w="60"/>
+              <w:right w:type="dxa" w:w="110"/>
+            </w:tcMar>
+            <w:vAlign w:val="center"/>
+          </w:tcPr>
+          <w:p>
+            <w:pPr>
+              <w:spacing w:after="0"/>
+            </w:pPr>
+            <w:r>
+              <w:rPr>
+                <w:b/>
+                <w:bCs/>
+                <w:color w:val="FFFFFF"/>
+                <w:sz w:val="20"/>
+                <w:szCs w:val="20"/>
+              </w:rPr>
+              <w:t xml:space="preserve">권장 결정</w:t>
+            </w:r>
+          </w:p>
+        </w:tc>
+        <w:tc>
+          <w:tcPr>
+            <w:tcW w:type="dxa" w:w="1400"/>
+            <w:tcBorders>
+              <w:top w:val="single" w:color="BBBBBB" w:sz="1"/>
+              <w:left w:val="single" w:color="BBBBBB" w:sz="1"/>
+              <w:bottom w:val="single" w:color="BBBBBB" w:sz="1"/>
+              <w:right w:val="single" w:color="BBBBBB" w:sz="1"/>
+            </w:tcBorders>
+            <w:shd w:fill="2E5A88" w:color="auto" w:val="clear"/>
+            <w:tcMar>
+              <w:top w:type="dxa" w:w="60"/>
+              <w:left w:type="dxa" w:w="110"/>
+              <w:bottom w:type="dxa" w:w="60"/>
+              <w:right w:type="dxa" w:w="110"/>
+            </w:tcMar>
+            <w:vAlign w:val="center"/>
+          </w:tcPr>
+          <w:p>
+            <w:pPr>
+              <w:spacing w:after="0"/>
+            </w:pPr>
+            <w:r>
+              <w:rPr>
+                <w:b/>
+                <w:bCs/>
+                <w:color w:val="FFFFFF"/>
+                <w:sz w:val="20"/>
+                <w:szCs w:val="20"/>
+              </w:rPr>
+              <w:t xml:space="preserve">상태</w:t>
+            </w:r>
+          </w:p>
+        </w:tc>
+      </w:tr>
+      <w:tr>
+        <w:tc>
+          <w:tcPr>
+            <w:tcW w:type="dxa" w:w="900"/>
+            <w:tcBorders>
+              <w:top w:val="single" w:color="BBBBBB" w:sz="1"/>
+              <w:left w:val="single" w:color="BBBBBB" w:sz="1"/>
+              <w:bottom w:val="single" w:color="BBBBBB" w:sz="1"/>
+              <w:right w:val="single" w:color="BBBBBB" w:sz="1"/>
+            </w:tcBorders>
+            <w:tcMar>
+              <w:top w:type="dxa" w:w="60"/>
+              <w:left w:type="dxa" w:w="110"/>
+              <w:bottom w:type="dxa" w:w="60"/>
+              <w:right w:type="dxa" w:w="110"/>
+            </w:tcMar>
+            <w:vAlign w:val="center"/>
+          </w:tcPr>
+          <w:p>
+            <w:pPr>
+              <w:spacing w:after="0"/>
+            </w:pPr>
+            <w:r>
+              <w:rPr>
+                <w:b w:val="false"/>
+                <w:bCs w:val="false"/>
+                <w:sz w:val="20"/>
+                <w:szCs w:val="20"/>
+              </w:rPr>
+              <w:t xml:space="preserve">D-01</w:t>
+            </w:r>
+          </w:p>
+        </w:tc>
+        <w:tc>
+          <w:tcPr>
+            <w:tcW w:type="dxa" w:w="3200"/>
+            <w:tcBorders>
+              <w:top w:val="single" w:color="BBBBBB" w:sz="1"/>
+              <w:left w:val="single" w:color="BBBBBB" w:sz="1"/>
+              <w:bottom w:val="single" w:color="BBBBBB" w:sz="1"/>
+              <w:right w:val="single" w:color="BBBBBB" w:sz="1"/>
+            </w:tcBorders>
+            <w:tcMar>
+              <w:top w:type="dxa" w:w="60"/>
+              <w:left w:type="dxa" w:w="110"/>
+              <w:bottom w:type="dxa" w:w="60"/>
+              <w:right w:type="dxa" w:w="110"/>
+            </w:tcMar>
+            <w:vAlign w:val="center"/>
+          </w:tcPr>
+          <w:p>
+            <w:pPr>
+              <w:spacing w:after="0"/>
+            </w:pPr>
+            <w:r>
+              <w:rPr>
+                <w:b w:val="false"/>
+                <w:bCs w:val="false"/>
+                <w:sz w:val="20"/>
+                <w:szCs w:val="20"/>
+              </w:rPr>
+              <w:t xml:space="preserve">중복 시각 처리 ('12시 12시')</w:t>
+            </w:r>
+          </w:p>
+        </w:tc>
+        <w:tc>
+          <w:tcPr>
+            <w:tcW w:type="dxa" w:w="3526"/>
+            <w:tcBorders>
+              <w:top w:val="single" w:color="BBBBBB" w:sz="1"/>
+              <w:left w:val="single" w:color="BBBBBB" w:sz="1"/>
+              <w:bottom w:val="single" w:color="BBBBBB" w:sz="1"/>
+              <w:right w:val="single" w:color="BBBBBB" w:sz="1"/>
+            </w:tcBorders>
+            <w:tcMar>
+              <w:top w:type="dxa" w:w="60"/>
+              <w:left w:type="dxa" w:w="110"/>
+              <w:bottom w:type="dxa" w:w="60"/>
+              <w:right w:type="dxa" w:w="110"/>
+            </w:tcMar>
+            <w:vAlign w:val="center"/>
+          </w:tcPr>
+          <w:p>
+            <w:pPr>
+              <w:spacing w:after="0"/>
+            </w:pPr>
+            <w:r>
+              <w:rPr>
+                <w:b w:val="false"/>
+                <w:bCs w:val="false"/>
+                <w:sz w:val="20"/>
+                <w:szCs w:val="20"/>
+              </w:rPr>
+              <w:t xml:space="preserve">중복 제거 후 1개로 실행. 서로 다른 2시각이면 실행 아님(순간값 조회)</w:t>
+            </w:r>
+          </w:p>
+        </w:tc>
+        <w:tc>
+          <w:tcPr>
+            <w:tcW w:type="dxa" w:w="1400"/>
+            <w:tcBorders>
+              <w:top w:val="single" w:color="BBBBBB" w:sz="1"/>
+              <w:left w:val="single" w:color="BBBBBB" w:sz="1"/>
+              <w:bottom w:val="single" w:color="BBBBBB" w:sz="1"/>
+              <w:right w:val="single" w:color="BBBBBB" w:sz="1"/>
+            </w:tcBorders>
+            <w:tcMar>
+              <w:top w:type="dxa" w:w="60"/>
+              <w:left w:type="dxa" w:w="110"/>
+              <w:bottom w:type="dxa" w:w="60"/>
+              <w:right w:type="dxa" w:w="110"/>
+            </w:tcMar>
+            <w:vAlign w:val="center"/>
+          </w:tcPr>
+          <w:p>
+            <w:pPr>
+              <w:spacing w:after="0"/>
+            </w:pPr>
+            <w:r>
+              <w:rPr>
+                <w:b w:val="false"/>
+                <w:bCs w:val="false"/>
+                <w:sz w:val="20"/>
+                <w:szCs w:val="20"/>
+              </w:rPr>
+              <w:t xml:space="preserve">확정 — 중복 제거 후 1개로 카운트</w:t>
+            </w:r>
+          </w:p>
+        </w:tc>
+      </w:tr>
+      <w:tr>
+        <w:tc>
+          <w:tcPr>
+            <w:tcW w:type="dxa" w:w="900"/>
+            <w:tcBorders>
+              <w:top w:val="single" w:color="BBBBBB" w:sz="1"/>
+              <w:left w:val="single" w:color="BBBBBB" w:sz="1"/>
+              <w:bottom w:val="single" w:color="BBBBBB" w:sz="1"/>
+              <w:right w:val="single" w:color="BBBBBB" w:sz="1"/>
+            </w:tcBorders>
+            <w:shd w:fill="EEF3F8" w:color="auto" w:val="clear"/>
+            <w:tcMar>
+              <w:top w:type="dxa" w:w="60"/>
+              <w:left w:type="dxa" w:w="110"/>
+              <w:bottom w:type="dxa" w:w="60"/>
+              <w:right w:type="dxa" w:w="110"/>
+            </w:tcMar>
+            <w:vAlign w:val="center"/>
+          </w:tcPr>
+          <w:p>
+            <w:pPr>
+              <w:spacing w:after="0"/>
+            </w:pPr>
+            <w:r>
+              <w:rPr>
+                <w:b w:val="false"/>
+                <w:bCs w:val="false"/>
+                <w:sz w:val="20"/>
+                <w:szCs w:val="20"/>
+              </w:rPr>
+              <w:t xml:space="preserve">D-02</w:t>
+            </w:r>
+          </w:p>
+        </w:tc>
+        <w:tc>
+          <w:tcPr>
+            <w:tcW w:type="dxa" w:w="3200"/>
+            <w:tcBorders>
+              <w:top w:val="single" w:color="BBBBBB" w:sz="1"/>
+              <w:left w:val="single" w:color="BBBBBB" w:sz="1"/>
+              <w:bottom w:val="single" w:color="BBBBBB" w:sz="1"/>
+              <w:right w:val="single" w:color="BBBBBB" w:sz="1"/>
+            </w:tcBorders>
+            <w:shd w:fill="EEF3F8" w:color="auto" w:val="clear"/>
+            <w:tcMar>
+              <w:top w:type="dxa" w:w="60"/>
+              <w:left w:type="dxa" w:w="110"/>
+              <w:bottom w:type="dxa" w:w="60"/>
+              <w:right w:type="dxa" w:w="110"/>
+            </w:tcMar>
+            <w:vAlign w:val="center"/>
+          </w:tcPr>
+          <w:p>
+            <w:pPr>
+              <w:spacing w:after="0"/>
+            </w:pPr>
+            <w:r>
+              <w:rPr>
+                <w:b w:val="false"/>
+                <w:bCs w:val="false"/>
+                <w:sz w:val="20"/>
+                <w:szCs w:val="20"/>
+              </w:rPr>
+              <w:t xml:space="preserve">시각 문자열 정규화</w:t>
+            </w:r>
+          </w:p>
+        </w:tc>
+        <w:tc>
+          <w:tcPr>
+            <w:tcW w:type="dxa" w:w="3526"/>
+            <w:tcBorders>
+              <w:top w:val="single" w:color="BBBBBB" w:sz="1"/>
+              <w:left w:val="single" w:color="BBBBBB" w:sz="1"/>
+              <w:bottom w:val="single" w:color="BBBBBB" w:sz="1"/>
+              <w:right w:val="single" w:color="BBBBBB" w:sz="1"/>
+            </w:tcBorders>
+            <w:shd w:fill="EEF3F8" w:color="auto" w:val="clear"/>
+            <w:tcMar>
+              <w:top w:type="dxa" w:w="60"/>
+              <w:left w:type="dxa" w:w="110"/>
+              <w:bottom w:type="dxa" w:w="60"/>
+              <w:right w:type="dxa" w:w="110"/>
+            </w:tcMar>
+            <w:vAlign w:val="center"/>
+          </w:tcPr>
+          <w:p>
+            <w:pPr>
+              <w:spacing w:after="0"/>
+            </w:pPr>
+            <w:r>
+              <w:rPr>
+                <w:b w:val="false"/>
+                <w:bCs w:val="false"/>
+                <w:sz w:val="20"/>
+                <w:szCs w:val="20"/>
+              </w:rPr>
+              <w:t xml:space="preserve">트림 + 자연어('8시 반'·'낮 12시') 허용, 최종 저장은 HH:MM 강제. 콜론 한 자리('8:30')는 무효</w:t>
+            </w:r>
+          </w:p>
+        </w:tc>
+        <w:tc>
+          <w:tcPr>
+            <w:tcW w:type="dxa" w:w="1400"/>
+            <w:tcBorders>
+              <w:top w:val="single" w:color="BBBBBB" w:sz="1"/>
+              <w:left w:val="single" w:color="BBBBBB" w:sz="1"/>
+              <w:bottom w:val="single" w:color="BBBBBB" w:sz="1"/>
+              <w:right w:val="single" w:color="BBBBBB" w:sz="1"/>
+            </w:tcBorders>
+            <w:shd w:fill="EEF3F8" w:color="auto" w:val="clear"/>
+            <w:tcMar>
+              <w:top w:type="dxa" w:w="60"/>
+              <w:left w:type="dxa" w:w="110"/>
+              <w:bottom w:type="dxa" w:w="60"/>
+              <w:right w:type="dxa" w:w="110"/>
+            </w:tcMar>
+            <w:vAlign w:val="center"/>
+          </w:tcPr>
+          <w:p>
+            <w:pPr>
+              <w:spacing w:after="0"/>
+            </w:pPr>
+            <w:r>
+              <w:rPr>
+                <w:b w:val="false"/>
+                <w:bCs w:val="false"/>
+                <w:sz w:val="20"/>
+                <w:szCs w:val="20"/>
+              </w:rPr>
+              <w:t xml:space="preserve">확정 — HH:MM 강제, "8:30" 무효 확인</w:t>
+            </w:r>
+          </w:p>
+        </w:tc>
+      </w:tr>
+      <w:tr>
+        <w:tc>
+          <w:tcPr>
+            <w:tcW w:type="dxa" w:w="900"/>
+            <w:tcBorders>
+              <w:top w:val="single" w:color="BBBBBB" w:sz="1"/>
+              <w:left w:val="single" w:color="BBBBBB" w:sz="1"/>
+              <w:bottom w:val="single" w:color="BBBBBB" w:sz="1"/>
+              <w:right w:val="single" w:color="BBBBBB" w:sz="1"/>
+            </w:tcBorders>
+            <w:tcMar>
+              <w:top w:type="dxa" w:w="60"/>
+              <w:left w:type="dxa" w:w="110"/>
+              <w:bottom w:type="dxa" w:w="60"/>
+              <w:right w:type="dxa" w:w="110"/>
+            </w:tcMar>
+            <w:vAlign w:val="center"/>
+          </w:tcPr>
+          <w:p>
+            <w:pPr>
+              <w:spacing w:after="0"/>
+            </w:pPr>
+            <w:r>
+              <w:rPr>
+                <w:b w:val="false"/>
+                <w:bCs w:val="false"/>
+                <w:sz w:val="20"/>
+                <w:szCs w:val="20"/>
+              </w:rPr>
+              <w:t xml:space="preserve">D-03</w:t>
+            </w:r>
+          </w:p>
+        </w:tc>
+        <w:tc>
+          <w:tcPr>
+            <w:tcW w:type="dxa" w:w="3200"/>
+            <w:tcBorders>
+              <w:top w:val="single" w:color="BBBBBB" w:sz="1"/>
+              <w:left w:val="single" w:color="BBBBBB" w:sz="1"/>
+              <w:bottom w:val="single" w:color="BBBBBB" w:sz="1"/>
+              <w:right w:val="single" w:color="BBBBBB" w:sz="1"/>
+            </w:tcBorders>
+            <w:tcMar>
+              <w:top w:type="dxa" w:w="60"/>
+              <w:left w:type="dxa" w:w="110"/>
+              <w:bottom w:type="dxa" w:w="60"/>
+              <w:right w:type="dxa" w:w="110"/>
+            </w:tcMar>
+            <w:vAlign w:val="center"/>
+          </w:tcPr>
+          <w:p>
+            <w:pPr>
+              <w:spacing w:after="0"/>
+            </w:pPr>
+            <w:r>
+              <w:rPr>
+                <w:b w:val="false"/>
+                <w:bCs w:val="false"/>
+                <w:sz w:val="20"/>
+                <w:szCs w:val="20"/>
+              </w:rPr>
+              <w:t xml:space="preserve">대화 이력의 시각 승계</w:t>
+            </w:r>
+          </w:p>
+        </w:tc>
+        <w:tc>
+          <w:tcPr>
+            <w:tcW w:type="dxa" w:w="3526"/>
+            <w:tcBorders>
+              <w:top w:val="single" w:color="BBBBBB" w:sz="1"/>
+              <w:left w:val="single" w:color="BBBBBB" w:sz="1"/>
+              <w:bottom w:val="single" w:color="BBBBBB" w:sz="1"/>
+              <w:right w:val="single" w:color="BBBBBB" w:sz="1"/>
+            </w:tcBorders>
+            <w:tcMar>
+              <w:top w:type="dxa" w:w="60"/>
+              <w:left w:type="dxa" w:w="110"/>
+              <w:bottom w:type="dxa" w:w="60"/>
+              <w:right w:type="dxa" w:w="110"/>
+            </w:tcMar>
+            <w:vAlign w:val="center"/>
+          </w:tcPr>
+          <w:p>
+            <w:pPr>
+              <w:spacing w:after="0"/>
+            </w:pPr>
+            <w:r>
+              <w:rPr>
+                <w:b w:val="false"/>
+                <w:bCs w:val="false"/>
+                <w:sz w:val="20"/>
+                <w:szCs w:val="20"/>
+              </w:rPr>
+              <w:t xml:space="preserve">이번 메시지 기준만. 이력 승계 금지(히스토리에서 시각 끌어와 실행하는 실패 방지)</w:t>
+            </w:r>
+          </w:p>
+        </w:tc>
+        <w:tc>
+          <w:tcPr>
+            <w:tcW w:type="dxa" w:w="1400"/>
+            <w:tcBorders>
+              <w:top w:val="single" w:color="BBBBBB" w:sz="1"/>
+              <w:left w:val="single" w:color="BBBBBB" w:sz="1"/>
+              <w:bottom w:val="single" w:color="BBBBBB" w:sz="1"/>
+              <w:right w:val="single" w:color="BBBBBB" w:sz="1"/>
+            </w:tcBorders>
+            <w:tcMar>
+              <w:top w:type="dxa" w:w="60"/>
+              <w:left w:type="dxa" w:w="110"/>
+              <w:bottom w:type="dxa" w:w="60"/>
+              <w:right w:type="dxa" w:w="110"/>
+            </w:tcMar>
+            <w:vAlign w:val="center"/>
+          </w:tcPr>
+          <w:p>
+            <w:pPr>
+              <w:spacing w:after="0"/>
+            </w:pPr>
+            <w:r>
+              <w:rPr>
+                <w:b w:val="false"/>
+                <w:bCs w:val="false"/>
+                <w:sz w:val="20"/>
+                <w:szCs w:val="20"/>
+              </w:rPr>
+              <w:t xml:space="preserve">확정 — 이번 메시지 시각만 사용</w:t>
+            </w:r>
+          </w:p>
+        </w:tc>
+      </w:tr>
+      <w:tr>
+        <w:tc>
+          <w:tcPr>
+            <w:tcW w:type="dxa" w:w="900"/>
+            <w:tcBorders>
+              <w:top w:val="single" w:color="BBBBBB" w:sz="1"/>
+              <w:left w:val="single" w:color="BBBBBB" w:sz="1"/>
+              <w:bottom w:val="single" w:color="BBBBBB" w:sz="1"/>
+              <w:right w:val="single" w:color="BBBBBB" w:sz="1"/>
+            </w:tcBorders>
+            <w:shd w:fill="EEF3F8" w:color="auto" w:val="clear"/>
+            <w:tcMar>
+              <w:top w:type="dxa" w:w="60"/>
+              <w:left w:type="dxa" w:w="110"/>
+              <w:bottom w:type="dxa" w:w="60"/>
+              <w:right w:type="dxa" w:w="110"/>
+            </w:tcMar>
+            <w:vAlign w:val="center"/>
+          </w:tcPr>
+          <w:p>
+            <w:pPr>
+              <w:spacing w:after="0"/>
+            </w:pPr>
+            <w:r>
+              <w:rPr>
+                <w:b w:val="false"/>
+                <w:bCs w:val="false"/>
+                <w:sz w:val="20"/>
+                <w:szCs w:val="20"/>
+              </w:rPr>
+              <w:t xml:space="preserve">D-04</w:t>
+            </w:r>
+          </w:p>
+        </w:tc>
+        <w:tc>
+          <w:tcPr>
+            <w:tcW w:type="dxa" w:w="3200"/>
+            <w:tcBorders>
+              <w:top w:val="single" w:color="BBBBBB" w:sz="1"/>
+              <w:left w:val="single" w:color="BBBBBB" w:sz="1"/>
+              <w:bottom w:val="single" w:color="BBBBBB" w:sz="1"/>
+              <w:right w:val="single" w:color="BBBBBB" w:sz="1"/>
+            </w:tcBorders>
+            <w:shd w:fill="EEF3F8" w:color="auto" w:val="clear"/>
+            <w:tcMar>
+              <w:top w:type="dxa" w:w="60"/>
+              <w:left w:type="dxa" w:w="110"/>
+              <w:bottom w:type="dxa" w:w="60"/>
+              <w:right w:type="dxa" w:w="110"/>
+            </w:tcMar>
+            <w:vAlign w:val="center"/>
+          </w:tcPr>
+          <w:p>
+            <w:pPr>
+              <w:spacing w:after="0"/>
+            </w:pPr>
+            <w:r>
+              <w:rPr>
+                <w:b w:val="false"/>
+                <w:bCs w:val="false"/>
+                <w:sz w:val="20"/>
+                <w:szCs w:val="20"/>
+              </w:rPr>
+              <w:t xml:space="preserve">CONFIRM 대기 중 새 요청</w:t>
+            </w:r>
+          </w:p>
+        </w:tc>
+        <w:tc>
+          <w:tcPr>
+            <w:tcW w:type="dxa" w:w="3526"/>
+            <w:tcBorders>
+              <w:top w:val="single" w:color="BBBBBB" w:sz="1"/>
+              <w:left w:val="single" w:color="BBBBBB" w:sz="1"/>
+              <w:bottom w:val="single" w:color="BBBBBB" w:sz="1"/>
+              <w:right w:val="single" w:color="BBBBBB" w:sz="1"/>
+            </w:tcBorders>
+            <w:shd w:fill="EEF3F8" w:color="auto" w:val="clear"/>
+            <w:tcMar>
+              <w:top w:type="dxa" w:w="60"/>
+              <w:left w:type="dxa" w:w="110"/>
+              <w:bottom w:type="dxa" w:w="60"/>
+              <w:right w:type="dxa" w:w="110"/>
+            </w:tcMar>
+            <w:vAlign w:val="center"/>
+          </w:tcPr>
+          <w:p>
+            <w:pPr>
+              <w:spacing w:after="0"/>
+            </w:pPr>
+            <w:r>
+              <w:rPr>
+                <w:b w:val="false"/>
+                <w:bCs w:val="false"/>
+                <w:sz w:val="20"/>
+                <w:szCs w:val="20"/>
+              </w:rPr>
+              <w:t xml:space="preserve">최신 설정으로 덮어쓰고 이전 대기 폐기 안내</w:t>
+            </w:r>
+          </w:p>
+        </w:tc>
+        <w:tc>
+          <w:tcPr>
+            <w:tcW w:type="dxa" w:w="1400"/>
+            <w:tcBorders>
+              <w:top w:val="single" w:color="BBBBBB" w:sz="1"/>
+              <w:left w:val="single" w:color="BBBBBB" w:sz="1"/>
+              <w:bottom w:val="single" w:color="BBBBBB" w:sz="1"/>
+              <w:right w:val="single" w:color="BBBBBB" w:sz="1"/>
+            </w:tcBorders>
+            <w:shd w:fill="EEF3F8" w:color="auto" w:val="clear"/>
+            <w:tcMar>
+              <w:top w:type="dxa" w:w="60"/>
+              <w:left w:type="dxa" w:w="110"/>
+              <w:bottom w:type="dxa" w:w="60"/>
+              <w:right w:type="dxa" w:w="110"/>
+            </w:tcMar>
+            <w:vAlign w:val="center"/>
+          </w:tcPr>
+          <w:p>
+            <w:pPr>
+              <w:spacing w:after="0"/>
+            </w:pPr>
+            <w:r>
+              <w:rPr>
+                <w:b w:val="false"/>
+                <w:bCs w:val="false"/>
+                <w:sz w:val="20"/>
+                <w:szCs w:val="20"/>
+              </w:rPr>
+              <w:t xml:space="preserve">확정 — 덮어쓰고 폐기 안내</w:t>
+            </w:r>
+          </w:p>
+        </w:tc>
+      </w:tr>
+      <w:tr>
+        <w:tc>
+          <w:tcPr>
+            <w:tcW w:type="dxa" w:w="900"/>
+            <w:tcBorders>
+              <w:top w:val="single" w:color="BBBBBB" w:sz="1"/>
+              <w:left w:val="single" w:color="BBBBBB" w:sz="1"/>
+              <w:bottom w:val="single" w:color="BBBBBB" w:sz="1"/>
+              <w:right w:val="single" w:color="BBBBBB" w:sz="1"/>
+            </w:tcBorders>
+            <w:tcMar>
+              <w:top w:type="dxa" w:w="60"/>
+              <w:left w:type="dxa" w:w="110"/>
+              <w:bottom w:type="dxa" w:w="60"/>
+              <w:right w:type="dxa" w:w="110"/>
+            </w:tcMar>
+            <w:vAlign w:val="center"/>
+          </w:tcPr>
+          <w:p>
+            <w:pPr>
+              <w:spacing w:after="0"/>
+            </w:pPr>
+            <w:r>
+              <w:rPr>
+                <w:b w:val="false"/>
+                <w:bCs w:val="false"/>
+                <w:sz w:val="20"/>
+                <w:szCs w:val="20"/>
+              </w:rPr>
+              <w:t xml:space="preserve">D-05</w:t>
+            </w:r>
+          </w:p>
+        </w:tc>
+        <w:tc>
+          <w:tcPr>
+            <w:tcW w:type="dxa" w:w="3200"/>
+            <w:tcBorders>
+              <w:top w:val="single" w:color="BBBBBB" w:sz="1"/>
+              <w:left w:val="single" w:color="BBBBBB" w:sz="1"/>
+              <w:bottom w:val="single" w:color="BBBBBB" w:sz="1"/>
+              <w:right w:val="single" w:color="BBBBBB" w:sz="1"/>
+            </w:tcBorders>
+            <w:tcMar>
+              <w:top w:type="dxa" w:w="60"/>
+              <w:left w:type="dxa" w:w="110"/>
+              <w:bottom w:type="dxa" w:w="60"/>
+              <w:right w:type="dxa" w:w="110"/>
+            </w:tcMar>
+            <w:vAlign w:val="center"/>
+          </w:tcPr>
+          <w:p>
+            <w:pPr>
+              <w:spacing w:after="0"/>
+            </w:pPr>
+            <w:r>
+              <w:rPr>
+                <w:b w:val="false"/>
+                <w:bCs w:val="false"/>
+                <w:sz w:val="20"/>
+                <w:szCs w:val="20"/>
+              </w:rPr>
+              <w:t xml:space="preserve">동시 다중 사용자/세션</w:t>
+            </w:r>
+          </w:p>
+        </w:tc>
+        <w:tc>
+          <w:tcPr>
+            <w:tcW w:type="dxa" w:w="3526"/>
+            <w:tcBorders>
+              <w:top w:val="single" w:color="BBBBBB" w:sz="1"/>
+              <w:left w:val="single" w:color="BBBBBB" w:sz="1"/>
+              <w:bottom w:val="single" w:color="BBBBBB" w:sz="1"/>
+              <w:right w:val="single" w:color="BBBBBB" w:sz="1"/>
+            </w:tcBorders>
+            <w:tcMar>
+              <w:top w:type="dxa" w:w="60"/>
+              <w:left w:type="dxa" w:w="110"/>
+              <w:bottom w:type="dxa" w:w="60"/>
+              <w:right w:type="dxa" w:w="110"/>
+            </w:tcMar>
+            <w:vAlign w:val="center"/>
+          </w:tcPr>
+          <w:p>
+            <w:pPr>
+              <w:spacing w:after="0"/>
+            </w:pPr>
+            <w:r>
+              <w:rPr>
+                <w:b w:val="false"/>
+                <w:bCs w:val="false"/>
+                <w:sz w:val="20"/>
+                <w:szCs w:val="20"/>
+              </w:rPr>
+              <w:t xml:space="preserve">현재 단일 'default'(동시 사용 미지원 제약). 로드맵에 sessionId별 이력·pendingConfigs 분리</w:t>
+            </w:r>
+          </w:p>
+        </w:tc>
+        <w:tc>
+          <w:tcPr>
+            <w:tcW w:type="dxa" w:w="1400"/>
+            <w:tcBorders>
+              <w:top w:val="single" w:color="BBBBBB" w:sz="1"/>
+              <w:left w:val="single" w:color="BBBBBB" w:sz="1"/>
+              <w:bottom w:val="single" w:color="BBBBBB" w:sz="1"/>
+              <w:right w:val="single" w:color="BBBBBB" w:sz="1"/>
+            </w:tcBorders>
+            <w:tcMar>
+              <w:top w:type="dxa" w:w="60"/>
+              <w:left w:type="dxa" w:w="110"/>
+              <w:bottom w:type="dxa" w:w="60"/>
+              <w:right w:type="dxa" w:w="110"/>
+            </w:tcMar>
+            <w:vAlign w:val="center"/>
+          </w:tcPr>
+          <w:p>
+            <w:pPr>
+              <w:spacing w:after="0"/>
+            </w:pPr>
+            <w:r>
+              <w:rPr>
+                <w:b w:val="false"/>
+                <w:bCs w:val="false"/>
+                <w:sz w:val="20"/>
+                <w:szCs w:val="20"/>
+              </w:rPr>
+              <w:t xml:space="preserve">확정(현행 a) — sessionId 분리는 로드맵</w:t>
+            </w:r>
+          </w:p>
+        </w:tc>
+      </w:tr>
+      <w:tr>
+        <w:tc>
+          <w:tcPr>
+            <w:tcW w:type="dxa" w:w="900"/>
+            <w:tcBorders>
+              <w:top w:val="single" w:color="BBBBBB" w:sz="1"/>
+              <w:left w:val="single" w:color="BBBBBB" w:sz="1"/>
+              <w:bottom w:val="single" w:color="BBBBBB" w:sz="1"/>
+              <w:right w:val="single" w:color="BBBBBB" w:sz="1"/>
+            </w:tcBorders>
+            <w:shd w:fill="EEF3F8" w:color="auto" w:val="clear"/>
+            <w:tcMar>
+              <w:top w:type="dxa" w:w="60"/>
+              <w:left w:type="dxa" w:w="110"/>
+              <w:bottom w:type="dxa" w:w="60"/>
+              <w:right w:type="dxa" w:w="110"/>
+            </w:tcMar>
+            <w:vAlign w:val="center"/>
+          </w:tcPr>
+          <w:p>
+            <w:pPr>
+              <w:spacing w:after="0"/>
+            </w:pPr>
+            <w:r>
+              <w:rPr>
+                <w:b w:val="false"/>
+                <w:bCs w:val="false"/>
+                <w:sz w:val="20"/>
+                <w:szCs w:val="20"/>
+              </w:rPr>
+              <w:t xml:space="preserve">D-06</w:t>
+            </w:r>
+          </w:p>
+        </w:tc>
+        <w:tc>
+          <w:tcPr>
+            <w:tcW w:type="dxa" w:w="3200"/>
+            <w:tcBorders>
+              <w:top w:val="single" w:color="BBBBBB" w:sz="1"/>
+              <w:left w:val="single" w:color="BBBBBB" w:sz="1"/>
+              <w:bottom w:val="single" w:color="BBBBBB" w:sz="1"/>
+              <w:right w:val="single" w:color="BBBBBB" w:sz="1"/>
+            </w:tcBorders>
+            <w:shd w:fill="EEF3F8" w:color="auto" w:val="clear"/>
+            <w:tcMar>
+              <w:top w:type="dxa" w:w="60"/>
+              <w:left w:type="dxa" w:w="110"/>
+              <w:bottom w:type="dxa" w:w="60"/>
+              <w:right w:type="dxa" w:w="110"/>
+            </w:tcMar>
+            <w:vAlign w:val="center"/>
+          </w:tcPr>
+          <w:p>
+            <w:pPr>
+              <w:spacing w:after="0"/>
+            </w:pPr>
+            <w:r>
+              <w:rPr>
+                <w:b w:val="false"/>
+                <w:bCs w:val="false"/>
+                <w:sz w:val="20"/>
+                <w:szCs w:val="20"/>
+              </w:rPr>
+              <w:t xml:space="preserve">실행 중 재요청(재진입)</w:t>
+            </w:r>
+          </w:p>
+        </w:tc>
+        <w:tc>
+          <w:tcPr>
+            <w:tcW w:type="dxa" w:w="3526"/>
+            <w:tcBorders>
+              <w:top w:val="single" w:color="BBBBBB" w:sz="1"/>
+              <w:left w:val="single" w:color="BBBBBB" w:sz="1"/>
+              <w:bottom w:val="single" w:color="BBBBBB" w:sz="1"/>
+              <w:right w:val="single" w:color="BBBBBB" w:sz="1"/>
+            </w:tcBorders>
+            <w:shd w:fill="EEF3F8" w:color="auto" w:val="clear"/>
+            <w:tcMar>
+              <w:top w:type="dxa" w:w="60"/>
+              <w:left w:type="dxa" w:w="110"/>
+              <w:bottom w:type="dxa" w:w="60"/>
+              <w:right w:type="dxa" w:w="110"/>
+            </w:tcMar>
+            <w:vAlign w:val="center"/>
+          </w:tcPr>
+          <w:p>
+            <w:pPr>
+              <w:spacing w:after="0"/>
+            </w:pPr>
+            <w:r>
+              <w:rPr>
+                <w:b w:val="false"/>
+                <w:bCs w:val="false"/>
+                <w:sz w:val="20"/>
+                <w:szCs w:val="20"/>
+              </w:rPr>
+              <w:t xml:space="preserve">순차 처리(직전 완료 후). in-memory 상태 경합 방지</w:t>
+            </w:r>
+          </w:p>
+        </w:tc>
+        <w:tc>
+          <w:tcPr>
+            <w:tcW w:type="dxa" w:w="1400"/>
+            <w:tcBorders>
+              <w:top w:val="single" w:color="BBBBBB" w:sz="1"/>
+              <w:left w:val="single" w:color="BBBBBB" w:sz="1"/>
+              <w:bottom w:val="single" w:color="BBBBBB" w:sz="1"/>
+              <w:right w:val="single" w:color="BBBBBB" w:sz="1"/>
+            </w:tcBorders>
+            <w:shd w:fill="EEF3F8" w:color="auto" w:val="clear"/>
+            <w:tcMar>
+              <w:top w:type="dxa" w:w="60"/>
+              <w:left w:type="dxa" w:w="110"/>
+              <w:bottom w:type="dxa" w:w="60"/>
+              <w:right w:type="dxa" w:w="110"/>
+            </w:tcMar>
+            <w:vAlign w:val="center"/>
+          </w:tcPr>
+          <w:p>
+            <w:pPr>
+              <w:spacing w:after="0"/>
+            </w:pPr>
+            <w:r>
+              <w:rPr>
+                <w:b w:val="false"/>
+                <w:bCs w:val="false"/>
+                <w:sz w:val="20"/>
+                <w:szCs w:val="20"/>
+              </w:rPr>
+              <w:t xml:space="preserve">확정 — 세션 락으로 순차 처리</w:t>
+            </w:r>
+          </w:p>
+        </w:tc>
+      </w:tr>
+      <w:tr>
+        <w:tc>
+          <w:tcPr>
+            <w:tcW w:type="dxa" w:w="900"/>
+            <w:tcBorders>
+              <w:top w:val="single" w:color="BBBBBB" w:sz="1"/>
+              <w:left w:val="single" w:color="BBBBBB" w:sz="1"/>
+              <w:bottom w:val="single" w:color="BBBBBB" w:sz="1"/>
+              <w:right w:val="single" w:color="BBBBBB" w:sz="1"/>
+            </w:tcBorders>
+            <w:tcMar>
+              <w:top w:type="dxa" w:w="60"/>
+              <w:left w:type="dxa" w:w="110"/>
+              <w:bottom w:type="dxa" w:w="60"/>
+              <w:right w:type="dxa" w:w="110"/>
+            </w:tcMar>
+            <w:vAlign w:val="center"/>
+          </w:tcPr>
+          <w:p>
+            <w:pPr>
+              <w:spacing w:after="0"/>
+            </w:pPr>
+            <w:r>
+              <w:rPr>
+                <w:b w:val="false"/>
+                <w:bCs w:val="false"/>
+                <w:sz w:val="20"/>
+                <w:szCs w:val="20"/>
+              </w:rPr>
+              <w:t xml:space="preserve">D-07</w:t>
+            </w:r>
+          </w:p>
+        </w:tc>
+        <w:tc>
+          <w:tcPr>
+            <w:tcW w:type="dxa" w:w="3200"/>
+            <w:tcBorders>
+              <w:top w:val="single" w:color="BBBBBB" w:sz="1"/>
+              <w:left w:val="single" w:color="BBBBBB" w:sz="1"/>
+              <w:bottom w:val="single" w:color="BBBBBB" w:sz="1"/>
+              <w:right w:val="single" w:color="BBBBBB" w:sz="1"/>
+            </w:tcBorders>
+            <w:tcMar>
+              <w:top w:type="dxa" w:w="60"/>
+              <w:left w:type="dxa" w:w="110"/>
+              <w:bottom w:type="dxa" w:w="60"/>
+              <w:right w:type="dxa" w:w="110"/>
+            </w:tcMar>
+            <w:vAlign w:val="center"/>
+          </w:tcPr>
+          <w:p>
+            <w:pPr>
+              <w:spacing w:after="0"/>
+            </w:pPr>
+            <w:r>
+              <w:rPr>
+                <w:b w:val="false"/>
+                <w:bCs w:val="false"/>
+                <w:sz w:val="20"/>
+                <w:szCs w:val="20"/>
+              </w:rPr>
+              <w:t xml:space="preserve">범위 밖 파라미터 값</w:t>
+            </w:r>
+          </w:p>
+        </w:tc>
+        <w:tc>
+          <w:tcPr>
+            <w:tcW w:type="dxa" w:w="3526"/>
+            <w:tcBorders>
+              <w:top w:val="single" w:color="BBBBBB" w:sz="1"/>
+              <w:left w:val="single" w:color="BBBBBB" w:sz="1"/>
+              <w:bottom w:val="single" w:color="BBBBBB" w:sz="1"/>
+              <w:right w:val="single" w:color="BBBBBB" w:sz="1"/>
+            </w:tcBorders>
+            <w:tcMar>
+              <w:top w:type="dxa" w:w="60"/>
+              <w:left w:type="dxa" w:w="110"/>
+              <w:bottom w:type="dxa" w:w="60"/>
+              <w:right w:type="dxa" w:w="110"/>
+            </w:tcMar>
+            <w:vAlign w:val="center"/>
+          </w:tcPr>
+          <w:p>
+            <w:pPr>
+              <w:spacing w:after="0"/>
+            </w:pPr>
+            <w:r>
+              <w:rPr>
+                <w:b w:val="false"/>
+                <w:bCs w:val="false"/>
+                <w:sz w:val="20"/>
+                <w:szCs w:val="20"/>
+              </w:rPr>
+              <w:t xml:space="preserve">전 경로 거절(400 / isError). 클램프 금지(일관성)</w:t>
+            </w:r>
+          </w:p>
+        </w:tc>
+        <w:tc>
+          <w:tcPr>
+            <w:tcW w:type="dxa" w:w="1400"/>
+            <w:tcBorders>
+              <w:top w:val="single" w:color="BBBBBB" w:sz="1"/>
+              <w:left w:val="single" w:color="BBBBBB" w:sz="1"/>
+              <w:bottom w:val="single" w:color="BBBBBB" w:sz="1"/>
+              <w:right w:val="single" w:color="BBBBBB" w:sz="1"/>
+            </w:tcBorders>
+            <w:tcMar>
+              <w:top w:type="dxa" w:w="60"/>
+              <w:left w:type="dxa" w:w="110"/>
+              <w:bottom w:type="dxa" w:w="60"/>
+              <w:right w:type="dxa" w:w="110"/>
+            </w:tcMar>
+            <w:vAlign w:val="center"/>
+          </w:tcPr>
+          <w:p>
+            <w:pPr>
+              <w:spacing w:after="0"/>
+            </w:pPr>
+            <w:r>
+              <w:rPr>
+                <w:b w:val="false"/>
+                <w:bCs w:val="false"/>
+                <w:sz w:val="20"/>
+                <w:szCs w:val="20"/>
+              </w:rPr>
+              <w:t xml:space="preserve">확정(현행) — 전 경로 공통 검증 게이트</w:t>
+            </w:r>
+          </w:p>
+        </w:tc>
+      </w:tr>
+      <w:tr>
+        <w:tc>
+          <w:tcPr>
+            <w:tcW w:type="dxa" w:w="900"/>
+            <w:tcBorders>
+              <w:top w:val="single" w:color="BBBBBB" w:sz="1"/>
+              <w:left w:val="single" w:color="BBBBBB" w:sz="1"/>
+              <w:bottom w:val="single" w:color="BBBBBB" w:sz="1"/>
+              <w:right w:val="single" w:color="BBBBBB" w:sz="1"/>
+            </w:tcBorders>
+            <w:shd w:fill="EEF3F8" w:color="auto" w:val="clear"/>
+            <w:tcMar>
+              <w:top w:type="dxa" w:w="60"/>
+              <w:left w:type="dxa" w:w="110"/>
+              <w:bottom w:type="dxa" w:w="60"/>
+              <w:right w:type="dxa" w:w="110"/>
+            </w:tcMar>
+            <w:vAlign w:val="center"/>
+          </w:tcPr>
+          <w:p>
+            <w:pPr>
+              <w:spacing w:after="0"/>
+            </w:pPr>
+            <w:r>
+              <w:rPr>
+                <w:b w:val="false"/>
+                <w:bCs w:val="false"/>
+                <w:sz w:val="20"/>
+                <w:szCs w:val="20"/>
+              </w:rPr>
+              <w:t xml:space="preserve">D-08</w:t>
+            </w:r>
+          </w:p>
+        </w:tc>
+        <w:tc>
+          <w:tcPr>
+            <w:tcW w:type="dxa" w:w="3200"/>
+            <w:tcBorders>
+              <w:top w:val="single" w:color="BBBBBB" w:sz="1"/>
+              <w:left w:val="single" w:color="BBBBBB" w:sz="1"/>
+              <w:bottom w:val="single" w:color="BBBBBB" w:sz="1"/>
+              <w:right w:val="single" w:color="BBBBBB" w:sz="1"/>
+            </w:tcBorders>
+            <w:shd w:fill="EEF3F8" w:color="auto" w:val="clear"/>
+            <w:tcMar>
+              <w:top w:type="dxa" w:w="60"/>
+              <w:left w:type="dxa" w:w="110"/>
+              <w:bottom w:type="dxa" w:w="60"/>
+              <w:right w:type="dxa" w:w="110"/>
+            </w:tcMar>
+            <w:vAlign w:val="center"/>
+          </w:tcPr>
+          <w:p>
+            <w:pPr>
+              <w:spacing w:after="0"/>
+            </w:pPr>
+            <w:r>
+              <w:rPr>
+                <w:b w:val="false"/>
+                <w:bCs w:val="false"/>
+                <w:sz w:val="20"/>
+                <w:szCs w:val="20"/>
+              </w:rPr>
+              <w:t xml:space="preserve">알 수 없는 파라미터 필드</w:t>
+            </w:r>
+          </w:p>
+        </w:tc>
+        <w:tc>
+          <w:tcPr>
+            <w:tcW w:type="dxa" w:w="3526"/>
+            <w:tcBorders>
+              <w:top w:val="single" w:color="BBBBBB" w:sz="1"/>
+              <w:left w:val="single" w:color="BBBBBB" w:sz="1"/>
+              <w:bottom w:val="single" w:color="BBBBBB" w:sz="1"/>
+              <w:right w:val="single" w:color="BBBBBB" w:sz="1"/>
+            </w:tcBorders>
+            <w:shd w:fill="EEF3F8" w:color="auto" w:val="clear"/>
+            <w:tcMar>
+              <w:top w:type="dxa" w:w="60"/>
+              <w:left w:type="dxa" w:w="110"/>
+              <w:bottom w:type="dxa" w:w="60"/>
+              <w:right w:type="dxa" w:w="110"/>
+            </w:tcMar>
+            <w:vAlign w:val="center"/>
+          </w:tcPr>
+          <w:p>
+            <w:pPr>
+              <w:spacing w:after="0"/>
+            </w:pPr>
+            <w:r>
+              <w:rPr>
+                <w:b w:val="false"/>
+                <w:bCs w:val="false"/>
+                <w:sz w:val="20"/>
+                <w:szCs w:val="20"/>
+              </w:rPr>
+              <w:t xml:space="preserve">무시(@JsonIgnoreProperties). 필요 시 경고 로그만</w:t>
+            </w:r>
+          </w:p>
+        </w:tc>
+        <w:tc>
+          <w:tcPr>
+            <w:tcW w:type="dxa" w:w="1400"/>
+            <w:tcBorders>
+              <w:top w:val="single" w:color="BBBBBB" w:sz="1"/>
+              <w:left w:val="single" w:color="BBBBBB" w:sz="1"/>
+              <w:bottom w:val="single" w:color="BBBBBB" w:sz="1"/>
+              <w:right w:val="single" w:color="BBBBBB" w:sz="1"/>
+            </w:tcBorders>
+            <w:shd w:fill="EEF3F8" w:color="auto" w:val="clear"/>
+            <w:tcMar>
+              <w:top w:type="dxa" w:w="60"/>
+              <w:left w:type="dxa" w:w="110"/>
+              <w:bottom w:type="dxa" w:w="60"/>
+              <w:right w:type="dxa" w:w="110"/>
+            </w:tcMar>
+            <w:vAlign w:val="center"/>
+          </w:tcPr>
+          <w:p>
+            <w:pPr>
+              <w:spacing w:after="0"/>
+            </w:pPr>
+            <w:r>
+              <w:rPr>
+                <w:b w:val="false"/>
+                <w:bCs w:val="false"/>
+                <w:sz w:val="20"/>
+                <w:szCs w:val="20"/>
+              </w:rPr>
+              <w:t xml:space="preserve">확정(현행) — 무시</w:t>
+            </w:r>
+          </w:p>
+        </w:tc>
+      </w:tr>
+      <w:tr>
+        <w:tc>
+          <w:tcPr>
+            <w:tcW w:type="dxa" w:w="900"/>
+            <w:tcBorders>
+              <w:top w:val="single" w:color="BBBBBB" w:sz="1"/>
+              <w:left w:val="single" w:color="BBBBBB" w:sz="1"/>
+              <w:bottom w:val="single" w:color="BBBBBB" w:sz="1"/>
+              <w:right w:val="single" w:color="BBBBBB" w:sz="1"/>
+            </w:tcBorders>
+            <w:tcMar>
+              <w:top w:type="dxa" w:w="60"/>
+              <w:left w:type="dxa" w:w="110"/>
+              <w:bottom w:type="dxa" w:w="60"/>
+              <w:right w:type="dxa" w:w="110"/>
+            </w:tcMar>
+            <w:vAlign w:val="center"/>
+          </w:tcPr>
+          <w:p>
+            <w:pPr>
+              <w:spacing w:after="0"/>
+            </w:pPr>
+            <w:r>
+              <w:rPr>
+                <w:b w:val="false"/>
+                <w:bCs w:val="false"/>
+                <w:sz w:val="20"/>
+                <w:szCs w:val="20"/>
+              </w:rPr>
+              <w:t xml:space="preserve">D-09</w:t>
+            </w:r>
+          </w:p>
+        </w:tc>
+        <w:tc>
+          <w:tcPr>
+            <w:tcW w:type="dxa" w:w="3200"/>
+            <w:tcBorders>
+              <w:top w:val="single" w:color="BBBBBB" w:sz="1"/>
+              <w:left w:val="single" w:color="BBBBBB" w:sz="1"/>
+              <w:bottom w:val="single" w:color="BBBBBB" w:sz="1"/>
+              <w:right w:val="single" w:color="BBBBBB" w:sz="1"/>
+            </w:tcBorders>
+            <w:tcMar>
+              <w:top w:type="dxa" w:w="60"/>
+              <w:left w:type="dxa" w:w="110"/>
+              <w:bottom w:type="dxa" w:w="60"/>
+              <w:right w:type="dxa" w:w="110"/>
+            </w:tcMar>
+            <w:vAlign w:val="center"/>
+          </w:tcPr>
+          <w:p>
+            <w:pPr>
+              <w:spacing w:after="0"/>
+            </w:pPr>
+            <w:r>
+              <w:rPr>
+                <w:b w:val="false"/>
+                <w:bCs w:val="false"/>
+                <w:sz w:val="20"/>
+                <w:szCs w:val="20"/>
+              </w:rPr>
+              <w:t xml:space="preserve">교통 프로파일 부재(trafficEnabled=true)</w:t>
+            </w:r>
+          </w:p>
+        </w:tc>
+        <w:tc>
+          <w:tcPr>
+            <w:tcW w:type="dxa" w:w="3526"/>
+            <w:tcBorders>
+              <w:top w:val="single" w:color="BBBBBB" w:sz="1"/>
+              <w:left w:val="single" w:color="BBBBBB" w:sz="1"/>
+              <w:bottom w:val="single" w:color="BBBBBB" w:sz="1"/>
+              <w:right w:val="single" w:color="BBBBBB" w:sz="1"/>
+            </w:tcBorders>
+            <w:tcMar>
+              <w:top w:type="dxa" w:w="60"/>
+              <w:left w:type="dxa" w:w="110"/>
+              <w:bottom w:type="dxa" w:w="60"/>
+              <w:right w:type="dxa" w:w="110"/>
+            </w:tcMar>
+            <w:vAlign w:val="center"/>
+          </w:tcPr>
+          <w:p>
+            <w:pPr>
+              <w:spacing w:after="0"/>
+            </w:pPr>
+            <w:r>
+              <w:rPr>
+                <w:b w:val="false"/>
+                <w:bCs w:val="false"/>
+                <w:sz w:val="20"/>
+                <w:szCs w:val="20"/>
+              </w:rPr>
+              <w:t xml:space="preserve">교통 미적용으로 안전 폴백 + 응답 warning에 '교통 데이터 없음' 명시</w:t>
+            </w:r>
+          </w:p>
+        </w:tc>
+        <w:tc>
+          <w:tcPr>
+            <w:tcW w:type="dxa" w:w="1400"/>
+            <w:tcBorders>
+              <w:top w:val="single" w:color="BBBBBB" w:sz="1"/>
+              <w:left w:val="single" w:color="BBBBBB" w:sz="1"/>
+              <w:bottom w:val="single" w:color="BBBBBB" w:sz="1"/>
+              <w:right w:val="single" w:color="BBBBBB" w:sz="1"/>
+            </w:tcBorders>
+            <w:tcMar>
+              <w:top w:type="dxa" w:w="60"/>
+              <w:left w:type="dxa" w:w="110"/>
+              <w:bottom w:type="dxa" w:w="60"/>
+              <w:right w:type="dxa" w:w="110"/>
+            </w:tcMar>
+            <w:vAlign w:val="center"/>
+          </w:tcPr>
+          <w:p>
+            <w:pPr>
+              <w:spacing w:after="0"/>
+            </w:pPr>
+            <w:r>
+              <w:rPr>
+                <w:b w:val="false"/>
+                <w:bCs w:val="false"/>
+                <w:sz w:val="20"/>
+                <w:szCs w:val="20"/>
+              </w:rPr>
+              <w:t xml:space="preserve">확정(현행) — 폴백+warning</w:t>
+            </w:r>
+          </w:p>
+        </w:tc>
+      </w:tr>
+      <w:tr>
+        <w:tc>
+          <w:tcPr>
+            <w:tcW w:type="dxa" w:w="900"/>
+            <w:tcBorders>
+              <w:top w:val="single" w:color="BBBBBB" w:sz="1"/>
+              <w:left w:val="single" w:color="BBBBBB" w:sz="1"/>
+              <w:bottom w:val="single" w:color="BBBBBB" w:sz="1"/>
+              <w:right w:val="single" w:color="BBBBBB" w:sz="1"/>
+            </w:tcBorders>
+            <w:shd w:fill="EEF3F8" w:color="auto" w:val="clear"/>
+            <w:tcMar>
+              <w:top w:type="dxa" w:w="60"/>
+              <w:left w:type="dxa" w:w="110"/>
+              <w:bottom w:type="dxa" w:w="60"/>
+              <w:right w:type="dxa" w:w="110"/>
+            </w:tcMar>
+            <w:vAlign w:val="center"/>
+          </w:tcPr>
+          <w:p>
+            <w:pPr>
+              <w:spacing w:after="0"/>
+            </w:pPr>
+            <w:r>
+              <w:rPr>
+                <w:b w:val="false"/>
+                <w:bCs w:val="false"/>
+                <w:sz w:val="20"/>
+                <w:szCs w:val="20"/>
+              </w:rPr>
+              <w:t xml:space="preserve">D-10</w:t>
+            </w:r>
+          </w:p>
+        </w:tc>
+        <w:tc>
+          <w:tcPr>
+            <w:tcW w:type="dxa" w:w="3200"/>
+            <w:tcBorders>
+              <w:top w:val="single" w:color="BBBBBB" w:sz="1"/>
+              <w:left w:val="single" w:color="BBBBBB" w:sz="1"/>
+              <w:bottom w:val="single" w:color="BBBBBB" w:sz="1"/>
+              <w:right w:val="single" w:color="BBBBBB" w:sz="1"/>
+            </w:tcBorders>
+            <w:shd w:fill="EEF3F8" w:color="auto" w:val="clear"/>
+            <w:tcMar>
+              <w:top w:type="dxa" w:w="60"/>
+              <w:left w:type="dxa" w:w="110"/>
+              <w:bottom w:type="dxa" w:w="60"/>
+              <w:right w:type="dxa" w:w="110"/>
+            </w:tcMar>
+            <w:vAlign w:val="center"/>
+          </w:tcPr>
+          <w:p>
+            <w:pPr>
+              <w:spacing w:after="0"/>
+            </w:pPr>
+            <w:r>
+              <w:rPr>
+                <w:b w:val="false"/>
+                <w:bCs w:val="false"/>
+                <w:sz w:val="20"/>
+                <w:szCs w:val="20"/>
+              </w:rPr>
+              <w:t xml:space="preserve">RED 판정 기준(V-T5)</w:t>
+            </w:r>
+          </w:p>
+        </w:tc>
+        <w:tc>
+          <w:tcPr>
+            <w:tcW w:type="dxa" w:w="3526"/>
+            <w:tcBorders>
+              <w:top w:val="single" w:color="BBBBBB" w:sz="1"/>
+              <w:left w:val="single" w:color="BBBBBB" w:sz="1"/>
+              <w:bottom w:val="single" w:color="BBBBBB" w:sz="1"/>
+              <w:right w:val="single" w:color="BBBBBB" w:sz="1"/>
+            </w:tcBorders>
+            <w:shd w:fill="EEF3F8" w:color="auto" w:val="clear"/>
+            <w:tcMar>
+              <w:top w:type="dxa" w:w="60"/>
+              <w:left w:type="dxa" w:w="110"/>
+              <w:bottom w:type="dxa" w:w="60"/>
+              <w:right w:type="dxa" w:w="110"/>
+            </w:tcMar>
+            <w:vAlign w:val="center"/>
+          </w:tcPr>
+          <w:p>
+            <w:pPr>
+              <w:spacing w:after="0"/>
+            </w:pPr>
+            <w:r>
+              <w:rPr>
+                <w:b w:val="false"/>
+                <w:bCs w:val="false"/>
+                <w:sz w:val="20"/>
+                <w:szCs w:val="20"/>
+              </w:rPr>
+              <w:t xml:space="preserve">전역 hourlyWeight 기준으로 고정(임계 1.7에서 13시 RED). 문서·테스트에 근거 명시</w:t>
+            </w:r>
+          </w:p>
+        </w:tc>
+        <w:tc>
+          <w:tcPr>
+            <w:tcW w:type="dxa" w:w="1400"/>
+            <w:tcBorders>
+              <w:top w:val="single" w:color="BBBBBB" w:sz="1"/>
+              <w:left w:val="single" w:color="BBBBBB" w:sz="1"/>
+              <w:bottom w:val="single" w:color="BBBBBB" w:sz="1"/>
+              <w:right w:val="single" w:color="BBBBBB" w:sz="1"/>
+            </w:tcBorders>
+            <w:shd w:fill="EEF3F8" w:color="auto" w:val="clear"/>
+            <w:tcMar>
+              <w:top w:type="dxa" w:w="60"/>
+              <w:left w:type="dxa" w:w="110"/>
+              <w:bottom w:type="dxa" w:w="60"/>
+              <w:right w:type="dxa" w:w="110"/>
+            </w:tcMar>
+            <w:vAlign w:val="center"/>
+          </w:tcPr>
+          <w:p>
+            <w:pPr>
+              <w:spacing w:after="0"/>
+            </w:pPr>
+            <w:r>
+              <w:rPr>
+                <w:b w:val="false"/>
+                <w:bCs w:val="false"/>
+                <w:sz w:val="20"/>
+                <w:szCs w:val="20"/>
+              </w:rPr>
+              <w:t xml:space="preserve">확정 — 전역 hourlyWeight 기준</w:t>
+            </w:r>
+          </w:p>
+        </w:tc>
+      </w:tr>
+      <w:tr>
+        <w:tc>
+          <w:tcPr>
+            <w:tcW w:type="dxa" w:w="900"/>
+            <w:tcBorders>
+              <w:top w:val="single" w:color="BBBBBB" w:sz="1"/>
+              <w:left w:val="single" w:color="BBBBBB" w:sz="1"/>
+              <w:bottom w:val="single" w:color="BBBBBB" w:sz="1"/>
+              <w:right w:val="single" w:color="BBBBBB" w:sz="1"/>
+            </w:tcBorders>
+            <w:tcMar>
+              <w:top w:type="dxa" w:w="60"/>
+              <w:left w:type="dxa" w:w="110"/>
+              <w:bottom w:type="dxa" w:w="60"/>
+              <w:right w:type="dxa" w:w="110"/>
+            </w:tcMar>
+            <w:vAlign w:val="center"/>
+          </w:tcPr>
+          <w:p>
+            <w:pPr>
+              <w:spacing w:after="0"/>
+            </w:pPr>
+            <w:r>
+              <w:rPr>
+                <w:b w:val="false"/>
+                <w:bCs w:val="false"/>
+                <w:sz w:val="20"/>
+                <w:szCs w:val="20"/>
+              </w:rPr>
+              <w:t xml:space="preserve">D-11</w:t>
+            </w:r>
+          </w:p>
+        </w:tc>
+        <w:tc>
+          <w:tcPr>
+            <w:tcW w:type="dxa" w:w="3200"/>
+            <w:tcBorders>
+              <w:top w:val="single" w:color="BBBBBB" w:sz="1"/>
+              <w:left w:val="single" w:color="BBBBBB" w:sz="1"/>
+              <w:bottom w:val="single" w:color="BBBBBB" w:sz="1"/>
+              <w:right w:val="single" w:color="BBBBBB" w:sz="1"/>
+            </w:tcBorders>
+            <w:tcMar>
+              <w:top w:type="dxa" w:w="60"/>
+              <w:left w:type="dxa" w:w="110"/>
+              <w:bottom w:type="dxa" w:w="60"/>
+              <w:right w:type="dxa" w:w="110"/>
+            </w:tcMar>
+            <w:vAlign w:val="center"/>
+          </w:tcPr>
+          <w:p>
+            <w:pPr>
+              <w:spacing w:after="0"/>
+            </w:pPr>
+            <w:r>
+              <w:rPr>
+                <w:b w:val="false"/>
+                <w:bCs w:val="false"/>
+                <w:sz w:val="20"/>
+                <w:szCs w:val="20"/>
+              </w:rPr>
+              <w:t xml:space="preserve">민원 0 결과 표기</w:t>
+            </w:r>
+          </w:p>
+        </w:tc>
+        <w:tc>
+          <w:tcPr>
+            <w:tcW w:type="dxa" w:w="3526"/>
+            <w:tcBorders>
+              <w:top w:val="single" w:color="BBBBBB" w:sz="1"/>
+              <w:left w:val="single" w:color="BBBBBB" w:sz="1"/>
+              <w:bottom w:val="single" w:color="BBBBBB" w:sz="1"/>
+              <w:right w:val="single" w:color="BBBBBB" w:sz="1"/>
+            </w:tcBorders>
+            <w:tcMar>
+              <w:top w:type="dxa" w:w="60"/>
+              <w:left w:type="dxa" w:w="110"/>
+              <w:bottom w:type="dxa" w:w="60"/>
+              <w:right w:type="dxa" w:w="110"/>
+            </w:tcMar>
+            <w:vAlign w:val="center"/>
+          </w:tcPr>
+          <w:p>
+            <w:pPr>
+              <w:spacing w:after="0"/>
+            </w:pPr>
+            <w:r>
+              <w:rPr>
+                <w:b w:val="false"/>
+                <w:bCs w:val="false"/>
+                <w:sz w:val="20"/>
+                <w:szCs w:val="20"/>
+              </w:rPr>
+              <w:t xml:space="preserve">'0건' 명시(빈 화면 아님). 데이터 없음과 값 0 구분</w:t>
+            </w:r>
+          </w:p>
+        </w:tc>
+        <w:tc>
+          <w:tcPr>
+            <w:tcW w:type="dxa" w:w="1400"/>
+            <w:tcBorders>
+              <w:top w:val="single" w:color="BBBBBB" w:sz="1"/>
+              <w:left w:val="single" w:color="BBBBBB" w:sz="1"/>
+              <w:bottom w:val="single" w:color="BBBBBB" w:sz="1"/>
+              <w:right w:val="single" w:color="BBBBBB" w:sz="1"/>
+            </w:tcBorders>
+            <w:tcMar>
+              <w:top w:type="dxa" w:w="60"/>
+              <w:left w:type="dxa" w:w="110"/>
+              <w:bottom w:type="dxa" w:w="60"/>
+              <w:right w:type="dxa" w:w="110"/>
+            </w:tcMar>
+            <w:vAlign w:val="center"/>
+          </w:tcPr>
+          <w:p>
+            <w:pPr>
+              <w:spacing w:after="0"/>
+            </w:pPr>
+            <w:r>
+              <w:rPr>
+                <w:b w:val="false"/>
+                <w:bCs w:val="false"/>
+                <w:sz w:val="20"/>
+                <w:szCs w:val="20"/>
+              </w:rPr>
+              <w:t xml:space="preserve">확정 — 0건도 항목 유지·표기</w:t>
+            </w:r>
+          </w:p>
+        </w:tc>
+      </w:tr>
+      <w:tr>
+        <w:tc>
+          <w:tcPr>
+            <w:tcW w:type="dxa" w:w="900"/>
+            <w:tcBorders>
+              <w:top w:val="single" w:color="BBBBBB" w:sz="1"/>
+              <w:left w:val="single" w:color="BBBBBB" w:sz="1"/>
+              <w:bottom w:val="single" w:color="BBBBBB" w:sz="1"/>
+              <w:right w:val="single" w:color="BBBBBB" w:sz="1"/>
+            </w:tcBorders>
+            <w:shd w:fill="EEF3F8" w:color="auto" w:val="clear"/>
+            <w:tcMar>
+              <w:top w:type="dxa" w:w="60"/>
+              <w:left w:type="dxa" w:w="110"/>
+              <w:bottom w:type="dxa" w:w="60"/>
+              <w:right w:type="dxa" w:w="110"/>
+            </w:tcMar>
+            <w:vAlign w:val="center"/>
+          </w:tcPr>
+          <w:p>
+            <w:pPr>
+              <w:spacing w:after="0"/>
+            </w:pPr>
+            <w:r>
+              <w:rPr>
+                <w:b w:val="false"/>
+                <w:bCs w:val="false"/>
+                <w:sz w:val="20"/>
+                <w:szCs w:val="20"/>
+              </w:rPr>
+              <w:t xml:space="preserve">D-12</w:t>
+            </w:r>
+          </w:p>
+        </w:tc>
+        <w:tc>
+          <w:tcPr>
+            <w:tcW w:type="dxa" w:w="3200"/>
+            <w:tcBorders>
+              <w:top w:val="single" w:color="BBBBBB" w:sz="1"/>
+              <w:left w:val="single" w:color="BBBBBB" w:sz="1"/>
+              <w:bottom w:val="single" w:color="BBBBBB" w:sz="1"/>
+              <w:right w:val="single" w:color="BBBBBB" w:sz="1"/>
+            </w:tcBorders>
+            <w:shd w:fill="EEF3F8" w:color="auto" w:val="clear"/>
+            <w:tcMar>
+              <w:top w:type="dxa" w:w="60"/>
+              <w:left w:type="dxa" w:w="110"/>
+              <w:bottom w:type="dxa" w:w="60"/>
+              <w:right w:type="dxa" w:w="110"/>
+            </w:tcMar>
+            <w:vAlign w:val="center"/>
+          </w:tcPr>
+          <w:p>
+            <w:pPr>
+              <w:spacing w:after="0"/>
+            </w:pPr>
+            <w:r>
+              <w:rPr>
+                <w:b w:val="false"/>
+                <w:bCs w:val="false"/>
+                <w:sz w:val="20"/>
+                <w:szCs w:val="20"/>
+              </w:rPr>
+              <w:t xml:space="preserve">최적 시각 동률 tie-break</w:t>
+            </w:r>
+          </w:p>
+        </w:tc>
+        <w:tc>
+          <w:tcPr>
+            <w:tcW w:type="dxa" w:w="3526"/>
+            <w:tcBorders>
+              <w:top w:val="single" w:color="BBBBBB" w:sz="1"/>
+              <w:left w:val="single" w:color="BBBBBB" w:sz="1"/>
+              <w:bottom w:val="single" w:color="BBBBBB" w:sz="1"/>
+              <w:right w:val="single" w:color="BBBBBB" w:sz="1"/>
+            </w:tcBorders>
+            <w:shd w:fill="EEF3F8" w:color="auto" w:val="clear"/>
+            <w:tcMar>
+              <w:top w:type="dxa" w:w="60"/>
+              <w:left w:type="dxa" w:w="110"/>
+              <w:bottom w:type="dxa" w:w="60"/>
+              <w:right w:type="dxa" w:w="110"/>
+            </w:tcMar>
+            <w:vAlign w:val="center"/>
+          </w:tcPr>
+          <w:p>
+            <w:pPr>
+              <w:spacing w:after="0"/>
+            </w:pPr>
+            <w:r>
+              <w:rPr>
+                <w:b w:val="false"/>
+                <w:bCs w:val="false"/>
+                <w:sz w:val="20"/>
+                <w:szCs w:val="20"/>
+              </w:rPr>
+              <w:t xml:space="preserve">가장 이른 시각 선택(결정론)</w:t>
+            </w:r>
+          </w:p>
+        </w:tc>
+        <w:tc>
+          <w:tcPr>
+            <w:tcW w:type="dxa" w:w="1400"/>
+            <w:tcBorders>
+              <w:top w:val="single" w:color="BBBBBB" w:sz="1"/>
+              <w:left w:val="single" w:color="BBBBBB" w:sz="1"/>
+              <w:bottom w:val="single" w:color="BBBBBB" w:sz="1"/>
+              <w:right w:val="single" w:color="BBBBBB" w:sz="1"/>
+            </w:tcBorders>
+            <w:shd w:fill="EEF3F8" w:color="auto" w:val="clear"/>
+            <w:tcMar>
+              <w:top w:type="dxa" w:w="60"/>
+              <w:left w:type="dxa" w:w="110"/>
+              <w:bottom w:type="dxa" w:w="60"/>
+              <w:right w:type="dxa" w:w="110"/>
+            </w:tcMar>
+            <w:vAlign w:val="center"/>
+          </w:tcPr>
+          <w:p>
+            <w:pPr>
+              <w:spacing w:after="0"/>
+            </w:pPr>
+            <w:r>
+              <w:rPr>
+                <w:b w:val="false"/>
+                <w:bCs w:val="false"/>
+                <w:sz w:val="20"/>
+                <w:szCs w:val="20"/>
+              </w:rPr>
+              <w:t xml:space="preserve">확정(현행) — 가장 이른 시각</w:t>
+            </w:r>
+          </w:p>
+        </w:tc>
+      </w:tr>
+    </w:tbl>
+    <w:p>
       <w:r>
         <w:br w:type="page"/>
       </w:r>
@@ -25164,6 +27058,5467 @@
                 <w:szCs w:val="20"/>
               </w:rPr>
               <w:t xml:space="preserve">FR-46</w:t>
+            </w:r>
+          </w:p>
+        </w:tc>
+      </w:tr>
+    </w:tbl>
+    <w:p>
+      <w:pPr>
+        <w:spacing w:after="60"/>
+      </w:pPr>
+    </w:p>
+    <w:p>
+      <w:pPr>
+        <w:pStyle w:val="Heading2"/>
+      </w:pPr>
+      <w:r>
+        <w:t xml:space="preserve">3.11 시나리오 카탈로그 — 정상·경계·예외 (FR 파생)</w:t>
+      </w:r>
+    </w:p>
+    <w:p>
+      <w:pPr>
+        <w:spacing w:after="120" w:line="276"/>
+      </w:pPr>
+      <w:r>
+        <w:t xml:space="preserve">필수 요구사항에서 파생한 정상(✅)·경계(⚠️)·예외(⛔) 시나리오. 회귀 테스트의 기반이며, 각 항목은 대응 단위/통합 테스트로 구현한다.</w:t>
+      </w:r>
+    </w:p>
+    <w:tbl>
+      <w:tblPr>
+        <w:tblW w:type="dxa" w:w="9026"/>
+        <w:tblBorders>
+          <w:top w:val="single" w:color="auto" w:sz="4"/>
+          <w:left w:val="single" w:color="auto" w:sz="4"/>
+          <w:bottom w:val="single" w:color="auto" w:sz="4"/>
+          <w:right w:val="single" w:color="auto" w:sz="4"/>
+          <w:insideH w:val="single" w:color="auto" w:sz="4"/>
+          <w:insideV w:val="single" w:color="auto" w:sz="4"/>
+        </w:tblBorders>
+      </w:tblPr>
+      <w:tblGrid>
+        <w:gridCol w:w="700"/>
+        <w:gridCol w:w="900"/>
+        <w:gridCol w:w="4300"/>
+        <w:gridCol w:w="3126"/>
+      </w:tblGrid>
+      <w:tr>
+        <w:trPr>
+          <w:tblHeader/>
+        </w:trPr>
+        <w:tc>
+          <w:tcPr>
+            <w:tcW w:type="dxa" w:w="700"/>
+            <w:tcBorders>
+              <w:top w:val="single" w:color="BBBBBB" w:sz="1"/>
+              <w:left w:val="single" w:color="BBBBBB" w:sz="1"/>
+              <w:bottom w:val="single" w:color="BBBBBB" w:sz="1"/>
+              <w:right w:val="single" w:color="BBBBBB" w:sz="1"/>
+            </w:tcBorders>
+            <w:shd w:fill="2E5A88" w:color="auto" w:val="clear"/>
+            <w:tcMar>
+              <w:top w:type="dxa" w:w="60"/>
+              <w:left w:type="dxa" w:w="110"/>
+              <w:bottom w:type="dxa" w:w="60"/>
+              <w:right w:type="dxa" w:w="110"/>
+            </w:tcMar>
+            <w:vAlign w:val="center"/>
+          </w:tcPr>
+          <w:p>
+            <w:pPr>
+              <w:spacing w:after="0"/>
+            </w:pPr>
+            <w:r>
+              <w:rPr>
+                <w:b/>
+                <w:bCs/>
+                <w:color w:val="FFFFFF"/>
+                <w:sz w:val="20"/>
+                <w:szCs w:val="20"/>
+              </w:rPr>
+              <w:t xml:space="preserve">FR</w:t>
+            </w:r>
+          </w:p>
+        </w:tc>
+        <w:tc>
+          <w:tcPr>
+            <w:tcW w:type="dxa" w:w="900"/>
+            <w:tcBorders>
+              <w:top w:val="single" w:color="BBBBBB" w:sz="1"/>
+              <w:left w:val="single" w:color="BBBBBB" w:sz="1"/>
+              <w:bottom w:val="single" w:color="BBBBBB" w:sz="1"/>
+              <w:right w:val="single" w:color="BBBBBB" w:sz="1"/>
+            </w:tcBorders>
+            <w:shd w:fill="2E5A88" w:color="auto" w:val="clear"/>
+            <w:tcMar>
+              <w:top w:type="dxa" w:w="60"/>
+              <w:left w:type="dxa" w:w="110"/>
+              <w:bottom w:type="dxa" w:w="60"/>
+              <w:right w:type="dxa" w:w="110"/>
+            </w:tcMar>
+            <w:vAlign w:val="center"/>
+          </w:tcPr>
+          <w:p>
+            <w:pPr>
+              <w:spacing w:after="0"/>
+            </w:pPr>
+            <w:r>
+              <w:rPr>
+                <w:b/>
+                <w:bCs/>
+                <w:color w:val="FFFFFF"/>
+                <w:sz w:val="20"/>
+                <w:szCs w:val="20"/>
+              </w:rPr>
+              <w:t xml:space="preserve">구분</w:t>
+            </w:r>
+          </w:p>
+        </w:tc>
+        <w:tc>
+          <w:tcPr>
+            <w:tcW w:type="dxa" w:w="4300"/>
+            <w:tcBorders>
+              <w:top w:val="single" w:color="BBBBBB" w:sz="1"/>
+              <w:left w:val="single" w:color="BBBBBB" w:sz="1"/>
+              <w:bottom w:val="single" w:color="BBBBBB" w:sz="1"/>
+              <w:right w:val="single" w:color="BBBBBB" w:sz="1"/>
+            </w:tcBorders>
+            <w:shd w:fill="2E5A88" w:color="auto" w:val="clear"/>
+            <w:tcMar>
+              <w:top w:type="dxa" w:w="60"/>
+              <w:left w:type="dxa" w:w="110"/>
+              <w:bottom w:type="dxa" w:w="60"/>
+              <w:right w:type="dxa" w:w="110"/>
+            </w:tcMar>
+            <w:vAlign w:val="center"/>
+          </w:tcPr>
+          <w:p>
+            <w:pPr>
+              <w:spacing w:after="0"/>
+            </w:pPr>
+            <w:r>
+              <w:rPr>
+                <w:b/>
+                <w:bCs/>
+                <w:color w:val="FFFFFF"/>
+                <w:sz w:val="20"/>
+                <w:szCs w:val="20"/>
+              </w:rPr>
+              <w:t xml:space="preserve">시나리오</w:t>
+            </w:r>
+          </w:p>
+        </w:tc>
+        <w:tc>
+          <w:tcPr>
+            <w:tcW w:type="dxa" w:w="3126"/>
+            <w:tcBorders>
+              <w:top w:val="single" w:color="BBBBBB" w:sz="1"/>
+              <w:left w:val="single" w:color="BBBBBB" w:sz="1"/>
+              <w:bottom w:val="single" w:color="BBBBBB" w:sz="1"/>
+              <w:right w:val="single" w:color="BBBBBB" w:sz="1"/>
+            </w:tcBorders>
+            <w:shd w:fill="2E5A88" w:color="auto" w:val="clear"/>
+            <w:tcMar>
+              <w:top w:type="dxa" w:w="60"/>
+              <w:left w:type="dxa" w:w="110"/>
+              <w:bottom w:type="dxa" w:w="60"/>
+              <w:right w:type="dxa" w:w="110"/>
+            </w:tcMar>
+            <w:vAlign w:val="center"/>
+          </w:tcPr>
+          <w:p>
+            <w:pPr>
+              <w:spacing w:after="0"/>
+            </w:pPr>
+            <w:r>
+              <w:rPr>
+                <w:b/>
+                <w:bCs/>
+                <w:color w:val="FFFFFF"/>
+                <w:sz w:val="20"/>
+                <w:szCs w:val="20"/>
+              </w:rPr>
+              <w:t xml:space="preserve">기대 동작</w:t>
+            </w:r>
+          </w:p>
+        </w:tc>
+      </w:tr>
+      <w:tr>
+        <w:tc>
+          <w:tcPr>
+            <w:tcW w:type="dxa" w:w="700"/>
+            <w:tcBorders>
+              <w:top w:val="single" w:color="BBBBBB" w:sz="1"/>
+              <w:left w:val="single" w:color="BBBBBB" w:sz="1"/>
+              <w:bottom w:val="single" w:color="BBBBBB" w:sz="1"/>
+              <w:right w:val="single" w:color="BBBBBB" w:sz="1"/>
+            </w:tcBorders>
+            <w:tcMar>
+              <w:top w:type="dxa" w:w="60"/>
+              <w:left w:type="dxa" w:w="110"/>
+              <w:bottom w:type="dxa" w:w="60"/>
+              <w:right w:type="dxa" w:w="110"/>
+            </w:tcMar>
+            <w:vAlign w:val="center"/>
+          </w:tcPr>
+          <w:p>
+            <w:pPr>
+              <w:spacing w:after="0"/>
+            </w:pPr>
+            <w:r>
+              <w:rPr>
+                <w:b w:val="false"/>
+                <w:bCs w:val="false"/>
+                <w:sz w:val="20"/>
+                <w:szCs w:val="20"/>
+              </w:rPr>
+              <w:t xml:space="preserve">01</w:t>
+            </w:r>
+          </w:p>
+        </w:tc>
+        <w:tc>
+          <w:tcPr>
+            <w:tcW w:type="dxa" w:w="900"/>
+            <w:tcBorders>
+              <w:top w:val="single" w:color="BBBBBB" w:sz="1"/>
+              <w:left w:val="single" w:color="BBBBBB" w:sz="1"/>
+              <w:bottom w:val="single" w:color="BBBBBB" w:sz="1"/>
+              <w:right w:val="single" w:color="BBBBBB" w:sz="1"/>
+            </w:tcBorders>
+            <w:tcMar>
+              <w:top w:type="dxa" w:w="60"/>
+              <w:left w:type="dxa" w:w="110"/>
+              <w:bottom w:type="dxa" w:w="60"/>
+              <w:right w:type="dxa" w:w="110"/>
+            </w:tcMar>
+            <w:vAlign w:val="center"/>
+          </w:tcPr>
+          <w:p>
+            <w:pPr>
+              <w:spacing w:after="0"/>
+            </w:pPr>
+            <w:r>
+              <w:rPr>
+                <w:b w:val="false"/>
+                <w:bCs w:val="false"/>
+                <w:sz w:val="20"/>
+                <w:szCs w:val="20"/>
+              </w:rPr>
+              <w:t xml:space="preserve">✅</w:t>
+            </w:r>
+          </w:p>
+        </w:tc>
+        <w:tc>
+          <w:tcPr>
+            <w:tcW w:type="dxa" w:w="4300"/>
+            <w:tcBorders>
+              <w:top w:val="single" w:color="BBBBBB" w:sz="1"/>
+              <w:left w:val="single" w:color="BBBBBB" w:sz="1"/>
+              <w:bottom w:val="single" w:color="BBBBBB" w:sz="1"/>
+              <w:right w:val="single" w:color="BBBBBB" w:sz="1"/>
+            </w:tcBorders>
+            <w:tcMar>
+              <w:top w:type="dxa" w:w="60"/>
+              <w:left w:type="dxa" w:w="110"/>
+              <w:bottom w:type="dxa" w:w="60"/>
+              <w:right w:type="dxa" w:w="110"/>
+            </w:tcMar>
+            <w:vAlign w:val="center"/>
+          </w:tcPr>
+          <w:p>
+            <w:pPr>
+              <w:spacing w:after="0"/>
+            </w:pPr>
+            <w:r>
+              <w:rPr>
+                <w:b w:val="false"/>
+                <w:bCs w:val="false"/>
+                <w:sz w:val="20"/>
+                <w:szCs w:val="20"/>
+              </w:rPr>
+              <w:t xml:space="preserve">배출→수거→민원 분단위·동시각 우선순위(수거→배출→점검)</w:t>
+            </w:r>
+          </w:p>
+        </w:tc>
+        <w:tc>
+          <w:tcPr>
+            <w:tcW w:type="dxa" w:w="3126"/>
+            <w:tcBorders>
+              <w:top w:val="single" w:color="BBBBBB" w:sz="1"/>
+              <w:left w:val="single" w:color="BBBBBB" w:sz="1"/>
+              <w:bottom w:val="single" w:color="BBBBBB" w:sz="1"/>
+              <w:right w:val="single" w:color="BBBBBB" w:sz="1"/>
+            </w:tcBorders>
+            <w:tcMar>
+              <w:top w:type="dxa" w:w="60"/>
+              <w:left w:type="dxa" w:w="110"/>
+              <w:bottom w:type="dxa" w:w="60"/>
+              <w:right w:type="dxa" w:w="110"/>
+            </w:tcMar>
+            <w:vAlign w:val="center"/>
+          </w:tcPr>
+          <w:p>
+            <w:pPr>
+              <w:spacing w:after="0"/>
+            </w:pPr>
+            <w:r>
+              <w:rPr>
+                <w:b w:val="false"/>
+                <w:bCs w:val="false"/>
+                <w:sz w:val="20"/>
+                <w:szCs w:val="20"/>
+              </w:rPr>
+              <w:t xml:space="preserve">시각순·우선순위 처리</w:t>
+            </w:r>
+          </w:p>
+        </w:tc>
+      </w:tr>
+      <w:tr>
+        <w:tc>
+          <w:tcPr>
+            <w:tcW w:type="dxa" w:w="700"/>
+            <w:tcBorders>
+              <w:top w:val="single" w:color="BBBBBB" w:sz="1"/>
+              <w:left w:val="single" w:color="BBBBBB" w:sz="1"/>
+              <w:bottom w:val="single" w:color="BBBBBB" w:sz="1"/>
+              <w:right w:val="single" w:color="BBBBBB" w:sz="1"/>
+            </w:tcBorders>
+            <w:shd w:fill="EEF3F8" w:color="auto" w:val="clear"/>
+            <w:tcMar>
+              <w:top w:type="dxa" w:w="60"/>
+              <w:left w:type="dxa" w:w="110"/>
+              <w:bottom w:type="dxa" w:w="60"/>
+              <w:right w:type="dxa" w:w="110"/>
+            </w:tcMar>
+            <w:vAlign w:val="center"/>
+          </w:tcPr>
+          <w:p>
+            <w:pPr>
+              <w:spacing w:after="0"/>
+            </w:pPr>
+            <w:r>
+              <w:rPr>
+                <w:b w:val="false"/>
+                <w:bCs w:val="false"/>
+                <w:sz w:val="20"/>
+                <w:szCs w:val="20"/>
+              </w:rPr>
+              <w:t xml:space="preserve">01</w:t>
+            </w:r>
+          </w:p>
+        </w:tc>
+        <w:tc>
+          <w:tcPr>
+            <w:tcW w:type="dxa" w:w="900"/>
+            <w:tcBorders>
+              <w:top w:val="single" w:color="BBBBBB" w:sz="1"/>
+              <w:left w:val="single" w:color="BBBBBB" w:sz="1"/>
+              <w:bottom w:val="single" w:color="BBBBBB" w:sz="1"/>
+              <w:right w:val="single" w:color="BBBBBB" w:sz="1"/>
+            </w:tcBorders>
+            <w:shd w:fill="EEF3F8" w:color="auto" w:val="clear"/>
+            <w:tcMar>
+              <w:top w:type="dxa" w:w="60"/>
+              <w:left w:type="dxa" w:w="110"/>
+              <w:bottom w:type="dxa" w:w="60"/>
+              <w:right w:type="dxa" w:w="110"/>
+            </w:tcMar>
+            <w:vAlign w:val="center"/>
+          </w:tcPr>
+          <w:p>
+            <w:pPr>
+              <w:spacing w:after="0"/>
+            </w:pPr>
+            <w:r>
+              <w:rPr>
+                <w:b w:val="false"/>
+                <w:bCs w:val="false"/>
+                <w:sz w:val="20"/>
+                <w:szCs w:val="20"/>
+              </w:rPr>
+              <w:t xml:space="preserve">✅</w:t>
+            </w:r>
+          </w:p>
+        </w:tc>
+        <w:tc>
+          <w:tcPr>
+            <w:tcW w:type="dxa" w:w="4300"/>
+            <w:tcBorders>
+              <w:top w:val="single" w:color="BBBBBB" w:sz="1"/>
+              <w:left w:val="single" w:color="BBBBBB" w:sz="1"/>
+              <w:bottom w:val="single" w:color="BBBBBB" w:sz="1"/>
+              <w:right w:val="single" w:color="BBBBBB" w:sz="1"/>
+            </w:tcBorders>
+            <w:shd w:fill="EEF3F8" w:color="auto" w:val="clear"/>
+            <w:tcMar>
+              <w:top w:type="dxa" w:w="60"/>
+              <w:left w:type="dxa" w:w="110"/>
+              <w:bottom w:type="dxa" w:w="60"/>
+              <w:right w:type="dxa" w:w="110"/>
+            </w:tcMar>
+            <w:vAlign w:val="center"/>
+          </w:tcPr>
+          <w:p>
+            <w:pPr>
+              <w:spacing w:after="0"/>
+            </w:pPr>
+            <w:r>
+              <w:rPr>
+                <w:b w:val="false"/>
+                <w:bCs w:val="false"/>
+                <w:sz w:val="20"/>
+                <w:szCs w:val="20"/>
+              </w:rPr>
+              <w:t xml:space="preserve">적재&lt;임계 배출 / 적재≥임계 배출</w:t>
+            </w:r>
+          </w:p>
+        </w:tc>
+        <w:tc>
+          <w:tcPr>
+            <w:tcW w:type="dxa" w:w="3126"/>
+            <w:tcBorders>
+              <w:top w:val="single" w:color="BBBBBB" w:sz="1"/>
+              <w:left w:val="single" w:color="BBBBBB" w:sz="1"/>
+              <w:bottom w:val="single" w:color="BBBBBB" w:sz="1"/>
+              <w:right w:val="single" w:color="BBBBBB" w:sz="1"/>
+            </w:tcBorders>
+            <w:shd w:fill="EEF3F8" w:color="auto" w:val="clear"/>
+            <w:tcMar>
+              <w:top w:type="dxa" w:w="60"/>
+              <w:left w:type="dxa" w:w="110"/>
+              <w:bottom w:type="dxa" w:w="60"/>
+              <w:right w:type="dxa" w:w="110"/>
+            </w:tcMar>
+            <w:vAlign w:val="center"/>
+          </w:tcPr>
+          <w:p>
+            <w:pPr>
+              <w:spacing w:after="0"/>
+            </w:pPr>
+            <w:r>
+              <w:rPr>
+                <w:b w:val="false"/>
+                <w:bCs w:val="false"/>
+                <w:sz w:val="20"/>
+                <w:szCs w:val="20"/>
+              </w:rPr>
+              <w:t xml:space="preserve">각각 민원 0 / 민원 집계</w:t>
+            </w:r>
+          </w:p>
+        </w:tc>
+      </w:tr>
+      <w:tr>
+        <w:tc>
+          <w:tcPr>
+            <w:tcW w:type="dxa" w:w="700"/>
+            <w:tcBorders>
+              <w:top w:val="single" w:color="BBBBBB" w:sz="1"/>
+              <w:left w:val="single" w:color="BBBBBB" w:sz="1"/>
+              <w:bottom w:val="single" w:color="BBBBBB" w:sz="1"/>
+              <w:right w:val="single" w:color="BBBBBB" w:sz="1"/>
+            </w:tcBorders>
+            <w:tcMar>
+              <w:top w:type="dxa" w:w="60"/>
+              <w:left w:type="dxa" w:w="110"/>
+              <w:bottom w:type="dxa" w:w="60"/>
+              <w:right w:type="dxa" w:w="110"/>
+            </w:tcMar>
+            <w:vAlign w:val="center"/>
+          </w:tcPr>
+          <w:p>
+            <w:pPr>
+              <w:spacing w:after="0"/>
+            </w:pPr>
+            <w:r>
+              <w:rPr>
+                <w:b w:val="false"/>
+                <w:bCs w:val="false"/>
+                <w:sz w:val="20"/>
+                <w:szCs w:val="20"/>
+              </w:rPr>
+              <w:t xml:space="preserve">01</w:t>
+            </w:r>
+          </w:p>
+        </w:tc>
+        <w:tc>
+          <w:tcPr>
+            <w:tcW w:type="dxa" w:w="900"/>
+            <w:tcBorders>
+              <w:top w:val="single" w:color="BBBBBB" w:sz="1"/>
+              <w:left w:val="single" w:color="BBBBBB" w:sz="1"/>
+              <w:bottom w:val="single" w:color="BBBBBB" w:sz="1"/>
+              <w:right w:val="single" w:color="BBBBBB" w:sz="1"/>
+            </w:tcBorders>
+            <w:tcMar>
+              <w:top w:type="dxa" w:w="60"/>
+              <w:left w:type="dxa" w:w="110"/>
+              <w:bottom w:type="dxa" w:w="60"/>
+              <w:right w:type="dxa" w:w="110"/>
+            </w:tcMar>
+            <w:vAlign w:val="center"/>
+          </w:tcPr>
+          <w:p>
+            <w:pPr>
+              <w:spacing w:after="0"/>
+            </w:pPr>
+            <w:r>
+              <w:rPr>
+                <w:b w:val="false"/>
+                <w:bCs w:val="false"/>
+                <w:sz w:val="20"/>
+                <w:szCs w:val="20"/>
+              </w:rPr>
+              <w:t xml:space="preserve">⚠️</w:t>
+            </w:r>
+          </w:p>
+        </w:tc>
+        <w:tc>
+          <w:tcPr>
+            <w:tcW w:type="dxa" w:w="4300"/>
+            <w:tcBorders>
+              <w:top w:val="single" w:color="BBBBBB" w:sz="1"/>
+              <w:left w:val="single" w:color="BBBBBB" w:sz="1"/>
+              <w:bottom w:val="single" w:color="BBBBBB" w:sz="1"/>
+              <w:right w:val="single" w:color="BBBBBB" w:sz="1"/>
+            </w:tcBorders>
+            <w:tcMar>
+              <w:top w:type="dxa" w:w="60"/>
+              <w:left w:type="dxa" w:w="110"/>
+              <w:bottom w:type="dxa" w:w="60"/>
+              <w:right w:type="dxa" w:w="110"/>
+            </w:tcMar>
+            <w:vAlign w:val="center"/>
+          </w:tcPr>
+          <w:p>
+            <w:pPr>
+              <w:spacing w:after="0"/>
+            </w:pPr>
+            <w:r>
+              <w:rPr>
+                <w:b w:val="false"/>
+                <w:bCs w:val="false"/>
+                <w:sz w:val="20"/>
+                <w:szCs w:val="20"/>
+              </w:rPr>
+              <w:t xml:space="preserve">다회 수거·자정 경계 배출·수거 직후 배출</w:t>
+            </w:r>
+          </w:p>
+        </w:tc>
+        <w:tc>
+          <w:tcPr>
+            <w:tcW w:type="dxa" w:w="3126"/>
+            <w:tcBorders>
+              <w:top w:val="single" w:color="BBBBBB" w:sz="1"/>
+              <w:left w:val="single" w:color="BBBBBB" w:sz="1"/>
+              <w:bottom w:val="single" w:color="BBBBBB" w:sz="1"/>
+              <w:right w:val="single" w:color="BBBBBB" w:sz="1"/>
+            </w:tcBorders>
+            <w:tcMar>
+              <w:top w:type="dxa" w:w="60"/>
+              <w:left w:type="dxa" w:w="110"/>
+              <w:bottom w:type="dxa" w:w="60"/>
+              <w:right w:type="dxa" w:w="110"/>
+            </w:tcMar>
+            <w:vAlign w:val="center"/>
+          </w:tcPr>
+          <w:p>
+            <w:pPr>
+              <w:spacing w:after="0"/>
+            </w:pPr>
+            <w:r>
+              <w:rPr>
+                <w:b w:val="false"/>
+                <w:bCs w:val="false"/>
+                <w:sz w:val="20"/>
+                <w:szCs w:val="20"/>
+              </w:rPr>
+              <w:t xml:space="preserve">적재 리셋·다음날 이월·민원 없음</w:t>
+            </w:r>
+          </w:p>
+        </w:tc>
+      </w:tr>
+      <w:tr>
+        <w:tc>
+          <w:tcPr>
+            <w:tcW w:type="dxa" w:w="700"/>
+            <w:tcBorders>
+              <w:top w:val="single" w:color="BBBBBB" w:sz="1"/>
+              <w:left w:val="single" w:color="BBBBBB" w:sz="1"/>
+              <w:bottom w:val="single" w:color="BBBBBB" w:sz="1"/>
+              <w:right w:val="single" w:color="BBBBBB" w:sz="1"/>
+            </w:tcBorders>
+            <w:shd w:fill="EEF3F8" w:color="auto" w:val="clear"/>
+            <w:tcMar>
+              <w:top w:type="dxa" w:w="60"/>
+              <w:left w:type="dxa" w:w="110"/>
+              <w:bottom w:type="dxa" w:w="60"/>
+              <w:right w:type="dxa" w:w="110"/>
+            </w:tcMar>
+            <w:vAlign w:val="center"/>
+          </w:tcPr>
+          <w:p>
+            <w:pPr>
+              <w:spacing w:after="0"/>
+            </w:pPr>
+            <w:r>
+              <w:rPr>
+                <w:b w:val="false"/>
+                <w:bCs w:val="false"/>
+                <w:sz w:val="20"/>
+                <w:szCs w:val="20"/>
+              </w:rPr>
+              <w:t xml:space="preserve">01</w:t>
+            </w:r>
+          </w:p>
+        </w:tc>
+        <w:tc>
+          <w:tcPr>
+            <w:tcW w:type="dxa" w:w="900"/>
+            <w:tcBorders>
+              <w:top w:val="single" w:color="BBBBBB" w:sz="1"/>
+              <w:left w:val="single" w:color="BBBBBB" w:sz="1"/>
+              <w:bottom w:val="single" w:color="BBBBBB" w:sz="1"/>
+              <w:right w:val="single" w:color="BBBBBB" w:sz="1"/>
+            </w:tcBorders>
+            <w:shd w:fill="EEF3F8" w:color="auto" w:val="clear"/>
+            <w:tcMar>
+              <w:top w:type="dxa" w:w="60"/>
+              <w:left w:type="dxa" w:w="110"/>
+              <w:bottom w:type="dxa" w:w="60"/>
+              <w:right w:type="dxa" w:w="110"/>
+            </w:tcMar>
+            <w:vAlign w:val="center"/>
+          </w:tcPr>
+          <w:p>
+            <w:pPr>
+              <w:spacing w:after="0"/>
+            </w:pPr>
+            <w:r>
+              <w:rPr>
+                <w:b w:val="false"/>
+                <w:bCs w:val="false"/>
+                <w:sz w:val="20"/>
+                <w:szCs w:val="20"/>
+              </w:rPr>
+              <w:t xml:space="preserve">⚠️</w:t>
+            </w:r>
+          </w:p>
+        </w:tc>
+        <w:tc>
+          <w:tcPr>
+            <w:tcW w:type="dxa" w:w="4300"/>
+            <w:tcBorders>
+              <w:top w:val="single" w:color="BBBBBB" w:sz="1"/>
+              <w:left w:val="single" w:color="BBBBBB" w:sz="1"/>
+              <w:bottom w:val="single" w:color="BBBBBB" w:sz="1"/>
+              <w:right w:val="single" w:color="BBBBBB" w:sz="1"/>
+            </w:tcBorders>
+            <w:shd w:fill="EEF3F8" w:color="auto" w:val="clear"/>
+            <w:tcMar>
+              <w:top w:type="dxa" w:w="60"/>
+              <w:left w:type="dxa" w:w="110"/>
+              <w:bottom w:type="dxa" w:w="60"/>
+              <w:right w:type="dxa" w:w="110"/>
+            </w:tcMar>
+            <w:vAlign w:val="center"/>
+          </w:tcPr>
+          <w:p>
+            <w:pPr>
+              <w:spacing w:after="0"/>
+            </w:pPr>
+            <w:r>
+              <w:rPr>
+                <w:b w:val="false"/>
+                <w:bCs w:val="false"/>
+                <w:sz w:val="20"/>
+                <w:szCs w:val="20"/>
+              </w:rPr>
+              <w:t xml:space="preserve">동일 seed 재실행</w:t>
+            </w:r>
+          </w:p>
+        </w:tc>
+        <w:tc>
+          <w:tcPr>
+            <w:tcW w:type="dxa" w:w="3126"/>
+            <w:tcBorders>
+              <w:top w:val="single" w:color="BBBBBB" w:sz="1"/>
+              <w:left w:val="single" w:color="BBBBBB" w:sz="1"/>
+              <w:bottom w:val="single" w:color="BBBBBB" w:sz="1"/>
+              <w:right w:val="single" w:color="BBBBBB" w:sz="1"/>
+            </w:tcBorders>
+            <w:shd w:fill="EEF3F8" w:color="auto" w:val="clear"/>
+            <w:tcMar>
+              <w:top w:type="dxa" w:w="60"/>
+              <w:left w:type="dxa" w:w="110"/>
+              <w:bottom w:type="dxa" w:w="60"/>
+              <w:right w:type="dxa" w:w="110"/>
+            </w:tcMar>
+            <w:vAlign w:val="center"/>
+          </w:tcPr>
+          <w:p>
+            <w:pPr>
+              <w:spacing w:after="0"/>
+            </w:pPr>
+            <w:r>
+              <w:rPr>
+                <w:b w:val="false"/>
+                <w:bCs w:val="false"/>
+                <w:sz w:val="20"/>
+                <w:szCs w:val="20"/>
+              </w:rPr>
+              <w:t xml:space="preserve">결과 완전 동일(결정론)</w:t>
+            </w:r>
+          </w:p>
+        </w:tc>
+      </w:tr>
+      <w:tr>
+        <w:tc>
+          <w:tcPr>
+            <w:tcW w:type="dxa" w:w="700"/>
+            <w:tcBorders>
+              <w:top w:val="single" w:color="BBBBBB" w:sz="1"/>
+              <w:left w:val="single" w:color="BBBBBB" w:sz="1"/>
+              <w:bottom w:val="single" w:color="BBBBBB" w:sz="1"/>
+              <w:right w:val="single" w:color="BBBBBB" w:sz="1"/>
+            </w:tcBorders>
+            <w:tcMar>
+              <w:top w:type="dxa" w:w="60"/>
+              <w:left w:type="dxa" w:w="110"/>
+              <w:bottom w:type="dxa" w:w="60"/>
+              <w:right w:type="dxa" w:w="110"/>
+            </w:tcMar>
+            <w:vAlign w:val="center"/>
+          </w:tcPr>
+          <w:p>
+            <w:pPr>
+              <w:spacing w:after="0"/>
+            </w:pPr>
+            <w:r>
+              <w:rPr>
+                <w:b w:val="false"/>
+                <w:bCs w:val="false"/>
+                <w:sz w:val="20"/>
+                <w:szCs w:val="20"/>
+              </w:rPr>
+              <w:t xml:space="preserve">01</w:t>
+            </w:r>
+          </w:p>
+        </w:tc>
+        <w:tc>
+          <w:tcPr>
+            <w:tcW w:type="dxa" w:w="900"/>
+            <w:tcBorders>
+              <w:top w:val="single" w:color="BBBBBB" w:sz="1"/>
+              <w:left w:val="single" w:color="BBBBBB" w:sz="1"/>
+              <w:bottom w:val="single" w:color="BBBBBB" w:sz="1"/>
+              <w:right w:val="single" w:color="BBBBBB" w:sz="1"/>
+            </w:tcBorders>
+            <w:tcMar>
+              <w:top w:type="dxa" w:w="60"/>
+              <w:left w:type="dxa" w:w="110"/>
+              <w:bottom w:type="dxa" w:w="60"/>
+              <w:right w:type="dxa" w:w="110"/>
+            </w:tcMar>
+            <w:vAlign w:val="center"/>
+          </w:tcPr>
+          <w:p>
+            <w:pPr>
+              <w:spacing w:after="0"/>
+            </w:pPr>
+            <w:r>
+              <w:rPr>
+                <w:b w:val="false"/>
+                <w:bCs w:val="false"/>
+                <w:sz w:val="20"/>
+                <w:szCs w:val="20"/>
+              </w:rPr>
+              <w:t xml:space="preserve">⛔</w:t>
+            </w:r>
+          </w:p>
+        </w:tc>
+        <w:tc>
+          <w:tcPr>
+            <w:tcW w:type="dxa" w:w="4300"/>
+            <w:tcBorders>
+              <w:top w:val="single" w:color="BBBBBB" w:sz="1"/>
+              <w:left w:val="single" w:color="BBBBBB" w:sz="1"/>
+              <w:bottom w:val="single" w:color="BBBBBB" w:sz="1"/>
+              <w:right w:val="single" w:color="BBBBBB" w:sz="1"/>
+            </w:tcBorders>
+            <w:tcMar>
+              <w:top w:type="dxa" w:w="60"/>
+              <w:left w:type="dxa" w:w="110"/>
+              <w:bottom w:type="dxa" w:w="60"/>
+              <w:right w:type="dxa" w:w="110"/>
+            </w:tcMar>
+            <w:vAlign w:val="center"/>
+          </w:tcPr>
+          <w:p>
+            <w:pPr>
+              <w:spacing w:after="0"/>
+            </w:pPr>
+            <w:r>
+              <w:rPr>
+                <w:b w:val="false"/>
+                <w:bCs w:val="false"/>
+                <w:sz w:val="20"/>
+                <w:szCs w:val="20"/>
+              </w:rPr>
+              <w:t xml:space="preserve">days≤0 / numBuildings=0 / threshold&gt;1</w:t>
+            </w:r>
+          </w:p>
+        </w:tc>
+        <w:tc>
+          <w:tcPr>
+            <w:tcW w:type="dxa" w:w="3126"/>
+            <w:tcBorders>
+              <w:top w:val="single" w:color="BBBBBB" w:sz="1"/>
+              <w:left w:val="single" w:color="BBBBBB" w:sz="1"/>
+              <w:bottom w:val="single" w:color="BBBBBB" w:sz="1"/>
+              <w:right w:val="single" w:color="BBBBBB" w:sz="1"/>
+            </w:tcBorders>
+            <w:tcMar>
+              <w:top w:type="dxa" w:w="60"/>
+              <w:left w:type="dxa" w:w="110"/>
+              <w:bottom w:type="dxa" w:w="60"/>
+              <w:right w:type="dxa" w:w="110"/>
+            </w:tcMar>
+            <w:vAlign w:val="center"/>
+          </w:tcPr>
+          <w:p>
+            <w:pPr>
+              <w:spacing w:after="0"/>
+            </w:pPr>
+            <w:r>
+              <w:rPr>
+                <w:b w:val="false"/>
+                <w:bCs w:val="false"/>
+                <w:sz w:val="20"/>
+                <w:szCs w:val="20"/>
+              </w:rPr>
+              <w:t xml:space="preserve">실행 전 검증 차단</w:t>
+            </w:r>
+          </w:p>
+        </w:tc>
+      </w:tr>
+      <w:tr>
+        <w:tc>
+          <w:tcPr>
+            <w:tcW w:type="dxa" w:w="700"/>
+            <w:tcBorders>
+              <w:top w:val="single" w:color="BBBBBB" w:sz="1"/>
+              <w:left w:val="single" w:color="BBBBBB" w:sz="1"/>
+              <w:bottom w:val="single" w:color="BBBBBB" w:sz="1"/>
+              <w:right w:val="single" w:color="BBBBBB" w:sz="1"/>
+            </w:tcBorders>
+            <w:shd w:fill="EEF3F8" w:color="auto" w:val="clear"/>
+            <w:tcMar>
+              <w:top w:type="dxa" w:w="60"/>
+              <w:left w:type="dxa" w:w="110"/>
+              <w:bottom w:type="dxa" w:w="60"/>
+              <w:right w:type="dxa" w:w="110"/>
+            </w:tcMar>
+            <w:vAlign w:val="center"/>
+          </w:tcPr>
+          <w:p>
+            <w:pPr>
+              <w:spacing w:after="0"/>
+            </w:pPr>
+            <w:r>
+              <w:rPr>
+                <w:b w:val="false"/>
+                <w:bCs w:val="false"/>
+                <w:sz w:val="20"/>
+                <w:szCs w:val="20"/>
+              </w:rPr>
+              <w:t xml:space="preserve">02</w:t>
+            </w:r>
+          </w:p>
+        </w:tc>
+        <w:tc>
+          <w:tcPr>
+            <w:tcW w:type="dxa" w:w="900"/>
+            <w:tcBorders>
+              <w:top w:val="single" w:color="BBBBBB" w:sz="1"/>
+              <w:left w:val="single" w:color="BBBBBB" w:sz="1"/>
+              <w:bottom w:val="single" w:color="BBBBBB" w:sz="1"/>
+              <w:right w:val="single" w:color="BBBBBB" w:sz="1"/>
+            </w:tcBorders>
+            <w:shd w:fill="EEF3F8" w:color="auto" w:val="clear"/>
+            <w:tcMar>
+              <w:top w:type="dxa" w:w="60"/>
+              <w:left w:type="dxa" w:w="110"/>
+              <w:bottom w:type="dxa" w:w="60"/>
+              <w:right w:type="dxa" w:w="110"/>
+            </w:tcMar>
+            <w:vAlign w:val="center"/>
+          </w:tcPr>
+          <w:p>
+            <w:pPr>
+              <w:spacing w:after="0"/>
+            </w:pPr>
+            <w:r>
+              <w:rPr>
+                <w:b w:val="false"/>
+                <w:bCs w:val="false"/>
+                <w:sz w:val="20"/>
+                <w:szCs w:val="20"/>
+              </w:rPr>
+              <w:t xml:space="preserve">✅</w:t>
+            </w:r>
+          </w:p>
+        </w:tc>
+        <w:tc>
+          <w:tcPr>
+            <w:tcW w:type="dxa" w:w="4300"/>
+            <w:tcBorders>
+              <w:top w:val="single" w:color="BBBBBB" w:sz="1"/>
+              <w:left w:val="single" w:color="BBBBBB" w:sz="1"/>
+              <w:bottom w:val="single" w:color="BBBBBB" w:sz="1"/>
+              <w:right w:val="single" w:color="BBBBBB" w:sz="1"/>
+            </w:tcBorders>
+            <w:shd w:fill="EEF3F8" w:color="auto" w:val="clear"/>
+            <w:tcMar>
+              <w:top w:type="dxa" w:w="60"/>
+              <w:left w:type="dxa" w:w="110"/>
+              <w:bottom w:type="dxa" w:w="60"/>
+              <w:right w:type="dxa" w:w="110"/>
+            </w:tcMar>
+            <w:vAlign w:val="center"/>
+          </w:tcPr>
+          <w:p>
+            <w:pPr>
+              <w:spacing w:after="0"/>
+            </w:pPr>
+            <w:r>
+              <w:rPr>
+                <w:b w:val="false"/>
+                <w:bCs w:val="false"/>
+                <w:sz w:val="20"/>
+                <w:szCs w:val="20"/>
+              </w:rPr>
+              <w:t xml:space="preserve">총·직업별·일별 민원·최대 적재량 반환</w:t>
+            </w:r>
+          </w:p>
+        </w:tc>
+        <w:tc>
+          <w:tcPr>
+            <w:tcW w:type="dxa" w:w="3126"/>
+            <w:tcBorders>
+              <w:top w:val="single" w:color="BBBBBB" w:sz="1"/>
+              <w:left w:val="single" w:color="BBBBBB" w:sz="1"/>
+              <w:bottom w:val="single" w:color="BBBBBB" w:sz="1"/>
+              <w:right w:val="single" w:color="BBBBBB" w:sz="1"/>
+            </w:tcBorders>
+            <w:shd w:fill="EEF3F8" w:color="auto" w:val="clear"/>
+            <w:tcMar>
+              <w:top w:type="dxa" w:w="60"/>
+              <w:left w:type="dxa" w:w="110"/>
+              <w:bottom w:type="dxa" w:w="60"/>
+              <w:right w:type="dxa" w:w="110"/>
+            </w:tcMar>
+            <w:vAlign w:val="center"/>
+          </w:tcPr>
+          <w:p>
+            <w:pPr>
+              <w:spacing w:after="0"/>
+            </w:pPr>
+            <w:r>
+              <w:rPr>
+                <w:b w:val="false"/>
+                <w:bCs w:val="false"/>
+                <w:sz w:val="20"/>
+                <w:szCs w:val="20"/>
+              </w:rPr>
+              <w:t xml:space="preserve">모든 필드 존재</w:t>
+            </w:r>
+          </w:p>
+        </w:tc>
+      </w:tr>
+      <w:tr>
+        <w:tc>
+          <w:tcPr>
+            <w:tcW w:type="dxa" w:w="700"/>
+            <w:tcBorders>
+              <w:top w:val="single" w:color="BBBBBB" w:sz="1"/>
+              <w:left w:val="single" w:color="BBBBBB" w:sz="1"/>
+              <w:bottom w:val="single" w:color="BBBBBB" w:sz="1"/>
+              <w:right w:val="single" w:color="BBBBBB" w:sz="1"/>
+            </w:tcBorders>
+            <w:tcMar>
+              <w:top w:type="dxa" w:w="60"/>
+              <w:left w:type="dxa" w:w="110"/>
+              <w:bottom w:type="dxa" w:w="60"/>
+              <w:right w:type="dxa" w:w="110"/>
+            </w:tcMar>
+            <w:vAlign w:val="center"/>
+          </w:tcPr>
+          <w:p>
+            <w:pPr>
+              <w:spacing w:after="0"/>
+            </w:pPr>
+            <w:r>
+              <w:rPr>
+                <w:b w:val="false"/>
+                <w:bCs w:val="false"/>
+                <w:sz w:val="20"/>
+                <w:szCs w:val="20"/>
+              </w:rPr>
+              <w:t xml:space="preserve">02</w:t>
+            </w:r>
+          </w:p>
+        </w:tc>
+        <w:tc>
+          <w:tcPr>
+            <w:tcW w:type="dxa" w:w="900"/>
+            <w:tcBorders>
+              <w:top w:val="single" w:color="BBBBBB" w:sz="1"/>
+              <w:left w:val="single" w:color="BBBBBB" w:sz="1"/>
+              <w:bottom w:val="single" w:color="BBBBBB" w:sz="1"/>
+              <w:right w:val="single" w:color="BBBBBB" w:sz="1"/>
+            </w:tcBorders>
+            <w:tcMar>
+              <w:top w:type="dxa" w:w="60"/>
+              <w:left w:type="dxa" w:w="110"/>
+              <w:bottom w:type="dxa" w:w="60"/>
+              <w:right w:type="dxa" w:w="110"/>
+            </w:tcMar>
+            <w:vAlign w:val="center"/>
+          </w:tcPr>
+          <w:p>
+            <w:pPr>
+              <w:spacing w:after="0"/>
+            </w:pPr>
+            <w:r>
+              <w:rPr>
+                <w:b w:val="false"/>
+                <w:bCs w:val="false"/>
+                <w:sz w:val="20"/>
+                <w:szCs w:val="20"/>
+              </w:rPr>
+              <w:t xml:space="preserve">⚠️</w:t>
+            </w:r>
+          </w:p>
+        </w:tc>
+        <w:tc>
+          <w:tcPr>
+            <w:tcW w:type="dxa" w:w="4300"/>
+            <w:tcBorders>
+              <w:top w:val="single" w:color="BBBBBB" w:sz="1"/>
+              <w:left w:val="single" w:color="BBBBBB" w:sz="1"/>
+              <w:bottom w:val="single" w:color="BBBBBB" w:sz="1"/>
+              <w:right w:val="single" w:color="BBBBBB" w:sz="1"/>
+            </w:tcBorders>
+            <w:tcMar>
+              <w:top w:type="dxa" w:w="60"/>
+              <w:left w:type="dxa" w:w="110"/>
+              <w:bottom w:type="dxa" w:w="60"/>
+              <w:right w:type="dxa" w:w="110"/>
+            </w:tcMar>
+            <w:vAlign w:val="center"/>
+          </w:tcPr>
+          <w:p>
+            <w:pPr>
+              <w:spacing w:after="0"/>
+            </w:pPr>
+            <w:r>
+              <w:rPr>
+                <w:b w:val="false"/>
+                <w:bCs w:val="false"/>
+                <w:sz w:val="20"/>
+                <w:szCs w:val="20"/>
+              </w:rPr>
+              <w:t xml:space="preserve">민원 0이어도 필드 존재 / seed 미지정</w:t>
+            </w:r>
+          </w:p>
+        </w:tc>
+        <w:tc>
+          <w:tcPr>
+            <w:tcW w:type="dxa" w:w="3126"/>
+            <w:tcBorders>
+              <w:top w:val="single" w:color="BBBBBB" w:sz="1"/>
+              <w:left w:val="single" w:color="BBBBBB" w:sz="1"/>
+              <w:bottom w:val="single" w:color="BBBBBB" w:sz="1"/>
+              <w:right w:val="single" w:color="BBBBBB" w:sz="1"/>
+            </w:tcBorders>
+            <w:tcMar>
+              <w:top w:type="dxa" w:w="60"/>
+              <w:left w:type="dxa" w:w="110"/>
+              <w:bottom w:type="dxa" w:w="60"/>
+              <w:right w:type="dxa" w:w="110"/>
+            </w:tcMar>
+            <w:vAlign w:val="center"/>
+          </w:tcPr>
+          <w:p>
+            <w:pPr>
+              <w:spacing w:after="0"/>
+            </w:pPr>
+            <w:r>
+              <w:rPr>
+                <w:b w:val="false"/>
+                <w:bCs w:val="false"/>
+                <w:sz w:val="20"/>
+                <w:szCs w:val="20"/>
+              </w:rPr>
+              <w:t xml:space="preserve">빈 맵 반환 / 기본 seed=1</w:t>
+            </w:r>
+          </w:p>
+        </w:tc>
+      </w:tr>
+      <w:tr>
+        <w:tc>
+          <w:tcPr>
+            <w:tcW w:type="dxa" w:w="700"/>
+            <w:tcBorders>
+              <w:top w:val="single" w:color="BBBBBB" w:sz="1"/>
+              <w:left w:val="single" w:color="BBBBBB" w:sz="1"/>
+              <w:bottom w:val="single" w:color="BBBBBB" w:sz="1"/>
+              <w:right w:val="single" w:color="BBBBBB" w:sz="1"/>
+            </w:tcBorders>
+            <w:shd w:fill="EEF3F8" w:color="auto" w:val="clear"/>
+            <w:tcMar>
+              <w:top w:type="dxa" w:w="60"/>
+              <w:left w:type="dxa" w:w="110"/>
+              <w:bottom w:type="dxa" w:w="60"/>
+              <w:right w:type="dxa" w:w="110"/>
+            </w:tcMar>
+            <w:vAlign w:val="center"/>
+          </w:tcPr>
+          <w:p>
+            <w:pPr>
+              <w:spacing w:after="0"/>
+            </w:pPr>
+            <w:r>
+              <w:rPr>
+                <w:b w:val="false"/>
+                <w:bCs w:val="false"/>
+                <w:sz w:val="20"/>
+                <w:szCs w:val="20"/>
+              </w:rPr>
+              <w:t xml:space="preserve">03</w:t>
+            </w:r>
+          </w:p>
+        </w:tc>
+        <w:tc>
+          <w:tcPr>
+            <w:tcW w:type="dxa" w:w="900"/>
+            <w:tcBorders>
+              <w:top w:val="single" w:color="BBBBBB" w:sz="1"/>
+              <w:left w:val="single" w:color="BBBBBB" w:sz="1"/>
+              <w:bottom w:val="single" w:color="BBBBBB" w:sz="1"/>
+              <w:right w:val="single" w:color="BBBBBB" w:sz="1"/>
+            </w:tcBorders>
+            <w:shd w:fill="EEF3F8" w:color="auto" w:val="clear"/>
+            <w:tcMar>
+              <w:top w:type="dxa" w:w="60"/>
+              <w:left w:type="dxa" w:w="110"/>
+              <w:bottom w:type="dxa" w:w="60"/>
+              <w:right w:type="dxa" w:w="110"/>
+            </w:tcMar>
+            <w:vAlign w:val="center"/>
+          </w:tcPr>
+          <w:p>
+            <w:pPr>
+              <w:spacing w:after="0"/>
+            </w:pPr>
+            <w:r>
+              <w:rPr>
+                <w:b w:val="false"/>
+                <w:bCs w:val="false"/>
+                <w:sz w:val="20"/>
+                <w:szCs w:val="20"/>
+              </w:rPr>
+              <w:t xml:space="preserve">✅</w:t>
+            </w:r>
+          </w:p>
+        </w:tc>
+        <w:tc>
+          <w:tcPr>
+            <w:tcW w:type="dxa" w:w="4300"/>
+            <w:tcBorders>
+              <w:top w:val="single" w:color="BBBBBB" w:sz="1"/>
+              <w:left w:val="single" w:color="BBBBBB" w:sz="1"/>
+              <w:bottom w:val="single" w:color="BBBBBB" w:sz="1"/>
+              <w:right w:val="single" w:color="BBBBBB" w:sz="1"/>
+            </w:tcBorders>
+            <w:shd w:fill="EEF3F8" w:color="auto" w:val="clear"/>
+            <w:tcMar>
+              <w:top w:type="dxa" w:w="60"/>
+              <w:left w:type="dxa" w:w="110"/>
+              <w:bottom w:type="dxa" w:w="60"/>
+              <w:right w:type="dxa" w:w="110"/>
+            </w:tcMar>
+            <w:vAlign w:val="center"/>
+          </w:tcPr>
+          <w:p>
+            <w:pPr>
+              <w:spacing w:after="0"/>
+            </w:pPr>
+            <w:r>
+              <w:rPr>
+                <w:b w:val="false"/>
+                <w:bCs w:val="false"/>
+                <w:sz w:val="20"/>
+                <w:szCs w:val="20"/>
+              </w:rPr>
+              <w:t xml:space="preserve">seeds=30 다중 실험</w:t>
+            </w:r>
+          </w:p>
+        </w:tc>
+        <w:tc>
+          <w:tcPr>
+            <w:tcW w:type="dxa" w:w="3126"/>
+            <w:tcBorders>
+              <w:top w:val="single" w:color="BBBBBB" w:sz="1"/>
+              <w:left w:val="single" w:color="BBBBBB" w:sz="1"/>
+              <w:bottom w:val="single" w:color="BBBBBB" w:sz="1"/>
+              <w:right w:val="single" w:color="BBBBBB" w:sz="1"/>
+            </w:tcBorders>
+            <w:shd w:fill="EEF3F8" w:color="auto" w:val="clear"/>
+            <w:tcMar>
+              <w:top w:type="dxa" w:w="60"/>
+              <w:left w:type="dxa" w:w="110"/>
+              <w:bottom w:type="dxa" w:w="60"/>
+              <w:right w:type="dxa" w:w="110"/>
+            </w:tcMar>
+            <w:vAlign w:val="center"/>
+          </w:tcPr>
+          <w:p>
+            <w:pPr>
+              <w:spacing w:after="0"/>
+            </w:pPr>
+            <w:r>
+              <w:rPr>
+                <w:b w:val="false"/>
+                <w:bCs w:val="false"/>
+                <w:sz w:val="20"/>
+                <w:szCs w:val="20"/>
+              </w:rPr>
+              <w:t xml:space="preserve">평균·표준편차·직업별 평균</w:t>
+            </w:r>
+          </w:p>
+        </w:tc>
+      </w:tr>
+      <w:tr>
+        <w:tc>
+          <w:tcPr>
+            <w:tcW w:type="dxa" w:w="700"/>
+            <w:tcBorders>
+              <w:top w:val="single" w:color="BBBBBB" w:sz="1"/>
+              <w:left w:val="single" w:color="BBBBBB" w:sz="1"/>
+              <w:bottom w:val="single" w:color="BBBBBB" w:sz="1"/>
+              <w:right w:val="single" w:color="BBBBBB" w:sz="1"/>
+            </w:tcBorders>
+            <w:tcMar>
+              <w:top w:type="dxa" w:w="60"/>
+              <w:left w:type="dxa" w:w="110"/>
+              <w:bottom w:type="dxa" w:w="60"/>
+              <w:right w:type="dxa" w:w="110"/>
+            </w:tcMar>
+            <w:vAlign w:val="center"/>
+          </w:tcPr>
+          <w:p>
+            <w:pPr>
+              <w:spacing w:after="0"/>
+            </w:pPr>
+            <w:r>
+              <w:rPr>
+                <w:b w:val="false"/>
+                <w:bCs w:val="false"/>
+                <w:sz w:val="20"/>
+                <w:szCs w:val="20"/>
+              </w:rPr>
+              <w:t xml:space="preserve">03</w:t>
+            </w:r>
+          </w:p>
+        </w:tc>
+        <w:tc>
+          <w:tcPr>
+            <w:tcW w:type="dxa" w:w="900"/>
+            <w:tcBorders>
+              <w:top w:val="single" w:color="BBBBBB" w:sz="1"/>
+              <w:left w:val="single" w:color="BBBBBB" w:sz="1"/>
+              <w:bottom w:val="single" w:color="BBBBBB" w:sz="1"/>
+              <w:right w:val="single" w:color="BBBBBB" w:sz="1"/>
+            </w:tcBorders>
+            <w:tcMar>
+              <w:top w:type="dxa" w:w="60"/>
+              <w:left w:type="dxa" w:w="110"/>
+              <w:bottom w:type="dxa" w:w="60"/>
+              <w:right w:type="dxa" w:w="110"/>
+            </w:tcMar>
+            <w:vAlign w:val="center"/>
+          </w:tcPr>
+          <w:p>
+            <w:pPr>
+              <w:spacing w:after="0"/>
+            </w:pPr>
+            <w:r>
+              <w:rPr>
+                <w:b w:val="false"/>
+                <w:bCs w:val="false"/>
+                <w:sz w:val="20"/>
+                <w:szCs w:val="20"/>
+              </w:rPr>
+              <w:t xml:space="preserve">⚠️</w:t>
+            </w:r>
+          </w:p>
+        </w:tc>
+        <w:tc>
+          <w:tcPr>
+            <w:tcW w:type="dxa" w:w="4300"/>
+            <w:tcBorders>
+              <w:top w:val="single" w:color="BBBBBB" w:sz="1"/>
+              <w:left w:val="single" w:color="BBBBBB" w:sz="1"/>
+              <w:bottom w:val="single" w:color="BBBBBB" w:sz="1"/>
+              <w:right w:val="single" w:color="BBBBBB" w:sz="1"/>
+            </w:tcBorders>
+            <w:tcMar>
+              <w:top w:type="dxa" w:w="60"/>
+              <w:left w:type="dxa" w:w="110"/>
+              <w:bottom w:type="dxa" w:w="60"/>
+              <w:right w:type="dxa" w:w="110"/>
+            </w:tcMar>
+            <w:vAlign w:val="center"/>
+          </w:tcPr>
+          <w:p>
+            <w:pPr>
+              <w:spacing w:after="0"/>
+            </w:pPr>
+            <w:r>
+              <w:rPr>
+                <w:b w:val="false"/>
+                <w:bCs w:val="false"/>
+                <w:sz w:val="20"/>
+                <w:szCs w:val="20"/>
+              </w:rPr>
+              <w:t xml:space="preserve">seeds=1 / 직업별 합 무결성</w:t>
+            </w:r>
+          </w:p>
+        </w:tc>
+        <w:tc>
+          <w:tcPr>
+            <w:tcW w:type="dxa" w:w="3126"/>
+            <w:tcBorders>
+              <w:top w:val="single" w:color="BBBBBB" w:sz="1"/>
+              <w:left w:val="single" w:color="BBBBBB" w:sz="1"/>
+              <w:bottom w:val="single" w:color="BBBBBB" w:sz="1"/>
+              <w:right w:val="single" w:color="BBBBBB" w:sz="1"/>
+            </w:tcBorders>
+            <w:tcMar>
+              <w:top w:type="dxa" w:w="60"/>
+              <w:left w:type="dxa" w:w="110"/>
+              <w:bottom w:type="dxa" w:w="60"/>
+              <w:right w:type="dxa" w:w="110"/>
+            </w:tcMar>
+            <w:vAlign w:val="center"/>
+          </w:tcPr>
+          <w:p>
+            <w:pPr>
+              <w:spacing w:after="0"/>
+            </w:pPr>
+            <w:r>
+              <w:rPr>
+                <w:b w:val="false"/>
+                <w:bCs w:val="false"/>
+                <w:sz w:val="20"/>
+                <w:szCs w:val="20"/>
+              </w:rPr>
+              <w:t xml:space="preserve">std=0 / 합=총민원</w:t>
+            </w:r>
+          </w:p>
+        </w:tc>
+      </w:tr>
+      <w:tr>
+        <w:tc>
+          <w:tcPr>
+            <w:tcW w:type="dxa" w:w="700"/>
+            <w:tcBorders>
+              <w:top w:val="single" w:color="BBBBBB" w:sz="1"/>
+              <w:left w:val="single" w:color="BBBBBB" w:sz="1"/>
+              <w:bottom w:val="single" w:color="BBBBBB" w:sz="1"/>
+              <w:right w:val="single" w:color="BBBBBB" w:sz="1"/>
+            </w:tcBorders>
+            <w:shd w:fill="EEF3F8" w:color="auto" w:val="clear"/>
+            <w:tcMar>
+              <w:top w:type="dxa" w:w="60"/>
+              <w:left w:type="dxa" w:w="110"/>
+              <w:bottom w:type="dxa" w:w="60"/>
+              <w:right w:type="dxa" w:w="110"/>
+            </w:tcMar>
+            <w:vAlign w:val="center"/>
+          </w:tcPr>
+          <w:p>
+            <w:pPr>
+              <w:spacing w:after="0"/>
+            </w:pPr>
+            <w:r>
+              <w:rPr>
+                <w:b w:val="false"/>
+                <w:bCs w:val="false"/>
+                <w:sz w:val="20"/>
+                <w:szCs w:val="20"/>
+              </w:rPr>
+              <w:t xml:space="preserve">03</w:t>
+            </w:r>
+          </w:p>
+        </w:tc>
+        <w:tc>
+          <w:tcPr>
+            <w:tcW w:type="dxa" w:w="900"/>
+            <w:tcBorders>
+              <w:top w:val="single" w:color="BBBBBB" w:sz="1"/>
+              <w:left w:val="single" w:color="BBBBBB" w:sz="1"/>
+              <w:bottom w:val="single" w:color="BBBBBB" w:sz="1"/>
+              <w:right w:val="single" w:color="BBBBBB" w:sz="1"/>
+            </w:tcBorders>
+            <w:shd w:fill="EEF3F8" w:color="auto" w:val="clear"/>
+            <w:tcMar>
+              <w:top w:type="dxa" w:w="60"/>
+              <w:left w:type="dxa" w:w="110"/>
+              <w:bottom w:type="dxa" w:w="60"/>
+              <w:right w:type="dxa" w:w="110"/>
+            </w:tcMar>
+            <w:vAlign w:val="center"/>
+          </w:tcPr>
+          <w:p>
+            <w:pPr>
+              <w:spacing w:after="0"/>
+            </w:pPr>
+            <w:r>
+              <w:rPr>
+                <w:b w:val="false"/>
+                <w:bCs w:val="false"/>
+                <w:sz w:val="20"/>
+                <w:szCs w:val="20"/>
+              </w:rPr>
+              <w:t xml:space="preserve">⛔</w:t>
+            </w:r>
+          </w:p>
+        </w:tc>
+        <w:tc>
+          <w:tcPr>
+            <w:tcW w:type="dxa" w:w="4300"/>
+            <w:tcBorders>
+              <w:top w:val="single" w:color="BBBBBB" w:sz="1"/>
+              <w:left w:val="single" w:color="BBBBBB" w:sz="1"/>
+              <w:bottom w:val="single" w:color="BBBBBB" w:sz="1"/>
+              <w:right w:val="single" w:color="BBBBBB" w:sz="1"/>
+            </w:tcBorders>
+            <w:shd w:fill="EEF3F8" w:color="auto" w:val="clear"/>
+            <w:tcMar>
+              <w:top w:type="dxa" w:w="60"/>
+              <w:left w:type="dxa" w:w="110"/>
+              <w:bottom w:type="dxa" w:w="60"/>
+              <w:right w:type="dxa" w:w="110"/>
+            </w:tcMar>
+            <w:vAlign w:val="center"/>
+          </w:tcPr>
+          <w:p>
+            <w:pPr>
+              <w:spacing w:after="0"/>
+            </w:pPr>
+            <w:r>
+              <w:rPr>
+                <w:b w:val="false"/>
+                <w:bCs w:val="false"/>
+                <w:sz w:val="20"/>
+                <w:szCs w:val="20"/>
+              </w:rPr>
+              <w:t xml:space="preserve">seeds≤0 또는 &gt;100</w:t>
+            </w:r>
+          </w:p>
+        </w:tc>
+        <w:tc>
+          <w:tcPr>
+            <w:tcW w:type="dxa" w:w="3126"/>
+            <w:tcBorders>
+              <w:top w:val="single" w:color="BBBBBB" w:sz="1"/>
+              <w:left w:val="single" w:color="BBBBBB" w:sz="1"/>
+              <w:bottom w:val="single" w:color="BBBBBB" w:sz="1"/>
+              <w:right w:val="single" w:color="BBBBBB" w:sz="1"/>
+            </w:tcBorders>
+            <w:shd w:fill="EEF3F8" w:color="auto" w:val="clear"/>
+            <w:tcMar>
+              <w:top w:type="dxa" w:w="60"/>
+              <w:left w:type="dxa" w:w="110"/>
+              <w:bottom w:type="dxa" w:w="60"/>
+              <w:right w:type="dxa" w:w="110"/>
+            </w:tcMar>
+            <w:vAlign w:val="center"/>
+          </w:tcPr>
+          <w:p>
+            <w:pPr>
+              <w:spacing w:after="0"/>
+            </w:pPr>
+            <w:r>
+              <w:rPr>
+                <w:b w:val="false"/>
+                <w:bCs w:val="false"/>
+                <w:sz w:val="20"/>
+                <w:szCs w:val="20"/>
+              </w:rPr>
+              <w:t xml:space="preserve">범위 검증 차단</w:t>
+            </w:r>
+          </w:p>
+        </w:tc>
+      </w:tr>
+      <w:tr>
+        <w:tc>
+          <w:tcPr>
+            <w:tcW w:type="dxa" w:w="700"/>
+            <w:tcBorders>
+              <w:top w:val="single" w:color="BBBBBB" w:sz="1"/>
+              <w:left w:val="single" w:color="BBBBBB" w:sz="1"/>
+              <w:bottom w:val="single" w:color="BBBBBB" w:sz="1"/>
+              <w:right w:val="single" w:color="BBBBBB" w:sz="1"/>
+            </w:tcBorders>
+            <w:tcMar>
+              <w:top w:type="dxa" w:w="60"/>
+              <w:left w:type="dxa" w:w="110"/>
+              <w:bottom w:type="dxa" w:w="60"/>
+              <w:right w:type="dxa" w:w="110"/>
+            </w:tcMar>
+            <w:vAlign w:val="center"/>
+          </w:tcPr>
+          <w:p>
+            <w:pPr>
+              <w:spacing w:after="0"/>
+            </w:pPr>
+            <w:r>
+              <w:rPr>
+                <w:b w:val="false"/>
+                <w:bCs w:val="false"/>
+                <w:sz w:val="20"/>
+                <w:szCs w:val="20"/>
+              </w:rPr>
+              <w:t xml:space="preserve">04</w:t>
+            </w:r>
+          </w:p>
+        </w:tc>
+        <w:tc>
+          <w:tcPr>
+            <w:tcW w:type="dxa" w:w="900"/>
+            <w:tcBorders>
+              <w:top w:val="single" w:color="BBBBBB" w:sz="1"/>
+              <w:left w:val="single" w:color="BBBBBB" w:sz="1"/>
+              <w:bottom w:val="single" w:color="BBBBBB" w:sz="1"/>
+              <w:right w:val="single" w:color="BBBBBB" w:sz="1"/>
+            </w:tcBorders>
+            <w:tcMar>
+              <w:top w:type="dxa" w:w="60"/>
+              <w:left w:type="dxa" w:w="110"/>
+              <w:bottom w:type="dxa" w:w="60"/>
+              <w:right w:type="dxa" w:w="110"/>
+            </w:tcMar>
+            <w:vAlign w:val="center"/>
+          </w:tcPr>
+          <w:p>
+            <w:pPr>
+              <w:spacing w:after="0"/>
+            </w:pPr>
+            <w:r>
+              <w:rPr>
+                <w:b w:val="false"/>
+                <w:bCs w:val="false"/>
+                <w:sz w:val="20"/>
+                <w:szCs w:val="20"/>
+              </w:rPr>
+              <w:t xml:space="preserve">✅</w:t>
+            </w:r>
+          </w:p>
+        </w:tc>
+        <w:tc>
+          <w:tcPr>
+            <w:tcW w:type="dxa" w:w="4300"/>
+            <w:tcBorders>
+              <w:top w:val="single" w:color="BBBBBB" w:sz="1"/>
+              <w:left w:val="single" w:color="BBBBBB" w:sz="1"/>
+              <w:bottom w:val="single" w:color="BBBBBB" w:sz="1"/>
+              <w:right w:val="single" w:color="BBBBBB" w:sz="1"/>
+            </w:tcBorders>
+            <w:tcMar>
+              <w:top w:type="dxa" w:w="60"/>
+              <w:left w:type="dxa" w:w="110"/>
+              <w:bottom w:type="dxa" w:w="60"/>
+              <w:right w:type="dxa" w:w="110"/>
+            </w:tcMar>
+            <w:vAlign w:val="center"/>
+          </w:tcPr>
+          <w:p>
+            <w:pPr>
+              <w:spacing w:after="0"/>
+            </w:pPr>
+            <w:r>
+              <w:rPr>
+                <w:b w:val="false"/>
+                <w:bCs w:val="false"/>
+                <w:sz w:val="20"/>
+                <w:szCs w:val="20"/>
+              </w:rPr>
+              <w:t xml:space="preserve">times 목록 비교(중복 허용)</w:t>
+            </w:r>
+          </w:p>
+        </w:tc>
+        <w:tc>
+          <w:tcPr>
+            <w:tcW w:type="dxa" w:w="3126"/>
+            <w:tcBorders>
+              <w:top w:val="single" w:color="BBBBBB" w:sz="1"/>
+              <w:left w:val="single" w:color="BBBBBB" w:sz="1"/>
+              <w:bottom w:val="single" w:color="BBBBBB" w:sz="1"/>
+              <w:right w:val="single" w:color="BBBBBB" w:sz="1"/>
+            </w:tcBorders>
+            <w:tcMar>
+              <w:top w:type="dxa" w:w="60"/>
+              <w:left w:type="dxa" w:w="110"/>
+              <w:bottom w:type="dxa" w:w="60"/>
+              <w:right w:type="dxa" w:w="110"/>
+            </w:tcMar>
+            <w:vAlign w:val="center"/>
+          </w:tcPr>
+          <w:p>
+            <w:pPr>
+              <w:spacing w:after="0"/>
+            </w:pPr>
+            <w:r>
+              <w:rPr>
+                <w:b w:val="false"/>
+                <w:bCs w:val="false"/>
+                <w:sz w:val="20"/>
+                <w:szCs w:val="20"/>
+              </w:rPr>
+              <w:t xml:space="preserve">각 항목 독립 실행·배열 반환</w:t>
+            </w:r>
+          </w:p>
+        </w:tc>
+      </w:tr>
+      <w:tr>
+        <w:tc>
+          <w:tcPr>
+            <w:tcW w:type="dxa" w:w="700"/>
+            <w:tcBorders>
+              <w:top w:val="single" w:color="BBBBBB" w:sz="1"/>
+              <w:left w:val="single" w:color="BBBBBB" w:sz="1"/>
+              <w:bottom w:val="single" w:color="BBBBBB" w:sz="1"/>
+              <w:right w:val="single" w:color="BBBBBB" w:sz="1"/>
+            </w:tcBorders>
+            <w:shd w:fill="EEF3F8" w:color="auto" w:val="clear"/>
+            <w:tcMar>
+              <w:top w:type="dxa" w:w="60"/>
+              <w:left w:type="dxa" w:w="110"/>
+              <w:bottom w:type="dxa" w:w="60"/>
+              <w:right w:type="dxa" w:w="110"/>
+            </w:tcMar>
+            <w:vAlign w:val="center"/>
+          </w:tcPr>
+          <w:p>
+            <w:pPr>
+              <w:spacing w:after="0"/>
+            </w:pPr>
+            <w:r>
+              <w:rPr>
+                <w:b w:val="false"/>
+                <w:bCs w:val="false"/>
+                <w:sz w:val="20"/>
+                <w:szCs w:val="20"/>
+              </w:rPr>
+              <w:t xml:space="preserve">04</w:t>
+            </w:r>
+          </w:p>
+        </w:tc>
+        <w:tc>
+          <w:tcPr>
+            <w:tcW w:type="dxa" w:w="900"/>
+            <w:tcBorders>
+              <w:top w:val="single" w:color="BBBBBB" w:sz="1"/>
+              <w:left w:val="single" w:color="BBBBBB" w:sz="1"/>
+              <w:bottom w:val="single" w:color="BBBBBB" w:sz="1"/>
+              <w:right w:val="single" w:color="BBBBBB" w:sz="1"/>
+            </w:tcBorders>
+            <w:shd w:fill="EEF3F8" w:color="auto" w:val="clear"/>
+            <w:tcMar>
+              <w:top w:type="dxa" w:w="60"/>
+              <w:left w:type="dxa" w:w="110"/>
+              <w:bottom w:type="dxa" w:w="60"/>
+              <w:right w:type="dxa" w:w="110"/>
+            </w:tcMar>
+            <w:vAlign w:val="center"/>
+          </w:tcPr>
+          <w:p>
+            <w:pPr>
+              <w:spacing w:after="0"/>
+            </w:pPr>
+            <w:r>
+              <w:rPr>
+                <w:b w:val="false"/>
+                <w:bCs w:val="false"/>
+                <w:sz w:val="20"/>
+                <w:szCs w:val="20"/>
+              </w:rPr>
+              <w:t xml:space="preserve">⚠️</w:t>
+            </w:r>
+          </w:p>
+        </w:tc>
+        <w:tc>
+          <w:tcPr>
+            <w:tcW w:type="dxa" w:w="4300"/>
+            <w:tcBorders>
+              <w:top w:val="single" w:color="BBBBBB" w:sz="1"/>
+              <w:left w:val="single" w:color="BBBBBB" w:sz="1"/>
+              <w:bottom w:val="single" w:color="BBBBBB" w:sz="1"/>
+              <w:right w:val="single" w:color="BBBBBB" w:sz="1"/>
+            </w:tcBorders>
+            <w:shd w:fill="EEF3F8" w:color="auto" w:val="clear"/>
+            <w:tcMar>
+              <w:top w:type="dxa" w:w="60"/>
+              <w:left w:type="dxa" w:w="110"/>
+              <w:bottom w:type="dxa" w:w="60"/>
+              <w:right w:type="dxa" w:w="110"/>
+            </w:tcMar>
+            <w:vAlign w:val="center"/>
+          </w:tcPr>
+          <w:p>
+            <w:pPr>
+              <w:spacing w:after="0"/>
+            </w:pPr>
+            <w:r>
+              <w:rPr>
+                <w:b w:val="false"/>
+                <w:bCs w:val="false"/>
+                <w:sz w:val="20"/>
+                <w:szCs w:val="20"/>
+              </w:rPr>
+              <w:t xml:space="preserve">times 1개 / 빈값</w:t>
+            </w:r>
+          </w:p>
+        </w:tc>
+        <w:tc>
+          <w:tcPr>
+            <w:tcW w:type="dxa" w:w="3126"/>
+            <w:tcBorders>
+              <w:top w:val="single" w:color="BBBBBB" w:sz="1"/>
+              <w:left w:val="single" w:color="BBBBBB" w:sz="1"/>
+              <w:bottom w:val="single" w:color="BBBBBB" w:sz="1"/>
+              <w:right w:val="single" w:color="BBBBBB" w:sz="1"/>
+            </w:tcBorders>
+            <w:shd w:fill="EEF3F8" w:color="auto" w:val="clear"/>
+            <w:tcMar>
+              <w:top w:type="dxa" w:w="60"/>
+              <w:left w:type="dxa" w:w="110"/>
+              <w:bottom w:type="dxa" w:w="60"/>
+              <w:right w:type="dxa" w:w="110"/>
+            </w:tcMar>
+            <w:vAlign w:val="center"/>
+          </w:tcPr>
+          <w:p>
+            <w:pPr>
+              <w:spacing w:after="0"/>
+            </w:pPr>
+            <w:r>
+              <w:rPr>
+                <w:b w:val="false"/>
+                <w:bCs w:val="false"/>
+                <w:sz w:val="20"/>
+                <w:szCs w:val="20"/>
+              </w:rPr>
+              <w:t xml:space="preserve">단일 결과 / 기본값(10·12·14시)</w:t>
+            </w:r>
+          </w:p>
+        </w:tc>
+      </w:tr>
+      <w:tr>
+        <w:tc>
+          <w:tcPr>
+            <w:tcW w:type="dxa" w:w="700"/>
+            <w:tcBorders>
+              <w:top w:val="single" w:color="BBBBBB" w:sz="1"/>
+              <w:left w:val="single" w:color="BBBBBB" w:sz="1"/>
+              <w:bottom w:val="single" w:color="BBBBBB" w:sz="1"/>
+              <w:right w:val="single" w:color="BBBBBB" w:sz="1"/>
+            </w:tcBorders>
+            <w:tcMar>
+              <w:top w:type="dxa" w:w="60"/>
+              <w:left w:type="dxa" w:w="110"/>
+              <w:bottom w:type="dxa" w:w="60"/>
+              <w:right w:type="dxa" w:w="110"/>
+            </w:tcMar>
+            <w:vAlign w:val="center"/>
+          </w:tcPr>
+          <w:p>
+            <w:pPr>
+              <w:spacing w:after="0"/>
+            </w:pPr>
+            <w:r>
+              <w:rPr>
+                <w:b w:val="false"/>
+                <w:bCs w:val="false"/>
+                <w:sz w:val="20"/>
+                <w:szCs w:val="20"/>
+              </w:rPr>
+              <w:t xml:space="preserve">04</w:t>
+            </w:r>
+          </w:p>
+        </w:tc>
+        <w:tc>
+          <w:tcPr>
+            <w:tcW w:type="dxa" w:w="900"/>
+            <w:tcBorders>
+              <w:top w:val="single" w:color="BBBBBB" w:sz="1"/>
+              <w:left w:val="single" w:color="BBBBBB" w:sz="1"/>
+              <w:bottom w:val="single" w:color="BBBBBB" w:sz="1"/>
+              <w:right w:val="single" w:color="BBBBBB" w:sz="1"/>
+            </w:tcBorders>
+            <w:tcMar>
+              <w:top w:type="dxa" w:w="60"/>
+              <w:left w:type="dxa" w:w="110"/>
+              <w:bottom w:type="dxa" w:w="60"/>
+              <w:right w:type="dxa" w:w="110"/>
+            </w:tcMar>
+            <w:vAlign w:val="center"/>
+          </w:tcPr>
+          <w:p>
+            <w:pPr>
+              <w:spacing w:after="0"/>
+            </w:pPr>
+            <w:r>
+              <w:rPr>
+                <w:b w:val="false"/>
+                <w:bCs w:val="false"/>
+                <w:sz w:val="20"/>
+                <w:szCs w:val="20"/>
+              </w:rPr>
+              <w:t xml:space="preserve">⛔</w:t>
+            </w:r>
+          </w:p>
+        </w:tc>
+        <w:tc>
+          <w:tcPr>
+            <w:tcW w:type="dxa" w:w="4300"/>
+            <w:tcBorders>
+              <w:top w:val="single" w:color="BBBBBB" w:sz="1"/>
+              <w:left w:val="single" w:color="BBBBBB" w:sz="1"/>
+              <w:bottom w:val="single" w:color="BBBBBB" w:sz="1"/>
+              <w:right w:val="single" w:color="BBBBBB" w:sz="1"/>
+            </w:tcBorders>
+            <w:tcMar>
+              <w:top w:type="dxa" w:w="60"/>
+              <w:left w:type="dxa" w:w="110"/>
+              <w:bottom w:type="dxa" w:w="60"/>
+              <w:right w:type="dxa" w:w="110"/>
+            </w:tcMar>
+            <w:vAlign w:val="center"/>
+          </w:tcPr>
+          <w:p>
+            <w:pPr>
+              <w:spacing w:after="0"/>
+            </w:pPr>
+            <w:r>
+              <w:rPr>
+                <w:b w:val="false"/>
+                <w:bCs w:val="false"/>
+                <w:sz w:val="20"/>
+                <w:szCs w:val="20"/>
+              </w:rPr>
+              <w:t xml:space="preserve">잘못된 형식 포함·days 문자열·times 단일문자열</w:t>
+            </w:r>
+          </w:p>
+        </w:tc>
+        <w:tc>
+          <w:tcPr>
+            <w:tcW w:type="dxa" w:w="3126"/>
+            <w:tcBorders>
+              <w:top w:val="single" w:color="BBBBBB" w:sz="1"/>
+              <w:left w:val="single" w:color="BBBBBB" w:sz="1"/>
+              <w:bottom w:val="single" w:color="BBBBBB" w:sz="1"/>
+              <w:right w:val="single" w:color="BBBBBB" w:sz="1"/>
+            </w:tcBorders>
+            <w:tcMar>
+              <w:top w:type="dxa" w:w="60"/>
+              <w:left w:type="dxa" w:w="110"/>
+              <w:bottom w:type="dxa" w:w="60"/>
+              <w:right w:type="dxa" w:w="110"/>
+            </w:tcMar>
+            <w:vAlign w:val="center"/>
+          </w:tcPr>
+          <w:p>
+            <w:pPr>
+              <w:spacing w:after="0"/>
+            </w:pPr>
+            <w:r>
+              <w:rPr>
+                <w:b w:val="false"/>
+                <w:bCs w:val="false"/>
+                <w:sz w:val="20"/>
+                <w:szCs w:val="20"/>
+              </w:rPr>
+              <w:t xml:space="preserve">400(500 아님)</w:t>
+            </w:r>
+          </w:p>
+        </w:tc>
+      </w:tr>
+      <w:tr>
+        <w:tc>
+          <w:tcPr>
+            <w:tcW w:type="dxa" w:w="700"/>
+            <w:tcBorders>
+              <w:top w:val="single" w:color="BBBBBB" w:sz="1"/>
+              <w:left w:val="single" w:color="BBBBBB" w:sz="1"/>
+              <w:bottom w:val="single" w:color="BBBBBB" w:sz="1"/>
+              <w:right w:val="single" w:color="BBBBBB" w:sz="1"/>
+            </w:tcBorders>
+            <w:shd w:fill="EEF3F8" w:color="auto" w:val="clear"/>
+            <w:tcMar>
+              <w:top w:type="dxa" w:w="60"/>
+              <w:left w:type="dxa" w:w="110"/>
+              <w:bottom w:type="dxa" w:w="60"/>
+              <w:right w:type="dxa" w:w="110"/>
+            </w:tcMar>
+            <w:vAlign w:val="center"/>
+          </w:tcPr>
+          <w:p>
+            <w:pPr>
+              <w:spacing w:after="0"/>
+            </w:pPr>
+            <w:r>
+              <w:rPr>
+                <w:b w:val="false"/>
+                <w:bCs w:val="false"/>
+                <w:sz w:val="20"/>
+                <w:szCs w:val="20"/>
+              </w:rPr>
+              <w:t xml:space="preserve">05</w:t>
+            </w:r>
+          </w:p>
+        </w:tc>
+        <w:tc>
+          <w:tcPr>
+            <w:tcW w:type="dxa" w:w="900"/>
+            <w:tcBorders>
+              <w:top w:val="single" w:color="BBBBBB" w:sz="1"/>
+              <w:left w:val="single" w:color="BBBBBB" w:sz="1"/>
+              <w:bottom w:val="single" w:color="BBBBBB" w:sz="1"/>
+              <w:right w:val="single" w:color="BBBBBB" w:sz="1"/>
+            </w:tcBorders>
+            <w:shd w:fill="EEF3F8" w:color="auto" w:val="clear"/>
+            <w:tcMar>
+              <w:top w:type="dxa" w:w="60"/>
+              <w:left w:type="dxa" w:w="110"/>
+              <w:bottom w:type="dxa" w:w="60"/>
+              <w:right w:type="dxa" w:w="110"/>
+            </w:tcMar>
+            <w:vAlign w:val="center"/>
+          </w:tcPr>
+          <w:p>
+            <w:pPr>
+              <w:spacing w:after="0"/>
+            </w:pPr>
+            <w:r>
+              <w:rPr>
+                <w:b w:val="false"/>
+                <w:bCs w:val="false"/>
+                <w:sz w:val="20"/>
+                <w:szCs w:val="20"/>
+              </w:rPr>
+              <w:t xml:space="preserve">✅</w:t>
+            </w:r>
+          </w:p>
+        </w:tc>
+        <w:tc>
+          <w:tcPr>
+            <w:tcW w:type="dxa" w:w="4300"/>
+            <w:tcBorders>
+              <w:top w:val="single" w:color="BBBBBB" w:sz="1"/>
+              <w:left w:val="single" w:color="BBBBBB" w:sz="1"/>
+              <w:bottom w:val="single" w:color="BBBBBB" w:sz="1"/>
+              <w:right w:val="single" w:color="BBBBBB" w:sz="1"/>
+            </w:tcBorders>
+            <w:shd w:fill="EEF3F8" w:color="auto" w:val="clear"/>
+            <w:tcMar>
+              <w:top w:type="dxa" w:w="60"/>
+              <w:left w:type="dxa" w:w="110"/>
+              <w:bottom w:type="dxa" w:w="60"/>
+              <w:right w:type="dxa" w:w="110"/>
+            </w:tcMar>
+            <w:vAlign w:val="center"/>
+          </w:tcPr>
+          <w:p>
+            <w:pPr>
+              <w:spacing w:after="0"/>
+            </w:pPr>
+            <w:r>
+              <w:rPr>
+                <w:b w:val="false"/>
+                <w:bCs w:val="false"/>
+                <w:sz w:val="20"/>
+                <w:szCs w:val="20"/>
+              </w:rPr>
+              <w:t xml:space="preserve">구성 프리셋별 최적 수거시각 비교</w:t>
+            </w:r>
+          </w:p>
+        </w:tc>
+        <w:tc>
+          <w:tcPr>
+            <w:tcW w:type="dxa" w:w="3126"/>
+            <w:tcBorders>
+              <w:top w:val="single" w:color="BBBBBB" w:sz="1"/>
+              <w:left w:val="single" w:color="BBBBBB" w:sz="1"/>
+              <w:bottom w:val="single" w:color="BBBBBB" w:sz="1"/>
+              <w:right w:val="single" w:color="BBBBBB" w:sz="1"/>
+            </w:tcBorders>
+            <w:shd w:fill="EEF3F8" w:color="auto" w:val="clear"/>
+            <w:tcMar>
+              <w:top w:type="dxa" w:w="60"/>
+              <w:left w:type="dxa" w:w="110"/>
+              <w:bottom w:type="dxa" w:w="60"/>
+              <w:right w:type="dxa" w:w="110"/>
+            </w:tcMar>
+            <w:vAlign w:val="center"/>
+          </w:tcPr>
+          <w:p>
+            <w:pPr>
+              <w:spacing w:after="0"/>
+            </w:pPr>
+            <w:r>
+              <w:rPr>
+                <w:b w:val="false"/>
+                <w:bCs w:val="false"/>
+                <w:sz w:val="20"/>
+                <w:szCs w:val="20"/>
+              </w:rPr>
+              <w:t xml:space="preserve">프리셋별 결과</w:t>
+            </w:r>
+          </w:p>
+        </w:tc>
+      </w:tr>
+      <w:tr>
+        <w:tc>
+          <w:tcPr>
+            <w:tcW w:type="dxa" w:w="700"/>
+            <w:tcBorders>
+              <w:top w:val="single" w:color="BBBBBB" w:sz="1"/>
+              <w:left w:val="single" w:color="BBBBBB" w:sz="1"/>
+              <w:bottom w:val="single" w:color="BBBBBB" w:sz="1"/>
+              <w:right w:val="single" w:color="BBBBBB" w:sz="1"/>
+            </w:tcBorders>
+            <w:tcMar>
+              <w:top w:type="dxa" w:w="60"/>
+              <w:left w:type="dxa" w:w="110"/>
+              <w:bottom w:type="dxa" w:w="60"/>
+              <w:right w:type="dxa" w:w="110"/>
+            </w:tcMar>
+            <w:vAlign w:val="center"/>
+          </w:tcPr>
+          <w:p>
+            <w:pPr>
+              <w:spacing w:after="0"/>
+            </w:pPr>
+            <w:r>
+              <w:rPr>
+                <w:b w:val="false"/>
+                <w:bCs w:val="false"/>
+                <w:sz w:val="20"/>
+                <w:szCs w:val="20"/>
+              </w:rPr>
+              <w:t xml:space="preserve">05</w:t>
+            </w:r>
+          </w:p>
+        </w:tc>
+        <w:tc>
+          <w:tcPr>
+            <w:tcW w:type="dxa" w:w="900"/>
+            <w:tcBorders>
+              <w:top w:val="single" w:color="BBBBBB" w:sz="1"/>
+              <w:left w:val="single" w:color="BBBBBB" w:sz="1"/>
+              <w:bottom w:val="single" w:color="BBBBBB" w:sz="1"/>
+              <w:right w:val="single" w:color="BBBBBB" w:sz="1"/>
+            </w:tcBorders>
+            <w:tcMar>
+              <w:top w:type="dxa" w:w="60"/>
+              <w:left w:type="dxa" w:w="110"/>
+              <w:bottom w:type="dxa" w:w="60"/>
+              <w:right w:type="dxa" w:w="110"/>
+            </w:tcMar>
+            <w:vAlign w:val="center"/>
+          </w:tcPr>
+          <w:p>
+            <w:pPr>
+              <w:spacing w:after="0"/>
+            </w:pPr>
+            <w:r>
+              <w:rPr>
+                <w:b w:val="false"/>
+                <w:bCs w:val="false"/>
+                <w:sz w:val="20"/>
+                <w:szCs w:val="20"/>
+              </w:rPr>
+              <w:t xml:space="preserve">⚠️</w:t>
+            </w:r>
+          </w:p>
+        </w:tc>
+        <w:tc>
+          <w:tcPr>
+            <w:tcW w:type="dxa" w:w="4300"/>
+            <w:tcBorders>
+              <w:top w:val="single" w:color="BBBBBB" w:sz="1"/>
+              <w:left w:val="single" w:color="BBBBBB" w:sz="1"/>
+              <w:bottom w:val="single" w:color="BBBBBB" w:sz="1"/>
+              <w:right w:val="single" w:color="BBBBBB" w:sz="1"/>
+            </w:tcBorders>
+            <w:tcMar>
+              <w:top w:type="dxa" w:w="60"/>
+              <w:left w:type="dxa" w:w="110"/>
+              <w:bottom w:type="dxa" w:w="60"/>
+              <w:right w:type="dxa" w:w="110"/>
+            </w:tcMar>
+            <w:vAlign w:val="center"/>
+          </w:tcPr>
+          <w:p>
+            <w:pPr>
+              <w:spacing w:after="0"/>
+            </w:pPr>
+            <w:r>
+              <w:rPr>
+                <w:b w:val="false"/>
+                <w:bCs w:val="false"/>
+                <w:sz w:val="20"/>
+                <w:szCs w:val="20"/>
+              </w:rPr>
+              <w:t xml:space="preserve">occupationMix 미지정 / 비율 100% 편중</w:t>
+            </w:r>
+          </w:p>
+        </w:tc>
+        <w:tc>
+          <w:tcPr>
+            <w:tcW w:type="dxa" w:w="3126"/>
+            <w:tcBorders>
+              <w:top w:val="single" w:color="BBBBBB" w:sz="1"/>
+              <w:left w:val="single" w:color="BBBBBB" w:sz="1"/>
+              <w:bottom w:val="single" w:color="BBBBBB" w:sz="1"/>
+              <w:right w:val="single" w:color="BBBBBB" w:sz="1"/>
+            </w:tcBorders>
+            <w:tcMar>
+              <w:top w:type="dxa" w:w="60"/>
+              <w:left w:type="dxa" w:w="110"/>
+              <w:bottom w:type="dxa" w:w="60"/>
+              <w:right w:type="dxa" w:w="110"/>
+            </w:tcMar>
+            <w:vAlign w:val="center"/>
+          </w:tcPr>
+          <w:p>
+            <w:pPr>
+              <w:spacing w:after="0"/>
+            </w:pPr>
+            <w:r>
+              <w:rPr>
+                <w:b w:val="false"/>
+                <w:bCs w:val="false"/>
+                <w:sz w:val="20"/>
+                <w:szCs w:val="20"/>
+              </w:rPr>
+              <w:t xml:space="preserve">기본 균등 / 정상 처리</w:t>
+            </w:r>
+          </w:p>
+        </w:tc>
+      </w:tr>
+      <w:tr>
+        <w:tc>
+          <w:tcPr>
+            <w:tcW w:type="dxa" w:w="700"/>
+            <w:tcBorders>
+              <w:top w:val="single" w:color="BBBBBB" w:sz="1"/>
+              <w:left w:val="single" w:color="BBBBBB" w:sz="1"/>
+              <w:bottom w:val="single" w:color="BBBBBB" w:sz="1"/>
+              <w:right w:val="single" w:color="BBBBBB" w:sz="1"/>
+            </w:tcBorders>
+            <w:shd w:fill="EEF3F8" w:color="auto" w:val="clear"/>
+            <w:tcMar>
+              <w:top w:type="dxa" w:w="60"/>
+              <w:left w:type="dxa" w:w="110"/>
+              <w:bottom w:type="dxa" w:w="60"/>
+              <w:right w:type="dxa" w:w="110"/>
+            </w:tcMar>
+            <w:vAlign w:val="center"/>
+          </w:tcPr>
+          <w:p>
+            <w:pPr>
+              <w:spacing w:after="0"/>
+            </w:pPr>
+            <w:r>
+              <w:rPr>
+                <w:b w:val="false"/>
+                <w:bCs w:val="false"/>
+                <w:sz w:val="20"/>
+                <w:szCs w:val="20"/>
+              </w:rPr>
+              <w:t xml:space="preserve">05</w:t>
+            </w:r>
+          </w:p>
+        </w:tc>
+        <w:tc>
+          <w:tcPr>
+            <w:tcW w:type="dxa" w:w="900"/>
+            <w:tcBorders>
+              <w:top w:val="single" w:color="BBBBBB" w:sz="1"/>
+              <w:left w:val="single" w:color="BBBBBB" w:sz="1"/>
+              <w:bottom w:val="single" w:color="BBBBBB" w:sz="1"/>
+              <w:right w:val="single" w:color="BBBBBB" w:sz="1"/>
+            </w:tcBorders>
+            <w:shd w:fill="EEF3F8" w:color="auto" w:val="clear"/>
+            <w:tcMar>
+              <w:top w:type="dxa" w:w="60"/>
+              <w:left w:type="dxa" w:w="110"/>
+              <w:bottom w:type="dxa" w:w="60"/>
+              <w:right w:type="dxa" w:w="110"/>
+            </w:tcMar>
+            <w:vAlign w:val="center"/>
+          </w:tcPr>
+          <w:p>
+            <w:pPr>
+              <w:spacing w:after="0"/>
+            </w:pPr>
+            <w:r>
+              <w:rPr>
+                <w:b w:val="false"/>
+                <w:bCs w:val="false"/>
+                <w:sz w:val="20"/>
+                <w:szCs w:val="20"/>
+              </w:rPr>
+              <w:t xml:space="preserve">⛔</w:t>
+            </w:r>
+          </w:p>
+        </w:tc>
+        <w:tc>
+          <w:tcPr>
+            <w:tcW w:type="dxa" w:w="4300"/>
+            <w:tcBorders>
+              <w:top w:val="single" w:color="BBBBBB" w:sz="1"/>
+              <w:left w:val="single" w:color="BBBBBB" w:sz="1"/>
+              <w:bottom w:val="single" w:color="BBBBBB" w:sz="1"/>
+              <w:right w:val="single" w:color="BBBBBB" w:sz="1"/>
+            </w:tcBorders>
+            <w:shd w:fill="EEF3F8" w:color="auto" w:val="clear"/>
+            <w:tcMar>
+              <w:top w:type="dxa" w:w="60"/>
+              <w:left w:type="dxa" w:w="110"/>
+              <w:bottom w:type="dxa" w:w="60"/>
+              <w:right w:type="dxa" w:w="110"/>
+            </w:tcMar>
+            <w:vAlign w:val="center"/>
+          </w:tcPr>
+          <w:p>
+            <w:pPr>
+              <w:spacing w:after="0"/>
+            </w:pPr>
+            <w:r>
+              <w:rPr>
+                <w:b w:val="false"/>
+                <w:bCs w:val="false"/>
+                <w:sz w:val="20"/>
+                <w:szCs w:val="20"/>
+              </w:rPr>
+              <w:t xml:space="preserve">알 수 없는 직업·빈 항목</w:t>
+            </w:r>
+          </w:p>
+        </w:tc>
+        <w:tc>
+          <w:tcPr>
+            <w:tcW w:type="dxa" w:w="3126"/>
+            <w:tcBorders>
+              <w:top w:val="single" w:color="BBBBBB" w:sz="1"/>
+              <w:left w:val="single" w:color="BBBBBB" w:sz="1"/>
+              <w:bottom w:val="single" w:color="BBBBBB" w:sz="1"/>
+              <w:right w:val="single" w:color="BBBBBB" w:sz="1"/>
+            </w:tcBorders>
+            <w:shd w:fill="EEF3F8" w:color="auto" w:val="clear"/>
+            <w:tcMar>
+              <w:top w:type="dxa" w:w="60"/>
+              <w:left w:type="dxa" w:w="110"/>
+              <w:bottom w:type="dxa" w:w="60"/>
+              <w:right w:type="dxa" w:w="110"/>
+            </w:tcMar>
+            <w:vAlign w:val="center"/>
+          </w:tcPr>
+          <w:p>
+            <w:pPr>
+              <w:spacing w:after="0"/>
+            </w:pPr>
+            <w:r>
+              <w:rPr>
+                <w:b w:val="false"/>
+                <w:bCs w:val="false"/>
+                <w:sz w:val="20"/>
+                <w:szCs w:val="20"/>
+              </w:rPr>
+              <w:t xml:space="preserve">INVALID_ENUM 차단</w:t>
+            </w:r>
+          </w:p>
+        </w:tc>
+      </w:tr>
+      <w:tr>
+        <w:tc>
+          <w:tcPr>
+            <w:tcW w:type="dxa" w:w="700"/>
+            <w:tcBorders>
+              <w:top w:val="single" w:color="BBBBBB" w:sz="1"/>
+              <w:left w:val="single" w:color="BBBBBB" w:sz="1"/>
+              <w:bottom w:val="single" w:color="BBBBBB" w:sz="1"/>
+              <w:right w:val="single" w:color="BBBBBB" w:sz="1"/>
+            </w:tcBorders>
+            <w:tcMar>
+              <w:top w:type="dxa" w:w="60"/>
+              <w:left w:type="dxa" w:w="110"/>
+              <w:bottom w:type="dxa" w:w="60"/>
+              <w:right w:type="dxa" w:w="110"/>
+            </w:tcMar>
+            <w:vAlign w:val="center"/>
+          </w:tcPr>
+          <w:p>
+            <w:pPr>
+              <w:spacing w:after="0"/>
+            </w:pPr>
+            <w:r>
+              <w:rPr>
+                <w:b w:val="false"/>
+                <w:bCs w:val="false"/>
+                <w:sz w:val="20"/>
+                <w:szCs w:val="20"/>
+              </w:rPr>
+              <w:t xml:space="preserve">06</w:t>
+            </w:r>
+          </w:p>
+        </w:tc>
+        <w:tc>
+          <w:tcPr>
+            <w:tcW w:type="dxa" w:w="900"/>
+            <w:tcBorders>
+              <w:top w:val="single" w:color="BBBBBB" w:sz="1"/>
+              <w:left w:val="single" w:color="BBBBBB" w:sz="1"/>
+              <w:bottom w:val="single" w:color="BBBBBB" w:sz="1"/>
+              <w:right w:val="single" w:color="BBBBBB" w:sz="1"/>
+            </w:tcBorders>
+            <w:tcMar>
+              <w:top w:type="dxa" w:w="60"/>
+              <w:left w:type="dxa" w:w="110"/>
+              <w:bottom w:type="dxa" w:w="60"/>
+              <w:right w:type="dxa" w:w="110"/>
+            </w:tcMar>
+            <w:vAlign w:val="center"/>
+          </w:tcPr>
+          <w:p>
+            <w:pPr>
+              <w:spacing w:after="0"/>
+            </w:pPr>
+            <w:r>
+              <w:rPr>
+                <w:b w:val="false"/>
+                <w:bCs w:val="false"/>
+                <w:sz w:val="20"/>
+                <w:szCs w:val="20"/>
+              </w:rPr>
+              <w:t xml:space="preserve">✅</w:t>
+            </w:r>
+          </w:p>
+        </w:tc>
+        <w:tc>
+          <w:tcPr>
+            <w:tcW w:type="dxa" w:w="4300"/>
+            <w:tcBorders>
+              <w:top w:val="single" w:color="BBBBBB" w:sz="1"/>
+              <w:left w:val="single" w:color="BBBBBB" w:sz="1"/>
+              <w:bottom w:val="single" w:color="BBBBBB" w:sz="1"/>
+              <w:right w:val="single" w:color="BBBBBB" w:sz="1"/>
+            </w:tcBorders>
+            <w:tcMar>
+              <w:top w:type="dxa" w:w="60"/>
+              <w:left w:type="dxa" w:w="110"/>
+              <w:bottom w:type="dxa" w:w="60"/>
+              <w:right w:type="dxa" w:w="110"/>
+            </w:tcMar>
+            <w:vAlign w:val="center"/>
+          </w:tcPr>
+          <w:p>
+            <w:pPr>
+              <w:spacing w:after="0"/>
+            </w:pPr>
+            <w:r>
+              <w:rPr>
+                <w:b w:val="false"/>
+                <w:bCs w:val="false"/>
+                <w:sz w:val="20"/>
+                <w:szCs w:val="20"/>
+              </w:rPr>
+              <w:t xml:space="preserve">06:00~18:00 sweep</w:t>
+            </w:r>
+          </w:p>
+        </w:tc>
+        <w:tc>
+          <w:tcPr>
+            <w:tcW w:type="dxa" w:w="3126"/>
+            <w:tcBorders>
+              <w:top w:val="single" w:color="BBBBBB" w:sz="1"/>
+              <w:left w:val="single" w:color="BBBBBB" w:sz="1"/>
+              <w:bottom w:val="single" w:color="BBBBBB" w:sz="1"/>
+              <w:right w:val="single" w:color="BBBBBB" w:sz="1"/>
+            </w:tcBorders>
+            <w:tcMar>
+              <w:top w:type="dxa" w:w="60"/>
+              <w:left w:type="dxa" w:w="110"/>
+              <w:bottom w:type="dxa" w:w="60"/>
+              <w:right w:type="dxa" w:w="110"/>
+            </w:tcMar>
+            <w:vAlign w:val="center"/>
+          </w:tcPr>
+          <w:p>
+            <w:pPr>
+              <w:spacing w:after="0"/>
+            </w:pPr>
+            <w:r>
+              <w:rPr>
+                <w:b w:val="false"/>
+                <w:bCs w:val="false"/>
+                <w:sz w:val="20"/>
+                <w:szCs w:val="20"/>
+              </w:rPr>
+              <w:t xml:space="preserve">최적·최악·개선폭 산출</w:t>
+            </w:r>
+          </w:p>
+        </w:tc>
+      </w:tr>
+      <w:tr>
+        <w:tc>
+          <w:tcPr>
+            <w:tcW w:type="dxa" w:w="700"/>
+            <w:tcBorders>
+              <w:top w:val="single" w:color="BBBBBB" w:sz="1"/>
+              <w:left w:val="single" w:color="BBBBBB" w:sz="1"/>
+              <w:bottom w:val="single" w:color="BBBBBB" w:sz="1"/>
+              <w:right w:val="single" w:color="BBBBBB" w:sz="1"/>
+            </w:tcBorders>
+            <w:shd w:fill="EEF3F8" w:color="auto" w:val="clear"/>
+            <w:tcMar>
+              <w:top w:type="dxa" w:w="60"/>
+              <w:left w:type="dxa" w:w="110"/>
+              <w:bottom w:type="dxa" w:w="60"/>
+              <w:right w:type="dxa" w:w="110"/>
+            </w:tcMar>
+            <w:vAlign w:val="center"/>
+          </w:tcPr>
+          <w:p>
+            <w:pPr>
+              <w:spacing w:after="0"/>
+            </w:pPr>
+            <w:r>
+              <w:rPr>
+                <w:b w:val="false"/>
+                <w:bCs w:val="false"/>
+                <w:sz w:val="20"/>
+                <w:szCs w:val="20"/>
+              </w:rPr>
+              <w:t xml:space="preserve">06</w:t>
+            </w:r>
+          </w:p>
+        </w:tc>
+        <w:tc>
+          <w:tcPr>
+            <w:tcW w:type="dxa" w:w="900"/>
+            <w:tcBorders>
+              <w:top w:val="single" w:color="BBBBBB" w:sz="1"/>
+              <w:left w:val="single" w:color="BBBBBB" w:sz="1"/>
+              <w:bottom w:val="single" w:color="BBBBBB" w:sz="1"/>
+              <w:right w:val="single" w:color="BBBBBB" w:sz="1"/>
+            </w:tcBorders>
+            <w:shd w:fill="EEF3F8" w:color="auto" w:val="clear"/>
+            <w:tcMar>
+              <w:top w:type="dxa" w:w="60"/>
+              <w:left w:type="dxa" w:w="110"/>
+              <w:bottom w:type="dxa" w:w="60"/>
+              <w:right w:type="dxa" w:w="110"/>
+            </w:tcMar>
+            <w:vAlign w:val="center"/>
+          </w:tcPr>
+          <w:p>
+            <w:pPr>
+              <w:spacing w:after="0"/>
+            </w:pPr>
+            <w:r>
+              <w:rPr>
+                <w:b w:val="false"/>
+                <w:bCs w:val="false"/>
+                <w:sz w:val="20"/>
+                <w:szCs w:val="20"/>
+              </w:rPr>
+              <w:t xml:space="preserve">⚠️</w:t>
+            </w:r>
+          </w:p>
+        </w:tc>
+        <w:tc>
+          <w:tcPr>
+            <w:tcW w:type="dxa" w:w="4300"/>
+            <w:tcBorders>
+              <w:top w:val="single" w:color="BBBBBB" w:sz="1"/>
+              <w:left w:val="single" w:color="BBBBBB" w:sz="1"/>
+              <w:bottom w:val="single" w:color="BBBBBB" w:sz="1"/>
+              <w:right w:val="single" w:color="BBBBBB" w:sz="1"/>
+            </w:tcBorders>
+            <w:shd w:fill="EEF3F8" w:color="auto" w:val="clear"/>
+            <w:tcMar>
+              <w:top w:type="dxa" w:w="60"/>
+              <w:left w:type="dxa" w:w="110"/>
+              <w:bottom w:type="dxa" w:w="60"/>
+              <w:right w:type="dxa" w:w="110"/>
+            </w:tcMar>
+            <w:vAlign w:val="center"/>
+          </w:tcPr>
+          <w:p>
+            <w:pPr>
+              <w:spacing w:after="0"/>
+            </w:pPr>
+            <w:r>
+              <w:rPr>
+                <w:b w:val="false"/>
+                <w:bCs w:val="false"/>
+                <w:sz w:val="20"/>
+                <w:szCs w:val="20"/>
+              </w:rPr>
+              <w:t xml:space="preserve">start=end / 전 구간 평탄</w:t>
+            </w:r>
+          </w:p>
+        </w:tc>
+        <w:tc>
+          <w:tcPr>
+            <w:tcW w:type="dxa" w:w="3126"/>
+            <w:tcBorders>
+              <w:top w:val="single" w:color="BBBBBB" w:sz="1"/>
+              <w:left w:val="single" w:color="BBBBBB" w:sz="1"/>
+              <w:bottom w:val="single" w:color="BBBBBB" w:sz="1"/>
+              <w:right w:val="single" w:color="BBBBBB" w:sz="1"/>
+            </w:tcBorders>
+            <w:shd w:fill="EEF3F8" w:color="auto" w:val="clear"/>
+            <w:tcMar>
+              <w:top w:type="dxa" w:w="60"/>
+              <w:left w:type="dxa" w:w="110"/>
+              <w:bottom w:type="dxa" w:w="60"/>
+              <w:right w:type="dxa" w:w="110"/>
+            </w:tcMar>
+            <w:vAlign w:val="center"/>
+          </w:tcPr>
+          <w:p>
+            <w:pPr>
+              <w:spacing w:after="0"/>
+            </w:pPr>
+            <w:r>
+              <w:rPr>
+                <w:b w:val="false"/>
+                <w:bCs w:val="false"/>
+                <w:sz w:val="20"/>
+                <w:szCs w:val="20"/>
+              </w:rPr>
+              <w:t xml:space="preserve">단일 지점 / 개선폭 0</w:t>
+            </w:r>
+          </w:p>
+        </w:tc>
+      </w:tr>
+      <w:tr>
+        <w:tc>
+          <w:tcPr>
+            <w:tcW w:type="dxa" w:w="700"/>
+            <w:tcBorders>
+              <w:top w:val="single" w:color="BBBBBB" w:sz="1"/>
+              <w:left w:val="single" w:color="BBBBBB" w:sz="1"/>
+              <w:bottom w:val="single" w:color="BBBBBB" w:sz="1"/>
+              <w:right w:val="single" w:color="BBBBBB" w:sz="1"/>
+            </w:tcBorders>
+            <w:tcMar>
+              <w:top w:type="dxa" w:w="60"/>
+              <w:left w:type="dxa" w:w="110"/>
+              <w:bottom w:type="dxa" w:w="60"/>
+              <w:right w:type="dxa" w:w="110"/>
+            </w:tcMar>
+            <w:vAlign w:val="center"/>
+          </w:tcPr>
+          <w:p>
+            <w:pPr>
+              <w:spacing w:after="0"/>
+            </w:pPr>
+            <w:r>
+              <w:rPr>
+                <w:b w:val="false"/>
+                <w:bCs w:val="false"/>
+                <w:sz w:val="20"/>
+                <w:szCs w:val="20"/>
+              </w:rPr>
+              <w:t xml:space="preserve">06</w:t>
+            </w:r>
+          </w:p>
+        </w:tc>
+        <w:tc>
+          <w:tcPr>
+            <w:tcW w:type="dxa" w:w="900"/>
+            <w:tcBorders>
+              <w:top w:val="single" w:color="BBBBBB" w:sz="1"/>
+              <w:left w:val="single" w:color="BBBBBB" w:sz="1"/>
+              <w:bottom w:val="single" w:color="BBBBBB" w:sz="1"/>
+              <w:right w:val="single" w:color="BBBBBB" w:sz="1"/>
+            </w:tcBorders>
+            <w:tcMar>
+              <w:top w:type="dxa" w:w="60"/>
+              <w:left w:type="dxa" w:w="110"/>
+              <w:bottom w:type="dxa" w:w="60"/>
+              <w:right w:type="dxa" w:w="110"/>
+            </w:tcMar>
+            <w:vAlign w:val="center"/>
+          </w:tcPr>
+          <w:p>
+            <w:pPr>
+              <w:spacing w:after="0"/>
+            </w:pPr>
+            <w:r>
+              <w:rPr>
+                <w:b w:val="false"/>
+                <w:bCs w:val="false"/>
+                <w:sz w:val="20"/>
+                <w:szCs w:val="20"/>
+              </w:rPr>
+              <w:t xml:space="preserve">⛔</w:t>
+            </w:r>
+          </w:p>
+        </w:tc>
+        <w:tc>
+          <w:tcPr>
+            <w:tcW w:type="dxa" w:w="4300"/>
+            <w:tcBorders>
+              <w:top w:val="single" w:color="BBBBBB" w:sz="1"/>
+              <w:left w:val="single" w:color="BBBBBB" w:sz="1"/>
+              <w:bottom w:val="single" w:color="BBBBBB" w:sz="1"/>
+              <w:right w:val="single" w:color="BBBBBB" w:sz="1"/>
+            </w:tcBorders>
+            <w:tcMar>
+              <w:top w:type="dxa" w:w="60"/>
+              <w:left w:type="dxa" w:w="110"/>
+              <w:bottom w:type="dxa" w:w="60"/>
+              <w:right w:type="dxa" w:w="110"/>
+            </w:tcMar>
+            <w:vAlign w:val="center"/>
+          </w:tcPr>
+          <w:p>
+            <w:pPr>
+              <w:spacing w:after="0"/>
+            </w:pPr>
+            <w:r>
+              <w:rPr>
+                <w:b w:val="false"/>
+                <w:bCs w:val="false"/>
+                <w:sz w:val="20"/>
+                <w:szCs w:val="20"/>
+              </w:rPr>
+              <w:t xml:space="preserve">start&gt;end·step≤0·범위 밖</w:t>
+            </w:r>
+          </w:p>
+        </w:tc>
+        <w:tc>
+          <w:tcPr>
+            <w:tcW w:type="dxa" w:w="3126"/>
+            <w:tcBorders>
+              <w:top w:val="single" w:color="BBBBBB" w:sz="1"/>
+              <w:left w:val="single" w:color="BBBBBB" w:sz="1"/>
+              <w:bottom w:val="single" w:color="BBBBBB" w:sz="1"/>
+              <w:right w:val="single" w:color="BBBBBB" w:sz="1"/>
+            </w:tcBorders>
+            <w:tcMar>
+              <w:top w:type="dxa" w:w="60"/>
+              <w:left w:type="dxa" w:w="110"/>
+              <w:bottom w:type="dxa" w:w="60"/>
+              <w:right w:type="dxa" w:w="110"/>
+            </w:tcMar>
+            <w:vAlign w:val="center"/>
+          </w:tcPr>
+          <w:p>
+            <w:pPr>
+              <w:spacing w:after="0"/>
+            </w:pPr>
+            <w:r>
+              <w:rPr>
+                <w:b w:val="false"/>
+                <w:bCs w:val="false"/>
+                <w:sz w:val="20"/>
+                <w:szCs w:val="20"/>
+              </w:rPr>
+              <w:t xml:space="preserve">빈/오류</w:t>
+            </w:r>
+          </w:p>
+        </w:tc>
+      </w:tr>
+      <w:tr>
+        <w:tc>
+          <w:tcPr>
+            <w:tcW w:type="dxa" w:w="700"/>
+            <w:tcBorders>
+              <w:top w:val="single" w:color="BBBBBB" w:sz="1"/>
+              <w:left w:val="single" w:color="BBBBBB" w:sz="1"/>
+              <w:bottom w:val="single" w:color="BBBBBB" w:sz="1"/>
+              <w:right w:val="single" w:color="BBBBBB" w:sz="1"/>
+            </w:tcBorders>
+            <w:shd w:fill="EEF3F8" w:color="auto" w:val="clear"/>
+            <w:tcMar>
+              <w:top w:type="dxa" w:w="60"/>
+              <w:left w:type="dxa" w:w="110"/>
+              <w:bottom w:type="dxa" w:w="60"/>
+              <w:right w:type="dxa" w:w="110"/>
+            </w:tcMar>
+            <w:vAlign w:val="center"/>
+          </w:tcPr>
+          <w:p>
+            <w:pPr>
+              <w:spacing w:after="0"/>
+            </w:pPr>
+            <w:r>
+              <w:rPr>
+                <w:b w:val="false"/>
+                <w:bCs w:val="false"/>
+                <w:sz w:val="20"/>
+                <w:szCs w:val="20"/>
+              </w:rPr>
+              <w:t xml:space="preserve">10</w:t>
+            </w:r>
+          </w:p>
+        </w:tc>
+        <w:tc>
+          <w:tcPr>
+            <w:tcW w:type="dxa" w:w="900"/>
+            <w:tcBorders>
+              <w:top w:val="single" w:color="BBBBBB" w:sz="1"/>
+              <w:left w:val="single" w:color="BBBBBB" w:sz="1"/>
+              <w:bottom w:val="single" w:color="BBBBBB" w:sz="1"/>
+              <w:right w:val="single" w:color="BBBBBB" w:sz="1"/>
+            </w:tcBorders>
+            <w:shd w:fill="EEF3F8" w:color="auto" w:val="clear"/>
+            <w:tcMar>
+              <w:top w:type="dxa" w:w="60"/>
+              <w:left w:type="dxa" w:w="110"/>
+              <w:bottom w:type="dxa" w:w="60"/>
+              <w:right w:type="dxa" w:w="110"/>
+            </w:tcMar>
+            <w:vAlign w:val="center"/>
+          </w:tcPr>
+          <w:p>
+            <w:pPr>
+              <w:spacing w:after="0"/>
+            </w:pPr>
+            <w:r>
+              <w:rPr>
+                <w:b w:val="false"/>
+                <w:bCs w:val="false"/>
+                <w:sz w:val="20"/>
+                <w:szCs w:val="20"/>
+              </w:rPr>
+              <w:t xml:space="preserve">✅</w:t>
+            </w:r>
+          </w:p>
+        </w:tc>
+        <w:tc>
+          <w:tcPr>
+            <w:tcW w:type="dxa" w:w="4300"/>
+            <w:tcBorders>
+              <w:top w:val="single" w:color="BBBBBB" w:sz="1"/>
+              <w:left w:val="single" w:color="BBBBBB" w:sz="1"/>
+              <w:bottom w:val="single" w:color="BBBBBB" w:sz="1"/>
+              <w:right w:val="single" w:color="BBBBBB" w:sz="1"/>
+            </w:tcBorders>
+            <w:shd w:fill="EEF3F8" w:color="auto" w:val="clear"/>
+            <w:tcMar>
+              <w:top w:type="dxa" w:w="60"/>
+              <w:left w:type="dxa" w:w="110"/>
+              <w:bottom w:type="dxa" w:w="60"/>
+              <w:right w:type="dxa" w:w="110"/>
+            </w:tcMar>
+            <w:vAlign w:val="center"/>
+          </w:tcPr>
+          <w:p>
+            <w:pPr>
+              <w:spacing w:after="0"/>
+            </w:pPr>
+            <w:r>
+              <w:rPr>
+                <w:b w:val="false"/>
+                <w:bCs w:val="false"/>
+                <w:sz w:val="20"/>
+                <w:szCs w:val="20"/>
+              </w:rPr>
+              <w:t xml:space="preserve">시각 1개 → LLM 분류 / 0·2개 → LLM 미호출</w:t>
+            </w:r>
+          </w:p>
+        </w:tc>
+        <w:tc>
+          <w:tcPr>
+            <w:tcW w:type="dxa" w:w="3126"/>
+            <w:tcBorders>
+              <w:top w:val="single" w:color="BBBBBB" w:sz="1"/>
+              <w:left w:val="single" w:color="BBBBBB" w:sz="1"/>
+              <w:bottom w:val="single" w:color="BBBBBB" w:sz="1"/>
+              <w:right w:val="single" w:color="BBBBBB" w:sz="1"/>
+            </w:tcBorders>
+            <w:shd w:fill="EEF3F8" w:color="auto" w:val="clear"/>
+            <w:tcMar>
+              <w:top w:type="dxa" w:w="60"/>
+              <w:left w:type="dxa" w:w="110"/>
+              <w:bottom w:type="dxa" w:w="60"/>
+              <w:right w:type="dxa" w:w="110"/>
+            </w:tcMar>
+            <w:vAlign w:val="center"/>
+          </w:tcPr>
+          <w:p>
+            <w:pPr>
+              <w:spacing w:after="0"/>
+            </w:pPr>
+            <w:r>
+              <w:rPr>
+                <w:b w:val="false"/>
+                <w:bCs w:val="false"/>
+                <w:sz w:val="20"/>
+                <w:szCs w:val="20"/>
+              </w:rPr>
+              <w:t xml:space="preserve">실행 판단 정확</w:t>
+            </w:r>
+          </w:p>
+        </w:tc>
+      </w:tr>
+      <w:tr>
+        <w:tc>
+          <w:tcPr>
+            <w:tcW w:type="dxa" w:w="700"/>
+            <w:tcBorders>
+              <w:top w:val="single" w:color="BBBBBB" w:sz="1"/>
+              <w:left w:val="single" w:color="BBBBBB" w:sz="1"/>
+              <w:bottom w:val="single" w:color="BBBBBB" w:sz="1"/>
+              <w:right w:val="single" w:color="BBBBBB" w:sz="1"/>
+            </w:tcBorders>
+            <w:tcMar>
+              <w:top w:type="dxa" w:w="60"/>
+              <w:left w:type="dxa" w:w="110"/>
+              <w:bottom w:type="dxa" w:w="60"/>
+              <w:right w:type="dxa" w:w="110"/>
+            </w:tcMar>
+            <w:vAlign w:val="center"/>
+          </w:tcPr>
+          <w:p>
+            <w:pPr>
+              <w:spacing w:after="0"/>
+            </w:pPr>
+            <w:r>
+              <w:rPr>
+                <w:b w:val="false"/>
+                <w:bCs w:val="false"/>
+                <w:sz w:val="20"/>
+                <w:szCs w:val="20"/>
+              </w:rPr>
+              <w:t xml:space="preserve">10</w:t>
+            </w:r>
+          </w:p>
+        </w:tc>
+        <w:tc>
+          <w:tcPr>
+            <w:tcW w:type="dxa" w:w="900"/>
+            <w:tcBorders>
+              <w:top w:val="single" w:color="BBBBBB" w:sz="1"/>
+              <w:left w:val="single" w:color="BBBBBB" w:sz="1"/>
+              <w:bottom w:val="single" w:color="BBBBBB" w:sz="1"/>
+              <w:right w:val="single" w:color="BBBBBB" w:sz="1"/>
+            </w:tcBorders>
+            <w:tcMar>
+              <w:top w:type="dxa" w:w="60"/>
+              <w:left w:type="dxa" w:w="110"/>
+              <w:bottom w:type="dxa" w:w="60"/>
+              <w:right w:type="dxa" w:w="110"/>
+            </w:tcMar>
+            <w:vAlign w:val="center"/>
+          </w:tcPr>
+          <w:p>
+            <w:pPr>
+              <w:spacing w:after="0"/>
+            </w:pPr>
+            <w:r>
+              <w:rPr>
+                <w:b w:val="false"/>
+                <w:bCs w:val="false"/>
+                <w:sz w:val="20"/>
+                <w:szCs w:val="20"/>
+              </w:rPr>
+              <w:t xml:space="preserve">⚠️</w:t>
+            </w:r>
+          </w:p>
+        </w:tc>
+        <w:tc>
+          <w:tcPr>
+            <w:tcW w:type="dxa" w:w="4300"/>
+            <w:tcBorders>
+              <w:top w:val="single" w:color="BBBBBB" w:sz="1"/>
+              <w:left w:val="single" w:color="BBBBBB" w:sz="1"/>
+              <w:bottom w:val="single" w:color="BBBBBB" w:sz="1"/>
+              <w:right w:val="single" w:color="BBBBBB" w:sz="1"/>
+            </w:tcBorders>
+            <w:tcMar>
+              <w:top w:type="dxa" w:w="60"/>
+              <w:left w:type="dxa" w:w="110"/>
+              <w:bottom w:type="dxa" w:w="60"/>
+              <w:right w:type="dxa" w:w="110"/>
+            </w:tcMar>
+            <w:vAlign w:val="center"/>
+          </w:tcPr>
+          <w:p>
+            <w:pPr>
+              <w:spacing w:after="0"/>
+            </w:pPr>
+            <w:r>
+              <w:rPr>
+                <w:b w:val="false"/>
+                <w:bCs w:val="false"/>
+                <w:sz w:val="20"/>
+                <w:szCs w:val="20"/>
+              </w:rPr>
+              <w:t xml:space="preserve">'낮 12시'·'8시 반' 1개 인식 / '시간'·'시드' 오탐 안 함</w:t>
+            </w:r>
+          </w:p>
+        </w:tc>
+        <w:tc>
+          <w:tcPr>
+            <w:tcW w:type="dxa" w:w="3126"/>
+            <w:tcBorders>
+              <w:top w:val="single" w:color="BBBBBB" w:sz="1"/>
+              <w:left w:val="single" w:color="BBBBBB" w:sz="1"/>
+              <w:bottom w:val="single" w:color="BBBBBB" w:sz="1"/>
+              <w:right w:val="single" w:color="BBBBBB" w:sz="1"/>
+            </w:tcBorders>
+            <w:tcMar>
+              <w:top w:type="dxa" w:w="60"/>
+              <w:left w:type="dxa" w:w="110"/>
+              <w:bottom w:type="dxa" w:w="60"/>
+              <w:right w:type="dxa" w:w="110"/>
+            </w:tcMar>
+            <w:vAlign w:val="center"/>
+          </w:tcPr>
+          <w:p>
+            <w:pPr>
+              <w:spacing w:after="0"/>
+            </w:pPr>
+            <w:r>
+              <w:rPr>
+                <w:b w:val="false"/>
+                <w:bCs w:val="false"/>
+                <w:sz w:val="20"/>
+                <w:szCs w:val="20"/>
+              </w:rPr>
+              <w:t xml:space="preserve">정확한 시각 카운트</w:t>
+            </w:r>
+          </w:p>
+        </w:tc>
+      </w:tr>
+      <w:tr>
+        <w:tc>
+          <w:tcPr>
+            <w:tcW w:type="dxa" w:w="700"/>
+            <w:tcBorders>
+              <w:top w:val="single" w:color="BBBBBB" w:sz="1"/>
+              <w:left w:val="single" w:color="BBBBBB" w:sz="1"/>
+              <w:bottom w:val="single" w:color="BBBBBB" w:sz="1"/>
+              <w:right w:val="single" w:color="BBBBBB" w:sz="1"/>
+            </w:tcBorders>
+            <w:shd w:fill="EEF3F8" w:color="auto" w:val="clear"/>
+            <w:tcMar>
+              <w:top w:type="dxa" w:w="60"/>
+              <w:left w:type="dxa" w:w="110"/>
+              <w:bottom w:type="dxa" w:w="60"/>
+              <w:right w:type="dxa" w:w="110"/>
+            </w:tcMar>
+            <w:vAlign w:val="center"/>
+          </w:tcPr>
+          <w:p>
+            <w:pPr>
+              <w:spacing w:after="0"/>
+            </w:pPr>
+            <w:r>
+              <w:rPr>
+                <w:b w:val="false"/>
+                <w:bCs w:val="false"/>
+                <w:sz w:val="20"/>
+                <w:szCs w:val="20"/>
+              </w:rPr>
+              <w:t xml:space="preserve">10</w:t>
+            </w:r>
+          </w:p>
+        </w:tc>
+        <w:tc>
+          <w:tcPr>
+            <w:tcW w:type="dxa" w:w="900"/>
+            <w:tcBorders>
+              <w:top w:val="single" w:color="BBBBBB" w:sz="1"/>
+              <w:left w:val="single" w:color="BBBBBB" w:sz="1"/>
+              <w:bottom w:val="single" w:color="BBBBBB" w:sz="1"/>
+              <w:right w:val="single" w:color="BBBBBB" w:sz="1"/>
+            </w:tcBorders>
+            <w:shd w:fill="EEF3F8" w:color="auto" w:val="clear"/>
+            <w:tcMar>
+              <w:top w:type="dxa" w:w="60"/>
+              <w:left w:type="dxa" w:w="110"/>
+              <w:bottom w:type="dxa" w:w="60"/>
+              <w:right w:type="dxa" w:w="110"/>
+            </w:tcMar>
+            <w:vAlign w:val="center"/>
+          </w:tcPr>
+          <w:p>
+            <w:pPr>
+              <w:spacing w:after="0"/>
+            </w:pPr>
+            <w:r>
+              <w:rPr>
+                <w:b w:val="false"/>
+                <w:bCs w:val="false"/>
+                <w:sz w:val="20"/>
+                <w:szCs w:val="20"/>
+              </w:rPr>
+              <w:t xml:space="preserve">⚠️</w:t>
+            </w:r>
+          </w:p>
+        </w:tc>
+        <w:tc>
+          <w:tcPr>
+            <w:tcW w:type="dxa" w:w="4300"/>
+            <w:tcBorders>
+              <w:top w:val="single" w:color="BBBBBB" w:sz="1"/>
+              <w:left w:val="single" w:color="BBBBBB" w:sz="1"/>
+              <w:bottom w:val="single" w:color="BBBBBB" w:sz="1"/>
+              <w:right w:val="single" w:color="BBBBBB" w:sz="1"/>
+            </w:tcBorders>
+            <w:shd w:fill="EEF3F8" w:color="auto" w:val="clear"/>
+            <w:tcMar>
+              <w:top w:type="dxa" w:w="60"/>
+              <w:left w:type="dxa" w:w="110"/>
+              <w:bottom w:type="dxa" w:w="60"/>
+              <w:right w:type="dxa" w:w="110"/>
+            </w:tcMar>
+            <w:vAlign w:val="center"/>
+          </w:tcPr>
+          <w:p>
+            <w:pPr>
+              <w:spacing w:after="0"/>
+            </w:pPr>
+            <w:r>
+              <w:rPr>
+                <w:b w:val="false"/>
+                <w:bCs w:val="false"/>
+                <w:sz w:val="20"/>
+                <w:szCs w:val="20"/>
+              </w:rPr>
+              <w:t xml:space="preserve">이번 메시지에 시각 없음(이력만 있음)</w:t>
+            </w:r>
+          </w:p>
+        </w:tc>
+        <w:tc>
+          <w:tcPr>
+            <w:tcW w:type="dxa" w:w="3126"/>
+            <w:tcBorders>
+              <w:top w:val="single" w:color="BBBBBB" w:sz="1"/>
+              <w:left w:val="single" w:color="BBBBBB" w:sz="1"/>
+              <w:bottom w:val="single" w:color="BBBBBB" w:sz="1"/>
+              <w:right w:val="single" w:color="BBBBBB" w:sz="1"/>
+            </w:tcBorders>
+            <w:shd w:fill="EEF3F8" w:color="auto" w:val="clear"/>
+            <w:tcMar>
+              <w:top w:type="dxa" w:w="60"/>
+              <w:left w:type="dxa" w:w="110"/>
+              <w:bottom w:type="dxa" w:w="60"/>
+              <w:right w:type="dxa" w:w="110"/>
+            </w:tcMar>
+            <w:vAlign w:val="center"/>
+          </w:tcPr>
+          <w:p>
+            <w:pPr>
+              <w:spacing w:after="0"/>
+            </w:pPr>
+            <w:r>
+              <w:rPr>
+                <w:b w:val="false"/>
+                <w:bCs w:val="false"/>
+                <w:sz w:val="20"/>
+                <w:szCs w:val="20"/>
+              </w:rPr>
+              <w:t xml:space="preserve">실행 안 함(D-03)</w:t>
+            </w:r>
+          </w:p>
+        </w:tc>
+      </w:tr>
+      <w:tr>
+        <w:tc>
+          <w:tcPr>
+            <w:tcW w:type="dxa" w:w="700"/>
+            <w:tcBorders>
+              <w:top w:val="single" w:color="BBBBBB" w:sz="1"/>
+              <w:left w:val="single" w:color="BBBBBB" w:sz="1"/>
+              <w:bottom w:val="single" w:color="BBBBBB" w:sz="1"/>
+              <w:right w:val="single" w:color="BBBBBB" w:sz="1"/>
+            </w:tcBorders>
+            <w:tcMar>
+              <w:top w:type="dxa" w:w="60"/>
+              <w:left w:type="dxa" w:w="110"/>
+              <w:bottom w:type="dxa" w:w="60"/>
+              <w:right w:type="dxa" w:w="110"/>
+            </w:tcMar>
+            <w:vAlign w:val="center"/>
+          </w:tcPr>
+          <w:p>
+            <w:pPr>
+              <w:spacing w:after="0"/>
+            </w:pPr>
+            <w:r>
+              <w:rPr>
+                <w:b w:val="false"/>
+                <w:bCs w:val="false"/>
+                <w:sz w:val="20"/>
+                <w:szCs w:val="20"/>
+              </w:rPr>
+              <w:t xml:space="preserve">10</w:t>
+            </w:r>
+          </w:p>
+        </w:tc>
+        <w:tc>
+          <w:tcPr>
+            <w:tcW w:type="dxa" w:w="900"/>
+            <w:tcBorders>
+              <w:top w:val="single" w:color="BBBBBB" w:sz="1"/>
+              <w:left w:val="single" w:color="BBBBBB" w:sz="1"/>
+              <w:bottom w:val="single" w:color="BBBBBB" w:sz="1"/>
+              <w:right w:val="single" w:color="BBBBBB" w:sz="1"/>
+            </w:tcBorders>
+            <w:tcMar>
+              <w:top w:type="dxa" w:w="60"/>
+              <w:left w:type="dxa" w:w="110"/>
+              <w:bottom w:type="dxa" w:w="60"/>
+              <w:right w:type="dxa" w:w="110"/>
+            </w:tcMar>
+            <w:vAlign w:val="center"/>
+          </w:tcPr>
+          <w:p>
+            <w:pPr>
+              <w:spacing w:after="0"/>
+            </w:pPr>
+            <w:r>
+              <w:rPr>
+                <w:b w:val="false"/>
+                <w:bCs w:val="false"/>
+                <w:sz w:val="20"/>
+                <w:szCs w:val="20"/>
+              </w:rPr>
+              <w:t xml:space="preserve">⛔</w:t>
+            </w:r>
+          </w:p>
+        </w:tc>
+        <w:tc>
+          <w:tcPr>
+            <w:tcW w:type="dxa" w:w="4300"/>
+            <w:tcBorders>
+              <w:top w:val="single" w:color="BBBBBB" w:sz="1"/>
+              <w:left w:val="single" w:color="BBBBBB" w:sz="1"/>
+              <w:bottom w:val="single" w:color="BBBBBB" w:sz="1"/>
+              <w:right w:val="single" w:color="BBBBBB" w:sz="1"/>
+            </w:tcBorders>
+            <w:tcMar>
+              <w:top w:type="dxa" w:w="60"/>
+              <w:left w:type="dxa" w:w="110"/>
+              <w:bottom w:type="dxa" w:w="60"/>
+              <w:right w:type="dxa" w:w="110"/>
+            </w:tcMar>
+            <w:vAlign w:val="center"/>
+          </w:tcPr>
+          <w:p>
+            <w:pPr>
+              <w:spacing w:after="0"/>
+            </w:pPr>
+            <w:r>
+              <w:rPr>
+                <w:b w:val="false"/>
+                <w:bCs w:val="false"/>
+                <w:sz w:val="20"/>
+                <w:szCs w:val="20"/>
+              </w:rPr>
+              <w:t xml:space="preserve">LLM 호출 실패</w:t>
+            </w:r>
+          </w:p>
+        </w:tc>
+        <w:tc>
+          <w:tcPr>
+            <w:tcW w:type="dxa" w:w="3126"/>
+            <w:tcBorders>
+              <w:top w:val="single" w:color="BBBBBB" w:sz="1"/>
+              <w:left w:val="single" w:color="BBBBBB" w:sz="1"/>
+              <w:bottom w:val="single" w:color="BBBBBB" w:sz="1"/>
+              <w:right w:val="single" w:color="BBBBBB" w:sz="1"/>
+            </w:tcBorders>
+            <w:tcMar>
+              <w:top w:type="dxa" w:w="60"/>
+              <w:left w:type="dxa" w:w="110"/>
+              <w:bottom w:type="dxa" w:w="60"/>
+              <w:right w:type="dxa" w:w="110"/>
+            </w:tcMar>
+            <w:vAlign w:val="center"/>
+          </w:tcPr>
+          <w:p>
+            <w:pPr>
+              <w:spacing w:after="0"/>
+            </w:pPr>
+            <w:r>
+              <w:rPr>
+                <w:b w:val="false"/>
+                <w:bCs w:val="false"/>
+                <w:sz w:val="20"/>
+                <w:szCs w:val="20"/>
+              </w:rPr>
+              <w:t xml:space="preserve">안전하게 no(미실행)</w:t>
+            </w:r>
+          </w:p>
+        </w:tc>
+      </w:tr>
+      <w:tr>
+        <w:tc>
+          <w:tcPr>
+            <w:tcW w:type="dxa" w:w="700"/>
+            <w:tcBorders>
+              <w:top w:val="single" w:color="BBBBBB" w:sz="1"/>
+              <w:left w:val="single" w:color="BBBBBB" w:sz="1"/>
+              <w:bottom w:val="single" w:color="BBBBBB" w:sz="1"/>
+              <w:right w:val="single" w:color="BBBBBB" w:sz="1"/>
+            </w:tcBorders>
+            <w:shd w:fill="EEF3F8" w:color="auto" w:val="clear"/>
+            <w:tcMar>
+              <w:top w:type="dxa" w:w="60"/>
+              <w:left w:type="dxa" w:w="110"/>
+              <w:bottom w:type="dxa" w:w="60"/>
+              <w:right w:type="dxa" w:w="110"/>
+            </w:tcMar>
+            <w:vAlign w:val="center"/>
+          </w:tcPr>
+          <w:p>
+            <w:pPr>
+              <w:spacing w:after="0"/>
+            </w:pPr>
+            <w:r>
+              <w:rPr>
+                <w:b w:val="false"/>
+                <w:bCs w:val="false"/>
+                <w:sz w:val="20"/>
+                <w:szCs w:val="20"/>
+              </w:rPr>
+              <w:t xml:space="preserve">11</w:t>
+            </w:r>
+          </w:p>
+        </w:tc>
+        <w:tc>
+          <w:tcPr>
+            <w:tcW w:type="dxa" w:w="900"/>
+            <w:tcBorders>
+              <w:top w:val="single" w:color="BBBBBB" w:sz="1"/>
+              <w:left w:val="single" w:color="BBBBBB" w:sz="1"/>
+              <w:bottom w:val="single" w:color="BBBBBB" w:sz="1"/>
+              <w:right w:val="single" w:color="BBBBBB" w:sz="1"/>
+            </w:tcBorders>
+            <w:shd w:fill="EEF3F8" w:color="auto" w:val="clear"/>
+            <w:tcMar>
+              <w:top w:type="dxa" w:w="60"/>
+              <w:left w:type="dxa" w:w="110"/>
+              <w:bottom w:type="dxa" w:w="60"/>
+              <w:right w:type="dxa" w:w="110"/>
+            </w:tcMar>
+            <w:vAlign w:val="center"/>
+          </w:tcPr>
+          <w:p>
+            <w:pPr>
+              <w:spacing w:after="0"/>
+            </w:pPr>
+            <w:r>
+              <w:rPr>
+                <w:b w:val="false"/>
+                <w:bCs w:val="false"/>
+                <w:sz w:val="20"/>
+                <w:szCs w:val="20"/>
+              </w:rPr>
+              <w:t xml:space="preserve">✅/⚠️</w:t>
+            </w:r>
+          </w:p>
+        </w:tc>
+        <w:tc>
+          <w:tcPr>
+            <w:tcW w:type="dxa" w:w="4300"/>
+            <w:tcBorders>
+              <w:top w:val="single" w:color="BBBBBB" w:sz="1"/>
+              <w:left w:val="single" w:color="BBBBBB" w:sz="1"/>
+              <w:bottom w:val="single" w:color="BBBBBB" w:sz="1"/>
+              <w:right w:val="single" w:color="BBBBBB" w:sz="1"/>
+            </w:tcBorders>
+            <w:shd w:fill="EEF3F8" w:color="auto" w:val="clear"/>
+            <w:tcMar>
+              <w:top w:type="dxa" w:w="60"/>
+              <w:left w:type="dxa" w:w="110"/>
+              <w:bottom w:type="dxa" w:w="60"/>
+              <w:right w:type="dxa" w:w="110"/>
+            </w:tcMar>
+            <w:vAlign w:val="center"/>
+          </w:tcPr>
+          <w:p>
+            <w:pPr>
+              <w:spacing w:after="0"/>
+            </w:pPr>
+            <w:r>
+              <w:rPr>
+                <w:b w:val="false"/>
+                <w:bCs w:val="false"/>
+                <w:sz w:val="20"/>
+                <w:szCs w:val="20"/>
+              </w:rPr>
+              <w:t xml:space="preserve">yes일 때만 추출 / 코드펜스·숫자문자열 관대 파싱</w:t>
+            </w:r>
+          </w:p>
+        </w:tc>
+        <w:tc>
+          <w:tcPr>
+            <w:tcW w:type="dxa" w:w="3126"/>
+            <w:tcBorders>
+              <w:top w:val="single" w:color="BBBBBB" w:sz="1"/>
+              <w:left w:val="single" w:color="BBBBBB" w:sz="1"/>
+              <w:bottom w:val="single" w:color="BBBBBB" w:sz="1"/>
+              <w:right w:val="single" w:color="BBBBBB" w:sz="1"/>
+            </w:tcBorders>
+            <w:shd w:fill="EEF3F8" w:color="auto" w:val="clear"/>
+            <w:tcMar>
+              <w:top w:type="dxa" w:w="60"/>
+              <w:left w:type="dxa" w:w="110"/>
+              <w:bottom w:type="dxa" w:w="60"/>
+              <w:right w:type="dxa" w:w="110"/>
+            </w:tcMar>
+            <w:vAlign w:val="center"/>
+          </w:tcPr>
+          <w:p>
+            <w:pPr>
+              <w:spacing w:after="0"/>
+            </w:pPr>
+            <w:r>
+              <w:rPr>
+                <w:b w:val="false"/>
+                <w:bCs w:val="false"/>
+                <w:sz w:val="20"/>
+                <w:szCs w:val="20"/>
+              </w:rPr>
+              <w:t xml:space="preserve">정상 파싱</w:t>
+            </w:r>
+          </w:p>
+        </w:tc>
+      </w:tr>
+      <w:tr>
+        <w:tc>
+          <w:tcPr>
+            <w:tcW w:type="dxa" w:w="700"/>
+            <w:tcBorders>
+              <w:top w:val="single" w:color="BBBBBB" w:sz="1"/>
+              <w:left w:val="single" w:color="BBBBBB" w:sz="1"/>
+              <w:bottom w:val="single" w:color="BBBBBB" w:sz="1"/>
+              <w:right w:val="single" w:color="BBBBBB" w:sz="1"/>
+            </w:tcBorders>
+            <w:tcMar>
+              <w:top w:type="dxa" w:w="60"/>
+              <w:left w:type="dxa" w:w="110"/>
+              <w:bottom w:type="dxa" w:w="60"/>
+              <w:right w:type="dxa" w:w="110"/>
+            </w:tcMar>
+            <w:vAlign w:val="center"/>
+          </w:tcPr>
+          <w:p>
+            <w:pPr>
+              <w:spacing w:after="0"/>
+            </w:pPr>
+            <w:r>
+              <w:rPr>
+                <w:b w:val="false"/>
+                <w:bCs w:val="false"/>
+                <w:sz w:val="20"/>
+                <w:szCs w:val="20"/>
+              </w:rPr>
+              <w:t xml:space="preserve">11</w:t>
+            </w:r>
+          </w:p>
+        </w:tc>
+        <w:tc>
+          <w:tcPr>
+            <w:tcW w:type="dxa" w:w="900"/>
+            <w:tcBorders>
+              <w:top w:val="single" w:color="BBBBBB" w:sz="1"/>
+              <w:left w:val="single" w:color="BBBBBB" w:sz="1"/>
+              <w:bottom w:val="single" w:color="BBBBBB" w:sz="1"/>
+              <w:right w:val="single" w:color="BBBBBB" w:sz="1"/>
+            </w:tcBorders>
+            <w:tcMar>
+              <w:top w:type="dxa" w:w="60"/>
+              <w:left w:type="dxa" w:w="110"/>
+              <w:bottom w:type="dxa" w:w="60"/>
+              <w:right w:type="dxa" w:w="110"/>
+            </w:tcMar>
+            <w:vAlign w:val="center"/>
+          </w:tcPr>
+          <w:p>
+            <w:pPr>
+              <w:spacing w:after="0"/>
+            </w:pPr>
+            <w:r>
+              <w:rPr>
+                <w:b w:val="false"/>
+                <w:bCs w:val="false"/>
+                <w:sz w:val="20"/>
+                <w:szCs w:val="20"/>
+              </w:rPr>
+              <w:t xml:space="preserve">⛔</w:t>
+            </w:r>
+          </w:p>
+        </w:tc>
+        <w:tc>
+          <w:tcPr>
+            <w:tcW w:type="dxa" w:w="4300"/>
+            <w:tcBorders>
+              <w:top w:val="single" w:color="BBBBBB" w:sz="1"/>
+              <w:left w:val="single" w:color="BBBBBB" w:sz="1"/>
+              <w:bottom w:val="single" w:color="BBBBBB" w:sz="1"/>
+              <w:right w:val="single" w:color="BBBBBB" w:sz="1"/>
+            </w:tcBorders>
+            <w:tcMar>
+              <w:top w:type="dxa" w:w="60"/>
+              <w:left w:type="dxa" w:w="110"/>
+              <w:bottom w:type="dxa" w:w="60"/>
+              <w:right w:type="dxa" w:w="110"/>
+            </w:tcMar>
+            <w:vAlign w:val="center"/>
+          </w:tcPr>
+          <w:p>
+            <w:pPr>
+              <w:spacing w:after="0"/>
+            </w:pPr>
+            <w:r>
+              <w:rPr>
+                <w:b w:val="false"/>
+                <w:bCs w:val="false"/>
+                <w:sz w:val="20"/>
+                <w:szCs w:val="20"/>
+              </w:rPr>
+              <w:t xml:space="preserve">collectionTime 누락 JSON</w:t>
+            </w:r>
+          </w:p>
+        </w:tc>
+        <w:tc>
+          <w:tcPr>
+            <w:tcW w:type="dxa" w:w="3126"/>
+            <w:tcBorders>
+              <w:top w:val="single" w:color="BBBBBB" w:sz="1"/>
+              <w:left w:val="single" w:color="BBBBBB" w:sz="1"/>
+              <w:bottom w:val="single" w:color="BBBBBB" w:sz="1"/>
+              <w:right w:val="single" w:color="BBBBBB" w:sz="1"/>
+            </w:tcBorders>
+            <w:tcMar>
+              <w:top w:type="dxa" w:w="60"/>
+              <w:left w:type="dxa" w:w="110"/>
+              <w:bottom w:type="dxa" w:w="60"/>
+              <w:right w:type="dxa" w:w="110"/>
+            </w:tcMar>
+            <w:vAlign w:val="center"/>
+          </w:tcPr>
+          <w:p>
+            <w:pPr>
+              <w:spacing w:after="0"/>
+            </w:pPr>
+            <w:r>
+              <w:rPr>
+                <w:b w:val="false"/>
+                <w:bCs w:val="false"/>
+                <w:sz w:val="20"/>
+                <w:szCs w:val="20"/>
+              </w:rPr>
+              <w:t xml:space="preserve">null → 재질문(FR-15)</w:t>
+            </w:r>
+          </w:p>
+        </w:tc>
+      </w:tr>
+      <w:tr>
+        <w:tc>
+          <w:tcPr>
+            <w:tcW w:type="dxa" w:w="700"/>
+            <w:tcBorders>
+              <w:top w:val="single" w:color="BBBBBB" w:sz="1"/>
+              <w:left w:val="single" w:color="BBBBBB" w:sz="1"/>
+              <w:bottom w:val="single" w:color="BBBBBB" w:sz="1"/>
+              <w:right w:val="single" w:color="BBBBBB" w:sz="1"/>
+            </w:tcBorders>
+            <w:shd w:fill="EEF3F8" w:color="auto" w:val="clear"/>
+            <w:tcMar>
+              <w:top w:type="dxa" w:w="60"/>
+              <w:left w:type="dxa" w:w="110"/>
+              <w:bottom w:type="dxa" w:w="60"/>
+              <w:right w:type="dxa" w:w="110"/>
+            </w:tcMar>
+            <w:vAlign w:val="center"/>
+          </w:tcPr>
+          <w:p>
+            <w:pPr>
+              <w:spacing w:after="0"/>
+            </w:pPr>
+            <w:r>
+              <w:rPr>
+                <w:b w:val="false"/>
+                <w:bCs w:val="false"/>
+                <w:sz w:val="20"/>
+                <w:szCs w:val="20"/>
+              </w:rPr>
+              <w:t xml:space="preserve">12</w:t>
+            </w:r>
+          </w:p>
+        </w:tc>
+        <w:tc>
+          <w:tcPr>
+            <w:tcW w:type="dxa" w:w="900"/>
+            <w:tcBorders>
+              <w:top w:val="single" w:color="BBBBBB" w:sz="1"/>
+              <w:left w:val="single" w:color="BBBBBB" w:sz="1"/>
+              <w:bottom w:val="single" w:color="BBBBBB" w:sz="1"/>
+              <w:right w:val="single" w:color="BBBBBB" w:sz="1"/>
+            </w:tcBorders>
+            <w:shd w:fill="EEF3F8" w:color="auto" w:val="clear"/>
+            <w:tcMar>
+              <w:top w:type="dxa" w:w="60"/>
+              <w:left w:type="dxa" w:w="110"/>
+              <w:bottom w:type="dxa" w:w="60"/>
+              <w:right w:type="dxa" w:w="110"/>
+            </w:tcMar>
+            <w:vAlign w:val="center"/>
+          </w:tcPr>
+          <w:p>
+            <w:pPr>
+              <w:spacing w:after="0"/>
+            </w:pPr>
+            <w:r>
+              <w:rPr>
+                <w:b w:val="false"/>
+                <w:bCs w:val="false"/>
+                <w:sz w:val="20"/>
+                <w:szCs w:val="20"/>
+              </w:rPr>
+              <w:t xml:space="preserve">✅/⚠️</w:t>
+            </w:r>
+          </w:p>
+        </w:tc>
+        <w:tc>
+          <w:tcPr>
+            <w:tcW w:type="dxa" w:w="4300"/>
+            <w:tcBorders>
+              <w:top w:val="single" w:color="BBBBBB" w:sz="1"/>
+              <w:left w:val="single" w:color="BBBBBB" w:sz="1"/>
+              <w:bottom w:val="single" w:color="BBBBBB" w:sz="1"/>
+              <w:right w:val="single" w:color="BBBBBB" w:sz="1"/>
+            </w:tcBorders>
+            <w:shd w:fill="EEF3F8" w:color="auto" w:val="clear"/>
+            <w:tcMar>
+              <w:top w:type="dxa" w:w="60"/>
+              <w:left w:type="dxa" w:w="110"/>
+              <w:bottom w:type="dxa" w:w="60"/>
+              <w:right w:type="dxa" w:w="110"/>
+            </w:tcMar>
+            <w:vAlign w:val="center"/>
+          </w:tcPr>
+          <w:p>
+            <w:pPr>
+              <w:spacing w:after="0"/>
+            </w:pPr>
+            <w:r>
+              <w:rPr>
+                <w:b w:val="false"/>
+                <w:bCs w:val="false"/>
+                <w:sz w:val="20"/>
+                <w:szCs w:val="20"/>
+              </w:rPr>
+              <w:t xml:space="preserve">'08:30'·경계 '00:00'/'23:59'</w:t>
+            </w:r>
+          </w:p>
+        </w:tc>
+        <w:tc>
+          <w:tcPr>
+            <w:tcW w:type="dxa" w:w="3126"/>
+            <w:tcBorders>
+              <w:top w:val="single" w:color="BBBBBB" w:sz="1"/>
+              <w:left w:val="single" w:color="BBBBBB" w:sz="1"/>
+              <w:bottom w:val="single" w:color="BBBBBB" w:sz="1"/>
+              <w:right w:val="single" w:color="BBBBBB" w:sz="1"/>
+            </w:tcBorders>
+            <w:shd w:fill="EEF3F8" w:color="auto" w:val="clear"/>
+            <w:tcMar>
+              <w:top w:type="dxa" w:w="60"/>
+              <w:left w:type="dxa" w:w="110"/>
+              <w:bottom w:type="dxa" w:w="60"/>
+              <w:right w:type="dxa" w:w="110"/>
+            </w:tcMar>
+            <w:vAlign w:val="center"/>
+          </w:tcPr>
+          <w:p>
+            <w:pPr>
+              <w:spacing w:after="0"/>
+            </w:pPr>
+            <w:r>
+              <w:rPr>
+                <w:b w:val="false"/>
+                <w:bCs w:val="false"/>
+                <w:sz w:val="20"/>
+                <w:szCs w:val="20"/>
+              </w:rPr>
+              <w:t xml:space="preserve">통과·자동 실행</w:t>
+            </w:r>
+          </w:p>
+        </w:tc>
+      </w:tr>
+      <w:tr>
+        <w:tc>
+          <w:tcPr>
+            <w:tcW w:type="dxa" w:w="700"/>
+            <w:tcBorders>
+              <w:top w:val="single" w:color="BBBBBB" w:sz="1"/>
+              <w:left w:val="single" w:color="BBBBBB" w:sz="1"/>
+              <w:bottom w:val="single" w:color="BBBBBB" w:sz="1"/>
+              <w:right w:val="single" w:color="BBBBBB" w:sz="1"/>
+            </w:tcBorders>
+            <w:tcMar>
+              <w:top w:type="dxa" w:w="60"/>
+              <w:left w:type="dxa" w:w="110"/>
+              <w:bottom w:type="dxa" w:w="60"/>
+              <w:right w:type="dxa" w:w="110"/>
+            </w:tcMar>
+            <w:vAlign w:val="center"/>
+          </w:tcPr>
+          <w:p>
+            <w:pPr>
+              <w:spacing w:after="0"/>
+            </w:pPr>
+            <w:r>
+              <w:rPr>
+                <w:b w:val="false"/>
+                <w:bCs w:val="false"/>
+                <w:sz w:val="20"/>
+                <w:szCs w:val="20"/>
+              </w:rPr>
+              <w:t xml:space="preserve">12</w:t>
+            </w:r>
+          </w:p>
+        </w:tc>
+        <w:tc>
+          <w:tcPr>
+            <w:tcW w:type="dxa" w:w="900"/>
+            <w:tcBorders>
+              <w:top w:val="single" w:color="BBBBBB" w:sz="1"/>
+              <w:left w:val="single" w:color="BBBBBB" w:sz="1"/>
+              <w:bottom w:val="single" w:color="BBBBBB" w:sz="1"/>
+              <w:right w:val="single" w:color="BBBBBB" w:sz="1"/>
+            </w:tcBorders>
+            <w:tcMar>
+              <w:top w:type="dxa" w:w="60"/>
+              <w:left w:type="dxa" w:w="110"/>
+              <w:bottom w:type="dxa" w:w="60"/>
+              <w:right w:type="dxa" w:w="110"/>
+            </w:tcMar>
+            <w:vAlign w:val="center"/>
+          </w:tcPr>
+          <w:p>
+            <w:pPr>
+              <w:spacing w:after="0"/>
+            </w:pPr>
+            <w:r>
+              <w:rPr>
+                <w:b w:val="false"/>
+                <w:bCs w:val="false"/>
+                <w:sz w:val="20"/>
+                <w:szCs w:val="20"/>
+              </w:rPr>
+              <w:t xml:space="preserve">⛔</w:t>
+            </w:r>
+          </w:p>
+        </w:tc>
+        <w:tc>
+          <w:tcPr>
+            <w:tcW w:type="dxa" w:w="4300"/>
+            <w:tcBorders>
+              <w:top w:val="single" w:color="BBBBBB" w:sz="1"/>
+              <w:left w:val="single" w:color="BBBBBB" w:sz="1"/>
+              <w:bottom w:val="single" w:color="BBBBBB" w:sz="1"/>
+              <w:right w:val="single" w:color="BBBBBB" w:sz="1"/>
+            </w:tcBorders>
+            <w:tcMar>
+              <w:top w:type="dxa" w:w="60"/>
+              <w:left w:type="dxa" w:w="110"/>
+              <w:bottom w:type="dxa" w:w="60"/>
+              <w:right w:type="dxa" w:w="110"/>
+            </w:tcMar>
+            <w:vAlign w:val="center"/>
+          </w:tcPr>
+          <w:p>
+            <w:pPr>
+              <w:spacing w:after="0"/>
+            </w:pPr>
+            <w:r>
+              <w:rPr>
+                <w:b w:val="false"/>
+                <w:bCs w:val="false"/>
+                <w:sz w:val="20"/>
+                <w:szCs w:val="20"/>
+              </w:rPr>
+              <w:t xml:space="preserve">'25:00'·'24:00'·'8:5'·'abc'</w:t>
+            </w:r>
+          </w:p>
+        </w:tc>
+        <w:tc>
+          <w:tcPr>
+            <w:tcW w:type="dxa" w:w="3126"/>
+            <w:tcBorders>
+              <w:top w:val="single" w:color="BBBBBB" w:sz="1"/>
+              <w:left w:val="single" w:color="BBBBBB" w:sz="1"/>
+              <w:bottom w:val="single" w:color="BBBBBB" w:sz="1"/>
+              <w:right w:val="single" w:color="BBBBBB" w:sz="1"/>
+            </w:tcBorders>
+            <w:tcMar>
+              <w:top w:type="dxa" w:w="60"/>
+              <w:left w:type="dxa" w:w="110"/>
+              <w:bottom w:type="dxa" w:w="60"/>
+              <w:right w:type="dxa" w:w="110"/>
+            </w:tcMar>
+            <w:vAlign w:val="center"/>
+          </w:tcPr>
+          <w:p>
+            <w:pPr>
+              <w:spacing w:after="0"/>
+            </w:pPr>
+            <w:r>
+              <w:rPr>
+                <w:b w:val="false"/>
+                <w:bCs w:val="false"/>
+                <w:sz w:val="20"/>
+                <w:szCs w:val="20"/>
+              </w:rPr>
+              <w:t xml:space="preserve">실행 안 함</w:t>
+            </w:r>
+          </w:p>
+        </w:tc>
+      </w:tr>
+      <w:tr>
+        <w:tc>
+          <w:tcPr>
+            <w:tcW w:type="dxa" w:w="700"/>
+            <w:tcBorders>
+              <w:top w:val="single" w:color="BBBBBB" w:sz="1"/>
+              <w:left w:val="single" w:color="BBBBBB" w:sz="1"/>
+              <w:bottom w:val="single" w:color="BBBBBB" w:sz="1"/>
+              <w:right w:val="single" w:color="BBBBBB" w:sz="1"/>
+            </w:tcBorders>
+            <w:shd w:fill="EEF3F8" w:color="auto" w:val="clear"/>
+            <w:tcMar>
+              <w:top w:type="dxa" w:w="60"/>
+              <w:left w:type="dxa" w:w="110"/>
+              <w:bottom w:type="dxa" w:w="60"/>
+              <w:right w:type="dxa" w:w="110"/>
+            </w:tcMar>
+            <w:vAlign w:val="center"/>
+          </w:tcPr>
+          <w:p>
+            <w:pPr>
+              <w:spacing w:after="0"/>
+            </w:pPr>
+            <w:r>
+              <w:rPr>
+                <w:b w:val="false"/>
+                <w:bCs w:val="false"/>
+                <w:sz w:val="20"/>
+                <w:szCs w:val="20"/>
+              </w:rPr>
+              <w:t xml:space="preserve">13</w:t>
+            </w:r>
+          </w:p>
+        </w:tc>
+        <w:tc>
+          <w:tcPr>
+            <w:tcW w:type="dxa" w:w="900"/>
+            <w:tcBorders>
+              <w:top w:val="single" w:color="BBBBBB" w:sz="1"/>
+              <w:left w:val="single" w:color="BBBBBB" w:sz="1"/>
+              <w:bottom w:val="single" w:color="BBBBBB" w:sz="1"/>
+              <w:right w:val="single" w:color="BBBBBB" w:sz="1"/>
+            </w:tcBorders>
+            <w:shd w:fill="EEF3F8" w:color="auto" w:val="clear"/>
+            <w:tcMar>
+              <w:top w:type="dxa" w:w="60"/>
+              <w:left w:type="dxa" w:w="110"/>
+              <w:bottom w:type="dxa" w:w="60"/>
+              <w:right w:type="dxa" w:w="110"/>
+            </w:tcMar>
+            <w:vAlign w:val="center"/>
+          </w:tcPr>
+          <w:p>
+            <w:pPr>
+              <w:spacing w:after="0"/>
+            </w:pPr>
+            <w:r>
+              <w:rPr>
+                <w:b w:val="false"/>
+                <w:bCs w:val="false"/>
+                <w:sz w:val="20"/>
+                <w:szCs w:val="20"/>
+              </w:rPr>
+              <w:t xml:space="preserve">✅</w:t>
+            </w:r>
+          </w:p>
+        </w:tc>
+        <w:tc>
+          <w:tcPr>
+            <w:tcW w:type="dxa" w:w="4300"/>
+            <w:tcBorders>
+              <w:top w:val="single" w:color="BBBBBB" w:sz="1"/>
+              <w:left w:val="single" w:color="BBBBBB" w:sz="1"/>
+              <w:bottom w:val="single" w:color="BBBBBB" w:sz="1"/>
+              <w:right w:val="single" w:color="BBBBBB" w:sz="1"/>
+            </w:tcBorders>
+            <w:shd w:fill="EEF3F8" w:color="auto" w:val="clear"/>
+            <w:tcMar>
+              <w:top w:type="dxa" w:w="60"/>
+              <w:left w:type="dxa" w:w="110"/>
+              <w:bottom w:type="dxa" w:w="60"/>
+              <w:right w:type="dxa" w:w="110"/>
+            </w:tcMar>
+            <w:vAlign w:val="center"/>
+          </w:tcPr>
+          <w:p>
+            <w:pPr>
+              <w:spacing w:after="0"/>
+            </w:pPr>
+            <w:r>
+              <w:rPr>
+                <w:b w:val="false"/>
+                <w:bCs w:val="false"/>
+                <w:sz w:val="20"/>
+                <w:szCs w:val="20"/>
+              </w:rPr>
+              <w:t xml:space="preserve">실행 확정 문구를 코드가 조립</w:t>
+            </w:r>
+          </w:p>
+        </w:tc>
+        <w:tc>
+          <w:tcPr>
+            <w:tcW w:type="dxa" w:w="3126"/>
+            <w:tcBorders>
+              <w:top w:val="single" w:color="BBBBBB" w:sz="1"/>
+              <w:left w:val="single" w:color="BBBBBB" w:sz="1"/>
+              <w:bottom w:val="single" w:color="BBBBBB" w:sz="1"/>
+              <w:right w:val="single" w:color="BBBBBB" w:sz="1"/>
+            </w:tcBorders>
+            <w:shd w:fill="EEF3F8" w:color="auto" w:val="clear"/>
+            <w:tcMar>
+              <w:top w:type="dxa" w:w="60"/>
+              <w:left w:type="dxa" w:w="110"/>
+              <w:bottom w:type="dxa" w:w="60"/>
+              <w:right w:type="dxa" w:w="110"/>
+            </w:tcMar>
+            <w:vAlign w:val="center"/>
+          </w:tcPr>
+          <w:p>
+            <w:pPr>
+              <w:spacing w:after="0"/>
+            </w:pPr>
+            <w:r>
+              <w:rPr>
+                <w:b w:val="false"/>
+                <w:bCs w:val="false"/>
+                <w:sz w:val="20"/>
+                <w:szCs w:val="20"/>
+              </w:rPr>
+              <w:t xml:space="preserve">LLM 할루시네이션 유입 없음</w:t>
+            </w:r>
+          </w:p>
+        </w:tc>
+      </w:tr>
+      <w:tr>
+        <w:tc>
+          <w:tcPr>
+            <w:tcW w:type="dxa" w:w="700"/>
+            <w:tcBorders>
+              <w:top w:val="single" w:color="BBBBBB" w:sz="1"/>
+              <w:left w:val="single" w:color="BBBBBB" w:sz="1"/>
+              <w:bottom w:val="single" w:color="BBBBBB" w:sz="1"/>
+              <w:right w:val="single" w:color="BBBBBB" w:sz="1"/>
+            </w:tcBorders>
+            <w:tcMar>
+              <w:top w:type="dxa" w:w="60"/>
+              <w:left w:type="dxa" w:w="110"/>
+              <w:bottom w:type="dxa" w:w="60"/>
+              <w:right w:type="dxa" w:w="110"/>
+            </w:tcMar>
+            <w:vAlign w:val="center"/>
+          </w:tcPr>
+          <w:p>
+            <w:pPr>
+              <w:spacing w:after="0"/>
+            </w:pPr>
+            <w:r>
+              <w:rPr>
+                <w:b w:val="false"/>
+                <w:bCs w:val="false"/>
+                <w:sz w:val="20"/>
+                <w:szCs w:val="20"/>
+              </w:rPr>
+              <w:t xml:space="preserve">14</w:t>
+            </w:r>
+          </w:p>
+        </w:tc>
+        <w:tc>
+          <w:tcPr>
+            <w:tcW w:type="dxa" w:w="900"/>
+            <w:tcBorders>
+              <w:top w:val="single" w:color="BBBBBB" w:sz="1"/>
+              <w:left w:val="single" w:color="BBBBBB" w:sz="1"/>
+              <w:bottom w:val="single" w:color="BBBBBB" w:sz="1"/>
+              <w:right w:val="single" w:color="BBBBBB" w:sz="1"/>
+            </w:tcBorders>
+            <w:tcMar>
+              <w:top w:type="dxa" w:w="60"/>
+              <w:left w:type="dxa" w:w="110"/>
+              <w:bottom w:type="dxa" w:w="60"/>
+              <w:right w:type="dxa" w:w="110"/>
+            </w:tcMar>
+            <w:vAlign w:val="center"/>
+          </w:tcPr>
+          <w:p>
+            <w:pPr>
+              <w:spacing w:after="0"/>
+            </w:pPr>
+            <w:r>
+              <w:rPr>
+                <w:b w:val="false"/>
+                <w:bCs w:val="false"/>
+                <w:sz w:val="20"/>
+                <w:szCs w:val="20"/>
+              </w:rPr>
+              <w:t xml:space="preserve">✅</w:t>
+            </w:r>
+          </w:p>
+        </w:tc>
+        <w:tc>
+          <w:tcPr>
+            <w:tcW w:type="dxa" w:w="4300"/>
+            <w:tcBorders>
+              <w:top w:val="single" w:color="BBBBBB" w:sz="1"/>
+              <w:left w:val="single" w:color="BBBBBB" w:sz="1"/>
+              <w:bottom w:val="single" w:color="BBBBBB" w:sz="1"/>
+              <w:right w:val="single" w:color="BBBBBB" w:sz="1"/>
+            </w:tcBorders>
+            <w:tcMar>
+              <w:top w:type="dxa" w:w="60"/>
+              <w:left w:type="dxa" w:w="110"/>
+              <w:bottom w:type="dxa" w:w="60"/>
+              <w:right w:type="dxa" w:w="110"/>
+            </w:tcMar>
+            <w:vAlign w:val="center"/>
+          </w:tcPr>
+          <w:p>
+            <w:pPr>
+              <w:spacing w:after="0"/>
+            </w:pPr>
+            <w:r>
+              <w:rPr>
+                <w:b w:val="false"/>
+                <w:bCs w:val="false"/>
+                <w:sz w:val="20"/>
+                <w:szCs w:val="20"/>
+              </w:rPr>
+              <w:t xml:space="preserve">형식 이상 → CONFIRM → confirmRun 실행</w:t>
+            </w:r>
+          </w:p>
+        </w:tc>
+        <w:tc>
+          <w:tcPr>
+            <w:tcW w:type="dxa" w:w="3126"/>
+            <w:tcBorders>
+              <w:top w:val="single" w:color="BBBBBB" w:sz="1"/>
+              <w:left w:val="single" w:color="BBBBBB" w:sz="1"/>
+              <w:bottom w:val="single" w:color="BBBBBB" w:sz="1"/>
+              <w:right w:val="single" w:color="BBBBBB" w:sz="1"/>
+            </w:tcBorders>
+            <w:tcMar>
+              <w:top w:type="dxa" w:w="60"/>
+              <w:left w:type="dxa" w:w="110"/>
+              <w:bottom w:type="dxa" w:w="60"/>
+              <w:right w:type="dxa" w:w="110"/>
+            </w:tcMar>
+            <w:vAlign w:val="center"/>
+          </w:tcPr>
+          <w:p>
+            <w:pPr>
+              <w:spacing w:after="0"/>
+            </w:pPr>
+            <w:r>
+              <w:rPr>
+                <w:b w:val="false"/>
+                <w:bCs w:val="false"/>
+                <w:sz w:val="20"/>
+                <w:szCs w:val="20"/>
+              </w:rPr>
+              <w:t xml:space="preserve">사람 승인 후 실행</w:t>
+            </w:r>
+          </w:p>
+        </w:tc>
+      </w:tr>
+      <w:tr>
+        <w:tc>
+          <w:tcPr>
+            <w:tcW w:type="dxa" w:w="700"/>
+            <w:tcBorders>
+              <w:top w:val="single" w:color="BBBBBB" w:sz="1"/>
+              <w:left w:val="single" w:color="BBBBBB" w:sz="1"/>
+              <w:bottom w:val="single" w:color="BBBBBB" w:sz="1"/>
+              <w:right w:val="single" w:color="BBBBBB" w:sz="1"/>
+            </w:tcBorders>
+            <w:shd w:fill="EEF3F8" w:color="auto" w:val="clear"/>
+            <w:tcMar>
+              <w:top w:type="dxa" w:w="60"/>
+              <w:left w:type="dxa" w:w="110"/>
+              <w:bottom w:type="dxa" w:w="60"/>
+              <w:right w:type="dxa" w:w="110"/>
+            </w:tcMar>
+            <w:vAlign w:val="center"/>
+          </w:tcPr>
+          <w:p>
+            <w:pPr>
+              <w:spacing w:after="0"/>
+            </w:pPr>
+            <w:r>
+              <w:rPr>
+                <w:b w:val="false"/>
+                <w:bCs w:val="false"/>
+                <w:sz w:val="20"/>
+                <w:szCs w:val="20"/>
+              </w:rPr>
+              <w:t xml:space="preserve">14</w:t>
+            </w:r>
+          </w:p>
+        </w:tc>
+        <w:tc>
+          <w:tcPr>
+            <w:tcW w:type="dxa" w:w="900"/>
+            <w:tcBorders>
+              <w:top w:val="single" w:color="BBBBBB" w:sz="1"/>
+              <w:left w:val="single" w:color="BBBBBB" w:sz="1"/>
+              <w:bottom w:val="single" w:color="BBBBBB" w:sz="1"/>
+              <w:right w:val="single" w:color="BBBBBB" w:sz="1"/>
+            </w:tcBorders>
+            <w:shd w:fill="EEF3F8" w:color="auto" w:val="clear"/>
+            <w:tcMar>
+              <w:top w:type="dxa" w:w="60"/>
+              <w:left w:type="dxa" w:w="110"/>
+              <w:bottom w:type="dxa" w:w="60"/>
+              <w:right w:type="dxa" w:w="110"/>
+            </w:tcMar>
+            <w:vAlign w:val="center"/>
+          </w:tcPr>
+          <w:p>
+            <w:pPr>
+              <w:spacing w:after="0"/>
+            </w:pPr>
+            <w:r>
+              <w:rPr>
+                <w:b w:val="false"/>
+                <w:bCs w:val="false"/>
+                <w:sz w:val="20"/>
+                <w:szCs w:val="20"/>
+              </w:rPr>
+              <w:t xml:space="preserve">⚠️/⛔</w:t>
+            </w:r>
+          </w:p>
+        </w:tc>
+        <w:tc>
+          <w:tcPr>
+            <w:tcW w:type="dxa" w:w="4300"/>
+            <w:tcBorders>
+              <w:top w:val="single" w:color="BBBBBB" w:sz="1"/>
+              <w:left w:val="single" w:color="BBBBBB" w:sz="1"/>
+              <w:bottom w:val="single" w:color="BBBBBB" w:sz="1"/>
+              <w:right w:val="single" w:color="BBBBBB" w:sz="1"/>
+            </w:tcBorders>
+            <w:shd w:fill="EEF3F8" w:color="auto" w:val="clear"/>
+            <w:tcMar>
+              <w:top w:type="dxa" w:w="60"/>
+              <w:left w:type="dxa" w:w="110"/>
+              <w:bottom w:type="dxa" w:w="60"/>
+              <w:right w:type="dxa" w:w="110"/>
+            </w:tcMar>
+            <w:vAlign w:val="center"/>
+          </w:tcPr>
+          <w:p>
+            <w:pPr>
+              <w:spacing w:after="0"/>
+            </w:pPr>
+            <w:r>
+              <w:rPr>
+                <w:b w:val="false"/>
+                <w:bCs w:val="false"/>
+                <w:sz w:val="20"/>
+                <w:szCs w:val="20"/>
+              </w:rPr>
+              <w:t xml:space="preserve">대기 중 새 요청(덮어씀) / 대기 없이 confirmRun</w:t>
+            </w:r>
+          </w:p>
+        </w:tc>
+        <w:tc>
+          <w:tcPr>
+            <w:tcW w:type="dxa" w:w="3126"/>
+            <w:tcBorders>
+              <w:top w:val="single" w:color="BBBBBB" w:sz="1"/>
+              <w:left w:val="single" w:color="BBBBBB" w:sz="1"/>
+              <w:bottom w:val="single" w:color="BBBBBB" w:sz="1"/>
+              <w:right w:val="single" w:color="BBBBBB" w:sz="1"/>
+            </w:tcBorders>
+            <w:shd w:fill="EEF3F8" w:color="auto" w:val="clear"/>
+            <w:tcMar>
+              <w:top w:type="dxa" w:w="60"/>
+              <w:left w:type="dxa" w:w="110"/>
+              <w:bottom w:type="dxa" w:w="60"/>
+              <w:right w:type="dxa" w:w="110"/>
+            </w:tcMar>
+            <w:vAlign w:val="center"/>
+          </w:tcPr>
+          <w:p>
+            <w:pPr>
+              <w:spacing w:after="0"/>
+            </w:pPr>
+            <w:r>
+              <w:rPr>
+                <w:b w:val="false"/>
+                <w:bCs w:val="false"/>
+                <w:sz w:val="20"/>
+                <w:szCs w:val="20"/>
+              </w:rPr>
+              <w:t xml:space="preserve">최신 반영 / SYSTEM 안내</w:t>
+            </w:r>
+          </w:p>
+        </w:tc>
+      </w:tr>
+      <w:tr>
+        <w:tc>
+          <w:tcPr>
+            <w:tcW w:type="dxa" w:w="700"/>
+            <w:tcBorders>
+              <w:top w:val="single" w:color="BBBBBB" w:sz="1"/>
+              <w:left w:val="single" w:color="BBBBBB" w:sz="1"/>
+              <w:bottom w:val="single" w:color="BBBBBB" w:sz="1"/>
+              <w:right w:val="single" w:color="BBBBBB" w:sz="1"/>
+            </w:tcBorders>
+            <w:tcMar>
+              <w:top w:type="dxa" w:w="60"/>
+              <w:left w:type="dxa" w:w="110"/>
+              <w:bottom w:type="dxa" w:w="60"/>
+              <w:right w:type="dxa" w:w="110"/>
+            </w:tcMar>
+            <w:vAlign w:val="center"/>
+          </w:tcPr>
+          <w:p>
+            <w:pPr>
+              <w:spacing w:after="0"/>
+            </w:pPr>
+            <w:r>
+              <w:rPr>
+                <w:b w:val="false"/>
+                <w:bCs w:val="false"/>
+                <w:sz w:val="20"/>
+                <w:szCs w:val="20"/>
+              </w:rPr>
+              <w:t xml:space="preserve">15</w:t>
+            </w:r>
+          </w:p>
+        </w:tc>
+        <w:tc>
+          <w:tcPr>
+            <w:tcW w:type="dxa" w:w="900"/>
+            <w:tcBorders>
+              <w:top w:val="single" w:color="BBBBBB" w:sz="1"/>
+              <w:left w:val="single" w:color="BBBBBB" w:sz="1"/>
+              <w:bottom w:val="single" w:color="BBBBBB" w:sz="1"/>
+              <w:right w:val="single" w:color="BBBBBB" w:sz="1"/>
+            </w:tcBorders>
+            <w:tcMar>
+              <w:top w:type="dxa" w:w="60"/>
+              <w:left w:type="dxa" w:w="110"/>
+              <w:bottom w:type="dxa" w:w="60"/>
+              <w:right w:type="dxa" w:w="110"/>
+            </w:tcMar>
+            <w:vAlign w:val="center"/>
+          </w:tcPr>
+          <w:p>
+            <w:pPr>
+              <w:spacing w:after="0"/>
+            </w:pPr>
+            <w:r>
+              <w:rPr>
+                <w:b w:val="false"/>
+                <w:bCs w:val="false"/>
+                <w:sz w:val="20"/>
+                <w:szCs w:val="20"/>
+              </w:rPr>
+              <w:t xml:space="preserve">✅/⚠️</w:t>
+            </w:r>
+          </w:p>
+        </w:tc>
+        <w:tc>
+          <w:tcPr>
+            <w:tcW w:type="dxa" w:w="4300"/>
+            <w:tcBorders>
+              <w:top w:val="single" w:color="BBBBBB" w:sz="1"/>
+              <w:left w:val="single" w:color="BBBBBB" w:sz="1"/>
+              <w:bottom w:val="single" w:color="BBBBBB" w:sz="1"/>
+              <w:right w:val="single" w:color="BBBBBB" w:sz="1"/>
+            </w:tcBorders>
+            <w:tcMar>
+              <w:top w:type="dxa" w:w="60"/>
+              <w:left w:type="dxa" w:w="110"/>
+              <w:bottom w:type="dxa" w:w="60"/>
+              <w:right w:type="dxa" w:w="110"/>
+            </w:tcMar>
+            <w:vAlign w:val="center"/>
+          </w:tcPr>
+          <w:p>
+            <w:pPr>
+              <w:spacing w:after="0"/>
+            </w:pPr>
+            <w:r>
+              <w:rPr>
+                <w:b w:val="false"/>
+                <w:bCs w:val="false"/>
+                <w:sz w:val="20"/>
+                <w:szCs w:val="20"/>
+              </w:rPr>
+              <w:t xml:space="preserve">1·2단계 모순 → 재질문 / 재질문 반복</w:t>
+            </w:r>
+          </w:p>
+        </w:tc>
+        <w:tc>
+          <w:tcPr>
+            <w:tcW w:type="dxa" w:w="3126"/>
+            <w:tcBorders>
+              <w:top w:val="single" w:color="BBBBBB" w:sz="1"/>
+              <w:left w:val="single" w:color="BBBBBB" w:sz="1"/>
+              <w:bottom w:val="single" w:color="BBBBBB" w:sz="1"/>
+              <w:right w:val="single" w:color="BBBBBB" w:sz="1"/>
+            </w:tcBorders>
+            <w:tcMar>
+              <w:top w:type="dxa" w:w="60"/>
+              <w:left w:type="dxa" w:w="110"/>
+              <w:bottom w:type="dxa" w:w="60"/>
+              <w:right w:type="dxa" w:w="110"/>
+            </w:tcMar>
+            <w:vAlign w:val="center"/>
+          </w:tcPr>
+          <w:p>
+            <w:pPr>
+              <w:spacing w:after="0"/>
+            </w:pPr>
+            <w:r>
+              <w:rPr>
+                <w:b w:val="false"/>
+                <w:bCs w:val="false"/>
+                <w:sz w:val="20"/>
+                <w:szCs w:val="20"/>
+              </w:rPr>
+              <w:t xml:space="preserve">실행 없이 안전 재질문</w:t>
+            </w:r>
+          </w:p>
+        </w:tc>
+      </w:tr>
+      <w:tr>
+        <w:tc>
+          <w:tcPr>
+            <w:tcW w:type="dxa" w:w="700"/>
+            <w:tcBorders>
+              <w:top w:val="single" w:color="BBBBBB" w:sz="1"/>
+              <w:left w:val="single" w:color="BBBBBB" w:sz="1"/>
+              <w:bottom w:val="single" w:color="BBBBBB" w:sz="1"/>
+              <w:right w:val="single" w:color="BBBBBB" w:sz="1"/>
+            </w:tcBorders>
+            <w:shd w:fill="EEF3F8" w:color="auto" w:val="clear"/>
+            <w:tcMar>
+              <w:top w:type="dxa" w:w="60"/>
+              <w:left w:type="dxa" w:w="110"/>
+              <w:bottom w:type="dxa" w:w="60"/>
+              <w:right w:type="dxa" w:w="110"/>
+            </w:tcMar>
+            <w:vAlign w:val="center"/>
+          </w:tcPr>
+          <w:p>
+            <w:pPr>
+              <w:spacing w:after="0"/>
+            </w:pPr>
+            <w:r>
+              <w:rPr>
+                <w:b w:val="false"/>
+                <w:bCs w:val="false"/>
+                <w:sz w:val="20"/>
+                <w:szCs w:val="20"/>
+              </w:rPr>
+              <w:t xml:space="preserve">16</w:t>
+            </w:r>
+          </w:p>
+        </w:tc>
+        <w:tc>
+          <w:tcPr>
+            <w:tcW w:type="dxa" w:w="900"/>
+            <w:tcBorders>
+              <w:top w:val="single" w:color="BBBBBB" w:sz="1"/>
+              <w:left w:val="single" w:color="BBBBBB" w:sz="1"/>
+              <w:bottom w:val="single" w:color="BBBBBB" w:sz="1"/>
+              <w:right w:val="single" w:color="BBBBBB" w:sz="1"/>
+            </w:tcBorders>
+            <w:shd w:fill="EEF3F8" w:color="auto" w:val="clear"/>
+            <w:tcMar>
+              <w:top w:type="dxa" w:w="60"/>
+              <w:left w:type="dxa" w:w="110"/>
+              <w:bottom w:type="dxa" w:w="60"/>
+              <w:right w:type="dxa" w:w="110"/>
+            </w:tcMar>
+            <w:vAlign w:val="center"/>
+          </w:tcPr>
+          <w:p>
+            <w:pPr>
+              <w:spacing w:after="0"/>
+            </w:pPr>
+            <w:r>
+              <w:rPr>
+                <w:b w:val="false"/>
+                <w:bCs w:val="false"/>
+                <w:sz w:val="20"/>
+                <w:szCs w:val="20"/>
+              </w:rPr>
+              <w:t xml:space="preserve">✅/⚠️</w:t>
+            </w:r>
+          </w:p>
+        </w:tc>
+        <w:tc>
+          <w:tcPr>
+            <w:tcW w:type="dxa" w:w="4300"/>
+            <w:tcBorders>
+              <w:top w:val="single" w:color="BBBBBB" w:sz="1"/>
+              <w:left w:val="single" w:color="BBBBBB" w:sz="1"/>
+              <w:bottom w:val="single" w:color="BBBBBB" w:sz="1"/>
+              <w:right w:val="single" w:color="BBBBBB" w:sz="1"/>
+            </w:tcBorders>
+            <w:shd w:fill="EEF3F8" w:color="auto" w:val="clear"/>
+            <w:tcMar>
+              <w:top w:type="dxa" w:w="60"/>
+              <w:left w:type="dxa" w:w="110"/>
+              <w:bottom w:type="dxa" w:w="60"/>
+              <w:right w:type="dxa" w:w="110"/>
+            </w:tcMar>
+            <w:vAlign w:val="center"/>
+          </w:tcPr>
+          <w:p>
+            <w:pPr>
+              <w:spacing w:after="0"/>
+            </w:pPr>
+            <w:r>
+              <w:rPr>
+                <w:b w:val="false"/>
+                <w:bCs w:val="false"/>
+                <w:sz w:val="20"/>
+                <w:szCs w:val="20"/>
+              </w:rPr>
+              <w:t xml:space="preserve">비실행 질문·영어 질문 → 무JSON 한국어 / 코드펜스 제거</w:t>
+            </w:r>
+          </w:p>
+        </w:tc>
+        <w:tc>
+          <w:tcPr>
+            <w:tcW w:type="dxa" w:w="3126"/>
+            <w:tcBorders>
+              <w:top w:val="single" w:color="BBBBBB" w:sz="1"/>
+              <w:left w:val="single" w:color="BBBBBB" w:sz="1"/>
+              <w:bottom w:val="single" w:color="BBBBBB" w:sz="1"/>
+              <w:right w:val="single" w:color="BBBBBB" w:sz="1"/>
+            </w:tcBorders>
+            <w:shd w:fill="EEF3F8" w:color="auto" w:val="clear"/>
+            <w:tcMar>
+              <w:top w:type="dxa" w:w="60"/>
+              <w:left w:type="dxa" w:w="110"/>
+              <w:bottom w:type="dxa" w:w="60"/>
+              <w:right w:type="dxa" w:w="110"/>
+            </w:tcMar>
+            <w:vAlign w:val="center"/>
+          </w:tcPr>
+          <w:p>
+            <w:pPr>
+              <w:spacing w:after="0"/>
+            </w:pPr>
+            <w:r>
+              <w:rPr>
+                <w:b w:val="false"/>
+                <w:bCs w:val="false"/>
+                <w:sz w:val="20"/>
+                <w:szCs w:val="20"/>
+              </w:rPr>
+              <w:t xml:space="preserve">언어 고정·순수 텍스트</w:t>
+            </w:r>
+          </w:p>
+        </w:tc>
+      </w:tr>
+      <w:tr>
+        <w:tc>
+          <w:tcPr>
+            <w:tcW w:type="dxa" w:w="700"/>
+            <w:tcBorders>
+              <w:top w:val="single" w:color="BBBBBB" w:sz="1"/>
+              <w:left w:val="single" w:color="BBBBBB" w:sz="1"/>
+              <w:bottom w:val="single" w:color="BBBBBB" w:sz="1"/>
+              <w:right w:val="single" w:color="BBBBBB" w:sz="1"/>
+            </w:tcBorders>
+            <w:tcMar>
+              <w:top w:type="dxa" w:w="60"/>
+              <w:left w:type="dxa" w:w="110"/>
+              <w:bottom w:type="dxa" w:w="60"/>
+              <w:right w:type="dxa" w:w="110"/>
+            </w:tcMar>
+            <w:vAlign w:val="center"/>
+          </w:tcPr>
+          <w:p>
+            <w:pPr>
+              <w:spacing w:after="0"/>
+            </w:pPr>
+            <w:r>
+              <w:rPr>
+                <w:b w:val="false"/>
+                <w:bCs w:val="false"/>
+                <w:sz w:val="20"/>
+                <w:szCs w:val="20"/>
+              </w:rPr>
+              <w:t xml:space="preserve">16</w:t>
+            </w:r>
+          </w:p>
+        </w:tc>
+        <w:tc>
+          <w:tcPr>
+            <w:tcW w:type="dxa" w:w="900"/>
+            <w:tcBorders>
+              <w:top w:val="single" w:color="BBBBBB" w:sz="1"/>
+              <w:left w:val="single" w:color="BBBBBB" w:sz="1"/>
+              <w:bottom w:val="single" w:color="BBBBBB" w:sz="1"/>
+              <w:right w:val="single" w:color="BBBBBB" w:sz="1"/>
+            </w:tcBorders>
+            <w:tcMar>
+              <w:top w:type="dxa" w:w="60"/>
+              <w:left w:type="dxa" w:w="110"/>
+              <w:bottom w:type="dxa" w:w="60"/>
+              <w:right w:type="dxa" w:w="110"/>
+            </w:tcMar>
+            <w:vAlign w:val="center"/>
+          </w:tcPr>
+          <w:p>
+            <w:pPr>
+              <w:spacing w:after="0"/>
+            </w:pPr>
+            <w:r>
+              <w:rPr>
+                <w:b w:val="false"/>
+                <w:bCs w:val="false"/>
+                <w:sz w:val="20"/>
+                <w:szCs w:val="20"/>
+              </w:rPr>
+              <w:t xml:space="preserve">⛔</w:t>
+            </w:r>
+          </w:p>
+        </w:tc>
+        <w:tc>
+          <w:tcPr>
+            <w:tcW w:type="dxa" w:w="4300"/>
+            <w:tcBorders>
+              <w:top w:val="single" w:color="BBBBBB" w:sz="1"/>
+              <w:left w:val="single" w:color="BBBBBB" w:sz="1"/>
+              <w:bottom w:val="single" w:color="BBBBBB" w:sz="1"/>
+              <w:right w:val="single" w:color="BBBBBB" w:sz="1"/>
+            </w:tcBorders>
+            <w:tcMar>
+              <w:top w:type="dxa" w:w="60"/>
+              <w:left w:type="dxa" w:w="110"/>
+              <w:bottom w:type="dxa" w:w="60"/>
+              <w:right w:type="dxa" w:w="110"/>
+            </w:tcMar>
+            <w:vAlign w:val="center"/>
+          </w:tcPr>
+          <w:p>
+            <w:pPr>
+              <w:spacing w:after="0"/>
+            </w:pPr>
+            <w:r>
+              <w:rPr>
+                <w:b w:val="false"/>
+                <w:bCs w:val="false"/>
+                <w:sz w:val="20"/>
+                <w:szCs w:val="20"/>
+              </w:rPr>
+              <w:t xml:space="preserve">적대적 프롬프트(역할 탈취)</w:t>
+            </w:r>
+          </w:p>
+        </w:tc>
+        <w:tc>
+          <w:tcPr>
+            <w:tcW w:type="dxa" w:w="3126"/>
+            <w:tcBorders>
+              <w:top w:val="single" w:color="BBBBBB" w:sz="1"/>
+              <w:left w:val="single" w:color="BBBBBB" w:sz="1"/>
+              <w:bottom w:val="single" w:color="BBBBBB" w:sz="1"/>
+              <w:right w:val="single" w:color="BBBBBB" w:sz="1"/>
+            </w:tcBorders>
+            <w:tcMar>
+              <w:top w:type="dxa" w:w="60"/>
+              <w:left w:type="dxa" w:w="110"/>
+              <w:bottom w:type="dxa" w:w="60"/>
+              <w:right w:type="dxa" w:w="110"/>
+            </w:tcMar>
+            <w:vAlign w:val="center"/>
+          </w:tcPr>
+          <w:p>
+            <w:pPr>
+              <w:spacing w:after="0"/>
+            </w:pPr>
+            <w:r>
+              <w:rPr>
+                <w:b w:val="false"/>
+                <w:bCs w:val="false"/>
+                <w:sz w:val="20"/>
+                <w:szCs w:val="20"/>
+              </w:rPr>
+              <w:t xml:space="preserve">안전 거부문 대체(JailbreakFilter)</w:t>
+            </w:r>
+          </w:p>
+        </w:tc>
+      </w:tr>
+      <w:tr>
+        <w:tc>
+          <w:tcPr>
+            <w:tcW w:type="dxa" w:w="700"/>
+            <w:tcBorders>
+              <w:top w:val="single" w:color="BBBBBB" w:sz="1"/>
+              <w:left w:val="single" w:color="BBBBBB" w:sz="1"/>
+              <w:bottom w:val="single" w:color="BBBBBB" w:sz="1"/>
+              <w:right w:val="single" w:color="BBBBBB" w:sz="1"/>
+            </w:tcBorders>
+            <w:shd w:fill="EEF3F8" w:color="auto" w:val="clear"/>
+            <w:tcMar>
+              <w:top w:type="dxa" w:w="60"/>
+              <w:left w:type="dxa" w:w="110"/>
+              <w:bottom w:type="dxa" w:w="60"/>
+              <w:right w:type="dxa" w:w="110"/>
+            </w:tcMar>
+            <w:vAlign w:val="center"/>
+          </w:tcPr>
+          <w:p>
+            <w:pPr>
+              <w:spacing w:after="0"/>
+            </w:pPr>
+            <w:r>
+              <w:rPr>
+                <w:b w:val="false"/>
+                <w:bCs w:val="false"/>
+                <w:sz w:val="20"/>
+                <w:szCs w:val="20"/>
+              </w:rPr>
+              <w:t xml:space="preserve">17</w:t>
+            </w:r>
+          </w:p>
+        </w:tc>
+        <w:tc>
+          <w:tcPr>
+            <w:tcW w:type="dxa" w:w="900"/>
+            <w:tcBorders>
+              <w:top w:val="single" w:color="BBBBBB" w:sz="1"/>
+              <w:left w:val="single" w:color="BBBBBB" w:sz="1"/>
+              <w:bottom w:val="single" w:color="BBBBBB" w:sz="1"/>
+              <w:right w:val="single" w:color="BBBBBB" w:sz="1"/>
+            </w:tcBorders>
+            <w:shd w:fill="EEF3F8" w:color="auto" w:val="clear"/>
+            <w:tcMar>
+              <w:top w:type="dxa" w:w="60"/>
+              <w:left w:type="dxa" w:w="110"/>
+              <w:bottom w:type="dxa" w:w="60"/>
+              <w:right w:type="dxa" w:w="110"/>
+            </w:tcMar>
+            <w:vAlign w:val="center"/>
+          </w:tcPr>
+          <w:p>
+            <w:pPr>
+              <w:spacing w:after="0"/>
+            </w:pPr>
+            <w:r>
+              <w:rPr>
+                <w:b w:val="false"/>
+                <w:bCs w:val="false"/>
+                <w:sz w:val="20"/>
+                <w:szCs w:val="20"/>
+              </w:rPr>
+              <w:t xml:space="preserve">✅/⚠️</w:t>
+            </w:r>
+          </w:p>
+        </w:tc>
+        <w:tc>
+          <w:tcPr>
+            <w:tcW w:type="dxa" w:w="4300"/>
+            <w:tcBorders>
+              <w:top w:val="single" w:color="BBBBBB" w:sz="1"/>
+              <w:left w:val="single" w:color="BBBBBB" w:sz="1"/>
+              <w:bottom w:val="single" w:color="BBBBBB" w:sz="1"/>
+              <w:right w:val="single" w:color="BBBBBB" w:sz="1"/>
+            </w:tcBorders>
+            <w:shd w:fill="EEF3F8" w:color="auto" w:val="clear"/>
+            <w:tcMar>
+              <w:top w:type="dxa" w:w="60"/>
+              <w:left w:type="dxa" w:w="110"/>
+              <w:bottom w:type="dxa" w:w="60"/>
+              <w:right w:type="dxa" w:w="110"/>
+            </w:tcMar>
+            <w:vAlign w:val="center"/>
+          </w:tcPr>
+          <w:p>
+            <w:pPr>
+              <w:spacing w:after="0"/>
+            </w:pPr>
+            <w:r>
+              <w:rPr>
+                <w:b w:val="false"/>
+                <w:bCs w:val="false"/>
+                <w:sz w:val="20"/>
+                <w:szCs w:val="20"/>
+              </w:rPr>
+              <w:t xml:space="preserve">실행 성공 → RESULT·차트 / 민원 0</w:t>
+            </w:r>
+          </w:p>
+        </w:tc>
+        <w:tc>
+          <w:tcPr>
+            <w:tcW w:type="dxa" w:w="3126"/>
+            <w:tcBorders>
+              <w:top w:val="single" w:color="BBBBBB" w:sz="1"/>
+              <w:left w:val="single" w:color="BBBBBB" w:sz="1"/>
+              <w:bottom w:val="single" w:color="BBBBBB" w:sz="1"/>
+              <w:right w:val="single" w:color="BBBBBB" w:sz="1"/>
+            </w:tcBorders>
+            <w:shd w:fill="EEF3F8" w:color="auto" w:val="clear"/>
+            <w:tcMar>
+              <w:top w:type="dxa" w:w="60"/>
+              <w:left w:type="dxa" w:w="110"/>
+              <w:bottom w:type="dxa" w:w="60"/>
+              <w:right w:type="dxa" w:w="110"/>
+            </w:tcMar>
+            <w:vAlign w:val="center"/>
+          </w:tcPr>
+          <w:p>
+            <w:pPr>
+              <w:spacing w:after="0"/>
+            </w:pPr>
+            <w:r>
+              <w:rPr>
+                <w:b w:val="false"/>
+                <w:bCs w:val="false"/>
+                <w:sz w:val="20"/>
+                <w:szCs w:val="20"/>
+              </w:rPr>
+              <w:t xml:space="preserve">차트 렌더 / '0건' 표기</w:t>
+            </w:r>
+          </w:p>
+        </w:tc>
+      </w:tr>
+      <w:tr>
+        <w:tc>
+          <w:tcPr>
+            <w:tcW w:type="dxa" w:w="700"/>
+            <w:tcBorders>
+              <w:top w:val="single" w:color="BBBBBB" w:sz="1"/>
+              <w:left w:val="single" w:color="BBBBBB" w:sz="1"/>
+              <w:bottom w:val="single" w:color="BBBBBB" w:sz="1"/>
+              <w:right w:val="single" w:color="BBBBBB" w:sz="1"/>
+            </w:tcBorders>
+            <w:tcMar>
+              <w:top w:type="dxa" w:w="60"/>
+              <w:left w:type="dxa" w:w="110"/>
+              <w:bottom w:type="dxa" w:w="60"/>
+              <w:right w:type="dxa" w:w="110"/>
+            </w:tcMar>
+            <w:vAlign w:val="center"/>
+          </w:tcPr>
+          <w:p>
+            <w:pPr>
+              <w:spacing w:after="0"/>
+            </w:pPr>
+            <w:r>
+              <w:rPr>
+                <w:b w:val="false"/>
+                <w:bCs w:val="false"/>
+                <w:sz w:val="20"/>
+                <w:szCs w:val="20"/>
+              </w:rPr>
+              <w:t xml:space="preserve">17</w:t>
+            </w:r>
+          </w:p>
+        </w:tc>
+        <w:tc>
+          <w:tcPr>
+            <w:tcW w:type="dxa" w:w="900"/>
+            <w:tcBorders>
+              <w:top w:val="single" w:color="BBBBBB" w:sz="1"/>
+              <w:left w:val="single" w:color="BBBBBB" w:sz="1"/>
+              <w:bottom w:val="single" w:color="BBBBBB" w:sz="1"/>
+              <w:right w:val="single" w:color="BBBBBB" w:sz="1"/>
+            </w:tcBorders>
+            <w:tcMar>
+              <w:top w:type="dxa" w:w="60"/>
+              <w:left w:type="dxa" w:w="110"/>
+              <w:bottom w:type="dxa" w:w="60"/>
+              <w:right w:type="dxa" w:w="110"/>
+            </w:tcMar>
+            <w:vAlign w:val="center"/>
+          </w:tcPr>
+          <w:p>
+            <w:pPr>
+              <w:spacing w:after="0"/>
+            </w:pPr>
+            <w:r>
+              <w:rPr>
+                <w:b w:val="false"/>
+                <w:bCs w:val="false"/>
+                <w:sz w:val="20"/>
+                <w:szCs w:val="20"/>
+              </w:rPr>
+              <w:t xml:space="preserve">⛔</w:t>
+            </w:r>
+          </w:p>
+        </w:tc>
+        <w:tc>
+          <w:tcPr>
+            <w:tcW w:type="dxa" w:w="4300"/>
+            <w:tcBorders>
+              <w:top w:val="single" w:color="BBBBBB" w:sz="1"/>
+              <w:left w:val="single" w:color="BBBBBB" w:sz="1"/>
+              <w:bottom w:val="single" w:color="BBBBBB" w:sz="1"/>
+              <w:right w:val="single" w:color="BBBBBB" w:sz="1"/>
+            </w:tcBorders>
+            <w:tcMar>
+              <w:top w:type="dxa" w:w="60"/>
+              <w:left w:type="dxa" w:w="110"/>
+              <w:bottom w:type="dxa" w:w="60"/>
+              <w:right w:type="dxa" w:w="110"/>
+            </w:tcMar>
+            <w:vAlign w:val="center"/>
+          </w:tcPr>
+          <w:p>
+            <w:pPr>
+              <w:spacing w:after="0"/>
+            </w:pPr>
+            <w:r>
+              <w:rPr>
+                <w:b w:val="false"/>
+                <w:bCs w:val="false"/>
+                <w:sz w:val="20"/>
+                <w:szCs w:val="20"/>
+              </w:rPr>
+              <w:t xml:space="preserve">검증 실패</w:t>
+            </w:r>
+          </w:p>
+        </w:tc>
+        <w:tc>
+          <w:tcPr>
+            <w:tcW w:type="dxa" w:w="3126"/>
+            <w:tcBorders>
+              <w:top w:val="single" w:color="BBBBBB" w:sz="1"/>
+              <w:left w:val="single" w:color="BBBBBB" w:sz="1"/>
+              <w:bottom w:val="single" w:color="BBBBBB" w:sz="1"/>
+              <w:right w:val="single" w:color="BBBBBB" w:sz="1"/>
+            </w:tcBorders>
+            <w:tcMar>
+              <w:top w:type="dxa" w:w="60"/>
+              <w:left w:type="dxa" w:w="110"/>
+              <w:bottom w:type="dxa" w:w="60"/>
+              <w:right w:type="dxa" w:w="110"/>
+            </w:tcMar>
+            <w:vAlign w:val="center"/>
+          </w:tcPr>
+          <w:p>
+            <w:pPr>
+              <w:spacing w:after="0"/>
+            </w:pPr>
+            <w:r>
+              <w:rPr>
+                <w:b w:val="false"/>
+                <w:bCs w:val="false"/>
+                <w:sz w:val="20"/>
+                <w:szCs w:val="20"/>
+              </w:rPr>
+              <w:t xml:space="preserve">RESULT 미전송</w:t>
+            </w:r>
+          </w:p>
+        </w:tc>
+      </w:tr>
+      <w:tr>
+        <w:tc>
+          <w:tcPr>
+            <w:tcW w:type="dxa" w:w="700"/>
+            <w:tcBorders>
+              <w:top w:val="single" w:color="BBBBBB" w:sz="1"/>
+              <w:left w:val="single" w:color="BBBBBB" w:sz="1"/>
+              <w:bottom w:val="single" w:color="BBBBBB" w:sz="1"/>
+              <w:right w:val="single" w:color="BBBBBB" w:sz="1"/>
+            </w:tcBorders>
+            <w:shd w:fill="EEF3F8" w:color="auto" w:val="clear"/>
+            <w:tcMar>
+              <w:top w:type="dxa" w:w="60"/>
+              <w:left w:type="dxa" w:w="110"/>
+              <w:bottom w:type="dxa" w:w="60"/>
+              <w:right w:type="dxa" w:w="110"/>
+            </w:tcMar>
+            <w:vAlign w:val="center"/>
+          </w:tcPr>
+          <w:p>
+            <w:pPr>
+              <w:spacing w:after="0"/>
+            </w:pPr>
+            <w:r>
+              <w:rPr>
+                <w:b w:val="false"/>
+                <w:bCs w:val="false"/>
+                <w:sz w:val="20"/>
+                <w:szCs w:val="20"/>
+              </w:rPr>
+              <w:t xml:space="preserve">19</w:t>
+            </w:r>
+          </w:p>
+        </w:tc>
+        <w:tc>
+          <w:tcPr>
+            <w:tcW w:type="dxa" w:w="900"/>
+            <w:tcBorders>
+              <w:top w:val="single" w:color="BBBBBB" w:sz="1"/>
+              <w:left w:val="single" w:color="BBBBBB" w:sz="1"/>
+              <w:bottom w:val="single" w:color="BBBBBB" w:sz="1"/>
+              <w:right w:val="single" w:color="BBBBBB" w:sz="1"/>
+            </w:tcBorders>
+            <w:shd w:fill="EEF3F8" w:color="auto" w:val="clear"/>
+            <w:tcMar>
+              <w:top w:type="dxa" w:w="60"/>
+              <w:left w:type="dxa" w:w="110"/>
+              <w:bottom w:type="dxa" w:w="60"/>
+              <w:right w:type="dxa" w:w="110"/>
+            </w:tcMar>
+            <w:vAlign w:val="center"/>
+          </w:tcPr>
+          <w:p>
+            <w:pPr>
+              <w:spacing w:after="0"/>
+            </w:pPr>
+            <w:r>
+              <w:rPr>
+                <w:b w:val="false"/>
+                <w:bCs w:val="false"/>
+                <w:sz w:val="20"/>
+                <w:szCs w:val="20"/>
+              </w:rPr>
+              <w:t xml:space="preserve">✅</w:t>
+            </w:r>
+          </w:p>
+        </w:tc>
+        <w:tc>
+          <w:tcPr>
+            <w:tcW w:type="dxa" w:w="4300"/>
+            <w:tcBorders>
+              <w:top w:val="single" w:color="BBBBBB" w:sz="1"/>
+              <w:left w:val="single" w:color="BBBBBB" w:sz="1"/>
+              <w:bottom w:val="single" w:color="BBBBBB" w:sz="1"/>
+              <w:right w:val="single" w:color="BBBBBB" w:sz="1"/>
+            </w:tcBorders>
+            <w:shd w:fill="EEF3F8" w:color="auto" w:val="clear"/>
+            <w:tcMar>
+              <w:top w:type="dxa" w:w="60"/>
+              <w:left w:type="dxa" w:w="110"/>
+              <w:bottom w:type="dxa" w:w="60"/>
+              <w:right w:type="dxa" w:w="110"/>
+            </w:tcMar>
+            <w:vAlign w:val="center"/>
+          </w:tcPr>
+          <w:p>
+            <w:pPr>
+              <w:spacing w:after="0"/>
+            </w:pPr>
+            <w:r>
+              <w:rPr>
+                <w:b w:val="false"/>
+                <w:bCs w:val="false"/>
+                <w:sz w:val="20"/>
+                <w:szCs w:val="20"/>
+              </w:rPr>
+              <w:t xml:space="preserve">Ollama·OpenAI·Gemini 환경변수 교체</w:t>
+            </w:r>
+          </w:p>
+        </w:tc>
+        <w:tc>
+          <w:tcPr>
+            <w:tcW w:type="dxa" w:w="3126"/>
+            <w:tcBorders>
+              <w:top w:val="single" w:color="BBBBBB" w:sz="1"/>
+              <w:left w:val="single" w:color="BBBBBB" w:sz="1"/>
+              <w:bottom w:val="single" w:color="BBBBBB" w:sz="1"/>
+              <w:right w:val="single" w:color="BBBBBB" w:sz="1"/>
+            </w:tcBorders>
+            <w:shd w:fill="EEF3F8" w:color="auto" w:val="clear"/>
+            <w:tcMar>
+              <w:top w:type="dxa" w:w="60"/>
+              <w:left w:type="dxa" w:w="110"/>
+              <w:bottom w:type="dxa" w:w="60"/>
+              <w:right w:type="dxa" w:w="110"/>
+            </w:tcMar>
+            <w:vAlign w:val="center"/>
+          </w:tcPr>
+          <w:p>
+            <w:pPr>
+              <w:spacing w:after="0"/>
+            </w:pPr>
+            <w:r>
+              <w:rPr>
+                <w:b w:val="false"/>
+                <w:bCs w:val="false"/>
+                <w:sz w:val="20"/>
+                <w:szCs w:val="20"/>
+              </w:rPr>
+              <w:t xml:space="preserve">코드 변경 없이 동작</w:t>
+            </w:r>
+          </w:p>
+        </w:tc>
+      </w:tr>
+      <w:tr>
+        <w:tc>
+          <w:tcPr>
+            <w:tcW w:type="dxa" w:w="700"/>
+            <w:tcBorders>
+              <w:top w:val="single" w:color="BBBBBB" w:sz="1"/>
+              <w:left w:val="single" w:color="BBBBBB" w:sz="1"/>
+              <w:bottom w:val="single" w:color="BBBBBB" w:sz="1"/>
+              <w:right w:val="single" w:color="BBBBBB" w:sz="1"/>
+            </w:tcBorders>
+            <w:tcMar>
+              <w:top w:type="dxa" w:w="60"/>
+              <w:left w:type="dxa" w:w="110"/>
+              <w:bottom w:type="dxa" w:w="60"/>
+              <w:right w:type="dxa" w:w="110"/>
+            </w:tcMar>
+            <w:vAlign w:val="center"/>
+          </w:tcPr>
+          <w:p>
+            <w:pPr>
+              <w:spacing w:after="0"/>
+            </w:pPr>
+            <w:r>
+              <w:rPr>
+                <w:b w:val="false"/>
+                <w:bCs w:val="false"/>
+                <w:sz w:val="20"/>
+                <w:szCs w:val="20"/>
+              </w:rPr>
+              <w:t xml:space="preserve">19</w:t>
+            </w:r>
+          </w:p>
+        </w:tc>
+        <w:tc>
+          <w:tcPr>
+            <w:tcW w:type="dxa" w:w="900"/>
+            <w:tcBorders>
+              <w:top w:val="single" w:color="BBBBBB" w:sz="1"/>
+              <w:left w:val="single" w:color="BBBBBB" w:sz="1"/>
+              <w:bottom w:val="single" w:color="BBBBBB" w:sz="1"/>
+              <w:right w:val="single" w:color="BBBBBB" w:sz="1"/>
+            </w:tcBorders>
+            <w:tcMar>
+              <w:top w:type="dxa" w:w="60"/>
+              <w:left w:type="dxa" w:w="110"/>
+              <w:bottom w:type="dxa" w:w="60"/>
+              <w:right w:type="dxa" w:w="110"/>
+            </w:tcMar>
+            <w:vAlign w:val="center"/>
+          </w:tcPr>
+          <w:p>
+            <w:pPr>
+              <w:spacing w:after="0"/>
+            </w:pPr>
+            <w:r>
+              <w:rPr>
+                <w:b w:val="false"/>
+                <w:bCs w:val="false"/>
+                <w:sz w:val="20"/>
+                <w:szCs w:val="20"/>
+              </w:rPr>
+              <w:t xml:space="preserve">⚠️/⛔</w:t>
+            </w:r>
+          </w:p>
+        </w:tc>
+        <w:tc>
+          <w:tcPr>
+            <w:tcW w:type="dxa" w:w="4300"/>
+            <w:tcBorders>
+              <w:top w:val="single" w:color="BBBBBB" w:sz="1"/>
+              <w:left w:val="single" w:color="BBBBBB" w:sz="1"/>
+              <w:bottom w:val="single" w:color="BBBBBB" w:sz="1"/>
+              <w:right w:val="single" w:color="BBBBBB" w:sz="1"/>
+            </w:tcBorders>
+            <w:tcMar>
+              <w:top w:type="dxa" w:w="60"/>
+              <w:left w:type="dxa" w:w="110"/>
+              <w:bottom w:type="dxa" w:w="60"/>
+              <w:right w:type="dxa" w:w="110"/>
+            </w:tcMar>
+            <w:vAlign w:val="center"/>
+          </w:tcPr>
+          <w:p>
+            <w:pPr>
+              <w:spacing w:after="0"/>
+            </w:pPr>
+            <w:r>
+              <w:rPr>
+                <w:b w:val="false"/>
+                <w:bCs w:val="false"/>
+                <w:sz w:val="20"/>
+                <w:szCs w:val="20"/>
+              </w:rPr>
+              <w:t xml:space="preserve">API 키 없음 / 잘못된 URL·타임아웃</w:t>
+            </w:r>
+          </w:p>
+        </w:tc>
+        <w:tc>
+          <w:tcPr>
+            <w:tcW w:type="dxa" w:w="3126"/>
+            <w:tcBorders>
+              <w:top w:val="single" w:color="BBBBBB" w:sz="1"/>
+              <w:left w:val="single" w:color="BBBBBB" w:sz="1"/>
+              <w:bottom w:val="single" w:color="BBBBBB" w:sz="1"/>
+              <w:right w:val="single" w:color="BBBBBB" w:sz="1"/>
+            </w:tcBorders>
+            <w:tcMar>
+              <w:top w:type="dxa" w:w="60"/>
+              <w:left w:type="dxa" w:w="110"/>
+              <w:bottom w:type="dxa" w:w="60"/>
+              <w:right w:type="dxa" w:w="110"/>
+            </w:tcMar>
+            <w:vAlign w:val="center"/>
+          </w:tcPr>
+          <w:p>
+            <w:pPr>
+              <w:spacing w:after="0"/>
+            </w:pPr>
+            <w:r>
+              <w:rPr>
+                <w:b w:val="false"/>
+                <w:bCs w:val="false"/>
+                <w:sz w:val="20"/>
+                <w:szCs w:val="20"/>
+              </w:rPr>
+              <w:t xml:space="preserve">채팅 오류·REST 정상 / 폴백, 서버 유지</w:t>
+            </w:r>
+          </w:p>
+        </w:tc>
+      </w:tr>
+      <w:tr>
+        <w:tc>
+          <w:tcPr>
+            <w:tcW w:type="dxa" w:w="700"/>
+            <w:tcBorders>
+              <w:top w:val="single" w:color="BBBBBB" w:sz="1"/>
+              <w:left w:val="single" w:color="BBBBBB" w:sz="1"/>
+              <w:bottom w:val="single" w:color="BBBBBB" w:sz="1"/>
+              <w:right w:val="single" w:color="BBBBBB" w:sz="1"/>
+            </w:tcBorders>
+            <w:shd w:fill="EEF3F8" w:color="auto" w:val="clear"/>
+            <w:tcMar>
+              <w:top w:type="dxa" w:w="60"/>
+              <w:left w:type="dxa" w:w="110"/>
+              <w:bottom w:type="dxa" w:w="60"/>
+              <w:right w:type="dxa" w:w="110"/>
+            </w:tcMar>
+            <w:vAlign w:val="center"/>
+          </w:tcPr>
+          <w:p>
+            <w:pPr>
+              <w:spacing w:after="0"/>
+            </w:pPr>
+            <w:r>
+              <w:rPr>
+                <w:b w:val="false"/>
+                <w:bCs w:val="false"/>
+                <w:sz w:val="20"/>
+                <w:szCs w:val="20"/>
+              </w:rPr>
+              <w:t xml:space="preserve">공통</w:t>
+            </w:r>
+          </w:p>
+        </w:tc>
+        <w:tc>
+          <w:tcPr>
+            <w:tcW w:type="dxa" w:w="900"/>
+            <w:tcBorders>
+              <w:top w:val="single" w:color="BBBBBB" w:sz="1"/>
+              <w:left w:val="single" w:color="BBBBBB" w:sz="1"/>
+              <w:bottom w:val="single" w:color="BBBBBB" w:sz="1"/>
+              <w:right w:val="single" w:color="BBBBBB" w:sz="1"/>
+            </w:tcBorders>
+            <w:shd w:fill="EEF3F8" w:color="auto" w:val="clear"/>
+            <w:tcMar>
+              <w:top w:type="dxa" w:w="60"/>
+              <w:left w:type="dxa" w:w="110"/>
+              <w:bottom w:type="dxa" w:w="60"/>
+              <w:right w:type="dxa" w:w="110"/>
+            </w:tcMar>
+            <w:vAlign w:val="center"/>
+          </w:tcPr>
+          <w:p>
+            <w:pPr>
+              <w:spacing w:after="0"/>
+            </w:pPr>
+            <w:r>
+              <w:rPr>
+                <w:b w:val="false"/>
+                <w:bCs w:val="false"/>
+                <w:sz w:val="20"/>
+                <w:szCs w:val="20"/>
+              </w:rPr>
+              <w:t xml:space="preserve">✅</w:t>
+            </w:r>
+          </w:p>
+        </w:tc>
+        <w:tc>
+          <w:tcPr>
+            <w:tcW w:type="dxa" w:w="4300"/>
+            <w:tcBorders>
+              <w:top w:val="single" w:color="BBBBBB" w:sz="1"/>
+              <w:left w:val="single" w:color="BBBBBB" w:sz="1"/>
+              <w:bottom w:val="single" w:color="BBBBBB" w:sz="1"/>
+              <w:right w:val="single" w:color="BBBBBB" w:sz="1"/>
+            </w:tcBorders>
+            <w:shd w:fill="EEF3F8" w:color="auto" w:val="clear"/>
+            <w:tcMar>
+              <w:top w:type="dxa" w:w="60"/>
+              <w:left w:type="dxa" w:w="110"/>
+              <w:bottom w:type="dxa" w:w="60"/>
+              <w:right w:type="dxa" w:w="110"/>
+            </w:tcMar>
+            <w:vAlign w:val="center"/>
+          </w:tcPr>
+          <w:p>
+            <w:pPr>
+              <w:spacing w:after="0"/>
+            </w:pPr>
+            <w:r>
+              <w:rPr>
+                <w:b w:val="false"/>
+                <w:bCs w:val="false"/>
+                <w:sz w:val="20"/>
+                <w:szCs w:val="20"/>
+              </w:rPr>
+              <w:t xml:space="preserve">fail-closed·동일 파사드 검증</w:t>
+            </w:r>
+          </w:p>
+        </w:tc>
+        <w:tc>
+          <w:tcPr>
+            <w:tcW w:type="dxa" w:w="3126"/>
+            <w:tcBorders>
+              <w:top w:val="single" w:color="BBBBBB" w:sz="1"/>
+              <w:left w:val="single" w:color="BBBBBB" w:sz="1"/>
+              <w:bottom w:val="single" w:color="BBBBBB" w:sz="1"/>
+              <w:right w:val="single" w:color="BBBBBB" w:sz="1"/>
+            </w:tcBorders>
+            <w:shd w:fill="EEF3F8" w:color="auto" w:val="clear"/>
+            <w:tcMar>
+              <w:top w:type="dxa" w:w="60"/>
+              <w:left w:type="dxa" w:w="110"/>
+              <w:bottom w:type="dxa" w:w="60"/>
+              <w:right w:type="dxa" w:w="110"/>
+            </w:tcMar>
+            <w:vAlign w:val="center"/>
+          </w:tcPr>
+          <w:p>
+            <w:pPr>
+              <w:spacing w:after="0"/>
+            </w:pPr>
+            <w:r>
+              <w:rPr>
+                <w:b w:val="false"/>
+                <w:bCs w:val="false"/>
+                <w:sz w:val="20"/>
+                <w:szCs w:val="20"/>
+              </w:rPr>
+              <w:t xml:space="preserve">전 경로 검증 실패 시 미실행</w:t>
+            </w:r>
+          </w:p>
+        </w:tc>
+      </w:tr>
+      <w:tr>
+        <w:tc>
+          <w:tcPr>
+            <w:tcW w:type="dxa" w:w="700"/>
+            <w:tcBorders>
+              <w:top w:val="single" w:color="BBBBBB" w:sz="1"/>
+              <w:left w:val="single" w:color="BBBBBB" w:sz="1"/>
+              <w:bottom w:val="single" w:color="BBBBBB" w:sz="1"/>
+              <w:right w:val="single" w:color="BBBBBB" w:sz="1"/>
+            </w:tcBorders>
+            <w:tcMar>
+              <w:top w:type="dxa" w:w="60"/>
+              <w:left w:type="dxa" w:w="110"/>
+              <w:bottom w:type="dxa" w:w="60"/>
+              <w:right w:type="dxa" w:w="110"/>
+            </w:tcMar>
+            <w:vAlign w:val="center"/>
+          </w:tcPr>
+          <w:p>
+            <w:pPr>
+              <w:spacing w:after="0"/>
+            </w:pPr>
+            <w:r>
+              <w:rPr>
+                <w:b w:val="false"/>
+                <w:bCs w:val="false"/>
+                <w:sz w:val="20"/>
+                <w:szCs w:val="20"/>
+              </w:rPr>
+              <w:t xml:space="preserve">공통</w:t>
+            </w:r>
+          </w:p>
+        </w:tc>
+        <w:tc>
+          <w:tcPr>
+            <w:tcW w:type="dxa" w:w="900"/>
+            <w:tcBorders>
+              <w:top w:val="single" w:color="BBBBBB" w:sz="1"/>
+              <w:left w:val="single" w:color="BBBBBB" w:sz="1"/>
+              <w:bottom w:val="single" w:color="BBBBBB" w:sz="1"/>
+              <w:right w:val="single" w:color="BBBBBB" w:sz="1"/>
+            </w:tcBorders>
+            <w:tcMar>
+              <w:top w:type="dxa" w:w="60"/>
+              <w:left w:type="dxa" w:w="110"/>
+              <w:bottom w:type="dxa" w:w="60"/>
+              <w:right w:type="dxa" w:w="110"/>
+            </w:tcMar>
+            <w:vAlign w:val="center"/>
+          </w:tcPr>
+          <w:p>
+            <w:pPr>
+              <w:spacing w:after="0"/>
+            </w:pPr>
+            <w:r>
+              <w:rPr>
+                <w:b w:val="false"/>
+                <w:bCs w:val="false"/>
+                <w:sz w:val="20"/>
+                <w:szCs w:val="20"/>
+              </w:rPr>
+              <w:t xml:space="preserve">⚠️</w:t>
+            </w:r>
+          </w:p>
+        </w:tc>
+        <w:tc>
+          <w:tcPr>
+            <w:tcW w:type="dxa" w:w="4300"/>
+            <w:tcBorders>
+              <w:top w:val="single" w:color="BBBBBB" w:sz="1"/>
+              <w:left w:val="single" w:color="BBBBBB" w:sz="1"/>
+              <w:bottom w:val="single" w:color="BBBBBB" w:sz="1"/>
+              <w:right w:val="single" w:color="BBBBBB" w:sz="1"/>
+            </w:tcBorders>
+            <w:tcMar>
+              <w:top w:type="dxa" w:w="60"/>
+              <w:left w:type="dxa" w:w="110"/>
+              <w:bottom w:type="dxa" w:w="60"/>
+              <w:right w:type="dxa" w:w="110"/>
+            </w:tcMar>
+            <w:vAlign w:val="center"/>
+          </w:tcPr>
+          <w:p>
+            <w:pPr>
+              <w:spacing w:after="0"/>
+            </w:pPr>
+            <w:r>
+              <w:rPr>
+                <w:b w:val="false"/>
+                <w:bCs w:val="false"/>
+                <w:sz w:val="20"/>
+                <w:szCs w:val="20"/>
+              </w:rPr>
+              <w:t xml:space="preserve">같은 잘못된 입력에 동일 오류 코드·correlation-id 일관</w:t>
+            </w:r>
+          </w:p>
+        </w:tc>
+        <w:tc>
+          <w:tcPr>
+            <w:tcW w:type="dxa" w:w="3126"/>
+            <w:tcBorders>
+              <w:top w:val="single" w:color="BBBBBB" w:sz="1"/>
+              <w:left w:val="single" w:color="BBBBBB" w:sz="1"/>
+              <w:bottom w:val="single" w:color="BBBBBB" w:sz="1"/>
+              <w:right w:val="single" w:color="BBBBBB" w:sz="1"/>
+            </w:tcBorders>
+            <w:tcMar>
+              <w:top w:type="dxa" w:w="60"/>
+              <w:left w:type="dxa" w:w="110"/>
+              <w:bottom w:type="dxa" w:w="60"/>
+              <w:right w:type="dxa" w:w="110"/>
+            </w:tcMar>
+            <w:vAlign w:val="center"/>
+          </w:tcPr>
+          <w:p>
+            <w:pPr>
+              <w:spacing w:after="0"/>
+            </w:pPr>
+            <w:r>
+              <w:rPr>
+                <w:b w:val="false"/>
+                <w:bCs w:val="false"/>
+                <w:sz w:val="20"/>
+                <w:szCs w:val="20"/>
+              </w:rPr>
+              <w:t xml:space="preserve">일관성·추적성</w:t>
+            </w:r>
+          </w:p>
+        </w:tc>
+      </w:tr>
+      <w:tr>
+        <w:tc>
+          <w:tcPr>
+            <w:tcW w:type="dxa" w:w="700"/>
+            <w:tcBorders>
+              <w:top w:val="single" w:color="BBBBBB" w:sz="1"/>
+              <w:left w:val="single" w:color="BBBBBB" w:sz="1"/>
+              <w:bottom w:val="single" w:color="BBBBBB" w:sz="1"/>
+              <w:right w:val="single" w:color="BBBBBB" w:sz="1"/>
+            </w:tcBorders>
+            <w:shd w:fill="EEF3F8" w:color="auto" w:val="clear"/>
+            <w:tcMar>
+              <w:top w:type="dxa" w:w="60"/>
+              <w:left w:type="dxa" w:w="110"/>
+              <w:bottom w:type="dxa" w:w="60"/>
+              <w:right w:type="dxa" w:w="110"/>
+            </w:tcMar>
+            <w:vAlign w:val="center"/>
+          </w:tcPr>
+          <w:p>
+            <w:pPr>
+              <w:spacing w:after="0"/>
+            </w:pPr>
+            <w:r>
+              <w:rPr>
+                <w:b w:val="false"/>
+                <w:bCs w:val="false"/>
+                <w:sz w:val="20"/>
+                <w:szCs w:val="20"/>
+              </w:rPr>
+              <w:t xml:space="preserve">공통</w:t>
+            </w:r>
+          </w:p>
+        </w:tc>
+        <w:tc>
+          <w:tcPr>
+            <w:tcW w:type="dxa" w:w="900"/>
+            <w:tcBorders>
+              <w:top w:val="single" w:color="BBBBBB" w:sz="1"/>
+              <w:left w:val="single" w:color="BBBBBB" w:sz="1"/>
+              <w:bottom w:val="single" w:color="BBBBBB" w:sz="1"/>
+              <w:right w:val="single" w:color="BBBBBB" w:sz="1"/>
+            </w:tcBorders>
+            <w:shd w:fill="EEF3F8" w:color="auto" w:val="clear"/>
+            <w:tcMar>
+              <w:top w:type="dxa" w:w="60"/>
+              <w:left w:type="dxa" w:w="110"/>
+              <w:bottom w:type="dxa" w:w="60"/>
+              <w:right w:type="dxa" w:w="110"/>
+            </w:tcMar>
+            <w:vAlign w:val="center"/>
+          </w:tcPr>
+          <w:p>
+            <w:pPr>
+              <w:spacing w:after="0"/>
+            </w:pPr>
+            <w:r>
+              <w:rPr>
+                <w:b w:val="false"/>
+                <w:bCs w:val="false"/>
+                <w:sz w:val="20"/>
+                <w:szCs w:val="20"/>
+              </w:rPr>
+              <w:t xml:space="preserve">⛔</w:t>
+            </w:r>
+          </w:p>
+        </w:tc>
+        <w:tc>
+          <w:tcPr>
+            <w:tcW w:type="dxa" w:w="4300"/>
+            <w:tcBorders>
+              <w:top w:val="single" w:color="BBBBBB" w:sz="1"/>
+              <w:left w:val="single" w:color="BBBBBB" w:sz="1"/>
+              <w:bottom w:val="single" w:color="BBBBBB" w:sz="1"/>
+              <w:right w:val="single" w:color="BBBBBB" w:sz="1"/>
+            </w:tcBorders>
+            <w:shd w:fill="EEF3F8" w:color="auto" w:val="clear"/>
+            <w:tcMar>
+              <w:top w:type="dxa" w:w="60"/>
+              <w:left w:type="dxa" w:w="110"/>
+              <w:bottom w:type="dxa" w:w="60"/>
+              <w:right w:type="dxa" w:w="110"/>
+            </w:tcMar>
+            <w:vAlign w:val="center"/>
+          </w:tcPr>
+          <w:p>
+            <w:pPr>
+              <w:spacing w:after="0"/>
+            </w:pPr>
+            <w:r>
+              <w:rPr>
+                <w:b w:val="false"/>
+                <w:bCs w:val="false"/>
+                <w:sz w:val="20"/>
+                <w:szCs w:val="20"/>
+              </w:rPr>
+              <w:t xml:space="preserve">깨진 JSON→400 / 예기치 못한 오류→500</w:t>
+            </w:r>
+          </w:p>
+        </w:tc>
+        <w:tc>
+          <w:tcPr>
+            <w:tcW w:type="dxa" w:w="3126"/>
+            <w:tcBorders>
+              <w:top w:val="single" w:color="BBBBBB" w:sz="1"/>
+              <w:left w:val="single" w:color="BBBBBB" w:sz="1"/>
+              <w:bottom w:val="single" w:color="BBBBBB" w:sz="1"/>
+              <w:right w:val="single" w:color="BBBBBB" w:sz="1"/>
+            </w:tcBorders>
+            <w:shd w:fill="EEF3F8" w:color="auto" w:val="clear"/>
+            <w:tcMar>
+              <w:top w:type="dxa" w:w="60"/>
+              <w:left w:type="dxa" w:w="110"/>
+              <w:bottom w:type="dxa" w:w="60"/>
+              <w:right w:type="dxa" w:w="110"/>
+            </w:tcMar>
+            <w:vAlign w:val="center"/>
+          </w:tcPr>
+          <w:p>
+            <w:pPr>
+              <w:spacing w:after="0"/>
+            </w:pPr>
+            <w:r>
+              <w:rPr>
+                <w:b w:val="false"/>
+                <w:bCs w:val="false"/>
+                <w:sz w:val="20"/>
+                <w:szCs w:val="20"/>
+              </w:rPr>
+              <w:t xml:space="preserve">구조화 오류, 스택트레이스 미노출</w:t>
             </w:r>
           </w:p>
         </w:tc>
@@ -25311,7 +32666,7 @@
         <w:sz w:val="16"/>
         <w:szCs w:val="16"/>
       </w:rPr>
-      <w:t xml:space="preserve">waste-sim-spring · SRS / SDD / TDD · v1.4</w:t>
+      <w:t xml:space="preserve">waste-sim-spring · SRS / SDD / TDD · v1.5</w:t>
     </w:r>
   </w:p>
 </w:hdr>
